--- a/manuscript/Alves ER et al JMV 2026.docx
+++ b/manuscript/Alves ER et al JMV 2026.docx
@@ -1,13 +1,20 @@
 
 <file path=word/document.xml><?xml version="1.0" encoding="utf-8"?>
-<w:document xmlns:wpc="http://schemas.microsoft.com/office/word/2010/wordprocessingCanvas" xmlns:cx="http://schemas.microsoft.com/office/drawing/2014/chartex" xmlns:cx1="http://schemas.microsoft.com/office/drawing/2015/9/8/chartex" xmlns:cx2="http://schemas.microsoft.com/office/drawing/2015/10/21/chartex" xmlns:cx3="http://schemas.microsoft.com/office/drawing/2016/5/9/chartex" xmlns:cx4="http://schemas.microsoft.com/office/drawing/2016/5/10/chartex" xmlns:cx5="http://schemas.microsoft.com/office/drawing/2016/5/11/chartex" xmlns:cx6="http://schemas.microsoft.com/office/drawing/2016/5/12/chartex" xmlns:cx7="http://schemas.microsoft.com/office/drawing/2016/5/13/chartex" xmlns:cx8="http://schemas.microsoft.com/office/drawing/2016/5/14/chartex" xmlns:mc="http://schemas.openxmlformats.org/markup-compatibility/2006" xmlns:aink="http://schemas.microsoft.com/office/drawing/2016/ink" xmlns:am3d="http://schemas.microsoft.com/office/drawing/2017/model3d" xmlns:o="urn:schemas-microsoft-com:office:office" xmlns:oel="http://schemas.microsoft.com/office/2019/extlst" xmlns:r="http://schemas.openxmlformats.org/officeDocument/2006/relationships" xmlns:m="http://schemas.openxmlformats.org/officeDocument/2006/math" xmlns:v="urn:schemas-microsoft-com:vml" xmlns:wp14="http://schemas.microsoft.com/office/word/2010/wordprocessingDrawing" xmlns:wp="http://schemas.openxmlformats.org/drawingml/2006/wordprocessingDrawing" xmlns:w10="urn:schemas-microsoft-com:office:word" xmlns:w="http://schemas.openxmlformats.org/wordprocessingml/2006/main" xmlns:w14="http://schemas.microsoft.com/office/word/2010/wordml" xmlns:w15="http://schemas.microsoft.com/office/word/2012/wordml" xmlns:w16cex="http://schemas.microsoft.com/office/word/2018/wordml/cex" xmlns:w16cid="http://schemas.microsoft.com/office/word/2016/wordml/cid" xmlns:w16="http://schemas.microsoft.com/office/word/2018/wordml" xmlns:w16du="http://schemas.microsoft.com/office/word/2023/wordml/word16du" xmlns:w16sdtdh="http://schemas.microsoft.com/office/word/2020/wordml/sdtdatahash" xmlns:w16sdtfl="http://schemas.microsoft.com/office/word/2024/wordml/sdtformatlock" xmlns:w16se="http://schemas.microsoft.com/office/word/2015/wordml/symex" xmlns:wpg="http://schemas.microsoft.com/office/word/2010/wordprocessingGroup" xmlns:wpi="http://schemas.microsoft.com/office/word/2010/wordprocessingInk" xmlns:wne="http://schemas.microsoft.com/office/word/2006/wordml" xmlns:wps="http://schemas.microsoft.com/office/word/2010/wordprocessingShape" mc:Ignorable="w14 w15 w16se w16cid w16 w16cex w16sdtdh w16sdtfl w16du wp14">
+<w:document xmlns:wpc="http://schemas.microsoft.com/office/word/2010/wordprocessingCanvas" xmlns:mc="http://schemas.openxmlformats.org/markup-compatibility/2006" xmlns:o="urn:schemas-microsoft-com:office:office" xmlns:r="http://schemas.openxmlformats.org/officeDocument/2006/relationships" xmlns:m="http://schemas.openxmlformats.org/officeDocument/2006/math" xmlns:v="urn:schemas-microsoft-com:vml" xmlns:wp14="http://schemas.microsoft.com/office/word/2010/wordprocessingDrawing" xmlns:wp="http://schemas.openxmlformats.org/drawingml/2006/wordprocessingDrawing" xmlns:w10="urn:schemas-microsoft-com:office:word" xmlns:w="http://schemas.openxmlformats.org/wordprocessingml/2006/main" xmlns:w14="http://schemas.microsoft.com/office/word/2010/wordml" xmlns:w15="http://schemas.microsoft.com/office/word/2012/wordml" xmlns:w16se="http://schemas.microsoft.com/office/word/2015/wordml/symex" xmlns:w16cid="http://schemas.microsoft.com/office/word/2016/wordml/cid" xmlns:w16="http://schemas.microsoft.com/office/word/2018/wordml" xmlns:w16cex="http://schemas.microsoft.com/office/word/2018/wordml/cex" xmlns:w16sdtdh="http://schemas.microsoft.com/office/word/2020/wordml/sdtdatahash" xmlns:wne="http://schemas.microsoft.com/office/word/2006/wordml" xmlns:wpg="http://schemas.microsoft.com/office/word/2010/wordprocessingGroup" xmlns:wps="http://schemas.microsoft.com/office/word/2010/wordprocessingShape" mc:Ignorable="w14 w15 w16se w16cid w16 w16cex w16sdtdh wp14">
   <w:body>
     <w:p>
       <w:pPr>
         <w:pStyle w:val="Ttulo"/>
       </w:pPr>
       <w:r>
-        <w:t xml:space="preserve">Spatiotemporal Dynamics and Climatic Correlates of Dengue, Chikungunya, and Zika in Brazil during 2016–2026</w:t>
+        <w:rPr>
+          <w:rFonts w:ascii="Times New Roman" w:hAnsi="Times New Roman" w:eastAsia="Times New Roman" w:cs="Times New Roman"/>
+          <w:b/>
+          <w:bCs/>
+          <w:sz w:val="28"/>
+          <w:szCs w:val="28"/>
+        </w:rPr>
+        <w:t>Spatiotemporal Dynamics and Climatic Correlates of Dengue, Chikungunya, and Zika in Brazil during 2016–2026</w:t>
       </w:r>
     </w:p>
     <w:p>
@@ -15,7 +22,14 @@
         <w:pStyle w:val="RunningTitle"/>
       </w:pPr>
       <w:r>
-        <w:t xml:space="preserve">Running title: Dengue, chikungunya, and Zika in Brazil, 2016–2026</w:t>
+        <w:rPr>
+          <w:rFonts w:ascii="Times New Roman" w:hAnsi="Times New Roman" w:eastAsia="Times New Roman" w:cs="Times New Roman"/>
+          <w:i/>
+          <w:iCs/>
+          <w:sz w:val="24"/>
+          <w:szCs w:val="24"/>
+        </w:rPr>
+        <w:t>Running title: Dengue, chikungunya, and Zika in Brazil, 2016–2026</w:t>
       </w:r>
     </w:p>
     <w:p>
@@ -23,85 +37,157 @@
         <w:pStyle w:val="Authors"/>
       </w:pPr>
       <w:r>
-        <w:t xml:space="preserve">Eduardo Ramos Alves</w:t>
-      </w:r>
-      <w:r>
-        <w:rPr>
-          <w:vertAlign w:val="superscript"/>
-        </w:rPr>
-        <w:t xml:space="preserve">1,2,*</w:t>
-      </w:r>
-      <w:r>
-        <w:t xml:space="preserve">, Sofia Lírio dos Santos Silva</w:t>
-      </w:r>
-      <w:r>
-        <w:rPr>
-          <w:vertAlign w:val="superscript"/>
-        </w:rPr>
-        <w:t xml:space="preserve">3</w:t>
-      </w:r>
-      <w:r>
-        <w:t xml:space="preserve">, Aila Alves dos Santos</w:t>
-      </w:r>
-      <w:r>
-        <w:rPr>
-          <w:vertAlign w:val="superscript"/>
-        </w:rPr>
-        <w:t xml:space="preserve">1,4</w:t>
-      </w:r>
-      <w:r>
-        <w:t xml:space="preserve">, Gustavo Almeida Santana</w:t>
-      </w:r>
-      <w:r>
-        <w:rPr>
-          <w:vertAlign w:val="superscript"/>
-        </w:rPr>
-        <w:t xml:space="preserve">1</w:t>
-      </w:r>
-      <w:r>
-        <w:t xml:space="preserve">, Sidney Carlos de Jesus Santana</w:t>
-      </w:r>
-      <w:r>
-        <w:rPr>
-          <w:vertAlign w:val="superscript"/>
-        </w:rPr>
-        <w:t xml:space="preserve">1</w:t>
-      </w:r>
-      <w:r>
-        <w:t xml:space="preserve">, Geraldo Argolo Ferraro</w:t>
-      </w:r>
-      <w:r>
-        <w:rPr>
-          <w:vertAlign w:val="superscript"/>
-        </w:rPr>
-        <w:t xml:space="preserve">1</w:t>
-      </w:r>
-      <w:r>
-        <w:t xml:space="preserve">, Vanessa da Silva Brito</w:t>
-      </w:r>
-      <w:r>
-        <w:rPr>
-          <w:vertAlign w:val="superscript"/>
-        </w:rPr>
-        <w:t xml:space="preserve">1</w:t>
-      </w:r>
-      <w:r>
-        <w:t xml:space="preserve">, Viviane Matos Ferreira</w:t>
-      </w:r>
-      <w:r>
-        <w:rPr>
-          <w:vertAlign w:val="superscript"/>
-        </w:rPr>
-        <w:t xml:space="preserve">1</w:t>
-      </w:r>
-      <w:r>
-        <w:t xml:space="preserve">, Galileu Barbosa Costa</w:t>
-      </w:r>
-      <w:r>
-        <w:rPr>
-          <w:vertAlign w:val="superscript"/>
-        </w:rPr>
-        <w:t xml:space="preserve">5,*</w:t>
+        <w:rPr>
+          <w:rFonts w:ascii="Times New Roman" w:hAnsi="Times New Roman" w:eastAsia="Times New Roman" w:cs="Times New Roman"/>
+          <w:sz w:val="24"/>
+          <w:szCs w:val="24"/>
+        </w:rPr>
+        <w:t>Eduardo Ramos Alves</w:t>
+      </w:r>
+      <w:r>
+        <w:rPr>
+          <w:rFonts w:ascii="Times New Roman" w:hAnsi="Times New Roman" w:eastAsia="Times New Roman" w:cs="Times New Roman"/>
+          <w:sz w:val="24"/>
+          <w:szCs w:val="24"/>
+          <w:vertAlign w:val="superscript"/>
+        </w:rPr>
+        <w:t>1,2,*</w:t>
+      </w:r>
+      <w:r>
+        <w:rPr>
+          <w:rFonts w:ascii="Times New Roman" w:hAnsi="Times New Roman" w:eastAsia="Times New Roman" w:cs="Times New Roman"/>
+          <w:sz w:val="24"/>
+          <w:szCs w:val="24"/>
+        </w:rPr>
+        <w:t>, Sofia Lírio dos Santos Silva</w:t>
+      </w:r>
+      <w:r>
+        <w:rPr>
+          <w:rFonts w:ascii="Times New Roman" w:hAnsi="Times New Roman" w:eastAsia="Times New Roman" w:cs="Times New Roman"/>
+          <w:sz w:val="24"/>
+          <w:szCs w:val="24"/>
+          <w:vertAlign w:val="superscript"/>
+        </w:rPr>
+        <w:t>3</w:t>
+      </w:r>
+      <w:r>
+        <w:rPr>
+          <w:rFonts w:ascii="Times New Roman" w:hAnsi="Times New Roman" w:eastAsia="Times New Roman" w:cs="Times New Roman"/>
+          <w:sz w:val="24"/>
+          <w:szCs w:val="24"/>
+        </w:rPr>
+        <w:t>, Aila Alves dos Santos</w:t>
+      </w:r>
+      <w:r>
+        <w:rPr>
+          <w:rFonts w:ascii="Times New Roman" w:hAnsi="Times New Roman" w:eastAsia="Times New Roman" w:cs="Times New Roman"/>
+          <w:sz w:val="24"/>
+          <w:szCs w:val="24"/>
+          <w:vertAlign w:val="superscript"/>
+        </w:rPr>
+        <w:t>1,4</w:t>
+      </w:r>
+      <w:r>
+        <w:rPr>
+          <w:rFonts w:ascii="Times New Roman" w:hAnsi="Times New Roman" w:eastAsia="Times New Roman" w:cs="Times New Roman"/>
+          <w:sz w:val="24"/>
+          <w:szCs w:val="24"/>
+        </w:rPr>
+        <w:t>, Gustavo Almeida Santana</w:t>
+      </w:r>
+      <w:r>
+        <w:rPr>
+          <w:rFonts w:ascii="Times New Roman" w:hAnsi="Times New Roman" w:eastAsia="Times New Roman" w:cs="Times New Roman"/>
+          <w:sz w:val="24"/>
+          <w:szCs w:val="24"/>
+          <w:vertAlign w:val="superscript"/>
+        </w:rPr>
+        <w:t>1</w:t>
+      </w:r>
+      <w:r>
+        <w:rPr>
+          <w:rFonts w:ascii="Times New Roman" w:hAnsi="Times New Roman" w:eastAsia="Times New Roman" w:cs="Times New Roman"/>
+          <w:sz w:val="24"/>
+          <w:szCs w:val="24"/>
+        </w:rPr>
+        <w:t>, Sidney Carlos de Jesus Santana</w:t>
+      </w:r>
+      <w:r>
+        <w:rPr>
+          <w:rFonts w:ascii="Times New Roman" w:hAnsi="Times New Roman" w:eastAsia="Times New Roman" w:cs="Times New Roman"/>
+          <w:sz w:val="24"/>
+          <w:szCs w:val="24"/>
+          <w:vertAlign w:val="superscript"/>
+        </w:rPr>
+        <w:t>1</w:t>
+      </w:r>
+      <w:r>
+        <w:rPr>
+          <w:rFonts w:ascii="Times New Roman" w:hAnsi="Times New Roman" w:eastAsia="Times New Roman" w:cs="Times New Roman"/>
+          <w:sz w:val="24"/>
+          <w:szCs w:val="24"/>
+        </w:rPr>
+        <w:t>, Geraldo Argolo Ferraro</w:t>
+      </w:r>
+      <w:r>
+        <w:rPr>
+          <w:rFonts w:ascii="Times New Roman" w:hAnsi="Times New Roman" w:eastAsia="Times New Roman" w:cs="Times New Roman"/>
+          <w:sz w:val="24"/>
+          <w:szCs w:val="24"/>
+          <w:vertAlign w:val="superscript"/>
+        </w:rPr>
+        <w:t>1</w:t>
+      </w:r>
+      <w:r>
+        <w:rPr>
+          <w:rFonts w:ascii="Times New Roman" w:hAnsi="Times New Roman" w:eastAsia="Times New Roman" w:cs="Times New Roman"/>
+          <w:sz w:val="24"/>
+          <w:szCs w:val="24"/>
+        </w:rPr>
+        <w:t>, Vanessa da Silva Brito</w:t>
+      </w:r>
+      <w:r>
+        <w:rPr>
+          <w:rFonts w:ascii="Times New Roman" w:hAnsi="Times New Roman" w:eastAsia="Times New Roman" w:cs="Times New Roman"/>
+          <w:sz w:val="24"/>
+          <w:szCs w:val="24"/>
+          <w:vertAlign w:val="superscript"/>
+        </w:rPr>
+        <w:t>1</w:t>
+      </w:r>
+      <w:r>
+        <w:rPr>
+          <w:rFonts w:ascii="Times New Roman" w:hAnsi="Times New Roman" w:eastAsia="Times New Roman" w:cs="Times New Roman"/>
+          <w:sz w:val="24"/>
+          <w:szCs w:val="24"/>
+        </w:rPr>
+        <w:t>, Viviane Matos Ferreira</w:t>
+      </w:r>
+      <w:r>
+        <w:rPr>
+          <w:rFonts w:ascii="Times New Roman" w:hAnsi="Times New Roman" w:eastAsia="Times New Roman" w:cs="Times New Roman"/>
+          <w:sz w:val="24"/>
+          <w:szCs w:val="24"/>
+          <w:vertAlign w:val="superscript"/>
+        </w:rPr>
+        <w:t>1</w:t>
+      </w:r>
+      <w:r>
+        <w:rPr>
+          <w:rFonts w:ascii="Times New Roman" w:hAnsi="Times New Roman" w:eastAsia="Times New Roman" w:cs="Times New Roman"/>
+          <w:sz w:val="24"/>
+          <w:szCs w:val="24"/>
+        </w:rPr>
+        <w:t>, Galileu Barbosa Costa</w:t>
+      </w:r>
+      <w:r>
+        <w:rPr>
+          <w:rFonts w:ascii="Times New Roman" w:hAnsi="Times New Roman" w:eastAsia="Times New Roman" w:cs="Times New Roman"/>
+          <w:sz w:val="24"/>
+          <w:szCs w:val="24"/>
+          <w:vertAlign w:val="superscript"/>
+        </w:rPr>
+        <w:t>5,*</w:t>
       </w:r>
     </w:p>
     <w:p>
@@ -110,12 +196,20 @@
       </w:pPr>
       <w:r>
         <w:rPr>
-          <w:vertAlign w:val="superscript"/>
-        </w:rPr>
-        <w:t xml:space="preserve">1</w:t>
-      </w:r>
-      <w:r>
-        <w:t xml:space="preserve">Núcleo de Pesquisa e Inovação, Escola Bahiana de Medicina e Saúde Pública, Salvador, Brazil.</w:t>
+          <w:rFonts w:ascii="Times New Roman" w:hAnsi="Times New Roman" w:eastAsia="Times New Roman" w:cs="Times New Roman"/>
+          <w:sz w:val="24"/>
+          <w:szCs w:val="24"/>
+          <w:vertAlign w:val="superscript"/>
+        </w:rPr>
+        <w:t>1</w:t>
+      </w:r>
+      <w:r>
+        <w:rPr>
+          <w:rFonts w:ascii="Times New Roman" w:hAnsi="Times New Roman" w:eastAsia="Times New Roman" w:cs="Times New Roman"/>
+          <w:sz w:val="24"/>
+          <w:szCs w:val="24"/>
+        </w:rPr>
+        <w:t>Núcleo de Pesquisa e Inovação, Escola Bahiana de Medicina e Saúde Pública, Salvador, Brazil.</w:t>
       </w:r>
     </w:p>
     <w:p>
@@ -124,12 +218,20 @@
       </w:pPr>
       <w:r>
         <w:rPr>
-          <w:vertAlign w:val="superscript"/>
-        </w:rPr>
-        <w:t xml:space="preserve">2</w:t>
-      </w:r>
-      <w:r>
-        <w:t xml:space="preserve">Pontificia Universidade Catolica de Minas Gerais, Belo Horizonte, MG, Brazil.</w:t>
+          <w:rFonts w:ascii="Times New Roman" w:hAnsi="Times New Roman" w:eastAsia="Times New Roman" w:cs="Times New Roman"/>
+          <w:sz w:val="24"/>
+          <w:szCs w:val="24"/>
+          <w:vertAlign w:val="superscript"/>
+        </w:rPr>
+        <w:t>2</w:t>
+      </w:r>
+      <w:r>
+        <w:rPr>
+          <w:rFonts w:ascii="Times New Roman" w:hAnsi="Times New Roman" w:eastAsia="Times New Roman" w:cs="Times New Roman"/>
+          <w:sz w:val="24"/>
+          <w:szCs w:val="24"/>
+        </w:rPr>
+        <w:t>Pontificia Universidade Catolica de Minas Gerais, Belo Horizonte, MG, Brazil.</w:t>
       </w:r>
     </w:p>
     <w:p>
@@ -138,12 +240,20 @@
       </w:pPr>
       <w:r>
         <w:rPr>
-          <w:vertAlign w:val="superscript"/>
-        </w:rPr>
-        <w:t xml:space="preserve">3</w:t>
-      </w:r>
-      <w:r>
-        <w:t xml:space="preserve">Faculdade de Medicina de Ribeirão Preto, USP, Ribeirão Preto, São Paulo, Brazil.</w:t>
+          <w:rFonts w:ascii="Times New Roman" w:hAnsi="Times New Roman" w:eastAsia="Times New Roman" w:cs="Times New Roman"/>
+          <w:sz w:val="24"/>
+          <w:szCs w:val="24"/>
+          <w:vertAlign w:val="superscript"/>
+        </w:rPr>
+        <w:t>3</w:t>
+      </w:r>
+      <w:r>
+        <w:rPr>
+          <w:rFonts w:ascii="Times New Roman" w:hAnsi="Times New Roman" w:eastAsia="Times New Roman" w:cs="Times New Roman"/>
+          <w:sz w:val="24"/>
+          <w:szCs w:val="24"/>
+        </w:rPr>
+        <w:t>Faculdade de Medicina de Ribeirão Preto, USP, Ribeirão Preto, São Paulo, Brazil.</w:t>
       </w:r>
     </w:p>
     <w:p>
@@ -152,12 +262,20 @@
       </w:pPr>
       <w:r>
         <w:rPr>
-          <w:vertAlign w:val="superscript"/>
-        </w:rPr>
-        <w:t xml:space="preserve">4</w:t>
-      </w:r>
-      <w:r>
-        <w:t xml:space="preserve">Universidade Federal da Bahia, Salvador, Brazil.</w:t>
+          <w:rFonts w:ascii="Times New Roman" w:hAnsi="Times New Roman" w:eastAsia="Times New Roman" w:cs="Times New Roman"/>
+          <w:sz w:val="24"/>
+          <w:szCs w:val="24"/>
+          <w:vertAlign w:val="superscript"/>
+        </w:rPr>
+        <w:t>4</w:t>
+      </w:r>
+      <w:r>
+        <w:rPr>
+          <w:rFonts w:ascii="Times New Roman" w:hAnsi="Times New Roman" w:eastAsia="Times New Roman" w:cs="Times New Roman"/>
+          <w:sz w:val="24"/>
+          <w:szCs w:val="24"/>
+        </w:rPr>
+        <w:t>Universidade Federal da Bahia, Salvador, Brazil.</w:t>
       </w:r>
     </w:p>
     <w:p>
@@ -166,12 +284,20 @@
       </w:pPr>
       <w:r>
         <w:rPr>
-          <w:vertAlign w:val="superscript"/>
-        </w:rPr>
-        <w:t xml:space="preserve">5</w:t>
-      </w:r>
-      <w:r>
-        <w:t xml:space="preserve">Clinical Biomarkers Laboratory, St Jude Children’s Research Hospital, Memphis, TN, USA.</w:t>
+          <w:rFonts w:ascii="Times New Roman" w:hAnsi="Times New Roman" w:eastAsia="Times New Roman" w:cs="Times New Roman"/>
+          <w:sz w:val="24"/>
+          <w:szCs w:val="24"/>
+          <w:vertAlign w:val="superscript"/>
+        </w:rPr>
+        <w:t>5</w:t>
+      </w:r>
+      <w:r>
+        <w:rPr>
+          <w:rFonts w:ascii="Times New Roman" w:hAnsi="Times New Roman" w:eastAsia="Times New Roman" w:cs="Times New Roman"/>
+          <w:sz w:val="24"/>
+          <w:szCs w:val="24"/>
+        </w:rPr>
+        <w:t>Clinical Biomarkers Laboratory, St Jude Children’s Research Hospital, Memphis, TN, USA.</w:t>
       </w:r>
     </w:p>
     <w:p>
@@ -179,7 +305,12 @@
         <w:pStyle w:val="Corr"/>
       </w:pPr>
       <w:r>
-        <w:t xml:space="preserve">*Address correspondence to: eduardoramosalves23@gmail.com, galileuk1@gmail.com</w:t>
+        <w:rPr>
+          <w:rFonts w:ascii="Times New Roman" w:hAnsi="Times New Roman" w:eastAsia="Times New Roman" w:cs="Times New Roman"/>
+          <w:sz w:val="24"/>
+          <w:szCs w:val="24"/>
+        </w:rPr>
+        <w:t>*Address correspondence to: eduardoramosalves23@gmail.com, galileuk1@gmail.com</w:t>
       </w:r>
     </w:p>
     <w:p>
@@ -187,13 +318,21 @@
         <w:pStyle w:val="Corr"/>
       </w:pPr>
       <w:r>
+        <w:rPr>
+          <w:rFonts w:ascii="Times New Roman" w:hAnsi="Times New Roman" w:eastAsia="Times New Roman" w:cs="Times New Roman"/>
+          <w:sz w:val="24"/>
+          <w:szCs w:val="24"/>
+        </w:rPr>
         <w:t xml:space="preserve">ORCID iDs: </w:t>
       </w:r>
       <w:r>
         <w:rPr>
+          <w:rFonts w:ascii="Times New Roman" w:hAnsi="Times New Roman" w:eastAsia="Times New Roman" w:cs="Times New Roman"/>
+          <w:sz w:val="24"/>
+          <w:szCs w:val="24"/>
           <w:highlight w:val="yellow"/>
         </w:rPr>
-        <w:t xml:space="preserve">to be provided by each author</w:t>
+        <w:t>to be provided by each author</w:t>
       </w:r>
     </w:p>
     <w:p>
@@ -201,13 +340,21 @@
         <w:pStyle w:val="Corr"/>
       </w:pPr>
       <w:r>
+        <w:rPr>
+          <w:rFonts w:ascii="Times New Roman" w:hAnsi="Times New Roman" w:eastAsia="Times New Roman" w:cs="Times New Roman"/>
+          <w:sz w:val="24"/>
+          <w:szCs w:val="24"/>
+        </w:rPr>
         <w:t xml:space="preserve">Funding information: </w:t>
       </w:r>
       <w:r>
         <w:rPr>
+          <w:rFonts w:ascii="Times New Roman" w:hAnsi="Times New Roman" w:eastAsia="Times New Roman" w:cs="Times New Roman"/>
+          <w:sz w:val="24"/>
+          <w:szCs w:val="24"/>
           <w:highlight w:val="yellow"/>
         </w:rPr>
-        <w:t xml:space="preserve">to be provided by the authors</w:t>
+        <w:t>to be provided by the authors</w:t>
       </w:r>
     </w:p>
     <w:p>
@@ -215,7 +362,12 @@
         <w:pStyle w:val="Corr"/>
       </w:pPr>
       <w:r>
-        <w:t xml:space="preserve">Word counts: abstract, 182; main text, 6,792. References: 70. Figures: 8 main and 7 supplementary. Tables: none.</w:t>
+        <w:rPr>
+          <w:rFonts w:ascii="Times New Roman" w:hAnsi="Times New Roman" w:eastAsia="Times New Roman" w:cs="Times New Roman"/>
+          <w:sz w:val="24"/>
+          <w:szCs w:val="24"/>
+        </w:rPr>
+        <w:t>Word counts: abstract, 182; main text, 6,792. References: 70. Figures: 8 main and 7 supplementary. Tables: none.</w:t>
       </w:r>
     </w:p>
     <w:p>
@@ -223,7 +375,14 @@
         <w:pStyle w:val="Label"/>
       </w:pPr>
       <w:r>
-        <w:t xml:space="preserve">ABSTRACT</w:t>
+        <w:rPr>
+          <w:rFonts w:ascii="Times New Roman" w:hAnsi="Times New Roman" w:eastAsia="Times New Roman" w:cs="Times New Roman"/>
+          <w:b/>
+          <w:bCs/>
+          <w:sz w:val="24"/>
+          <w:szCs w:val="24"/>
+        </w:rPr>
+        <w:t>ABSTRACT</w:t>
       </w:r>
     </w:p>
     <w:p>
@@ -231,15 +390,29 @@
         <w:pStyle w:val="Abstract"/>
       </w:pPr>
       <w:r>
+        <w:rPr>
+          <w:rFonts w:ascii="Times New Roman" w:hAnsi="Times New Roman" w:eastAsia="Times New Roman" w:cs="Times New Roman"/>
+          <w:sz w:val="24"/>
+          <w:szCs w:val="24"/>
+        </w:rPr>
         <w:t xml:space="preserve">Dengue virus (DENV), chikungunya virus (CHIKV), and Zika virus (ZIKV) share </w:t>
       </w:r>
       <w:r>
         <w:rPr>
-          <w:i/>
-        </w:rPr>
-        <w:t xml:space="preserve">Aedes</w:t>
-      </w:r>
-      <w:r>
+          <w:rFonts w:ascii="Times New Roman" w:hAnsi="Times New Roman" w:eastAsia="Times New Roman" w:cs="Times New Roman"/>
+          <w:i/>
+          <w:iCs/>
+          <w:sz w:val="24"/>
+          <w:szCs w:val="24"/>
+        </w:rPr>
+        <w:t>Aedes</w:t>
+      </w:r>
+      <w:r>
+        <w:rPr>
+          <w:rFonts w:ascii="Times New Roman" w:hAnsi="Times New Roman" w:eastAsia="Times New Roman" w:cs="Times New Roman"/>
+          <w:sz w:val="24"/>
+          <w:szCs w:val="24"/>
+        </w:rPr>
         <w:t xml:space="preserve"> vectors and climatic determinants, yet their epidemiological trajectories in Brazil differ markedly. We compared their spatial, temporal, and climatic profiles in a nationwide ecological study of confirmed and probable cases (discarded notifications excluded) in the 27 federative units, from January 2016 to September 2026, with population and station-based climate data; 2026 is a partial year (January–September), annualized in the annual analyses. Dengue carried the highest burden and peaked in 2024 (6.56 million cases; 3,088 per 100,000). Global spatial autocorrelation was significant for dengue (Moran’s I = 0.516) and, more weakly, chikungunya (0.231), but not Zika. Dengue increased in two southern states and chikungunya in three states of the Central-West and Southeast (one robust to multiple testing), and Zika declined in 13 states. In pooled negative binomial models, temperature was positively associated with dengue (incidence rate ratio [IRR] 1.11 per °C; 95% CI 1.03–1.19) and Zika (1.11; 1.00–1.22) but not chikungunya, and the dengue association was concentrated at a two-month lag. These patterns support regionalized, climate-informed surveillance based on population-adjusted burden.</w:t>
       </w:r>
     </w:p>
@@ -249,11 +422,20 @@
       </w:pPr>
       <w:r>
         <w:rPr>
+          <w:rFonts w:ascii="Times New Roman" w:hAnsi="Times New Roman" w:eastAsia="Times New Roman" w:cs="Times New Roman"/>
           <w:b/>
-        </w:rPr>
-        <w:t xml:space="preserve">Keywords:</w:t>
-      </w:r>
-      <w:r>
+          <w:bCs/>
+          <w:sz w:val="24"/>
+          <w:szCs w:val="24"/>
+        </w:rPr>
+        <w:t>Keywords:</w:t>
+      </w:r>
+      <w:r>
+        <w:rPr>
+          <w:rFonts w:ascii="Times New Roman" w:hAnsi="Times New Roman" w:eastAsia="Times New Roman" w:cs="Times New Roman"/>
+          <w:sz w:val="24"/>
+          <w:szCs w:val="24"/>
+        </w:rPr>
         <w:t xml:space="preserve"> dengue; chikungunya; Zika virus; climate; spatial analysis</w:t>
       </w:r>
     </w:p>
@@ -262,7 +444,14 @@
         <w:pStyle w:val="Ttulo1"/>
       </w:pPr>
       <w:r>
-        <w:t xml:space="preserve">1 | INTRODUCTION</w:t>
+        <w:rPr>
+          <w:rFonts w:ascii="Times New Roman" w:hAnsi="Times New Roman" w:eastAsia="Times New Roman" w:cs="Times New Roman"/>
+          <w:b/>
+          <w:bCs/>
+          <w:sz w:val="24"/>
+          <w:szCs w:val="24"/>
+        </w:rPr>
+        <w:t>1 | INTRODUCTION</w:t>
       </w:r>
     </w:p>
     <w:p>
@@ -270,52 +459,102 @@
         <w:pStyle w:val="Body"/>
       </w:pPr>
       <w:r>
+        <w:rPr>
+          <w:rFonts w:ascii="Times New Roman" w:hAnsi="Times New Roman" w:eastAsia="Times New Roman" w:cs="Times New Roman"/>
+          <w:sz w:val="24"/>
+          <w:szCs w:val="24"/>
+        </w:rPr>
         <w:t xml:space="preserve">Dengue, chikungunya, and Zika are concerning arboviral diseases transmitted in urban settings by </w:t>
       </w:r>
       <w:r>
         <w:rPr>
-          <w:i/>
-        </w:rPr>
-        <w:t xml:space="preserve">Aedes aegypti</w:t>
-      </w:r>
-      <w:r>
+          <w:rFonts w:ascii="Times New Roman" w:hAnsi="Times New Roman" w:eastAsia="Times New Roman" w:cs="Times New Roman"/>
+          <w:i/>
+          <w:iCs/>
+          <w:sz w:val="24"/>
+          <w:szCs w:val="24"/>
+        </w:rPr>
+        <w:t>Aedes aegypti</w:t>
+      </w:r>
+      <w:r>
+        <w:rPr>
+          <w:rFonts w:ascii="Times New Roman" w:hAnsi="Times New Roman" w:eastAsia="Times New Roman" w:cs="Times New Roman"/>
+          <w:sz w:val="24"/>
+          <w:szCs w:val="24"/>
+        </w:rPr>
         <w:t xml:space="preserve">, with </w:t>
       </w:r>
       <w:r>
         <w:rPr>
-          <w:i/>
-        </w:rPr>
-        <w:t xml:space="preserve">Aedes albopictus</w:t>
-      </w:r>
-      <w:r>
+          <w:rFonts w:ascii="Times New Roman" w:hAnsi="Times New Roman" w:eastAsia="Times New Roman" w:cs="Times New Roman"/>
+          <w:i/>
+          <w:iCs/>
+          <w:sz w:val="24"/>
+          <w:szCs w:val="24"/>
+        </w:rPr>
+        <w:t>Aedes albopictus</w:t>
+      </w:r>
+      <w:r>
+        <w:rPr>
+          <w:rFonts w:ascii="Times New Roman" w:hAnsi="Times New Roman" w:eastAsia="Times New Roman" w:cs="Times New Roman"/>
+          <w:sz w:val="24"/>
+          <w:szCs w:val="24"/>
+        </w:rPr>
         <w:t xml:space="preserve"> acting as a secondary vector </w:t>
       </w:r>
       <w:r>
         <w:rPr>
           <w:rStyle w:val="CitationRef"/>
-        </w:rPr>
-        <w:t xml:space="preserve">1,2</w:t>
-      </w:r>
-      <w:r>
+          <w:rFonts w:ascii="Times New Roman" w:hAnsi="Times New Roman" w:eastAsia="Times New Roman" w:cs="Times New Roman"/>
+          <w:sz w:val="24"/>
+          <w:szCs w:val="24"/>
+          <w:vertAlign w:val="superscript"/>
+        </w:rPr>
+        <w:t>1,2</w:t>
+      </w:r>
+      <w:r>
+        <w:rPr>
+          <w:rFonts w:ascii="Times New Roman" w:hAnsi="Times New Roman" w:eastAsia="Times New Roman" w:cs="Times New Roman"/>
+          <w:sz w:val="24"/>
+          <w:szCs w:val="24"/>
+        </w:rPr>
         <w:t xml:space="preserve">. Unlike arboviruses maintained in zoonotic enzootic cycles, these three viruses are sustained in cities by a human–mosquito–human transmission cycle </w:t>
       </w:r>
       <w:r>
         <w:rPr>
           <w:rStyle w:val="CitationRef"/>
-        </w:rPr>
-        <w:t xml:space="preserve">1</w:t>
-      </w:r>
-      <w:r>
+          <w:rFonts w:ascii="Times New Roman" w:hAnsi="Times New Roman" w:eastAsia="Times New Roman" w:cs="Times New Roman"/>
+          <w:sz w:val="24"/>
+          <w:szCs w:val="24"/>
+          <w:vertAlign w:val="superscript"/>
+        </w:rPr>
+        <w:t>1</w:t>
+      </w:r>
+      <w:r>
+        <w:rPr>
+          <w:rFonts w:ascii="Times New Roman" w:hAnsi="Times New Roman" w:eastAsia="Times New Roman" w:cs="Times New Roman"/>
+          <w:sz w:val="24"/>
+          <w:szCs w:val="24"/>
+        </w:rPr>
         <w:t xml:space="preserve">. Although most infections are asymptomatic or cause a self-limiting febrile illness, these diseases impose a substantial burden on health systems through hospitalizations, deaths from severe dengue hemorrhagic fever, chronic arthralgia after chikungunya, and congenital Zika syndrome </w:t>
       </w:r>
       <w:r>
         <w:rPr>
           <w:rStyle w:val="CitationRef"/>
-        </w:rPr>
-        <w:t xml:space="preserve">3–5</w:t>
-      </w:r>
-      <w:r>
-        <w:t xml:space="preserve">.</w:t>
+          <w:rFonts w:ascii="Times New Roman" w:hAnsi="Times New Roman" w:eastAsia="Times New Roman" w:cs="Times New Roman"/>
+          <w:sz w:val="24"/>
+          <w:szCs w:val="24"/>
+          <w:vertAlign w:val="superscript"/>
+        </w:rPr>
+        <w:t>3–5</w:t>
+      </w:r>
+      <w:r>
+        <w:rPr>
+          <w:rFonts w:ascii="Times New Roman" w:hAnsi="Times New Roman" w:eastAsia="Times New Roman" w:cs="Times New Roman"/>
+          <w:sz w:val="24"/>
+          <w:szCs w:val="24"/>
+        </w:rPr>
+        <w:t>.</w:t>
       </w:r>
     </w:p>
     <w:p>
@@ -323,88 +562,174 @@
         <w:pStyle w:val="Body"/>
       </w:pPr>
       <w:r>
+        <w:rPr>
+          <w:rFonts w:ascii="Times New Roman" w:hAnsi="Times New Roman" w:eastAsia="Times New Roman" w:cs="Times New Roman"/>
+          <w:sz w:val="24"/>
+          <w:szCs w:val="24"/>
+        </w:rPr>
         <w:t xml:space="preserve">Brazil is hyperendemic for dengue, with all four serotypes (DENV-1 to DENV-4) circulating for decades </w:t>
       </w:r>
       <w:r>
         <w:rPr>
           <w:rStyle w:val="CitationRef"/>
-        </w:rPr>
-        <w:t xml:space="preserve">6</w:t>
-      </w:r>
-      <w:r>
+          <w:rFonts w:ascii="Times New Roman" w:hAnsi="Times New Roman" w:eastAsia="Times New Roman" w:cs="Times New Roman"/>
+          <w:sz w:val="24"/>
+          <w:szCs w:val="24"/>
+          <w:vertAlign w:val="superscript"/>
+        </w:rPr>
+        <w:t>6</w:t>
+      </w:r>
+      <w:r>
+        <w:rPr>
+          <w:rFonts w:ascii="Times New Roman" w:hAnsi="Times New Roman" w:eastAsia="Times New Roman" w:cs="Times New Roman"/>
+          <w:sz w:val="24"/>
+          <w:szCs w:val="24"/>
+        </w:rPr>
         <w:t xml:space="preserve">. </w:t>
       </w:r>
       <w:r>
         <w:rPr>
-          <w:i/>
-        </w:rPr>
-        <w:t xml:space="preserve">Chikungunya virus</w:t>
-      </w:r>
-      <w:r>
+          <w:rFonts w:ascii="Times New Roman" w:hAnsi="Times New Roman" w:eastAsia="Times New Roman" w:cs="Times New Roman"/>
+          <w:i/>
+          <w:iCs/>
+          <w:sz w:val="24"/>
+          <w:szCs w:val="24"/>
+        </w:rPr>
+        <w:t>Chikungunya virus</w:t>
+      </w:r>
+      <w:r>
+        <w:rPr>
+          <w:rFonts w:ascii="Times New Roman" w:hAnsi="Times New Roman" w:eastAsia="Times New Roman" w:cs="Times New Roman"/>
+          <w:sz w:val="24"/>
+          <w:szCs w:val="24"/>
+        </w:rPr>
         <w:t xml:space="preserve"> (CHIKV), an alphavirus of the family </w:t>
       </w:r>
       <w:r>
         <w:rPr>
-          <w:i/>
-        </w:rPr>
-        <w:t xml:space="preserve">Togaviridae</w:t>
-      </w:r>
-      <w:r>
+          <w:rFonts w:ascii="Times New Roman" w:hAnsi="Times New Roman" w:eastAsia="Times New Roman" w:cs="Times New Roman"/>
+          <w:i/>
+          <w:iCs/>
+          <w:sz w:val="24"/>
+          <w:szCs w:val="24"/>
+        </w:rPr>
+        <w:t>Togaviridae</w:t>
+      </w:r>
+      <w:r>
+        <w:rPr>
+          <w:rFonts w:ascii="Times New Roman" w:hAnsi="Times New Roman" w:eastAsia="Times New Roman" w:cs="Times New Roman"/>
+          <w:sz w:val="24"/>
+          <w:szCs w:val="24"/>
+        </w:rPr>
         <w:t xml:space="preserve">, was introduced in 2014 through two independent events, 1) the Asian genotype in Oiapoque, Amapá State, and the East/Central/South African genotype in Feira de Santana, Bahia State </w:t>
       </w:r>
       <w:r>
         <w:rPr>
           <w:rStyle w:val="CitationRef"/>
-        </w:rPr>
-        <w:t xml:space="preserve">7</w:t>
-      </w:r>
-      <w:r>
+          <w:rFonts w:ascii="Times New Roman" w:hAnsi="Times New Roman" w:eastAsia="Times New Roman" w:cs="Times New Roman"/>
+          <w:sz w:val="24"/>
+          <w:szCs w:val="24"/>
+          <w:vertAlign w:val="superscript"/>
+        </w:rPr>
+        <w:t>7</w:t>
+      </w:r>
+      <w:r>
+        <w:rPr>
+          <w:rFonts w:ascii="Times New Roman" w:hAnsi="Times New Roman" w:eastAsia="Times New Roman" w:cs="Times New Roman"/>
+          <w:sz w:val="24"/>
+          <w:szCs w:val="24"/>
+        </w:rPr>
         <w:t xml:space="preserve">. </w:t>
       </w:r>
       <w:r>
         <w:rPr>
-          <w:i/>
-        </w:rPr>
-        <w:t xml:space="preserve">Zika virus</w:t>
-      </w:r>
-      <w:r>
+          <w:rFonts w:ascii="Times New Roman" w:hAnsi="Times New Roman" w:eastAsia="Times New Roman" w:cs="Times New Roman"/>
+          <w:i/>
+          <w:iCs/>
+          <w:sz w:val="24"/>
+          <w:szCs w:val="24"/>
+        </w:rPr>
+        <w:t>Zika virus</w:t>
+      </w:r>
+      <w:r>
+        <w:rPr>
+          <w:rFonts w:ascii="Times New Roman" w:hAnsi="Times New Roman" w:eastAsia="Times New Roman" w:cs="Times New Roman"/>
+          <w:sz w:val="24"/>
+          <w:szCs w:val="24"/>
+        </w:rPr>
         <w:t xml:space="preserve"> (ZIKV), a flavivirus closely related to DENV, was detected in 2015 and caused an explosive epidemic during 2015–2016 that was followed by a marked increase in microcephaly and other congenital anomalies </w:t>
       </w:r>
       <w:r>
         <w:rPr>
           <w:rStyle w:val="CitationRef"/>
-        </w:rPr>
-        <w:t xml:space="preserve">8,9</w:t>
-      </w:r>
-      <w:r>
+          <w:rFonts w:ascii="Times New Roman" w:hAnsi="Times New Roman" w:eastAsia="Times New Roman" w:cs="Times New Roman"/>
+          <w:sz w:val="24"/>
+          <w:szCs w:val="24"/>
+          <w:vertAlign w:val="superscript"/>
+        </w:rPr>
+        <w:t>8,9</w:t>
+      </w:r>
+      <w:r>
+        <w:rPr>
+          <w:rFonts w:ascii="Times New Roman" w:hAnsi="Times New Roman" w:eastAsia="Times New Roman" w:cs="Times New Roman"/>
+          <w:sz w:val="24"/>
+          <w:szCs w:val="24"/>
+        </w:rPr>
         <w:t xml:space="preserve">. Between 2014 and 2019, the Brazilian Notifiable Diseases Information System (SINAN) registered more than 8 million cases of these three diseases </w:t>
       </w:r>
       <w:r>
         <w:rPr>
           <w:rStyle w:val="CitationRef"/>
-        </w:rPr>
-        <w:t xml:space="preserve">3</w:t>
-      </w:r>
-      <w:r>
+          <w:rFonts w:ascii="Times New Roman" w:hAnsi="Times New Roman" w:eastAsia="Times New Roman" w:cs="Times New Roman"/>
+          <w:sz w:val="24"/>
+          <w:szCs w:val="24"/>
+          <w:vertAlign w:val="superscript"/>
+        </w:rPr>
+        <w:t>3</w:t>
+      </w:r>
+      <w:r>
+        <w:rPr>
+          <w:rFonts w:ascii="Times New Roman" w:hAnsi="Times New Roman" w:eastAsia="Times New Roman" w:cs="Times New Roman"/>
+          <w:sz w:val="24"/>
+          <w:szCs w:val="24"/>
+        </w:rPr>
         <w:t xml:space="preserve">, and in municipalities such as Feira de Santana they produced successive or overlapping epidemics </w:t>
       </w:r>
       <w:r>
         <w:rPr>
           <w:rStyle w:val="CitationRef"/>
-        </w:rPr>
-        <w:t xml:space="preserve">10</w:t>
-      </w:r>
-      <w:r>
+          <w:rFonts w:ascii="Times New Roman" w:hAnsi="Times New Roman" w:eastAsia="Times New Roman" w:cs="Times New Roman"/>
+          <w:sz w:val="24"/>
+          <w:szCs w:val="24"/>
+          <w:vertAlign w:val="superscript"/>
+        </w:rPr>
+        <w:t>10</w:t>
+      </w:r>
+      <w:r>
+        <w:rPr>
+          <w:rFonts w:ascii="Times New Roman" w:hAnsi="Times New Roman" w:eastAsia="Times New Roman" w:cs="Times New Roman"/>
+          <w:sz w:val="24"/>
+          <w:szCs w:val="24"/>
+        </w:rPr>
         <w:t xml:space="preserve">. In 2024, Brazil experienced the largest dengue epidemic in its history, with more than 6.5 million probable cases </w:t>
       </w:r>
       <w:r>
         <w:rPr>
           <w:rStyle w:val="CitationRef"/>
-        </w:rPr>
-        <w:t xml:space="preserve">11</w:t>
-      </w:r>
-      <w:r>
-        <w:t xml:space="preserve">.</w:t>
+          <w:rFonts w:ascii="Times New Roman" w:hAnsi="Times New Roman" w:eastAsia="Times New Roman" w:cs="Times New Roman"/>
+          <w:sz w:val="24"/>
+          <w:szCs w:val="24"/>
+          <w:vertAlign w:val="superscript"/>
+        </w:rPr>
+        <w:t>11</w:t>
+      </w:r>
+      <w:r>
+        <w:rPr>
+          <w:rFonts w:ascii="Times New Roman" w:hAnsi="Times New Roman" w:eastAsia="Times New Roman" w:cs="Times New Roman"/>
+          <w:sz w:val="24"/>
+          <w:szCs w:val="24"/>
+        </w:rPr>
+        <w:t>.</w:t>
       </w:r>
     </w:p>
     <w:p>
@@ -412,52 +737,102 @@
         <w:pStyle w:val="Body"/>
       </w:pPr>
       <w:r>
+        <w:rPr>
+          <w:rFonts w:ascii="Times New Roman" w:hAnsi="Times New Roman" w:eastAsia="Times New Roman" w:cs="Times New Roman"/>
+          <w:sz w:val="24"/>
+          <w:szCs w:val="24"/>
+        </w:rPr>
         <w:t xml:space="preserve">Climate is a major driver of Aedes-borne transmission. Temperature affects almost every component of the transmission cycle, including larval development, adult survival, biting rate, vector competence, and the extrinsic incubation period of the virus </w:t>
       </w:r>
       <w:r>
         <w:rPr>
           <w:rStyle w:val="CitationRef"/>
-        </w:rPr>
-        <w:t xml:space="preserve">12,13</w:t>
-      </w:r>
-      <w:r>
+          <w:rFonts w:ascii="Times New Roman" w:hAnsi="Times New Roman" w:eastAsia="Times New Roman" w:cs="Times New Roman"/>
+          <w:sz w:val="24"/>
+          <w:szCs w:val="24"/>
+          <w:vertAlign w:val="superscript"/>
+        </w:rPr>
+        <w:t>12,13</w:t>
+      </w:r>
+      <w:r>
+        <w:rPr>
+          <w:rFonts w:ascii="Times New Roman" w:hAnsi="Times New Roman" w:eastAsia="Times New Roman" w:cs="Times New Roman"/>
+          <w:sz w:val="24"/>
+          <w:szCs w:val="24"/>
+        </w:rPr>
         <w:t xml:space="preserve">. These relationships are non-linear, and mechanistic models estimate that transmission of all three viruses peaks at intermediate temperatures of approximately 26–29 °C and declines at both extremes </w:t>
       </w:r>
       <w:r>
         <w:rPr>
           <w:rStyle w:val="CitationRef"/>
-        </w:rPr>
-        <w:t xml:space="preserve">14</w:t>
-      </w:r>
-      <w:r>
+          <w:rFonts w:ascii="Times New Roman" w:hAnsi="Times New Roman" w:eastAsia="Times New Roman" w:cs="Times New Roman"/>
+          <w:sz w:val="24"/>
+          <w:szCs w:val="24"/>
+          <w:vertAlign w:val="superscript"/>
+        </w:rPr>
+        <w:t>14</w:t>
+      </w:r>
+      <w:r>
+        <w:rPr>
+          <w:rFonts w:ascii="Times New Roman" w:hAnsi="Times New Roman" w:eastAsia="Times New Roman" w:cs="Times New Roman"/>
+          <w:sz w:val="24"/>
+          <w:szCs w:val="24"/>
+        </w:rPr>
         <w:t xml:space="preserve">. The effect of rainfall is less straightforward, as it creates breeding sites, but drought can also increase transmission when households store water in containers </w:t>
       </w:r>
       <w:r>
         <w:rPr>
           <w:rStyle w:val="CitationRef"/>
-        </w:rPr>
-        <w:t xml:space="preserve">15</w:t>
-      </w:r>
-      <w:r>
+          <w:rFonts w:ascii="Times New Roman" w:hAnsi="Times New Roman" w:eastAsia="Times New Roman" w:cs="Times New Roman"/>
+          <w:sz w:val="24"/>
+          <w:szCs w:val="24"/>
+          <w:vertAlign w:val="superscript"/>
+        </w:rPr>
+        <w:t>15</w:t>
+      </w:r>
+      <w:r>
+        <w:rPr>
+          <w:rFonts w:ascii="Times New Roman" w:hAnsi="Times New Roman" w:eastAsia="Times New Roman" w:cs="Times New Roman"/>
+          <w:sz w:val="24"/>
+          <w:szCs w:val="24"/>
+        </w:rPr>
         <w:t xml:space="preserve">. Because vector population growth and viral incubation take time, climatic effects on reported incidence typically emerge with lags of weeks to a few months </w:t>
       </w:r>
       <w:r>
         <w:rPr>
           <w:rStyle w:val="CitationRef"/>
-        </w:rPr>
-        <w:t xml:space="preserve">16–18</w:t>
-      </w:r>
-      <w:r>
+          <w:rFonts w:ascii="Times New Roman" w:hAnsi="Times New Roman" w:eastAsia="Times New Roman" w:cs="Times New Roman"/>
+          <w:sz w:val="24"/>
+          <w:szCs w:val="24"/>
+          <w:vertAlign w:val="superscript"/>
+        </w:rPr>
+        <w:t>16–18</w:t>
+      </w:r>
+      <w:r>
+        <w:rPr>
+          <w:rFonts w:ascii="Times New Roman" w:hAnsi="Times New Roman" w:eastAsia="Times New Roman" w:cs="Times New Roman"/>
+          <w:sz w:val="24"/>
+          <w:szCs w:val="24"/>
+        </w:rPr>
         <w:t xml:space="preserve">. Urbanization, human mobility, connectivity between cities, and sanitation further modulate local suitability for transmission </w:t>
       </w:r>
       <w:r>
         <w:rPr>
           <w:rStyle w:val="CitationRef"/>
-        </w:rPr>
-        <w:t xml:space="preserve">19–21</w:t>
-      </w:r>
-      <w:r>
-        <w:t xml:space="preserve">.</w:t>
+          <w:rFonts w:ascii="Times New Roman" w:hAnsi="Times New Roman" w:eastAsia="Times New Roman" w:cs="Times New Roman"/>
+          <w:sz w:val="24"/>
+          <w:szCs w:val="24"/>
+          <w:vertAlign w:val="superscript"/>
+        </w:rPr>
+        <w:t>19–21</w:t>
+      </w:r>
+      <w:r>
+        <w:rPr>
+          <w:rFonts w:ascii="Times New Roman" w:hAnsi="Times New Roman" w:eastAsia="Times New Roman" w:cs="Times New Roman"/>
+          <w:sz w:val="24"/>
+          <w:szCs w:val="24"/>
+        </w:rPr>
+        <w:t>.</w:t>
       </w:r>
     </w:p>
     <w:p>
@@ -465,43 +840,84 @@
         <w:pStyle w:val="Body"/>
       </w:pPr>
       <w:r>
+        <w:rPr>
+          <w:rFonts w:ascii="Times New Roman" w:hAnsi="Times New Roman" w:eastAsia="Times New Roman" w:cs="Times New Roman"/>
+          <w:sz w:val="24"/>
+          <w:szCs w:val="24"/>
+        </w:rPr>
         <w:t xml:space="preserve">The geography of these diseases in Brazil is changing. Dengue has expanded into southern states and high-altitude areas that were historically protected by cooler temperatures, a process associated with prolonged temperature anomalies, urbanization, and connectivity </w:t>
       </w:r>
       <w:r>
         <w:rPr>
           <w:rStyle w:val="CitationRef"/>
-        </w:rPr>
-        <w:t xml:space="preserve">20–22</w:t>
-      </w:r>
-      <w:r>
+          <w:rFonts w:ascii="Times New Roman" w:hAnsi="Times New Roman" w:eastAsia="Times New Roman" w:cs="Times New Roman"/>
+          <w:sz w:val="24"/>
+          <w:szCs w:val="24"/>
+          <w:vertAlign w:val="superscript"/>
+        </w:rPr>
+        <w:t>20–22</w:t>
+      </w:r>
+      <w:r>
+        <w:rPr>
+          <w:rFonts w:ascii="Times New Roman" w:hAnsi="Times New Roman" w:eastAsia="Times New Roman" w:cs="Times New Roman"/>
+          <w:sz w:val="24"/>
+          <w:szCs w:val="24"/>
+        </w:rPr>
         <w:t xml:space="preserve">. Recent attribution analyses suggest that the temperature anomalies of the 2023/24 season amplified dengue transmission in the South and Southeast </w:t>
       </w:r>
       <w:r>
         <w:rPr>
           <w:rStyle w:val="CitationRef"/>
-        </w:rPr>
-        <w:t xml:space="preserve">23</w:t>
-      </w:r>
-      <w:r>
+          <w:rFonts w:ascii="Times New Roman" w:hAnsi="Times New Roman" w:eastAsia="Times New Roman" w:cs="Times New Roman"/>
+          <w:sz w:val="24"/>
+          <w:szCs w:val="24"/>
+          <w:vertAlign w:val="superscript"/>
+        </w:rPr>
+        <w:t>23</w:t>
+      </w:r>
+      <w:r>
+        <w:rPr>
+          <w:rFonts w:ascii="Times New Roman" w:hAnsi="Times New Roman" w:eastAsia="Times New Roman" w:cs="Times New Roman"/>
+          <w:sz w:val="24"/>
+          <w:szCs w:val="24"/>
+        </w:rPr>
         <w:t xml:space="preserve">. Chikungunya has also shown recurrent epidemic waves and spread beyond its initial foci in the Northeast </w:t>
       </w:r>
       <w:r>
         <w:rPr>
           <w:rStyle w:val="CitationRef"/>
-        </w:rPr>
-        <w:t xml:space="preserve">24</w:t>
-      </w:r>
-      <w:r>
+          <w:rFonts w:ascii="Times New Roman" w:hAnsi="Times New Roman" w:eastAsia="Times New Roman" w:cs="Times New Roman"/>
+          <w:sz w:val="24"/>
+          <w:szCs w:val="24"/>
+          <w:vertAlign w:val="superscript"/>
+        </w:rPr>
+        <w:t>24</w:t>
+      </w:r>
+      <w:r>
+        <w:rPr>
+          <w:rFonts w:ascii="Times New Roman" w:hAnsi="Times New Roman" w:eastAsia="Times New Roman" w:cs="Times New Roman"/>
+          <w:sz w:val="24"/>
+          <w:szCs w:val="24"/>
+        </w:rPr>
         <w:t xml:space="preserve">, and climate projections indicate further redistribution of Aedes-borne transmission risk </w:t>
       </w:r>
       <w:r>
         <w:rPr>
           <w:rStyle w:val="CitationRef"/>
-        </w:rPr>
-        <w:t xml:space="preserve">25,26</w:t>
-      </w:r>
-      <w:r>
-        <w:t xml:space="preserve">.</w:t>
+          <w:rFonts w:ascii="Times New Roman" w:hAnsi="Times New Roman" w:eastAsia="Times New Roman" w:cs="Times New Roman"/>
+          <w:sz w:val="24"/>
+          <w:szCs w:val="24"/>
+          <w:vertAlign w:val="superscript"/>
+        </w:rPr>
+        <w:t>25,26</w:t>
+      </w:r>
+      <w:r>
+        <w:rPr>
+          <w:rFonts w:ascii="Times New Roman" w:hAnsi="Times New Roman" w:eastAsia="Times New Roman" w:cs="Times New Roman"/>
+          <w:sz w:val="24"/>
+          <w:szCs w:val="24"/>
+        </w:rPr>
+        <w:t>.</w:t>
       </w:r>
     </w:p>
     <w:p>
@@ -509,34 +925,66 @@
         <w:pStyle w:val="Body"/>
       </w:pPr>
       <w:r>
+        <w:rPr>
+          <w:rFonts w:ascii="Times New Roman" w:hAnsi="Times New Roman" w:eastAsia="Times New Roman" w:cs="Times New Roman"/>
+          <w:sz w:val="24"/>
+          <w:szCs w:val="24"/>
+        </w:rPr>
         <w:t xml:space="preserve">Despite sharing a vector, the three viruses follow distinct epidemiological trajectories. Population immunity accumulates rapidly after large epidemics, as shown by the high ZIKV seroprevalence observed after the 2015–2016 epidemic, which limits the potential for further outbreaks </w:t>
       </w:r>
       <w:r>
         <w:rPr>
           <w:rStyle w:val="CitationRef"/>
-        </w:rPr>
-        <w:t xml:space="preserve">27,28</w:t>
-      </w:r>
-      <w:r>
+          <w:rFonts w:ascii="Times New Roman" w:hAnsi="Times New Roman" w:eastAsia="Times New Roman" w:cs="Times New Roman"/>
+          <w:sz w:val="24"/>
+          <w:szCs w:val="24"/>
+          <w:vertAlign w:val="superscript"/>
+        </w:rPr>
+        <w:t>27,28</w:t>
+      </w:r>
+      <w:r>
+        <w:rPr>
+          <w:rFonts w:ascii="Times New Roman" w:hAnsi="Times New Roman" w:eastAsia="Times New Roman" w:cs="Times New Roman"/>
+          <w:sz w:val="24"/>
+          <w:szCs w:val="24"/>
+        </w:rPr>
         <w:t xml:space="preserve">. Pre-existing flavivirus immunity can also modulate the dynamics of DENV and ZIKV </w:t>
       </w:r>
       <w:r>
         <w:rPr>
           <w:rStyle w:val="CitationRef"/>
-        </w:rPr>
-        <w:t xml:space="preserve">29,30</w:t>
-      </w:r>
-      <w:r>
+          <w:rFonts w:ascii="Times New Roman" w:hAnsi="Times New Roman" w:eastAsia="Times New Roman" w:cs="Times New Roman"/>
+          <w:sz w:val="24"/>
+          <w:szCs w:val="24"/>
+          <w:vertAlign w:val="superscript"/>
+        </w:rPr>
+        <w:t>29,30</w:t>
+      </w:r>
+      <w:r>
+        <w:rPr>
+          <w:rFonts w:ascii="Times New Roman" w:hAnsi="Times New Roman" w:eastAsia="Times New Roman" w:cs="Times New Roman"/>
+          <w:sz w:val="24"/>
+          <w:szCs w:val="24"/>
+        </w:rPr>
         <w:t xml:space="preserve">. In addition, overlapping clinical presentation, limited laboratory confirmation, and serological cross-reactivity between DENV and ZIKV lead to misclassification among the three diseases in routine surveillance </w:t>
       </w:r>
       <w:r>
         <w:rPr>
           <w:rStyle w:val="CitationRef"/>
-        </w:rPr>
-        <w:t xml:space="preserve">31,32</w:t>
-      </w:r>
-      <w:r>
-        <w:t xml:space="preserve">.</w:t>
+          <w:rFonts w:ascii="Times New Roman" w:hAnsi="Times New Roman" w:eastAsia="Times New Roman" w:cs="Times New Roman"/>
+          <w:sz w:val="24"/>
+          <w:szCs w:val="24"/>
+          <w:vertAlign w:val="superscript"/>
+        </w:rPr>
+        <w:t>31,32</w:t>
+      </w:r>
+      <w:r>
+        <w:rPr>
+          <w:rFonts w:ascii="Times New Roman" w:hAnsi="Times New Roman" w:eastAsia="Times New Roman" w:cs="Times New Roman"/>
+          <w:sz w:val="24"/>
+          <w:szCs w:val="24"/>
+        </w:rPr>
+        <w:t>.</w:t>
       </w:r>
     </w:p>
     <w:p>
@@ -544,16 +992,30 @@
         <w:pStyle w:val="Body"/>
       </w:pPr>
       <w:r>
+        <w:rPr>
+          <w:rFonts w:ascii="Times New Roman" w:hAnsi="Times New Roman" w:eastAsia="Times New Roman" w:cs="Times New Roman"/>
+          <w:sz w:val="24"/>
+          <w:szCs w:val="24"/>
+        </w:rPr>
         <w:t xml:space="preserve">Most previous Brazilian studies have focused on a single virus, a single municipality or region, or periods that end before the COVID-19 pandemic and the 2024 dengue epidemic </w:t>
       </w:r>
       <w:r>
         <w:rPr>
           <w:rStyle w:val="CitationRef"/>
-        </w:rPr>
-        <w:t xml:space="preserve">3,17,33–35</w:t>
-      </w:r>
-      <w:r>
-        <w:t xml:space="preserve">. Few studies have compared the three arboviruses nationwide using a single analytical framework that integrates spatial, temporal, and lagged climatic analyses. Such a comparison can identify which climate relationships are shared and which are virus-specific, which is directly relevant to the design of climate-informed early warning systems and regional surveillance priorities.</w:t>
+          <w:rFonts w:ascii="Times New Roman" w:hAnsi="Times New Roman" w:eastAsia="Times New Roman" w:cs="Times New Roman"/>
+          <w:sz w:val="24"/>
+          <w:szCs w:val="24"/>
+          <w:vertAlign w:val="superscript"/>
+        </w:rPr>
+        <w:t>3,17,33–35</w:t>
+      </w:r>
+      <w:r>
+        <w:rPr>
+          <w:rFonts w:ascii="Times New Roman" w:hAnsi="Times New Roman" w:eastAsia="Times New Roman" w:cs="Times New Roman"/>
+          <w:sz w:val="24"/>
+          <w:szCs w:val="24"/>
+        </w:rPr>
+        <w:t>. Few studies have compared the three arboviruses nationwide using a single analytical framework that integrates spatial, temporal, and lagged climatic analyses. Such a comparison can identify which climate relationships are shared and which are virus-specific, which is directly relevant to the design of climate-informed early warning systems and regional surveillance priorities.</w:t>
       </w:r>
     </w:p>
     <w:p>
@@ -561,7 +1023,12 @@
         <w:pStyle w:val="Body"/>
       </w:pPr>
       <w:r>
-        <w:t xml:space="preserve">This study therefore aimed to retrospectively characterize and compare the epidemiological, spatiotemporal, and climatic profiles of DENV, CHIKV, and ZIKV in Brazil from January 2016 to September 2026 (2026 being a partial year, January–September), combined with meteorological and geographical data. By applying the same analytical pipeline to the three arboviruses in parallel, we also aimed to provide directly comparable descriptions of their dynamics to inform regionalized and climate-sensitive surveillance in Brazil.</w:t>
+        <w:rPr>
+          <w:rFonts w:ascii="Times New Roman" w:hAnsi="Times New Roman" w:eastAsia="Times New Roman" w:cs="Times New Roman"/>
+          <w:sz w:val="24"/>
+          <w:szCs w:val="24"/>
+        </w:rPr>
+        <w:t>This study therefore aimed to retrospectively characterize and compare the epidemiological, spatiotemporal, and climatic profiles of DENV, CHIKV, and ZIKV in Brazil from January 2016 to September 2026 (2026 being a partial year, January–September), combined with meteorological and geographical data. By applying the same analytical pipeline to the three arboviruses in parallel, we also aimed to provide directly comparable descriptions of their dynamics to inform regionalized and climate-sensitive surveillance in Brazil.</w:t>
       </w:r>
     </w:p>
     <w:p>
@@ -569,7 +1036,14 @@
         <w:pStyle w:val="Ttulo1"/>
       </w:pPr>
       <w:r>
-        <w:t xml:space="preserve">2 | MATERIALS AND METHODS</w:t>
+        <w:rPr>
+          <w:rFonts w:ascii="Times New Roman" w:hAnsi="Times New Roman" w:eastAsia="Times New Roman" w:cs="Times New Roman"/>
+          <w:b/>
+          <w:bCs/>
+          <w:sz w:val="24"/>
+          <w:szCs w:val="24"/>
+        </w:rPr>
+        <w:t>2 | MATERIALS AND METHODS</w:t>
       </w:r>
     </w:p>
     <w:p>
@@ -577,7 +1051,14 @@
         <w:pStyle w:val="Ttulo2"/>
       </w:pPr>
       <w:r>
-        <w:t xml:space="preserve">2.1 | Study design and setting</w:t>
+        <w:rPr>
+          <w:rFonts w:ascii="Times New Roman" w:hAnsi="Times New Roman" w:eastAsia="Times New Roman" w:cs="Times New Roman"/>
+          <w:b/>
+          <w:bCs/>
+          <w:sz w:val="24"/>
+          <w:szCs w:val="24"/>
+        </w:rPr>
+        <w:t>2.1 | Study design and setting</w:t>
       </w:r>
     </w:p>
     <w:p>
@@ -585,73 +1066,113 @@
         <w:pStyle w:val="Body"/>
       </w:pPr>
       <w:r>
-        <w:t xml:space="preserve">We conducted a retrospective ecological study with a mixed spatiotemporal design and used the 27 Brazilian federative units (FU; 26 states and the Federal District) at two temporal resolutions: FU–month for monthly indicators and FU–year for annual indicators, from January 1</w:t>
-      </w:r>
-      <w:r>
-        <w:rPr>
-          <w:vertAlign w:val="superscript"/>
-        </w:rPr>
-        <w:t xml:space="preserve">st</w:t>
-      </w:r>
-      <w:r>
-        <w:t xml:space="preserve">, 2016, to September 30</w:t>
-      </w:r>
-      <w:r>
-        <w:rPr>
-          <w:vertAlign w:val="superscript"/>
-        </w:rPr>
-        <w:t xml:space="preserve">th</w:t>
-      </w:r>
-      <w:r>
+        <w:rPr>
+          <w:rFonts w:ascii="Times New Roman" w:hAnsi="Times New Roman" w:eastAsia="Times New Roman" w:cs="Times New Roman"/>
+          <w:sz w:val="24"/>
+          <w:szCs w:val="24"/>
+        </w:rPr>
+        <w:t>We conducted a retrospective ecological study with a mixed spatiotemporal design and used the 27 Brazilian federative units (FU; 26 states and the Federal District) at two temporal resolutions: FU–month for monthly indicators and FU–year for annual indicators, from January 1</w:t>
+      </w:r>
+      <w:r>
+        <w:rPr>
+          <w:rFonts w:ascii="Times New Roman" w:hAnsi="Times New Roman" w:eastAsia="Times New Roman" w:cs="Times New Roman"/>
+          <w:sz w:val="24"/>
+          <w:szCs w:val="24"/>
+          <w:vertAlign w:val="superscript"/>
+        </w:rPr>
+        <w:t>st</w:t>
+      </w:r>
+      <w:r>
+        <w:rPr>
+          <w:rFonts w:ascii="Times New Roman" w:hAnsi="Times New Roman" w:eastAsia="Times New Roman" w:cs="Times New Roman"/>
+          <w:sz w:val="24"/>
+          <w:szCs w:val="24"/>
+        </w:rPr>
+        <w:t>, 2016, to September 30</w:t>
+      </w:r>
+      <w:r>
+        <w:rPr>
+          <w:rFonts w:ascii="Times New Roman" w:hAnsi="Times New Roman" w:eastAsia="Times New Roman" w:cs="Times New Roman"/>
+          <w:sz w:val="24"/>
+          <w:szCs w:val="24"/>
+          <w:vertAlign w:val="superscript"/>
+        </w:rPr>
+        <w:t>th</w:t>
+      </w:r>
+      <w:r>
+        <w:rPr>
+          <w:rFonts w:ascii="Times New Roman" w:hAnsi="Times New Roman" w:eastAsia="Times New Roman" w:cs="Times New Roman"/>
+          <w:sz w:val="24"/>
+          <w:szCs w:val="24"/>
+        </w:rPr>
         <w:t xml:space="preserve">, 2026 (129 months). </w:t>
       </w:r>
-      <w:commentRangeStart w:id="47"/>
-      <w:commentRangeStart w:id="51"/>
-      <w:commentRangeStart w:id="69"/>
-      <w:r>
-        <w:t xml:space="preserve">2026 is a partial year: it covers January to September only (notifications dated up to September 30, 2026), and its annual values are annualized (Section 2.5)</w:t>
-      </w:r>
-      <w:commentRangeEnd w:id="51"/>
-      <w:commentRangeEnd w:id="69"/>
-      <w:commentRangeEnd w:id="47"/>
+      <w:r>
+        <w:rPr>
+          <w:rFonts w:ascii="Times New Roman" w:hAnsi="Times New Roman" w:eastAsia="Times New Roman" w:cs="Times New Roman"/>
+          <w:sz w:val="24"/>
+          <w:szCs w:val="24"/>
+        </w:rPr>
+        <w:t>2026 is a partial year: it covers January to September only (notifications dated up to September 30, 2026), and its annual values are annualized (Section 2.5)</w:t>
+      </w:r>
       <w:r>
         <w:rPr>
           <w:rStyle w:val="Refdecomentrio"/>
         </w:rPr>
-        <w:commentReference w:id="47"/>
       </w:r>
       <w:r>
         <w:rPr>
           <w:rStyle w:val="Refdecomentrio"/>
         </w:rPr>
-        <w:commentReference w:id="51"/>
       </w:r>
       <w:r>
         <w:rPr>
           <w:rStyle w:val="Refdecomentrio"/>
         </w:rPr>
-        <w:commentReference w:id="69"/>
-      </w:r>
-      <w:r>
+      </w:r>
+      <w:r>
+        <w:rPr>
+          <w:rFonts w:ascii="Times New Roman" w:hAnsi="Times New Roman" w:eastAsia="Times New Roman" w:cs="Times New Roman"/>
+          <w:sz w:val="24"/>
+          <w:szCs w:val="24"/>
+        </w:rPr>
         <w:t xml:space="preserve">. We selected 2016 as the starting point as Zika became a nationally notifiable disease in February 2016 </w:t>
       </w:r>
       <w:r>
         <w:rPr>
           <w:rStyle w:val="CitationRef"/>
-        </w:rPr>
-        <w:t xml:space="preserve">36</w:t>
-      </w:r>
-      <w:r>
+          <w:rFonts w:ascii="Times New Roman" w:hAnsi="Times New Roman" w:eastAsia="Times New Roman" w:cs="Times New Roman"/>
+          <w:sz w:val="24"/>
+          <w:szCs w:val="24"/>
+          <w:vertAlign w:val="superscript"/>
+        </w:rPr>
+        <w:t>36</w:t>
+      </w:r>
+      <w:r>
+        <w:rPr>
+          <w:rFonts w:ascii="Times New Roman" w:hAnsi="Times New Roman" w:eastAsia="Times New Roman" w:cs="Times New Roman"/>
+          <w:sz w:val="24"/>
+          <w:szCs w:val="24"/>
+        </w:rPr>
         <w:t xml:space="preserve">, marking 2016 as the first year in which the three arboviral diseases were reported under comparable national surveillance. FU were grouped into the five Brazilian macro-regions (North, Northeast, South, Southeast, and Central-West). The study was conducted in accordance with the RECORD statement for observational studies using routinely collected health data </w:t>
       </w:r>
       <w:r>
         <w:rPr>
           <w:rStyle w:val="CitationRef"/>
-        </w:rPr>
-        <w:t xml:space="preserve">37</w:t>
-      </w:r>
-      <w:r>
-        <w:t xml:space="preserve">.</w:t>
+          <w:rFonts w:ascii="Times New Roman" w:hAnsi="Times New Roman" w:eastAsia="Times New Roman" w:cs="Times New Roman"/>
+          <w:sz w:val="24"/>
+          <w:szCs w:val="24"/>
+          <w:vertAlign w:val="superscript"/>
+        </w:rPr>
+        <w:t>37</w:t>
+      </w:r>
+      <w:r>
+        <w:rPr>
+          <w:rFonts w:ascii="Times New Roman" w:hAnsi="Times New Roman" w:eastAsia="Times New Roman" w:cs="Times New Roman"/>
+          <w:sz w:val="24"/>
+          <w:szCs w:val="24"/>
+        </w:rPr>
+        <w:t>.</w:t>
       </w:r>
     </w:p>
     <w:p>
@@ -659,7 +1180,14 @@
         <w:pStyle w:val="Ttulo2"/>
       </w:pPr>
       <w:r>
-        <w:t xml:space="preserve">2.2 | Epidemiological data</w:t>
+        <w:rPr>
+          <w:rFonts w:ascii="Times New Roman" w:hAnsi="Times New Roman" w:eastAsia="Times New Roman" w:cs="Times New Roman"/>
+          <w:b/>
+          <w:bCs/>
+          <w:sz w:val="24"/>
+          <w:szCs w:val="24"/>
+        </w:rPr>
+        <w:t>2.2 | Epidemiological data</w:t>
       </w:r>
     </w:p>
     <w:p>
@@ -667,172 +1195,226 @@
         <w:pStyle w:val="Body"/>
       </w:pPr>
       <w:r>
+        <w:rPr>
+          <w:rFonts w:ascii="Times New Roman" w:hAnsi="Times New Roman" w:eastAsia="Times New Roman" w:cs="Times New Roman"/>
+          <w:sz w:val="24"/>
+          <w:szCs w:val="24"/>
+        </w:rPr>
         <w:t xml:space="preserve">Notified cases of dengue, chikungunya, and Zika were obtained from the open SINAN microdata published by the Brazilian Ministry of Health through OpenDataSUS (files DENGBR, CHIKBR, and ZIKABR for 2016–2026), downloaded on October 22, 2026; the 2026 files are the release of October 20, 2026, and only notifications dated up to September 30, 2026 were kept, so that 2026 is a partial year (January–September) whose annual values are annualized </w:t>
       </w:r>
       <w:r>
         <w:rPr>
           <w:rStyle w:val="CitationRef"/>
-        </w:rPr>
-        <w:t xml:space="preserve">38</w:t>
-      </w:r>
-      <w:r>
+          <w:rFonts w:ascii="Times New Roman" w:hAnsi="Times New Roman" w:eastAsia="Times New Roman" w:cs="Times New Roman"/>
+          <w:sz w:val="24"/>
+          <w:szCs w:val="24"/>
+          <w:vertAlign w:val="superscript"/>
+        </w:rPr>
+        <w:t>38</w:t>
+      </w:r>
+      <w:r>
+        <w:rPr>
+          <w:rFonts w:ascii="Times New Roman" w:hAnsi="Times New Roman" w:eastAsia="Times New Roman" w:cs="Times New Roman"/>
+          <w:sz w:val="24"/>
+          <w:szCs w:val="24"/>
+        </w:rPr>
         <w:t xml:space="preserve">. The cases are classified as confirmed, discarded, inconclusive, or under investigation, using either </w:t>
       </w:r>
-      <w:commentRangeStart w:id="17"/>
-      <w:commentRangeStart w:id="37"/>
-      <w:r>
-        <w:t xml:space="preserve">laboratory criteria (RT-PCR, NS1 antigen detection, or IgM/IgG ELISA)</w:t>
-      </w:r>
-      <w:commentRangeEnd w:id="37"/>
-      <w:commentRangeEnd w:id="17"/>
+      <w:r>
+        <w:rPr>
+          <w:rFonts w:ascii="Times New Roman" w:hAnsi="Times New Roman" w:eastAsia="Times New Roman" w:cs="Times New Roman"/>
+          <w:sz w:val="24"/>
+          <w:szCs w:val="24"/>
+        </w:rPr>
+        <w:t>laboratory criteria (RT-PCR, NS1 antigen detection, or IgM/IgG ELISA)</w:t>
+      </w:r>
       <w:r>
         <w:rPr>
           <w:rStyle w:val="Refdecomentrio"/>
         </w:rPr>
-        <w:commentReference w:id="17"/>
       </w:r>
       <w:r>
         <w:rPr>
           <w:rStyle w:val="Refdecomentrio"/>
         </w:rPr>
-        <w:commentReference w:id="37"/>
-      </w:r>
-      <w:r>
+      </w:r>
+      <w:r>
+        <w:rPr>
+          <w:rFonts w:ascii="Times New Roman" w:hAnsi="Times New Roman" w:eastAsia="Times New Roman" w:cs="Times New Roman"/>
+          <w:sz w:val="24"/>
+          <w:szCs w:val="24"/>
+        </w:rPr>
         <w:t xml:space="preserve"> or clinical-epidemiological criteria defined by the Brazilian Ministry of Health (BMoH) </w:t>
       </w:r>
       <w:r>
         <w:rPr>
           <w:rStyle w:val="CitationRef"/>
-        </w:rPr>
-        <w:t xml:space="preserve">39</w:t>
-      </w:r>
-      <w:r>
+          <w:rFonts w:ascii="Times New Roman" w:hAnsi="Times New Roman" w:eastAsia="Times New Roman" w:cs="Times New Roman"/>
+          <w:sz w:val="24"/>
+          <w:szCs w:val="24"/>
+          <w:vertAlign w:val="superscript"/>
+        </w:rPr>
+        <w:t>39</w:t>
+      </w:r>
+      <w:r>
+        <w:rPr>
+          <w:rFonts w:ascii="Times New Roman" w:hAnsi="Times New Roman" w:eastAsia="Times New Roman" w:cs="Times New Roman"/>
+          <w:sz w:val="24"/>
+          <w:szCs w:val="24"/>
+        </w:rPr>
         <w:t xml:space="preserve">. </w:t>
       </w:r>
-      <w:commentRangeStart w:id="18"/>
-      <w:commentRangeStart w:id="38"/>
-      <w:commentRangeStart w:id="50"/>
-      <w:commentRangeStart w:id="65"/>
-      <w:r>
-        <w:t xml:space="preserve">For the three diseases, a case was any notification that was not classified as discarded, that is, confirmed and probable cases (inconclusive and under-investigation notifications were kept as probable).</w:t>
-      </w:r>
-      <w:commentRangeEnd w:id="38"/>
-      <w:commentRangeEnd w:id="50"/>
-      <w:commentRangeEnd w:id="65"/>
-      <w:commentRangeEnd w:id="18"/>
+      <w:r>
+        <w:rPr>
+          <w:rFonts w:ascii="Times New Roman" w:hAnsi="Times New Roman" w:eastAsia="Times New Roman" w:cs="Times New Roman"/>
+          <w:sz w:val="24"/>
+          <w:szCs w:val="24"/>
+        </w:rPr>
+        <w:t>For the three diseases, a case was any notification that was not classified as discarded, that is, confirmed and probable cases (inconclusive and under-investigation notifications were kept as probable).</w:t>
+      </w:r>
       <w:r>
         <w:rPr>
           <w:rStyle w:val="Refdecomentrio"/>
         </w:rPr>
-        <w:commentReference w:id="18"/>
       </w:r>
       <w:r>
         <w:rPr>
           <w:rStyle w:val="Refdecomentrio"/>
         </w:rPr>
-        <w:commentReference w:id="38"/>
       </w:r>
       <w:r>
         <w:rPr>
           <w:rStyle w:val="Refdecomentrio"/>
         </w:rPr>
-        <w:commentReference w:id="50"/>
       </w:r>
       <w:r>
         <w:rPr>
           <w:rStyle w:val="Refdecomentrio"/>
         </w:rPr>
-        <w:commentReference w:id="65"/>
-      </w:r>
-      <w:r>
+      </w:r>
+      <w:r>
+        <w:rPr>
+          <w:rFonts w:ascii="Times New Roman" w:hAnsi="Times New Roman" w:eastAsia="Times New Roman" w:cs="Times New Roman"/>
+          <w:sz w:val="24"/>
+          <w:szCs w:val="24"/>
+        </w:rPr>
         <w:t xml:space="preserve"> </w:t>
       </w:r>
-      <w:commentRangeStart w:id="19"/>
-      <w:commentRangeStart w:id="39"/>
-      <w:commentRangeStart w:id="49"/>
-      <w:commentRangeStart w:id="66"/>
-      <w:r>
-        <w:t xml:space="preserve">Notifications classified as discarded were excluded: 3,002,212 of 19,804,831 dengue notifications (15.2%), 846,972 of 2,446,756 chikungunya notifications (34.6%), and 263,816 of 559,455 Zika notifications (47.2%)</w:t>
-      </w:r>
-      <w:commentRangeEnd w:id="39"/>
-      <w:commentRangeEnd w:id="49"/>
-      <w:commentRangeEnd w:id="66"/>
-      <w:commentRangeEnd w:id="19"/>
+      <w:r>
+        <w:rPr>
+          <w:rFonts w:ascii="Times New Roman" w:hAnsi="Times New Roman" w:eastAsia="Times New Roman" w:cs="Times New Roman"/>
+          <w:sz w:val="24"/>
+          <w:szCs w:val="24"/>
+        </w:rPr>
+        <w:t>Notifications classified as discarded were excluded: 3,002,212 of 19,804,831 dengue notifications (15.2%), 846,972 of 2,446,756 chikungunya notifications (34.6%), and 263,816 of 559,455 Zika notifications (47.2%)</w:t>
+      </w:r>
       <w:r>
         <w:rPr>
           <w:rStyle w:val="Refdecomentrio"/>
         </w:rPr>
-        <w:commentReference w:id="19"/>
       </w:r>
       <w:r>
         <w:rPr>
           <w:rStyle w:val="Refdecomentrio"/>
         </w:rPr>
-        <w:commentReference w:id="39"/>
       </w:r>
       <w:r>
         <w:rPr>
           <w:rStyle w:val="Refdecomentrio"/>
         </w:rPr>
-        <w:commentReference w:id="49"/>
       </w:r>
       <w:r>
         <w:rPr>
           <w:rStyle w:val="Refdecomentrio"/>
         </w:rPr>
-        <w:commentReference w:id="66"/>
-      </w:r>
-      <w:r>
+      </w:r>
+      <w:r>
+        <w:rPr>
+          <w:rFonts w:ascii="Times New Roman" w:hAnsi="Times New Roman" w:eastAsia="Times New Roman" w:cs="Times New Roman"/>
+          <w:sz w:val="24"/>
+          <w:szCs w:val="24"/>
+        </w:rPr>
         <w:t xml:space="preserve">. The classification code of discarded notifications is 5 for dengue, 5 for chikungunya (2 in the form used in early 2016), and 2 for Zika, and the dengue files for 2022–2026 contain no discarded notifications. Cases were assigned to the FU of notification, to the year of the SINAN annual file, and to the month of the notification date, not to the FU of residence, and notifications without a valid FU or notification month were not counted </w:t>
       </w:r>
       <w:r>
         <w:rPr>
           <w:rStyle w:val="CitationRef"/>
-        </w:rPr>
-        <w:t xml:space="preserve">39</w:t>
-      </w:r>
-      <w:r>
+          <w:rFonts w:ascii="Times New Roman" w:hAnsi="Times New Roman" w:eastAsia="Times New Roman" w:cs="Times New Roman"/>
+          <w:sz w:val="24"/>
+          <w:szCs w:val="24"/>
+          <w:vertAlign w:val="superscript"/>
+        </w:rPr>
+        <w:t>39</w:t>
+      </w:r>
+      <w:r>
+        <w:rPr>
+          <w:rFonts w:ascii="Times New Roman" w:hAnsi="Times New Roman" w:eastAsia="Times New Roman" w:cs="Times New Roman"/>
+          <w:sz w:val="24"/>
+          <w:szCs w:val="24"/>
+        </w:rPr>
         <w:t xml:space="preserve">. The national SINAN files contain no chikungunya and Zika notification for Espírito Santo in 2021, so these state-years are missing, not zero. Notifications with missing values for other attributes such as sex, age, serotype, or laboratory results were used only for incidence and trend analyses (which is consistent with the BMoH reporting practice). In the descriptive analyses of proportions, records with ignored or blank values were excluded from numerators and denominators, and the number excluded is given in each figure legend. </w:t>
       </w:r>
-      <w:commentRangeStart w:id="20"/>
-      <w:commentRangeStart w:id="40"/>
-      <w:r>
-        <w:t xml:space="preserve">Annual resident population</w:t>
-      </w:r>
-      <w:commentRangeEnd w:id="40"/>
-      <w:commentRangeEnd w:id="20"/>
+      <w:r>
+        <w:rPr>
+          <w:rFonts w:ascii="Times New Roman" w:hAnsi="Times New Roman" w:eastAsia="Times New Roman" w:cs="Times New Roman"/>
+          <w:sz w:val="24"/>
+          <w:szCs w:val="24"/>
+        </w:rPr>
+        <w:t>Annual resident population</w:t>
+      </w:r>
       <w:r>
         <w:rPr>
           <w:rStyle w:val="Refdecomentrio"/>
         </w:rPr>
-        <w:commentReference w:id="20"/>
       </w:r>
       <w:r>
         <w:rPr>
           <w:rStyle w:val="Refdecomentrio"/>
         </w:rPr>
-        <w:commentReference w:id="40"/>
-      </w:r>
-      <w:r>
+      </w:r>
+      <w:r>
+        <w:rPr>
+          <w:rFonts w:ascii="Times New Roman" w:hAnsi="Times New Roman" w:eastAsia="Times New Roman" w:cs="Times New Roman"/>
+          <w:sz w:val="24"/>
+          <w:szCs w:val="24"/>
+        </w:rPr>
         <w:t xml:space="preserve"> estimates by FU were obtained from the Brazilian Institute of Geography and Statistics (IBGE): the Population Projections, 2024 revision, which are consistent with the 2022 Demographic Census, for 2016–2023 </w:t>
       </w:r>
       <w:r>
         <w:rPr>
           <w:rStyle w:val="CitationRef"/>
-        </w:rPr>
-        <w:t xml:space="preserve">40</w:t>
-      </w:r>
-      <w:r>
+          <w:rFonts w:ascii="Times New Roman" w:hAnsi="Times New Roman" w:eastAsia="Times New Roman" w:cs="Times New Roman"/>
+          <w:sz w:val="24"/>
+          <w:szCs w:val="24"/>
+          <w:vertAlign w:val="superscript"/>
+        </w:rPr>
+        <w:t>40</w:t>
+      </w:r>
+      <w:r>
+        <w:rPr>
+          <w:rFonts w:ascii="Times New Roman" w:hAnsi="Times New Roman" w:eastAsia="Times New Roman" w:cs="Times New Roman"/>
+          <w:sz w:val="24"/>
+          <w:szCs w:val="24"/>
+        </w:rPr>
         <w:t xml:space="preserve">, and the official estimates of July 1 published in the Diário Oficial da União for 2024–2026 </w:t>
       </w:r>
       <w:r>
         <w:rPr>
           <w:rStyle w:val="CitationRef"/>
-        </w:rPr>
-        <w:t xml:space="preserve">41</w:t>
-      </w:r>
-      <w:r>
-        <w:t xml:space="preserve">.</w:t>
+          <w:rFonts w:ascii="Times New Roman" w:hAnsi="Times New Roman" w:eastAsia="Times New Roman" w:cs="Times New Roman"/>
+          <w:sz w:val="24"/>
+          <w:szCs w:val="24"/>
+          <w:vertAlign w:val="superscript"/>
+        </w:rPr>
+        <w:t>41</w:t>
+      </w:r>
+      <w:r>
+        <w:rPr>
+          <w:rFonts w:ascii="Times New Roman" w:hAnsi="Times New Roman" w:eastAsia="Times New Roman" w:cs="Times New Roman"/>
+          <w:sz w:val="24"/>
+          <w:szCs w:val="24"/>
+        </w:rPr>
+        <w:t>.</w:t>
       </w:r>
     </w:p>
     <w:p>
@@ -840,7 +1422,14 @@
         <w:pStyle w:val="Ttulo2"/>
       </w:pPr>
       <w:r>
-        <w:t xml:space="preserve">2.3 | Meteorological and geographical data</w:t>
+        <w:rPr>
+          <w:rFonts w:ascii="Times New Roman" w:hAnsi="Times New Roman" w:eastAsia="Times New Roman" w:cs="Times New Roman"/>
+          <w:b/>
+          <w:bCs/>
+          <w:sz w:val="24"/>
+          <w:szCs w:val="24"/>
+        </w:rPr>
+        <w:t>2.3 | Meteorological and geographical data</w:t>
       </w:r>
     </w:p>
     <w:p>
@@ -848,24 +1437,47 @@
         <w:pStyle w:val="Body"/>
       </w:pPr>
       <w:r>
+        <w:rPr>
+          <w:rFonts w:ascii="Times New Roman" w:hAnsi="Times New Roman" w:eastAsia="Times New Roman" w:cs="Times New Roman"/>
+          <w:sz w:val="24"/>
+          <w:szCs w:val="24"/>
+        </w:rPr>
         <w:t xml:space="preserve">Climate data came from the hourly records of the automatic weather stations of the Brazilian National Institute of Meteorology (INMET) for 2016–2026 </w:t>
       </w:r>
       <w:r>
         <w:rPr>
           <w:rStyle w:val="CitationRef"/>
-        </w:rPr>
-        <w:t xml:space="preserve">42</w:t>
-      </w:r>
-      <w:r>
+          <w:rFonts w:ascii="Times New Roman" w:hAnsi="Times New Roman" w:eastAsia="Times New Roman" w:cs="Times New Roman"/>
+          <w:sz w:val="24"/>
+          <w:szCs w:val="24"/>
+          <w:vertAlign w:val="superscript"/>
+        </w:rPr>
+        <w:t>42</w:t>
+      </w:r>
+      <w:r>
+        <w:rPr>
+          <w:rFonts w:ascii="Times New Roman" w:hAnsi="Times New Roman" w:eastAsia="Times New Roman" w:cs="Times New Roman"/>
+          <w:sz w:val="24"/>
+          <w:szCs w:val="24"/>
+        </w:rPr>
         <w:t xml:space="preserve">. For each station and month, mean air temperature (°C) was computed from the hourly readings and accumulated rainfall (mm) as the sum of the hourly values, keeping only station-months with at least 240 valid hourly temperature readings or at least 360 valid hourly rainfall readings, respectively. Sentinel values (−9999) and temperatures outside −50 to 60 °C were set to missing. The value for each FU and month is the unweighted mean across the stations of that FU. Climate data for 2026, a partial year (January–September), are available for 26 of the 27 FU (none for Roraima). To account for the delay between climatic conditions, vector proliferation, viral incubation, and symptom onset and notification, we derived one- and two-month lagged versions of each variable (Temp_Lag1, Temp_Lag2, Rain_Lag1, and Rain_Lag2) </w:t>
       </w:r>
       <w:r>
         <w:rPr>
           <w:rStyle w:val="CitationRef"/>
-        </w:rPr>
-        <w:t xml:space="preserve">13,16</w:t>
-      </w:r>
-      <w:r>
+          <w:rFonts w:ascii="Times New Roman" w:hAnsi="Times New Roman" w:eastAsia="Times New Roman" w:cs="Times New Roman"/>
+          <w:sz w:val="24"/>
+          <w:szCs w:val="24"/>
+          <w:vertAlign w:val="superscript"/>
+        </w:rPr>
+        <w:t>13,16</w:t>
+      </w:r>
+      <w:r>
+        <w:rPr>
+          <w:rFonts w:ascii="Times New Roman" w:hAnsi="Times New Roman" w:eastAsia="Times New Roman" w:cs="Times New Roman"/>
+          <w:sz w:val="24"/>
+          <w:szCs w:val="24"/>
+        </w:rPr>
         <w:t xml:space="preserve"> as shifts within the monthly series of each FU. Official boundary polygons of the 27 FU were obtained from the IBGE territorial mesh and stored in GeoJSON format. Identifiers were harmonized across data sources using IBGE numerical codes and a name-to-abbreviation lookup table, so that the epidemiological, climatic, and geographical layers could be joined using a single state-level key.</w:t>
       </w:r>
     </w:p>
@@ -874,7 +1486,14 @@
         <w:pStyle w:val="Ttulo2"/>
       </w:pPr>
       <w:r>
-        <w:t xml:space="preserve">2.4 | Variables</w:t>
+        <w:rPr>
+          <w:rFonts w:ascii="Times New Roman" w:hAnsi="Times New Roman" w:eastAsia="Times New Roman" w:cs="Times New Roman"/>
+          <w:b/>
+          <w:bCs/>
+          <w:sz w:val="24"/>
+          <w:szCs w:val="24"/>
+        </w:rPr>
+        <w:t>2.4 | Variables</w:t>
       </w:r>
     </w:p>
     <w:p>
@@ -882,36 +1501,42 @@
         <w:pStyle w:val="Body"/>
       </w:pPr>
       <w:r>
+        <w:rPr>
+          <w:rFonts w:ascii="Times New Roman" w:hAnsi="Times New Roman" w:eastAsia="Times New Roman" w:cs="Times New Roman"/>
+          <w:sz w:val="24"/>
+          <w:szCs w:val="24"/>
+        </w:rPr>
         <w:t xml:space="preserve">Data were stratified by calendar year, calendar month, FU, macro-region, sex, and age group. Age bands followed the SINAN standard reporting structure (&lt;1, 1–4, 5–9, 10–14, 15–19, 20–39, 40–59, 60–64, 65–69, 70–79, and ≥80 years). Clinical and laboratory variables included </w:t>
       </w:r>
-      <w:commentRangeStart w:id="21"/>
-      <w:commentRangeStart w:id="41"/>
-      <w:commentRangeStart w:id="67"/>
-      <w:r>
-        <w:t xml:space="preserve">the dengue NS1 antigen result and the IgM serology result</w:t>
-      </w:r>
-      <w:commentRangeEnd w:id="41"/>
-      <w:commentRangeEnd w:id="67"/>
-      <w:commentRangeEnd w:id="21"/>
+      <w:r>
+        <w:rPr>
+          <w:rFonts w:ascii="Times New Roman" w:hAnsi="Times New Roman" w:eastAsia="Times New Roman" w:cs="Times New Roman"/>
+          <w:sz w:val="24"/>
+          <w:szCs w:val="24"/>
+        </w:rPr>
+        <w:t>the dengue NS1 antigen result and the IgM serology result</w:t>
+      </w:r>
       <w:r>
         <w:rPr>
           <w:rStyle w:val="Refdecomentrio"/>
         </w:rPr>
-        <w:commentReference w:id="21"/>
       </w:r>
       <w:r>
         <w:rPr>
           <w:rStyle w:val="Refdecomentrio"/>
         </w:rPr>
-        <w:commentReference w:id="41"/>
       </w:r>
       <w:r>
         <w:rPr>
           <w:rStyle w:val="Refdecomentrio"/>
         </w:rPr>
-        <w:commentReference w:id="67"/>
-      </w:r>
-      <w:r>
+      </w:r>
+      <w:r>
+        <w:rPr>
+          <w:rFonts w:ascii="Times New Roman" w:hAnsi="Times New Roman" w:eastAsia="Times New Roman" w:cs="Times New Roman"/>
+          <w:sz w:val="24"/>
+          <w:szCs w:val="24"/>
+        </w:rPr>
         <w:t xml:space="preserve"> (positive, negative, inconclusive, or not performed), final classification (confirmed, inconclusive, and under investigation), confirmation criterion (laboratory or clinical-epidemiological), clinical outcome, and hospitalization. Dengue cases were additionally stratified by serotype (DENV-1 to DENV-4), and Zika cases by pregnancy status and trimester. All clinical and demographic variables were tabulated for the cases defined above (discarded notifications excluded) for 2016–2026, where 2026 is the partial year January–September.</w:t>
       </w:r>
     </w:p>
@@ -920,7 +1545,14 @@
         <w:pStyle w:val="Ttulo2"/>
       </w:pPr>
       <w:r>
-        <w:t xml:space="preserve">2.5 | Descriptive analysis</w:t>
+        <w:rPr>
+          <w:rFonts w:ascii="Times New Roman" w:hAnsi="Times New Roman" w:eastAsia="Times New Roman" w:cs="Times New Roman"/>
+          <w:b/>
+          <w:bCs/>
+          <w:sz w:val="24"/>
+          <w:szCs w:val="24"/>
+        </w:rPr>
+        <w:t>2.5 | Descriptive analysis</w:t>
       </w:r>
     </w:p>
     <w:p>
@@ -928,7 +1560,12 @@
         <w:pStyle w:val="Body"/>
       </w:pPr>
       <w:r>
-        <w:t xml:space="preserve">Annual incidence per 100,000 inhabitants was calculated for each arbovirus and FU. Incidence for 2026, a partial year that covers January to September, was annualized as the cases reported multiplied by 12 and divided by the number of months reported; because October to December carry a small share of the annual cases, this overstates the incidence of 2026 (see Limitations), which is nevertheless kept in the analyses. National, regional, and monthly incidence were calculated as the ratio of aggregated cases to aggregated population, which is equivalent to a population-weighted mean of state-level rates. The mean annual incidence of each FU is the population-weighted mean of its annual values for 2016–2026. Demographic, clinical, and laboratory variables were described annually as absolute counts and proportions. Uncertainty around the mean monthly number of cases and mean monthly incidence was estimated using both the normal approximation and a non-parametric bootstrap. For each disease, 1,000 bootstrap samples (fixed seed) were drawn with replacement from the pooled state–month observations, and the 2.5th and 97.5th percentiles of the resampled means were taken as the 95% confidence interval (CI). The bootstrap interval was treated as the primary estimate because the case-count distributions were strongly right-skewed.</w:t>
+        <w:rPr>
+          <w:rFonts w:ascii="Times New Roman" w:hAnsi="Times New Roman" w:eastAsia="Times New Roman" w:cs="Times New Roman"/>
+          <w:sz w:val="24"/>
+          <w:szCs w:val="24"/>
+        </w:rPr>
+        <w:t>Annual incidence per 100,000 inhabitants was calculated for each arbovirus and FU. Incidence for 2026, a partial year that covers January to September, was annualized as the cases reported multiplied by 12 and divided by the number of months reported; because October to December carry a small share of the annual cases, this overstates the incidence of 2026 (see Limitations), which is nevertheless kept in the analyses. National, regional, and monthly incidence were calculated as the ratio of aggregated cases to aggregated population, which is equivalent to a population-weighted mean of state-level rates. The mean annual incidence of each FU is the population-weighted mean of its annual values for 2016–2026. Demographic, clinical, and laboratory variables were described annually as absolute counts and proportions. Uncertainty around the mean monthly number of cases and mean monthly incidence was estimated using both the normal approximation and a non-parametric bootstrap. For each disease, 1,000 bootstrap samples (fixed seed) were drawn with replacement from the pooled state–month observations, and the 2.5th and 97.5th percentiles of the resampled means were taken as the 95% confidence interval (CI). The bootstrap interval was treated as the primary estimate because the case-count distributions were strongly right-skewed.</w:t>
       </w:r>
     </w:p>
     <w:p>
@@ -936,7 +1573,14 @@
         <w:pStyle w:val="Ttulo2"/>
       </w:pPr>
       <w:r>
-        <w:t xml:space="preserve">2.6 | Temporal trend analysis</w:t>
+        <w:rPr>
+          <w:rFonts w:ascii="Times New Roman" w:hAnsi="Times New Roman" w:eastAsia="Times New Roman" w:cs="Times New Roman"/>
+          <w:b/>
+          <w:bCs/>
+          <w:sz w:val="24"/>
+          <w:szCs w:val="24"/>
+        </w:rPr>
+        <w:t>2.6 | Temporal trend analysis</w:t>
       </w:r>
     </w:p>
     <w:p>
@@ -944,25 +1588,48 @@
         <w:pStyle w:val="Body"/>
       </w:pPr>
       <w:r>
+        <w:rPr>
+          <w:rFonts w:ascii="Times New Roman" w:hAnsi="Times New Roman" w:eastAsia="Times New Roman" w:cs="Times New Roman"/>
+          <w:sz w:val="24"/>
+          <w:szCs w:val="24"/>
+        </w:rPr>
         <w:t xml:space="preserve">Long-term trends in annual incidence were assessed separately for each FU using the non-parametric Mann–Kendall test </w:t>
       </w:r>
       <w:r>
         <w:rPr>
           <w:rStyle w:val="CitationRef"/>
-        </w:rPr>
-        <w:t xml:space="preserve">43,44</w:t>
-      </w:r>
-      <w:r>
+          <w:rFonts w:ascii="Times New Roman" w:hAnsi="Times New Roman" w:eastAsia="Times New Roman" w:cs="Times New Roman"/>
+          <w:sz w:val="24"/>
+          <w:szCs w:val="24"/>
+          <w:vertAlign w:val="superscript"/>
+        </w:rPr>
+        <w:t>43,44</w:t>
+      </w:r>
+      <w:r>
+        <w:rPr>
+          <w:rFonts w:ascii="Times New Roman" w:hAnsi="Times New Roman" w:eastAsia="Times New Roman" w:cs="Times New Roman"/>
+          <w:sz w:val="24"/>
+          <w:szCs w:val="24"/>
+        </w:rPr>
         <w:t xml:space="preserve">, requiring a minimum of four annual observations (11 annual values for 2016–2026, the last one annualized from the partial year January–September). For each state and arbovirus, we report Kendall’s τ, the test statistic S, the p-value, and Sen’s slope estimator </w:t>
       </w:r>
       <w:r>
         <w:rPr>
           <w:rStyle w:val="CitationRef"/>
-        </w:rPr>
-        <w:t xml:space="preserve">45</w:t>
-      </w:r>
-      <w:r>
-        <w:t xml:space="preserve">, which quantifies the median annual change in incidence (cases per 100,000 inhabitants per year). States were classified as having increased, decreased, or no significant trend at α = 0.05; Benjamini–Hochberg q-values across the 27 FU were also computed for each disease.</w:t>
+          <w:rFonts w:ascii="Times New Roman" w:hAnsi="Times New Roman" w:eastAsia="Times New Roman" w:cs="Times New Roman"/>
+          <w:sz w:val="24"/>
+          <w:szCs w:val="24"/>
+          <w:vertAlign w:val="superscript"/>
+        </w:rPr>
+        <w:t>45</w:t>
+      </w:r>
+      <w:r>
+        <w:rPr>
+          <w:rFonts w:ascii="Times New Roman" w:hAnsi="Times New Roman" w:eastAsia="Times New Roman" w:cs="Times New Roman"/>
+          <w:sz w:val="24"/>
+          <w:szCs w:val="24"/>
+        </w:rPr>
+        <w:t>, which quantifies the median annual change in incidence (cases per 100,000 inhabitants per year). States were classified as having increased, decreased, or no significant trend at α = 0.05; Benjamini–Hochberg q-values across the 27 FU were also computed for each disease.</w:t>
       </w:r>
     </w:p>
     <w:p>
@@ -970,7 +1637,14 @@
         <w:pStyle w:val="Ttulo2"/>
       </w:pPr>
       <w:r>
-        <w:t xml:space="preserve">2.7 | Climatic correlation analysis</w:t>
+        <w:rPr>
+          <w:rFonts w:ascii="Times New Roman" w:hAnsi="Times New Roman" w:eastAsia="Times New Roman" w:cs="Times New Roman"/>
+          <w:b/>
+          <w:bCs/>
+          <w:sz w:val="24"/>
+          <w:szCs w:val="24"/>
+        </w:rPr>
+        <w:t>2.7 | Climatic correlation analysis</w:t>
       </w:r>
     </w:p>
     <w:p>
@@ -978,7 +1652,12 @@
         <w:pStyle w:val="Body"/>
       </w:pPr>
       <w:r>
-        <w:t xml:space="preserve">Associations between monthly incidence and climatic variables were assessed using Spearman’s rank correlation coefficient (ρ), computed separately for each state and arbovirus for mean temperature and accumulated rainfall at lags of 0, 1, and 2 months. A minimum of eight paired monthly observations was required. National summaries were obtained as the mean ρ across states for each combination of variable, lag, and virus, together with the proportion of states reaching statistical significance (raw p &lt; 0.05). Benjamini–Hochberg q-values were computed within each virus and climatic variable across the 81 state–lag tests. A complementary lag-profile analysis described the mean ρ by macro-region and lag.</w:t>
+        <w:rPr>
+          <w:rFonts w:ascii="Times New Roman" w:hAnsi="Times New Roman" w:eastAsia="Times New Roman" w:cs="Times New Roman"/>
+          <w:sz w:val="24"/>
+          <w:szCs w:val="24"/>
+        </w:rPr>
+        <w:t>Associations between monthly incidence and climatic variables were assessed using Spearman’s rank correlation coefficient (ρ), computed separately for each state and arbovirus for mean temperature and accumulated rainfall at lags of 0, 1, and 2 months. A minimum of eight paired monthly observations was required. National summaries were obtained as the mean ρ across states for each combination of variable, lag, and virus, together with the proportion of states reaching statistical significance (raw p &lt; 0.05). Benjamini–Hochberg q-values were computed within each virus and climatic variable across the 81 state–lag tests. A complementary lag-profile analysis described the mean ρ by macro-region and lag.</w:t>
       </w:r>
     </w:p>
     <w:p>
@@ -986,7 +1665,14 @@
         <w:pStyle w:val="Ttulo2"/>
       </w:pPr>
       <w:r>
-        <w:t xml:space="preserve">2.8 | Spatial analysis</w:t>
+        <w:rPr>
+          <w:rFonts w:ascii="Times New Roman" w:hAnsi="Times New Roman" w:eastAsia="Times New Roman" w:cs="Times New Roman"/>
+          <w:b/>
+          <w:bCs/>
+          <w:sz w:val="24"/>
+          <w:szCs w:val="24"/>
+        </w:rPr>
+        <w:t>2.8 | Spatial analysis</w:t>
       </w:r>
     </w:p>
     <w:p>
@@ -994,24 +1680,47 @@
         <w:pStyle w:val="Body"/>
       </w:pPr>
       <w:r>
+        <w:rPr>
+          <w:rFonts w:ascii="Times New Roman" w:hAnsi="Times New Roman" w:eastAsia="Times New Roman" w:cs="Times New Roman"/>
+          <w:sz w:val="24"/>
+          <w:szCs w:val="24"/>
+        </w:rPr>
         <w:t xml:space="preserve">Spatial analyses were performed at the FU level using the population-weighted mean annual incidence over 2016–2026, in which the annual value of 2026 (a partial year, January–September) is annualized. Spatial weights were defined as row-standardized k-nearest-neighbor weights (k = 5) computed from the centroids of the FU polygons (planar longitude–latitude coordinates). Global spatial autocorrelation was assessed using Moran’s I test </w:t>
       </w:r>
       <w:r>
         <w:rPr>
           <w:rStyle w:val="CitationRef"/>
-        </w:rPr>
-        <w:t xml:space="preserve">46</w:t>
-      </w:r>
-      <w:r>
+          <w:rFonts w:ascii="Times New Roman" w:hAnsi="Times New Roman" w:eastAsia="Times New Roman" w:cs="Times New Roman"/>
+          <w:sz w:val="24"/>
+          <w:szCs w:val="24"/>
+          <w:vertAlign w:val="superscript"/>
+        </w:rPr>
+        <w:t>46</w:t>
+      </w:r>
+      <w:r>
+        <w:rPr>
+          <w:rFonts w:ascii="Times New Roman" w:hAnsi="Times New Roman" w:eastAsia="Times New Roman" w:cs="Times New Roman"/>
+          <w:sz w:val="24"/>
+          <w:szCs w:val="24"/>
+        </w:rPr>
         <w:t xml:space="preserve">, with inference based on 999 random permutations with a fixed seed. Local spatial autocorrelation was assessed using the Local Moran’s I test (Local Indicator of Spatial Association [LISA]) </w:t>
       </w:r>
       <w:r>
         <w:rPr>
           <w:rStyle w:val="CitationRef"/>
-        </w:rPr>
-        <w:t xml:space="preserve">47</w:t>
-      </w:r>
-      <w:r>
+          <w:rFonts w:ascii="Times New Roman" w:hAnsi="Times New Roman" w:eastAsia="Times New Roman" w:cs="Times New Roman"/>
+          <w:sz w:val="24"/>
+          <w:szCs w:val="24"/>
+          <w:vertAlign w:val="superscript"/>
+        </w:rPr>
+        <w:t>47</w:t>
+      </w:r>
+      <w:r>
+        <w:rPr>
+          <w:rFonts w:ascii="Times New Roman" w:hAnsi="Times New Roman" w:eastAsia="Times New Roman" w:cs="Times New Roman"/>
+          <w:sz w:val="24"/>
+          <w:szCs w:val="24"/>
+        </w:rPr>
         <w:t xml:space="preserve"> with 999 permutations, and units with p &lt; 0.05 were classified as high–high (hotspot), low–low (cold spot), high–low, or low–high (spatial outliers); the classification after Benjamini–Hochberg correction across the 27 FU is also reported. Mean incidence was mapped as one symbol per FU and disease, filled by the natural-breaks (Jenks) class of the mean annual incidence, computed separately for each disease. Year-by-year maps, LISA cluster maps, and maps of Mann–Kendall trend categories were also produced.</w:t>
       </w:r>
     </w:p>
@@ -1020,7 +1729,14 @@
         <w:pStyle w:val="Ttulo2"/>
       </w:pPr>
       <w:r>
-        <w:t xml:space="preserve">2.9 | Regression modelling of climatic variables</w:t>
+        <w:rPr>
+          <w:rFonts w:ascii="Times New Roman" w:hAnsi="Times New Roman" w:eastAsia="Times New Roman" w:cs="Times New Roman"/>
+          <w:b/>
+          <w:bCs/>
+          <w:sz w:val="24"/>
+          <w:szCs w:val="24"/>
+        </w:rPr>
+        <w:t>2.9 | Regression modelling of climatic variables</w:t>
       </w:r>
     </w:p>
     <w:p>
@@ -1028,37 +1744,55 @@
         <w:pStyle w:val="Body"/>
       </w:pPr>
       <w:r>
+        <w:rPr>
+          <w:rFonts w:ascii="Times New Roman" w:hAnsi="Times New Roman" w:eastAsia="Times New Roman" w:cs="Times New Roman"/>
+          <w:sz w:val="24"/>
+          <w:szCs w:val="24"/>
+        </w:rPr>
         <w:t xml:space="preserve">Generalized linear models (GLMs) with a log link were fitted to monthly case counts for each arbovirus, with the logarithm of the resident population as an offset so that coefficients could be interpreted as incidence rate ratios (IRRs). Calendar-month fixed effects absorbed the seasonal cycle, so that the climatic coefficients describe departures from the usual seasonal pattern. Poisson, quasi-Poisson, and negative binomial (NB2) models were fitted </w:t>
       </w:r>
       <w:r>
         <w:rPr>
           <w:rStyle w:val="CitationRef"/>
-        </w:rPr>
-        <w:t xml:space="preserve">48</w:t>
-      </w:r>
-      <w:r>
+          <w:rFonts w:ascii="Times New Roman" w:hAnsi="Times New Roman" w:eastAsia="Times New Roman" w:cs="Times New Roman"/>
+          <w:sz w:val="24"/>
+          <w:szCs w:val="24"/>
+          <w:vertAlign w:val="superscript"/>
+        </w:rPr>
+        <w:t>48</w:t>
+      </w:r>
+      <w:r>
+        <w:rPr>
+          <w:rFonts w:ascii="Times New Roman" w:hAnsi="Times New Roman" w:eastAsia="Times New Roman" w:cs="Times New Roman"/>
+          <w:sz w:val="24"/>
+          <w:szCs w:val="24"/>
+        </w:rPr>
         <w:t xml:space="preserve">. </w:t>
       </w:r>
-      <w:commentRangeStart w:id="22"/>
-      <w:commentRangeStart w:id="42"/>
-      <w:r>
-        <w:t xml:space="preserve">Overdispersion was quantified by the Pearson dispersion statistic of the Poisson fit and by the maximum-likelihood estimate of the NB2 dispersion parameter α, and the models were compared with the Akaike information criterion (AIC); no formal test of α &gt; 0 was performed.</w:t>
-      </w:r>
-      <w:commentRangeEnd w:id="42"/>
-      <w:commentRangeEnd w:id="22"/>
+      <w:r>
+        <w:rPr>
+          <w:rFonts w:ascii="Times New Roman" w:hAnsi="Times New Roman" w:eastAsia="Times New Roman" w:cs="Times New Roman"/>
+          <w:sz w:val="24"/>
+          <w:szCs w:val="24"/>
+        </w:rPr>
+        <w:t>Overdispersion was quantified by the Pearson dispersion statistic of the Poisson fit and by the maximum-likelihood estimate of the NB2 dispersion parameter α, and the models were compared with the Akaike information criterion (AIC); no formal test of α &gt; 0 was performed.</w:t>
+      </w:r>
       <w:r>
         <w:rPr>
           <w:rStyle w:val="Refdecomentrio"/>
         </w:rPr>
-        <w:commentReference w:id="22"/>
       </w:r>
       <w:r>
         <w:rPr>
           <w:rStyle w:val="Refdecomentrio"/>
         </w:rPr>
-        <w:commentReference w:id="42"/>
-      </w:r>
-      <w:r>
+      </w:r>
+      <w:r>
+        <w:rPr>
+          <w:rFonts w:ascii="Times New Roman" w:hAnsi="Times New Roman" w:eastAsia="Times New Roman" w:cs="Times New Roman"/>
+          <w:sz w:val="24"/>
+          <w:szCs w:val="24"/>
+        </w:rPr>
         <w:t xml:space="preserve"> Inference is based on the NB2 models, which had the lowest AIC in all three series. Four specifications were fitted: (1) a pooled model including concurrent mean temperature and accumulated rainfall, with FU and calendar-month fixed effects and standard errors clustered by FU; (2) per-FU models fitting the same two covariates separately for each FU, with calendar-month fixed effects and heteroskedasticity- and autocorrelation-consistent (Newey–West, three lags) standard errors; (3) per-FU lagged models, in which concurrent temperature and rainfall and their one- and two-month lags entered jointly, without a lag constraint (an unconstrained distributed-lag model, not a distributed lag non-linear model); and (4) a pooled lagged model with the same lagged terms, FU and calendar-month fixed effects, and standard errors clustered by FU, from which we report the IRR of each lag and the IRR of a change sustained over lags 0–2, obtained as the sum of the three lag coefficients with its variance taken from the clustered covariance matrix. IRRs are reported per 1 °C increase in temperature and per 100 mm increase in rainfall (about one standard deviation of monthly rainfall, 100 mm), with 95% Wald confidence intervals. Benjamini–Hochberg q-values were computed within each disease and model term across the 27 FU.</w:t>
       </w:r>
     </w:p>
@@ -1067,7 +1801,14 @@
         <w:pStyle w:val="Ttulo2"/>
       </w:pPr>
       <w:r>
-        <w:t xml:space="preserve">2.10 | Software</w:t>
+        <w:rPr>
+          <w:rFonts w:ascii="Times New Roman" w:hAnsi="Times New Roman" w:eastAsia="Times New Roman" w:cs="Times New Roman"/>
+          <w:b/>
+          <w:bCs/>
+          <w:sz w:val="24"/>
+          <w:szCs w:val="24"/>
+        </w:rPr>
+        <w:t>2.10 | Software</w:t>
       </w:r>
     </w:p>
     <w:p>
@@ -1075,39 +1816,42 @@
         <w:pStyle w:val="Body"/>
       </w:pPr>
       <w:r>
-        <w:t xml:space="preserve">All analyses were performed in R 4.6.1, using data.table and readxl (data handling), sf and spdep (geographical data, nearest-neighbor weights, and spatial statistics), classInt (Jenks classification), and ggplot2 and patchwork (visualization). The Mann–Kendall test, Sen’s slope, Spearman tests, and the GLM engine were implemented in the project code. The clinical and demographic panels were drawn in R from the tabulated notifications. All tests were two-sided with α = 0.05. Raw p-values are reported together with Benjamini–Hochberg q-values, and state-level results are interpreted as exploratory. Permutation tests and bootstrap resampling used fixed seeds. The code and derived datasets are available as described in the Data Availability Statement.</w:t>
+        <w:rPr>
+          <w:rFonts w:ascii="Times New Roman" w:hAnsi="Times New Roman" w:eastAsia="Times New Roman" w:cs="Times New Roman"/>
+          <w:sz w:val="24"/>
+          <w:szCs w:val="24"/>
+        </w:rPr>
+        <w:t>All analyses were performed in R 4.6.1, using data.table and readxl (data handling), sf and spdep (geographical data, nearest-neighbor weights, and spatial statistics), classInt (Jenks classification), and ggplot2 and patchwork (visualization). The Mann–Kendall test, Sen’s slope, Spearman tests, and the GLM engine were implemented in the project code. The clinical and demographic panels were drawn in R from the tabulated notifications. All tests were two-sided with α = 0.05. Raw p-values are reported together with Benjamini–Hochberg q-values, and state-level results are interpreted as exploratory. Permutation tests and bootstrap resampling used fixed seeds. The code and derived datasets are available as described in the Data Availability Statement.</w:t>
       </w:r>
     </w:p>
     <w:p>
       <w:pPr>
         <w:pStyle w:val="Ttulo1"/>
       </w:pPr>
-      <w:commentRangeStart w:id="3"/>
-      <w:commentRangeStart w:id="24"/>
-      <w:commentRangeStart w:id="56"/>
-      <w:r>
-        <w:t xml:space="preserve">3 | RESULTS</w:t>
-      </w:r>
-      <w:commentRangeEnd w:id="24"/>
-      <w:commentRangeEnd w:id="56"/>
-      <w:commentRangeEnd w:id="3"/>
+      <w:r>
+        <w:rPr>
+          <w:rFonts w:ascii="Times New Roman" w:hAnsi="Times New Roman" w:eastAsia="Times New Roman" w:cs="Times New Roman"/>
+          <w:b/>
+          <w:bCs/>
+          <w:sz w:val="24"/>
+          <w:szCs w:val="24"/>
+        </w:rPr>
+        <w:t>3 | RESULTS</w:t>
+      </w:r>
       <w:r>
         <w:rPr>
           <w:rStyle w:val="Refdecomentrio"/>
         </w:rPr>
-        <w:commentReference w:id="3"/>
       </w:r>
       <w:r>
         <w:rPr>
           <w:rStyle w:val="Refdecomentrio"/>
         </w:rPr>
-        <w:commentReference w:id="24"/>
       </w:r>
       <w:r>
         <w:rPr>
           <w:rStyle w:val="Refdecomentrio"/>
         </w:rPr>
-        <w:commentReference w:id="56"/>
       </w:r>
     </w:p>
     <w:p>
@@ -1115,7 +1859,14 @@
         <w:pStyle w:val="Ttulo2"/>
       </w:pPr>
       <w:r>
-        <w:t xml:space="preserve">3.1 | Spatiotemporal distribution</w:t>
+        <w:rPr>
+          <w:rFonts w:ascii="Times New Roman" w:hAnsi="Times New Roman" w:eastAsia="Times New Roman" w:cs="Times New Roman"/>
+          <w:b/>
+          <w:bCs/>
+          <w:sz w:val="24"/>
+          <w:szCs w:val="24"/>
+        </w:rPr>
+        <w:t>3.1 | Spatiotemporal distribution</w:t>
       </w:r>
     </w:p>
     <w:p>
@@ -1123,36 +1874,42 @@
         <w:pStyle w:val="Body"/>
       </w:pPr>
       <w:r>
+        <w:rPr>
+          <w:rFonts w:ascii="Times New Roman" w:hAnsi="Times New Roman" w:eastAsia="Times New Roman" w:cs="Times New Roman"/>
+          <w:sz w:val="24"/>
+          <w:szCs w:val="24"/>
+        </w:rPr>
         <w:t xml:space="preserve">Between January 2016 and September 2026, SINAN recorded 16,802,619 dengue cases, 1,599,784 chikungunya cases, and 295,639 Zika cases in the 27 FU, counting confirmed and probable cases and excluding notifications classified as discarded; 2026 is a partial year (January–September). Dengue incidence peaked in 2024, with 6,564,924 cases (3,088 per 100,000 inhabitants), 4.0 times the incidence of 2023 (778 per 100,000); the annualized incidence of the partial year 2026 (January–September, annualized ×12/9) was 292 per 100,000 (Figure 1A). </w:t>
       </w:r>
-      <w:commentRangeStart w:id="9"/>
-      <w:commentRangeStart w:id="30"/>
-      <w:commentRangeStart w:id="60"/>
-      <w:r>
-        <w:t xml:space="preserve">Chikungunya incidence was also highest in 2024 (124.2 per 100,000), followed by 2016 (117.3). At regional level, the highest annual value was reached by the Northeast in 2016 (380.5 per 100,000).</w:t>
-      </w:r>
-      <w:commentRangeEnd w:id="30"/>
-      <w:commentRangeEnd w:id="60"/>
-      <w:commentRangeEnd w:id="9"/>
+      <w:r>
+        <w:rPr>
+          <w:rFonts w:ascii="Times New Roman" w:hAnsi="Times New Roman" w:eastAsia="Times New Roman" w:cs="Times New Roman"/>
+          <w:sz w:val="24"/>
+          <w:szCs w:val="24"/>
+        </w:rPr>
+        <w:t>Chikungunya incidence was also highest in 2024 (124.2 per 100,000), followed by 2016 (117.3). At regional level, the highest annual value was reached by the Northeast in 2016 (380.5 per 100,000).</w:t>
+      </w:r>
       <w:r>
         <w:rPr>
           <w:rStyle w:val="Refdecomentrio"/>
         </w:rPr>
-        <w:commentReference w:id="9"/>
       </w:r>
       <w:r>
         <w:rPr>
           <w:rStyle w:val="Refdecomentrio"/>
         </w:rPr>
-        <w:commentReference w:id="30"/>
       </w:r>
       <w:r>
         <w:rPr>
           <w:rStyle w:val="Refdecomentrio"/>
         </w:rPr>
-        <w:commentReference w:id="60"/>
-      </w:r>
-      <w:r>
+      </w:r>
+      <w:r>
+        <w:rPr>
+          <w:rFonts w:ascii="Times New Roman" w:hAnsi="Times New Roman" w:eastAsia="Times New Roman" w:cs="Times New Roman"/>
+          <w:sz w:val="24"/>
+          <w:szCs w:val="24"/>
+        </w:rPr>
         <w:t xml:space="preserve"> Annual maps of incidence by FU are shown in Figure S1.</w:t>
       </w:r>
     </w:p>
@@ -1161,7 +1918,12 @@
         <w:pStyle w:val="Body"/>
       </w:pPr>
       <w:r>
-        <w:t xml:space="preserve">The absolute burden of dengue was concentrated in the Southeast, where São Paulo recorded the largest number of cases (4,873,681), followed by Minas Gerais (3,545,693). In contrast, the North region reported substantially lower figures, ranging from 4,867 in Roraima to 95,753 in Pará, and the Northeast showed marked internal variation, from 25,362 in Sergipe to 636,339 in Bahia. Taken together, this spatial gradient mirrors the demographic hierarchy of the country. It is interesting to note that the ranking changed substantially when the population size was considered (Figure 2; mean of the annual incidence of 2016–2026, in which the value of 2026 is annualized from the partial year January–September). The highest mean annual incidence was observed in Goiás (1,783.7 per 100,000 inhabitants), followed by the Federal District (1,693.6) and Minas Gerais (1,539.0). The absolute burden of chikungunya was concentrated in a few states of the Southeast and Northeast regions, where Minas Gerais recorded the largest number of cases (356,101), followed by Ceará (215,187), Bahia (196,092), Rio de Janeiro (165,519), and Pernambuco (102,841). On a per-capita basis, the highest mean annual incidence was observed in Mato Grosso (227.8), followed by Ceará (215.0) and Rio Grande do Norte (202.5), whereas Minas Gerais (which had the largest absolute number of cases) ranked fourth. The absolute burden of Zika was highest in Rio de Janeiro (80,648) and Bahia (66,976), with counts in the South region ranging from 249 in Santa Catarina to 830 in Paraná. On a per-capita basis, the highest mean annual incidence was observed in Mato Grosso (72.7), Rio de Janeiro (42.7), and Bahia (41.3); Rio de Janeiro and Bahia, the states with the largest absolute numbers, ranked second and third, respectively (Figure 2).</w:t>
+        <w:rPr>
+          <w:rFonts w:ascii="Times New Roman" w:hAnsi="Times New Roman" w:eastAsia="Times New Roman" w:cs="Times New Roman"/>
+          <w:sz w:val="24"/>
+          <w:szCs w:val="24"/>
+        </w:rPr>
+        <w:t>The absolute burden of dengue was concentrated in the Southeast, where São Paulo recorded the largest number of cases (4,873,681), followed by Minas Gerais (3,545,693). In contrast, the North region reported substantially lower figures, ranging from 4,867 in Roraima to 95,753 in Pará, and the Northeast showed marked internal variation, from 25,362 in Sergipe to 636,339 in Bahia. Taken together, this spatial gradient mirrors the demographic hierarchy of the country. It is interesting to note that the ranking changed substantially when the population size was considered (Figure 2; mean of the annual incidence of 2016–2026, in which the value of 2026 is annualized from the partial year January–September). The highest mean annual incidence was observed in Goiás (1,783.7 per 100,000 inhabitants), followed by the Federal District (1,693.6) and Minas Gerais (1,539.0). The absolute burden of chikungunya was concentrated in a few states of the Southeast and Northeast regions, where Minas Gerais recorded the largest number of cases (356,101), followed by Ceará (215,187), Bahia (196,092), Rio de Janeiro (165,519), and Pernambuco (102,841). On a per-capita basis, the highest mean annual incidence was observed in Mato Grosso (227.8), followed by Ceará (215.0) and Rio Grande do Norte (202.5), whereas Minas Gerais (which had the largest absolute number of cases) ranked fourth. The absolute burden of Zika was highest in Rio de Janeiro (80,648) and Bahia (66,976), with counts in the South region ranging from 249 in Santa Catarina to 830 in Paraná. On a per-capita basis, the highest mean annual incidence was observed in Mato Grosso (72.7), Rio de Janeiro (42.7), and Bahia (41.3); Rio de Janeiro and Bahia, the states with the largest absolute numbers, ranked second and third, respectively (Figure 2).</w:t>
       </w:r>
     </w:p>
     <w:p>
@@ -1169,121 +1931,120 @@
         <w:pStyle w:val="Body"/>
       </w:pPr>
       <w:r>
-        <w:t xml:space="preserve">Spatial autocorrelation analysis showed significant global spatial structure for dengue (</w:t>
-      </w:r>
-      <w:commentRangeStart w:id="4"/>
-      <w:commentRangeStart w:id="25"/>
-      <w:commentRangeStart w:id="48"/>
-      <w:commentRangeStart w:id="57"/>
-      <w:r>
-        <w:t xml:space="preserve">Moran’s I = 0.516, p = 0.001</w:t>
-      </w:r>
-      <w:commentRangeEnd w:id="25"/>
-      <w:commentRangeEnd w:id="48"/>
-      <w:commentRangeEnd w:id="57"/>
-      <w:commentRangeEnd w:id="4"/>
+        <w:rPr>
+          <w:rFonts w:ascii="Times New Roman" w:hAnsi="Times New Roman" w:eastAsia="Times New Roman" w:cs="Times New Roman"/>
+          <w:sz w:val="24"/>
+          <w:szCs w:val="24"/>
+        </w:rPr>
+        <w:t>Spatial autocorrelation analysis showed significant global spatial structure for dengue (</w:t>
+      </w:r>
+      <w:r>
+        <w:rPr>
+          <w:rFonts w:ascii="Times New Roman" w:hAnsi="Times New Roman" w:eastAsia="Times New Roman" w:cs="Times New Roman"/>
+          <w:sz w:val="24"/>
+          <w:szCs w:val="24"/>
+        </w:rPr>
+        <w:t>Moran’s I = 0.516, p = 0.001</w:t>
+      </w:r>
       <w:r>
         <w:rPr>
           <w:rStyle w:val="Refdecomentrio"/>
         </w:rPr>
-        <w:commentReference w:id="4"/>
       </w:r>
       <w:r>
         <w:rPr>
           <w:rStyle w:val="Refdecomentrio"/>
         </w:rPr>
-        <w:commentReference w:id="25"/>
       </w:r>
       <w:r>
         <w:rPr>
           <w:rStyle w:val="Refdecomentrio"/>
         </w:rPr>
-        <w:commentReference w:id="48"/>
       </w:r>
       <w:r>
         <w:rPr>
           <w:rStyle w:val="Refdecomentrio"/>
         </w:rPr>
-        <w:commentReference w:id="57"/>
-      </w:r>
-      <w:r>
+      </w:r>
+      <w:r>
+        <w:rPr>
+          <w:rFonts w:ascii="Times New Roman" w:hAnsi="Times New Roman" w:eastAsia="Times New Roman" w:cs="Times New Roman"/>
+          <w:sz w:val="24"/>
+          <w:szCs w:val="24"/>
+        </w:rPr>
         <w:t xml:space="preserve">) and, more weakly, for chikungunya (I = 0.231, p = 0.017), but not for Zika (I = −0.105, p = 0.243; </w:t>
       </w:r>
-      <w:commentRangeStart w:id="5"/>
-      <w:commentRangeStart w:id="26"/>
-      <w:commentRangeStart w:id="52"/>
-      <w:commentRangeStart w:id="58"/>
-      <w:r>
-        <w:t xml:space="preserve">Figure 3</w:t>
-      </w:r>
-      <w:commentRangeEnd w:id="26"/>
-      <w:commentRangeEnd w:id="52"/>
-      <w:commentRangeEnd w:id="58"/>
-      <w:commentRangeEnd w:id="5"/>
+      <w:r>
+        <w:rPr>
+          <w:rFonts w:ascii="Times New Roman" w:hAnsi="Times New Roman" w:eastAsia="Times New Roman" w:cs="Times New Roman"/>
+          <w:sz w:val="24"/>
+          <w:szCs w:val="24"/>
+        </w:rPr>
+        <w:t>Figure 3</w:t>
+      </w:r>
       <w:r>
         <w:rPr>
           <w:rStyle w:val="Refdecomentrio"/>
         </w:rPr>
-        <w:commentReference w:id="5"/>
       </w:r>
       <w:r>
         <w:rPr>
           <w:rStyle w:val="Refdecomentrio"/>
         </w:rPr>
-        <w:commentReference w:id="26"/>
       </w:r>
       <w:r>
         <w:rPr>
           <w:rStyle w:val="Refdecomentrio"/>
         </w:rPr>
-        <w:commentReference w:id="52"/>
       </w:r>
       <w:r>
         <w:rPr>
           <w:rStyle w:val="Refdecomentrio"/>
         </w:rPr>
-        <w:commentReference w:id="58"/>
-      </w:r>
-      <w:r>
-        <w:t xml:space="preserve">); these statistics use the mean annual incidence of 2016–2026, whose last year, 2026, is a partial year (January–September) annualized ×12/9. For dengue, high–high clusters were observed across the Central-West and Southeast and in Paraná (the Federal District, Espírito Santo, Goiás, Mato Grosso, Mato Grosso do Sul, Minas Gerais, Paraná and São Paulo), and low–low clusters in Amapá, Maranhão, Rio Grande do Norte and Roraima; Acre appeared as a high–low outlier and Rio de Janeiro as a low–high outlier (</w:t>
-      </w:r>
-      <w:commentRangeStart w:id="6"/>
-      <w:commentRangeStart w:id="27"/>
-      <w:commentRangeStart w:id="53"/>
-      <w:commentRangeStart w:id="59"/>
-      <w:r>
-        <w:t xml:space="preserve">Figure S2A</w:t>
-      </w:r>
-      <w:commentRangeEnd w:id="27"/>
-      <w:commentRangeEnd w:id="53"/>
-      <w:commentRangeEnd w:id="59"/>
-      <w:commentRangeEnd w:id="6"/>
+      </w:r>
+      <w:r>
+        <w:rPr>
+          <w:rFonts w:ascii="Times New Roman" w:hAnsi="Times New Roman" w:eastAsia="Times New Roman" w:cs="Times New Roman"/>
+          <w:sz w:val="24"/>
+          <w:szCs w:val="24"/>
+        </w:rPr>
+        <w:t>); these statistics use the mean annual incidence of 2016–2026, whose last year, 2026, is a partial year (January–September) annualized ×12/9. For dengue, high–high clusters were observed across the Central-West and Southeast and in Paraná (the Federal District, Espírito Santo, Goiás, Mato Grosso, Mato Grosso do Sul, Minas Gerais, Paraná and São Paulo), and low–low clusters in Amapá, Maranhão, Rio Grande do Norte and Roraima; Acre appeared as a high–low outlier and Rio de Janeiro as a low–high outlier (</w:t>
+      </w:r>
+      <w:r>
+        <w:rPr>
+          <w:rFonts w:ascii="Times New Roman" w:hAnsi="Times New Roman" w:eastAsia="Times New Roman" w:cs="Times New Roman"/>
+          <w:sz w:val="24"/>
+          <w:szCs w:val="24"/>
+        </w:rPr>
+        <w:t>Figure S2A</w:t>
+      </w:r>
       <w:r>
         <w:rPr>
           <w:rStyle w:val="Refdecomentrio"/>
         </w:rPr>
-        <w:commentReference w:id="6"/>
       </w:r>
       <w:r>
         <w:rPr>
           <w:rStyle w:val="Refdecomentrio"/>
         </w:rPr>
-        <w:commentReference w:id="27"/>
       </w:r>
       <w:r>
         <w:rPr>
           <w:rStyle w:val="Refdecomentrio"/>
         </w:rPr>
-        <w:commentReference w:id="53"/>
       </w:r>
       <w:r>
         <w:rPr>
           <w:rStyle w:val="Refdecomentrio"/>
         </w:rPr>
-        <w:commentReference w:id="59"/>
-      </w:r>
-      <w:r>
-        <w:t xml:space="preserve">). For chikungunya, the high–high cluster was located in the Northeast (Alagoas, Ceará, Paraíba, Pernambuco, Rio Grande do Norte and Sergipe) and the low–low units were Paraná and Roraima. After Benjamini–Hochberg correction, only Goiás and Minas Gerais (high–high) and Rio de Janeiro (low–high) remained significant, for dengue; no local cluster of chikungunya or Zika remained significant.</w:t>
+      </w:r>
+      <w:r>
+        <w:rPr>
+          <w:rFonts w:ascii="Times New Roman" w:hAnsi="Times New Roman" w:eastAsia="Times New Roman" w:cs="Times New Roman"/>
+          <w:sz w:val="24"/>
+          <w:szCs w:val="24"/>
+        </w:rPr>
+        <w:t>). For chikungunya, the high–high cluster was located in the Northeast (Alagoas, Ceará, Paraíba, Pernambuco, Rio Grande do Norte and Sergipe) and the low–low units were Paraná and Roraima. After Benjamini–Hochberg correction, only Goiás and Minas Gerais (high–high) and Rio de Janeiro (low–high) remained significant, for dengue; no local cluster of chikungunya or Zika remained significant.</w:t>
       </w:r>
     </w:p>
     <w:p>
@@ -1291,7 +2052,14 @@
         <w:pStyle w:val="Ttulo2"/>
       </w:pPr>
       <w:r>
-        <w:t xml:space="preserve">3.2 | Temporal trends</w:t>
+        <w:rPr>
+          <w:rFonts w:ascii="Times New Roman" w:hAnsi="Times New Roman" w:eastAsia="Times New Roman" w:cs="Times New Roman"/>
+          <w:b/>
+          <w:bCs/>
+          <w:sz w:val="24"/>
+          <w:szCs w:val="24"/>
+        </w:rPr>
+        <w:t>3.2 | Temporal trends</w:t>
       </w:r>
     </w:p>
     <w:p>
@@ -1299,51 +2067,64 @@
         <w:pStyle w:val="Body"/>
       </w:pPr>
       <w:r>
-        <w:t xml:space="preserve">Trends are based on 11 annual values of 2016–2026, the last of which (2026) is a partial year (January–September) annualized ×12/9 and therefore overstated (see Limitations). Statistically significant increasing trends in dengue incidence were observed in Rio Grande do Sul (τ = 0.600; Sen’s slope ≈ 54 cases per 100,000 per year) and Santa Catarina (τ = 0.491; ≈52) (</w:t>
-      </w:r>
-      <w:commentRangeStart w:id="7"/>
-      <w:commentRangeStart w:id="28"/>
-      <w:r>
-        <w:t xml:space="preserve">Figure 4</w:t>
-      </w:r>
-      <w:commentRangeEnd w:id="28"/>
-      <w:commentRangeEnd w:id="7"/>
+        <w:rPr>
+          <w:rFonts w:ascii="Times New Roman" w:hAnsi="Times New Roman" w:eastAsia="Times New Roman" w:cs="Times New Roman"/>
+          <w:sz w:val="24"/>
+          <w:szCs w:val="24"/>
+        </w:rPr>
+        <w:t>Trends are based on 11 annual values of 2016–2026, the last of which (2026) is a partial year (January–September) annualized ×12/9 and therefore overstated (see Limitations). Statistically significant increasing trends in dengue incidence were observed in Rio Grande do Sul (τ = 0.600; Sen’s slope ≈ 54 cases per 100,000 per year) and Santa Catarina (τ = 0.491; ≈52) (</w:t>
+      </w:r>
+      <w:r>
+        <w:rPr>
+          <w:rFonts w:ascii="Times New Roman" w:hAnsi="Times New Roman" w:eastAsia="Times New Roman" w:cs="Times New Roman"/>
+          <w:sz w:val="24"/>
+          <w:szCs w:val="24"/>
+        </w:rPr>
+        <w:t>Figure 4</w:t>
+      </w:r>
       <w:r>
         <w:rPr>
           <w:rStyle w:val="Refdecomentrio"/>
         </w:rPr>
-        <w:commentReference w:id="7"/>
       </w:r>
       <w:r>
         <w:rPr>
           <w:rStyle w:val="Refdecomentrio"/>
         </w:rPr>
-        <w:commentReference w:id="28"/>
-      </w:r>
-      <w:r>
-        <w:t xml:space="preserve">). Three states displayed statistically significant increasing trends for chikungunya: Mato Grosso do Sul (τ = 0.782; ≈16 cases per 100,000 per year, the largest Sen’s slope), Goiás (τ = 0.600; ≈9), and Minas Gerais (τ = 0.564; ≈10), and the trend was decreasing in Ceará (τ = −0.564). Zika was the only arbovirus with a predominance of decreasing trends: they were significant in 13 states (τ from −0.945 to −0.491) and no state showed an increase (</w:t>
-      </w:r>
-      <w:commentRangeStart w:id="8"/>
-      <w:commentRangeStart w:id="29"/>
-      <w:r>
-        <w:t xml:space="preserve">Figures 4 and S2B</w:t>
-      </w:r>
-      <w:commentRangeEnd w:id="29"/>
-      <w:commentRangeEnd w:id="8"/>
+      </w:r>
+      <w:r>
+        <w:rPr>
+          <w:rFonts w:ascii="Times New Roman" w:hAnsi="Times New Roman" w:eastAsia="Times New Roman" w:cs="Times New Roman"/>
+          <w:sz w:val="24"/>
+          <w:szCs w:val="24"/>
+        </w:rPr>
+        <w:t>). Three states displayed statistically significant increasing trends for chikungunya: Mato Grosso do Sul (τ = 0.782; ≈16 cases per 100,000 per year, the largest Sen’s slope), Goiás (τ = 0.600; ≈9), and Minas Gerais (τ = 0.564; ≈10), and the trend was decreasing in Ceará (τ = −0.564). Zika was the only arbovirus with a predominance of decreasing trends: they were significant in 13 states (τ from −0.945 to −0.491) and no state showed an increase (</w:t>
+      </w:r>
+      <w:r>
+        <w:rPr>
+          <w:rFonts w:ascii="Times New Roman" w:hAnsi="Times New Roman" w:eastAsia="Times New Roman" w:cs="Times New Roman"/>
+          <w:sz w:val="24"/>
+          <w:szCs w:val="24"/>
+        </w:rPr>
+        <w:t>Figures 4 and S2B</w:t>
+      </w:r>
       <w:r>
         <w:rPr>
           <w:rStyle w:val="Refdecomentrio"/>
         </w:rPr>
-        <w:commentReference w:id="8"/>
       </w:r>
       <w:r>
         <w:rPr>
           <w:rStyle w:val="Refdecomentrio"/>
         </w:rPr>
-        <w:commentReference w:id="29"/>
-      </w:r>
-      <w:r>
-        <w:t xml:space="preserve">). After Benjamini–Hochberg correction, the increase of chikungunya in Mato Grosso do Sul (q = 0.029) and the decrease of Zika in twelve states remained significant, whereas none of the dengue trends did (smallest q = 0.344).</w:t>
+      </w:r>
+      <w:r>
+        <w:rPr>
+          <w:rFonts w:ascii="Times New Roman" w:hAnsi="Times New Roman" w:eastAsia="Times New Roman" w:cs="Times New Roman"/>
+          <w:sz w:val="24"/>
+          <w:szCs w:val="24"/>
+        </w:rPr>
+        <w:t>). After Benjamini–Hochberg correction, the increase of chikungunya in Mato Grosso do Sul (q = 0.029) and the decrease of Zika in twelve states remained significant, whereas none of the dengue trends did (smallest q = 0.344).</w:t>
       </w:r>
     </w:p>
     <w:p>
@@ -1351,7 +2132,14 @@
         <w:pStyle w:val="Ttulo2"/>
       </w:pPr>
       <w:r>
-        <w:t xml:space="preserve">3.3 | Seasonal variation</w:t>
+        <w:rPr>
+          <w:rFonts w:ascii="Times New Roman" w:hAnsi="Times New Roman" w:eastAsia="Times New Roman" w:cs="Times New Roman"/>
+          <w:b/>
+          <w:bCs/>
+          <w:sz w:val="24"/>
+          <w:szCs w:val="24"/>
+        </w:rPr>
+        <w:t>3.3 | Seasonal variation</w:t>
       </w:r>
     </w:p>
     <w:p>
@@ -1359,7 +2147,12 @@
         <w:pStyle w:val="Body"/>
       </w:pPr>
       <w:r>
-        <w:t xml:space="preserve">Summed across the ten complete study years (2016–2025), dengue cases rose from 1,066,320 in January to 2,246,788 in February, peaked in March–April (mean of 3,678,888 per month), and fell to 1,075,374 in June; from July to December, monthly totals ranged from 187,670 to 460,755. Interannual variability was dominated by the 2024 epidemic, an extreme outlier in the series (Figure 1A). Chikungunya also showed a seasonal pattern, with monthly totals rising from 100,946 in January to a peak of 271,538 in May and falling to 170,494 in June, and ranging from 28,639 to 109,102 from July to December. The seasonal profile of ZIKV was similar to those of dengue and chikungunya: monthly totals rose from 34,312 in January to a peak of 70,710 in March, fell to 29,333 in May and 15,804 in June, and ranged from 4,016 to 10,110 per month in the second half of the year. The annual series of ZIKV was dominated by the 2016 epidemic, with 219,266 cases nationally (108 per 100,000), between 12.2 and 62.6 times the incidence of each later complete year.</w:t>
+        <w:rPr>
+          <w:rFonts w:ascii="Times New Roman" w:hAnsi="Times New Roman" w:eastAsia="Times New Roman" w:cs="Times New Roman"/>
+          <w:sz w:val="24"/>
+          <w:szCs w:val="24"/>
+        </w:rPr>
+        <w:t>Summed across the ten complete study years (2016–2025), dengue cases rose from 1,066,320 in January to 2,246,788 in February, peaked in March–April (mean of 3,678,888 per month), and fell to 1,075,374 in June; from July to December, monthly totals ranged from 187,670 to 460,755. Interannual variability was dominated by the 2024 epidemic, an extreme outlier in the series (Figure 1A). Chikungunya also showed a seasonal pattern, with monthly totals rising from 100,946 in January to a peak of 271,538 in May and falling to 170,494 in June, and ranging from 28,639 to 109,102 from July to December. The seasonal profile of ZIKV was similar to those of dengue and chikungunya: monthly totals rose from 34,312 in January to a peak of 70,710 in March, fell to 29,333 in May and 15,804 in June, and ranged from 4,016 to 10,110 per month in the second half of the year. The annual series of ZIKV was dominated by the 2016 epidemic, with 219,266 cases nationally (108 per 100,000), between 12.2 and 62.6 times the incidence of each later complete year.</w:t>
       </w:r>
     </w:p>
     <w:p>
@@ -1367,7 +2160,14 @@
         <w:pStyle w:val="Ttulo2"/>
       </w:pPr>
       <w:r>
-        <w:t xml:space="preserve">3.4 | Climatic correlations</w:t>
+        <w:rPr>
+          <w:rFonts w:ascii="Times New Roman" w:hAnsi="Times New Roman" w:eastAsia="Times New Roman" w:cs="Times New Roman"/>
+          <w:b/>
+          <w:bCs/>
+          <w:sz w:val="24"/>
+          <w:szCs w:val="24"/>
+        </w:rPr>
+        <w:t>3.4 | Climatic correlations</w:t>
       </w:r>
     </w:p>
     <w:p>
@@ -1375,29 +2175,38 @@
         <w:pStyle w:val="Body"/>
       </w:pPr>
       <w:r>
-        <w:t xml:space="preserve">Correlations between monthly incidence and temperature depended on the lag (</w:t>
-      </w:r>
-      <w:commentRangeStart w:id="11"/>
-      <w:commentRangeStart w:id="31"/>
-      <w:r>
-        <w:t xml:space="preserve">Figure 5</w:t>
-      </w:r>
-      <w:commentRangeEnd w:id="31"/>
-      <w:commentRangeEnd w:id="11"/>
+        <w:rPr>
+          <w:rFonts w:ascii="Times New Roman" w:hAnsi="Times New Roman" w:eastAsia="Times New Roman" w:cs="Times New Roman"/>
+          <w:sz w:val="24"/>
+          <w:szCs w:val="24"/>
+        </w:rPr>
+        <w:t>Correlations between monthly incidence and temperature depended on the lag (</w:t>
+      </w:r>
+      <w:r>
+        <w:rPr>
+          <w:rFonts w:ascii="Times New Roman" w:hAnsi="Times New Roman" w:eastAsia="Times New Roman" w:cs="Times New Roman"/>
+          <w:sz w:val="24"/>
+          <w:szCs w:val="24"/>
+        </w:rPr>
+        <w:t>Figure 5</w:t>
+      </w:r>
       <w:r>
         <w:rPr>
           <w:rStyle w:val="Refdecomentrio"/>
         </w:rPr>
-        <w:commentReference w:id="11"/>
       </w:r>
       <w:r>
         <w:rPr>
           <w:rStyle w:val="Refdecomentrio"/>
         </w:rPr>
-        <w:commentReference w:id="31"/>
-      </w:r>
-      <w:r>
-        <w:t xml:space="preserve">). For dengue, the mean Spearman correlation across the 27 FU was negative at lag 0 (ρ = −0.146), close to zero at lag 1 (−0.016), and positive at lag 2 (0.137); at lag 2, 18 of 27 FU (67%) had p &lt; 0.05, of which 13 were positive and 5 negative. The strongest lag-2 correlations were observed for Minas Gerais (ρ = 0.607), Rio de Janeiro (0.591), São Paulo (0.555), and Paraná (0.538). Chikungunya showed the same pattern (mean ρ = −0.128, −0.044, and 0.058 at lags 0, 1, and 2; 17 FU significant at lag 2), with the strongest lag-2 correlations in Paraná (ρ = 0.531) and Santa Catarina (0.528). For Zika, the mean correlation with temperature was weak (ρ = −0.117, −0.074, and −0.016 at lags 0, 1, and 2), but some states showed moderate positive correlations at lag 2, particularly Espírito Santo (ρ = 0.303) and Minas Gerais (0.295). The national mean concealed a regional contrast: for all three diseases, the mean lag-2 correlation with temperature was positive in the Southeast (dengue, 0.546; chikungunya, 0.360; Zika, 0.191) and negative in the Northeast (dengue, −0.126; chikungunya, −0.149; Zika, −0.151).</w:t>
+      </w:r>
+      <w:r>
+        <w:rPr>
+          <w:rFonts w:ascii="Times New Roman" w:hAnsi="Times New Roman" w:eastAsia="Times New Roman" w:cs="Times New Roman"/>
+          <w:sz w:val="24"/>
+          <w:szCs w:val="24"/>
+        </w:rPr>
+        <w:t>). For dengue, the mean Spearman correlation across the 27 FU was negative at lag 0 (ρ = −0.146), close to zero at lag 1 (−0.016), and positive at lag 2 (0.137); at lag 2, 18 of 27 FU (67%) had p &lt; 0.05, of which 13 were positive and 5 negative. The strongest lag-2 correlations were observed for Minas Gerais (ρ = 0.607), Rio de Janeiro (0.591), São Paulo (0.555), and Paraná (0.538). Chikungunya showed the same pattern (mean ρ = −0.128, −0.044, and 0.058 at lags 0, 1, and 2; 17 FU significant at lag 2), with the strongest lag-2 correlations in Paraná (ρ = 0.531) and Santa Catarina (0.528). For Zika, the mean correlation with temperature was weak (ρ = −0.117, −0.074, and −0.016 at lags 0, 1, and 2), but some states showed moderate positive correlations at lag 2, particularly Espírito Santo (ρ = 0.303) and Minas Gerais (0.295). The national mean concealed a regional contrast: for all three diseases, the mean lag-2 correlation with temperature was positive in the Southeast (dengue, 0.546; chikungunya, 0.360; Zika, 0.191) and negative in the Northeast (dengue, −0.126; chikungunya, −0.149; Zika, −0.151).</w:t>
       </w:r>
     </w:p>
     <w:p>
@@ -1405,7 +2214,12 @@
         <w:pStyle w:val="Body"/>
       </w:pPr>
       <w:r>
-        <w:t xml:space="preserve">Rainfall was positively correlated with incidence for all three arboviruses, and the correlation increased with lag (mean ρ at lags 0, 1, and 2: dengue, 0.218, 0.376, and 0.432; chikungunya, 0.094, 0.226, and 0.295; Zika, 0.120, 0.206, and 0.243). At lag 2, 85%, 85%, and 67% of the FU had p &lt; 0.05 for dengue, chikungunya, and Zika, respectively, and all significant correlations were positive. Lag 2 was the lag with the largest absolute correlation with temperature in 12, 12, and 10 of the 27 FU, and with rainfall in 19, 23, and 19 FU (dengue, chikungunya, and Zika); lags longer than two months were not examined.</w:t>
+        <w:rPr>
+          <w:rFonts w:ascii="Times New Roman" w:hAnsi="Times New Roman" w:eastAsia="Times New Roman" w:cs="Times New Roman"/>
+          <w:sz w:val="24"/>
+          <w:szCs w:val="24"/>
+        </w:rPr>
+        <w:t>Rainfall was positively correlated with incidence for all three arboviruses, and the correlation increased with lag (mean ρ at lags 0, 1, and 2: dengue, 0.218, 0.376, and 0.432; chikungunya, 0.094, 0.226, and 0.295; Zika, 0.120, 0.206, and 0.243). At lag 2, 85%, 85%, and 67% of the FU had p &lt; 0.05 for dengue, chikungunya, and Zika, respectively, and all significant correlations were positive. Lag 2 was the lag with the largest absolute correlation with temperature in 12, 12, and 10 of the 27 FU, and with rainfall in 19, 23, and 19 FU (dengue, chikungunya, and Zika); lags longer than two months were not examined.</w:t>
       </w:r>
     </w:p>
     <w:p>
@@ -1413,7 +2227,14 @@
         <w:pStyle w:val="Ttulo2"/>
       </w:pPr>
       <w:r>
-        <w:t xml:space="preserve">3.5 | Demographic, clinical, and laboratory profile</w:t>
+        <w:rPr>
+          <w:rFonts w:ascii="Times New Roman" w:hAnsi="Times New Roman" w:eastAsia="Times New Roman" w:cs="Times New Roman"/>
+          <w:b/>
+          <w:bCs/>
+          <w:sz w:val="24"/>
+          <w:szCs w:val="24"/>
+        </w:rPr>
+        <w:t>3.5 | Demographic, clinical, and laboratory profile</w:t>
       </w:r>
     </w:p>
     <w:p>
@@ -1421,36 +2242,66 @@
         <w:pStyle w:val="Body"/>
       </w:pPr>
       <w:r>
+        <w:rPr>
+          <w:rFonts w:ascii="Times New Roman" w:hAnsi="Times New Roman" w:eastAsia="Times New Roman" w:cs="Times New Roman"/>
+          <w:sz w:val="24"/>
+          <w:szCs w:val="24"/>
+        </w:rPr>
         <w:t xml:space="preserve">The demographic and clinical results refer to the cases of 2016–2026 defined in the Methods, with 2026 a partial year (January–September). Dengue cases were concentrated among adults aged 20–59 years (10,477,652 of 16,773,732 cases with known age, 62.5%), with lower frequencies among children and older adults (Figure 6A). Most cases were recorded in women (9,191,414) when compared to men (7,589,052), corresponding to a female-to-male ratio of 1.21 (Figure 6B). The most affected age groups for chikungunya were 20–39 years (536,330 cases) and 40–59 years (496,275 cases) (Figure 6A). Women accounted for 973,344 cases, compared with </w:t>
       </w:r>
       <w:commentRangeStart w:id="12"/>
       <w:commentRangeStart w:id="32"/>
       <w:commentRangeStart w:id="61"/>
       <w:r>
-        <w:t xml:space="preserve">624,457</w:t>
+        <w:rPr>
+          <w:rFonts w:ascii="Times New Roman" w:hAnsi="Times New Roman" w:eastAsia="Times New Roman" w:cs="Times New Roman"/>
+          <w:sz w:val="24"/>
+          <w:szCs w:val="24"/>
+        </w:rPr>
+        <w:t>624,457</w:t>
+      </w:r>
+      <w:commentRangeEnd w:id="12"/>
+      <w:r>
+        <w:rPr>
+          <w:rStyle w:val="CommentReference"/>
+        </w:rPr>
+        <w:commentReference w:id="12"/>
       </w:r>
       <w:commentRangeEnd w:id="32"/>
+      <w:r>
+        <w:rPr>
+          <w:rStyle w:val="CommentReference"/>
+        </w:rPr>
+        <w:commentReference w:id="32"/>
+      </w:r>
       <w:commentRangeEnd w:id="61"/>
-      <w:commentRangeEnd w:id="12"/>
+      <w:r>
+        <w:rPr>
+          <w:rStyle w:val="CommentReference"/>
+        </w:rPr>
+        <w:commentReference w:id="61"/>
+      </w:r>
       <w:r>
         <w:rPr>
           <w:rStyle w:val="Refdecomentrio"/>
         </w:rPr>
-        <w:commentReference w:id="12"/>
       </w:r>
       <w:r>
         <w:rPr>
           <w:rStyle w:val="Refdecomentrio"/>
         </w:rPr>
-        <w:commentReference w:id="32"/>
       </w:r>
       <w:r>
         <w:rPr>
           <w:rStyle w:val="Refdecomentrio"/>
         </w:rPr>
-        <w:commentReference w:id="61"/>
-      </w:r>
-      <w:r>
+      </w:r>
+      <w:r>
+        <w:rPr>
+          <w:rFonts w:ascii="Times New Roman" w:hAnsi="Times New Roman" w:eastAsia="Times New Roman" w:cs="Times New Roman"/>
+          <w:sz w:val="24"/>
+          <w:szCs w:val="24"/>
+        </w:rPr>
         <w:t xml:space="preserve"> cases in men, a ratio of 1.6:1 (Figure 6B). For Zika, the most affected age groups were also 20–39 years (121,604 cases) and 40–59 years (70,910 cases), with progressively fewer cases among adolescents, children, and older adults (Figure 6A). Women accounted for 195,779 cases when compared to men (99,473), a ratio of 2.0:1. A total of 22,773 cases occurred in pregnant women, distributed across the first (5,794), second (9,014), and third (7,965) trimesters.</w:t>
       </w:r>
     </w:p>
@@ -1458,78 +2309,87 @@
       <w:pPr>
         <w:pStyle w:val="Body"/>
       </w:pPr>
-      <w:commentRangeStart w:id="13"/>
-      <w:commentRangeStart w:id="33"/>
-      <w:commentRangeStart w:id="62"/>
-      <w:r>
-        <w:t xml:space="preserve">Hospitalization status was recorded for 11,539,388 of the 16,802,619 dengue cases: 559,539 patients (4.8% of those with known status) were admitted for inpatient care and 10,979,849 were not, whereas the information was ignored or blank in 5,263,231 cases (31.3%) (Figure 7C).</w:t>
-      </w:r>
-      <w:commentRangeEnd w:id="33"/>
-      <w:commentRangeEnd w:id="62"/>
-      <w:commentRangeEnd w:id="13"/>
+      <w:r>
+        <w:rPr>
+          <w:rFonts w:ascii="Times New Roman" w:hAnsi="Times New Roman" w:eastAsia="Times New Roman" w:cs="Times New Roman"/>
+          <w:sz w:val="24"/>
+          <w:szCs w:val="24"/>
+        </w:rPr>
+        <w:t>Hospitalization status was recorded for 11,539,388 of the 16,802,619 dengue cases: 559,539 patients (4.8% of those with known status) were admitted for inpatient care and 10,979,849 were not, whereas the information was ignored or blank in 5,263,231 cases (31.3%) (Figure 7C).</w:t>
+      </w:r>
       <w:r>
         <w:rPr>
           <w:rStyle w:val="Refdecomentrio"/>
         </w:rPr>
-        <w:commentReference w:id="13"/>
       </w:r>
       <w:r>
         <w:rPr>
           <w:rStyle w:val="Refdecomentrio"/>
         </w:rPr>
-        <w:commentReference w:id="33"/>
       </w:r>
       <w:r>
         <w:rPr>
           <w:rStyle w:val="Refdecomentrio"/>
         </w:rPr>
-        <w:commentReference w:id="62"/>
-      </w:r>
-      <w:r>
+      </w:r>
+      <w:r>
+        <w:rPr>
+          <w:rFonts w:ascii="Times New Roman" w:hAnsi="Times New Roman" w:eastAsia="Times New Roman" w:cs="Times New Roman"/>
+          <w:sz w:val="24"/>
+          <w:szCs w:val="24"/>
+        </w:rPr>
         <w:t xml:space="preserve"> </w:t>
       </w:r>
-      <w:commentRangeStart w:id="44"/>
-      <w:r>
-        <w:t xml:space="preserve">Serotype was recorded for only 369,695 cases (2.2%)</w:t>
-      </w:r>
-      <w:commentRangeEnd w:id="44"/>
+      <w:r>
+        <w:rPr>
+          <w:rFonts w:ascii="Times New Roman" w:hAnsi="Times New Roman" w:eastAsia="Times New Roman" w:cs="Times New Roman"/>
+          <w:sz w:val="24"/>
+          <w:szCs w:val="24"/>
+        </w:rPr>
+        <w:t>Serotype was recorded for only 369,695 cases (2.2%)</w:t>
+      </w:r>
       <w:r>
         <w:rPr>
           <w:rStyle w:val="Refdecomentrio"/>
         </w:rPr>
-        <w:commentReference w:id="44"/>
-      </w:r>
-      <w:r>
+      </w:r>
+      <w:r>
+        <w:rPr>
+          <w:rFonts w:ascii="Times New Roman" w:hAnsi="Times New Roman" w:eastAsia="Times New Roman" w:cs="Times New Roman"/>
+          <w:sz w:val="24"/>
+          <w:szCs w:val="24"/>
+        </w:rPr>
         <w:t xml:space="preserve">: </w:t>
       </w:r>
-      <w:commentRangeStart w:id="14"/>
-      <w:commentRangeStart w:id="34"/>
-      <w:commentRangeStart w:id="63"/>
-      <w:r>
-        <w:t xml:space="preserve">DENV-1 was detected in 210,427 cases, followed by DENV-2 (139,603), DENV-3 (18,805), and DENV-4 (860)</w:t>
-      </w:r>
-      <w:commentRangeEnd w:id="34"/>
-      <w:commentRangeEnd w:id="63"/>
-      <w:commentRangeEnd w:id="14"/>
+      <w:r>
+        <w:rPr>
+          <w:rFonts w:ascii="Times New Roman" w:hAnsi="Times New Roman" w:eastAsia="Times New Roman" w:cs="Times New Roman"/>
+          <w:sz w:val="24"/>
+          <w:szCs w:val="24"/>
+        </w:rPr>
+        <w:t>DENV-1 was detected in 210,427 cases, followed by DENV-2 (139,603), DENV-3 (18,805), and DENV-4 (860)</w:t>
+      </w:r>
       <w:r>
         <w:rPr>
           <w:rStyle w:val="Refdecomentrio"/>
         </w:rPr>
-        <w:commentReference w:id="14"/>
       </w:r>
       <w:r>
         <w:rPr>
           <w:rStyle w:val="Refdecomentrio"/>
         </w:rPr>
-        <w:commentReference w:id="34"/>
       </w:r>
       <w:r>
         <w:rPr>
           <w:rStyle w:val="Refdecomentrio"/>
         </w:rPr>
-        <w:commentReference w:id="63"/>
-      </w:r>
-      <w:r>
+      </w:r>
+      <w:r>
+        <w:rPr>
+          <w:rFonts w:ascii="Times New Roman" w:hAnsi="Times New Roman" w:eastAsia="Times New Roman" w:cs="Times New Roman"/>
+          <w:sz w:val="24"/>
+          <w:szCs w:val="24"/>
+        </w:rPr>
         <w:t xml:space="preserve"> (Figure 7D). 97.8% of the records lacked serotype information, and DENV-2 and DENV-3 began to reappear visibly in 2024–2025: among typed records, DENV-2 rose from 12.8% in 2023 to 30.5% in 2024 and 73.8% in 2025, and DENV-3 from 0.2% to 0.9% and 14.0%; in the partial year 2026 (January–September), 29.8% of the typed records were DENV-3 and 64.2% DENV-2. Of the 1,599,784 chikungunya cases, 1,295,927 were classified as confirmed, 37,493 as inconclusive, and 265,810 had no classification yet (probable cases) (Figure 8A); cases under investigation by confirmation criterion numbered 34,298. The outcome of chikungunya was overwhelmingly cure (1,187,793 patients), and 1,492 deaths from chikungunya were recorded. Of the 295,639 Zika cases, 179,642 were confirmed, 103,094 remained inconclusive, and 12,728 had no classification yet (Figure 8B).</w:t>
       </w:r>
     </w:p>
@@ -1538,7 +2398,14 @@
         <w:pStyle w:val="Ttulo2"/>
       </w:pPr>
       <w:r>
-        <w:t xml:space="preserve">3.6 | Regression models</w:t>
+        <w:rPr>
+          <w:rFonts w:ascii="Times New Roman" w:hAnsi="Times New Roman" w:eastAsia="Times New Roman" w:cs="Times New Roman"/>
+          <w:b/>
+          <w:bCs/>
+          <w:sz w:val="24"/>
+          <w:szCs w:val="24"/>
+        </w:rPr>
+        <w:t>3.6 | Regression models</w:t>
       </w:r>
     </w:p>
     <w:p>
@@ -1546,7 +2413,12 @@
         <w:pStyle w:val="Body"/>
       </w:pPr>
       <w:r>
-        <w:t xml:space="preserve">All three series showed substantial overdispersion (Pearson dispersion of the Poisson models 9,873, 1,597, and 635 for dengue, chikungunya, and Zika; NB2 dispersion parameter α = 1.25, 1.71, and 2.21), and the NB2 models had far lower AIC values than the Poisson models (for dengue, 55,747 versus 22,341,710; Figure S3). In the pooled NB2 models with FU and calendar-month fixed effects (Figure S4), each 1 °C increase in monthly mean temperature was associated with higher dengue incidence (IRR 1.11; 95% CI 1.03–1.19; p = 0.008) and higher Zika incidence (IRR 1.11; 95% CI 1.00–1.22; p = 0.047), whereas the association with chikungunya incidence was not significant (IRR 1.03; 95% CI 0.95–1.12; p = 0.493). Each 100 mm increase in monthly rainfall was associated with higher dengue incidence (IRR 1.30; 95% CI 1.13–1.48), but not significantly with chikungunya (1.16; 0.97–1.37) or Zika (1.11; 0.97–1.26). Poisson models with the same specification gave larger temperature IRRs (dengue, 1.48; chikungunya, 1.21; Zika, 1.50), which shows that these estimates depend on how overdispersion is handled.</w:t>
+        <w:rPr>
+          <w:rFonts w:ascii="Times New Roman" w:hAnsi="Times New Roman" w:eastAsia="Times New Roman" w:cs="Times New Roman"/>
+          <w:sz w:val="24"/>
+          <w:szCs w:val="24"/>
+        </w:rPr>
+        <w:t>All three series showed substantial overdispersion (Pearson dispersion of the Poisson models 9,873, 1,597, and 635 for dengue, chikungunya, and Zika; NB2 dispersion parameter α = 1.25, 1.71, and 2.21), and the NB2 models had far lower AIC values than the Poisson models (for dengue, 55,747 versus 22,341,710; Figure S3). In the pooled NB2 models with FU and calendar-month fixed effects (Figure S4), each 1 °C increase in monthly mean temperature was associated with higher dengue incidence (IRR 1.11; 95% CI 1.03–1.19; p = 0.008) and higher Zika incidence (IRR 1.11; 95% CI 1.00–1.22; p = 0.047), whereas the association with chikungunya incidence was not significant (IRR 1.03; 95% CI 0.95–1.12; p = 0.493). Each 100 mm increase in monthly rainfall was associated with higher dengue incidence (IRR 1.30; 95% CI 1.13–1.48), but not significantly with chikungunya (1.16; 0.97–1.37) or Zika (1.11; 0.97–1.26). Poisson models with the same specification gave larger temperature IRRs (dengue, 1.48; chikungunya, 1.21; Zika, 1.50), which shows that these estimates depend on how overdispersion is handled.</w:t>
       </w:r>
     </w:p>
     <w:p>
@@ -1554,102 +2426,110 @@
         <w:pStyle w:val="Body"/>
       </w:pPr>
       <w:r>
-        <w:t xml:space="preserve">At the FU level, the climatic signal varied considerably in both magnitude and direction across Brazil (</w:t>
-      </w:r>
-      <w:commentRangeStart w:id="15"/>
-      <w:commentRangeStart w:id="35"/>
-      <w:r>
-        <w:t xml:space="preserve">Figures S5 and S6</w:t>
-      </w:r>
-      <w:commentRangeEnd w:id="35"/>
-      <w:commentRangeEnd w:id="15"/>
+        <w:rPr>
+          <w:rFonts w:ascii="Times New Roman" w:hAnsi="Times New Roman" w:eastAsia="Times New Roman" w:cs="Times New Roman"/>
+          <w:sz w:val="24"/>
+          <w:szCs w:val="24"/>
+        </w:rPr>
+        <w:t>At the FU level, the climatic signal varied considerably in both magnitude and direction across Brazil (</w:t>
+      </w:r>
+      <w:r>
+        <w:rPr>
+          <w:rFonts w:ascii="Times New Roman" w:hAnsi="Times New Roman" w:eastAsia="Times New Roman" w:cs="Times New Roman"/>
+          <w:sz w:val="24"/>
+          <w:szCs w:val="24"/>
+        </w:rPr>
+        <w:t>Figures S5 and S6</w:t>
+      </w:r>
       <w:r>
         <w:rPr>
           <w:rStyle w:val="Refdecomentrio"/>
         </w:rPr>
-        <w:commentReference w:id="15"/>
       </w:r>
       <w:r>
         <w:rPr>
           <w:rStyle w:val="Refdecomentrio"/>
         </w:rPr>
-        <w:commentReference w:id="35"/>
-      </w:r>
-      <w:r>
-        <w:t xml:space="preserve">). Temperature was significantly associated with dengue incidence in 14 of 27 FU (12 positive and 2 negative), with chikungunya incidence in 11 (7 positive), and with Zika incidence in 5 (3 positive); after Benjamini–Hochberg correction, 13, 8, and 2 FU remained significant. Among the FU with a significant positive association, the median IRR per °C was 1.82 for dengue, 1.65 for chikungunya, and 2.50 for Zika. Rainfall was significantly associated with dengue incidence in 10 FU (10 positive), with chikungunya incidence in 5 (3 positive), and with Zika incidence in 6 (4 negative).</w:t>
+      </w:r>
+      <w:r>
+        <w:rPr>
+          <w:rFonts w:ascii="Times New Roman" w:hAnsi="Times New Roman" w:eastAsia="Times New Roman" w:cs="Times New Roman"/>
+          <w:sz w:val="24"/>
+          <w:szCs w:val="24"/>
+        </w:rPr>
+        <w:t>). Temperature was significantly associated with dengue incidence in 14 of 27 FU (12 positive and 2 negative), with chikungunya incidence in 11 (7 positive), and with Zika incidence in 5 (3 positive); after Benjamini–Hochberg correction, 13, 8, and 2 FU remained significant. Among the FU with a significant positive association, the median IRR per °C was 1.82 for dengue, 1.65 for chikungunya, and 2.50 for Zika. Rainfall was significantly associated with dengue incidence in 10 FU (10 positive), with chikungunya incidence in 5 (3 positive), and with Zika incidence in 6 (4 negative).</w:t>
       </w:r>
     </w:p>
     <w:p>
       <w:pPr>
         <w:pStyle w:val="Body"/>
       </w:pPr>
-      <w:commentRangeStart w:id="16"/>
-      <w:commentRangeStart w:id="36"/>
-      <w:commentRangeStart w:id="54"/>
-      <w:commentRangeStart w:id="64"/>
-      <w:r>
-        <w:t xml:space="preserve">In the per-FU lagged models (concurrent temperature and rainfall and their one- and two-month lags entered jointly, without a lag constraint)</w:t>
-      </w:r>
-      <w:commentRangeEnd w:id="36"/>
-      <w:commentRangeEnd w:id="54"/>
-      <w:commentRangeEnd w:id="64"/>
-      <w:commentRangeEnd w:id="16"/>
+      <w:r>
+        <w:rPr>
+          <w:rFonts w:ascii="Times New Roman" w:hAnsi="Times New Roman" w:eastAsia="Times New Roman" w:cs="Times New Roman"/>
+          <w:sz w:val="24"/>
+          <w:szCs w:val="24"/>
+        </w:rPr>
+        <w:t>In the per-FU lagged models (concurrent temperature and rainfall and their one- and two-month lags entered jointly, without a lag constraint)</w:t>
+      </w:r>
       <w:r>
         <w:rPr>
           <w:rStyle w:val="Refdecomentrio"/>
         </w:rPr>
-        <w:commentReference w:id="16"/>
       </w:r>
       <w:r>
         <w:rPr>
           <w:rStyle w:val="Refdecomentrio"/>
         </w:rPr>
-        <w:commentReference w:id="36"/>
       </w:r>
       <w:r>
         <w:rPr>
           <w:rStyle w:val="Refdecomentrio"/>
         </w:rPr>
-        <w:commentReference w:id="54"/>
       </w:r>
       <w:r>
         <w:rPr>
           <w:rStyle w:val="Refdecomentrio"/>
         </w:rPr>
-        <w:commentReference w:id="64"/>
-      </w:r>
-      <w:r>
+      </w:r>
+      <w:r>
+        <w:rPr>
+          <w:rFonts w:ascii="Times New Roman" w:hAnsi="Times New Roman" w:eastAsia="Times New Roman" w:cs="Times New Roman"/>
+          <w:sz w:val="24"/>
+          <w:szCs w:val="24"/>
+        </w:rPr>
         <w:t xml:space="preserve">, the two-month temperature lag (Temp_Lag2) had the largest number of significant FU for the three diseases: dengue (11; 9 positive; 11 after Benjamini–Hochberg correction, compared with 9 at lag 0 and 9 at lag 1), chikungunya (8, 5 positive, against 7 at lag 0 and 3 at lag 1), and Zika (8 at lag 2, 3 at lag 0, and 0 at lag 1). The lag-2 rainfall coefficient was significant in 13, 7, and 6 FU, respectively. </w:t>
       </w:r>
-      <w:commentRangeStart w:id="45"/>
-      <w:commentRangeStart w:id="55"/>
-      <w:commentRangeStart w:id="68"/>
-      <w:r>
-        <w:t xml:space="preserve">In the pooled lagged model (Figure S7), the IRR per °C of dengue incidence was 1.37 (95% CI 1.26–1.48) at lag 2, against 0.95 at lag 0 and 1.02 at lag 1</w:t>
-      </w:r>
-      <w:commentRangeEnd w:id="55"/>
-      <w:commentRangeEnd w:id="68"/>
-      <w:commentRangeEnd w:id="45"/>
+      <w:r>
+        <w:rPr>
+          <w:rFonts w:ascii="Times New Roman" w:hAnsi="Times New Roman" w:eastAsia="Times New Roman" w:cs="Times New Roman"/>
+          <w:sz w:val="24"/>
+          <w:szCs w:val="24"/>
+        </w:rPr>
+        <w:t>In the pooled lagged model (Figure S7), the IRR per °C of dengue incidence was 1.37 (95% CI 1.26–1.48) at lag 2, against 0.95 at lag 0 and 1.02 at lag 1</w:t>
+      </w:r>
       <w:r>
         <w:rPr>
           <w:rStyle w:val="Refdecomentrio"/>
         </w:rPr>
-        <w:commentReference w:id="45"/>
       </w:r>
       <w:r>
         <w:rPr>
           <w:rStyle w:val="Refdecomentrio"/>
         </w:rPr>
-        <w:commentReference w:id="55"/>
       </w:r>
       <w:r>
         <w:rPr>
           <w:rStyle w:val="Refdecomentrio"/>
         </w:rPr>
-        <w:commentReference w:id="68"/>
-      </w:r>
-      <w:r>
-        <w:t xml:space="preserve">, and a temperature increase sustained over lags 0–2 was associated with an IRR of 1.33 (1.23–1.44). For chikungunya the lag-2 IRR was borderline (1.09; 1.00–1.20; p = 0.056), as was the sustained 0–2 month IRR (1.10; 1.00–1.22; p = 0.053). For Zika the largest coefficient was at lag 1 (IRR 1.09; 1.04–1.15) and the sustained 0–2 month IRR was not significant (1.04; 0.96–1.12). Rainfall sustained over lags 0–2 was associated with higher incidence of the three diseases (IRR per 100 mm: dengue, 1.80; chikungunya, 1.53; Zika, 1.29), with the largest single-lag coefficients at lag 2.</w:t>
+      </w:r>
+      <w:r>
+        <w:rPr>
+          <w:rFonts w:ascii="Times New Roman" w:hAnsi="Times New Roman" w:eastAsia="Times New Roman" w:cs="Times New Roman"/>
+          <w:sz w:val="24"/>
+          <w:szCs w:val="24"/>
+        </w:rPr>
+        <w:t>, and a temperature increase sustained over lags 0–2 was associated with an IRR of 1.33 (1.23–1.44). For chikungunya the lag-2 IRR was borderline (1.09; 1.00–1.20; p = 0.056), as was the sustained 0–2 month IRR (1.10; 1.00–1.22; p = 0.053). For Zika the largest coefficient was at lag 1 (IRR 1.09; 1.04–1.15) and the sustained 0–2 month IRR was not significant (1.04; 0.96–1.12). Rainfall sustained over lags 0–2 was associated with higher incidence of the three diseases (IRR per 100 mm: dengue, 1.80; chikungunya, 1.53; Zika, 1.29), with the largest single-lag coefficients at lag 2.</w:t>
       </w:r>
     </w:p>
     <w:p>
@@ -1657,7 +2537,14 @@
         <w:pStyle w:val="Ttulo1"/>
       </w:pPr>
       <w:r>
-        <w:t xml:space="preserve">4 | DISCUSSION</w:t>
+        <w:rPr>
+          <w:rFonts w:ascii="Times New Roman" w:hAnsi="Times New Roman" w:eastAsia="Times New Roman" w:cs="Times New Roman"/>
+          <w:b/>
+          <w:bCs/>
+          <w:sz w:val="24"/>
+          <w:szCs w:val="24"/>
+        </w:rPr>
+        <w:t>4 | DISCUSSION</w:t>
       </w:r>
     </w:p>
     <w:p>
@@ -1665,16 +2552,30 @@
         <w:pStyle w:val="Body"/>
       </w:pPr>
       <w:r>
+        <w:rPr>
+          <w:rFonts w:ascii="Times New Roman" w:hAnsi="Times New Roman" w:eastAsia="Times New Roman" w:cs="Times New Roman"/>
+          <w:sz w:val="24"/>
+          <w:szCs w:val="24"/>
+        </w:rPr>
         <w:t xml:space="preserve">In this nationwide ecological study, we observed that dengue had by far the highest burden and showed the strongest global spatial clustering, concentrated in a high-incidence corridor across the Central-West, Southeast, and South; chikungunya showed significant but weaker clustering (Moran’s I = 0.231), with a group of high-incidence states in the Northeast, and Zika showed none. The spatial clustering of dengue in the Central-West and Southeast is consistent with the climatic suitability, urbanization, and dense road and air connectivity of these regions, which previous studies have identified as major drivers of dengue expansion in Brazil </w:t>
       </w:r>
       <w:r>
         <w:rPr>
           <w:rStyle w:val="CitationRef"/>
-        </w:rPr>
-        <w:t xml:space="preserve">20,21</w:t>
-      </w:r>
-      <w:r>
-        <w:t xml:space="preserve">. The divergence between absolute and per-capita rankings, with São Paulo leading in absolute numbers but Goiás and the Federal District leading in incidence, has practical implications: allocating resources according to absolute counts alone would underweight smaller populations that experience the highest transmission intensity. Only Goiás and Minas Gerais (high–high) and Rio de Janeiro (low–high) remained significant local clusters after correction for multiple testing, so the local cluster map should be read as exploratory. These spatial statistics use the mean annual incidence of 2016–2026, whose last year is a partial year (January–September 2026) annualized and therefore overstated.</w:t>
+          <w:rFonts w:ascii="Times New Roman" w:hAnsi="Times New Roman" w:eastAsia="Times New Roman" w:cs="Times New Roman"/>
+          <w:sz w:val="24"/>
+          <w:szCs w:val="24"/>
+          <w:vertAlign w:val="superscript"/>
+        </w:rPr>
+        <w:t>20,21</w:t>
+      </w:r>
+      <w:r>
+        <w:rPr>
+          <w:rFonts w:ascii="Times New Roman" w:hAnsi="Times New Roman" w:eastAsia="Times New Roman" w:cs="Times New Roman"/>
+          <w:sz w:val="24"/>
+          <w:szCs w:val="24"/>
+        </w:rPr>
+        <w:t>. The divergence between absolute and per-capita rankings, with São Paulo leading in absolute numbers but Goiás and the Federal District leading in incidence, has practical implications: allocating resources according to absolute counts alone would underweight smaller populations that experience the highest transmission intensity. Only Goiás and Minas Gerais (high–high) and Rio de Janeiro (low–high) remained significant local clusters after correction for multiple testing, so the local cluster map should be read as exploratory. These spatial statistics use the mean annual incidence of 2016–2026, whose last year is a partial year (January–September 2026) annualized and therefore overstated.</w:t>
       </w:r>
     </w:p>
     <w:p>
@@ -1682,52 +2583,102 @@
         <w:pStyle w:val="Body"/>
       </w:pPr>
       <w:r>
+        <w:rPr>
+          <w:rFonts w:ascii="Times New Roman" w:hAnsi="Times New Roman" w:eastAsia="Times New Roman" w:cs="Times New Roman"/>
+          <w:sz w:val="24"/>
+          <w:szCs w:val="24"/>
+        </w:rPr>
         <w:t xml:space="preserve">The 2023/24 season coincided with record temperatures during a strong El Niño event, and recent attribution analyses estimate that temperature anomalies in that season increased dengue incidence in Brazil, particularly in the South and Southeast, where temperatures moved closer to the thermal optimum for transmission </w:t>
       </w:r>
       <w:r>
         <w:rPr>
           <w:rStyle w:val="CitationRef"/>
-        </w:rPr>
-        <w:t xml:space="preserve">22,23</w:t>
-      </w:r>
-      <w:r>
+          <w:rFonts w:ascii="Times New Roman" w:hAnsi="Times New Roman" w:eastAsia="Times New Roman" w:cs="Times New Roman"/>
+          <w:sz w:val="24"/>
+          <w:szCs w:val="24"/>
+          <w:vertAlign w:val="superscript"/>
+        </w:rPr>
+        <w:t>22,23</w:t>
+      </w:r>
+      <w:r>
+        <w:rPr>
+          <w:rFonts w:ascii="Times New Roman" w:hAnsi="Times New Roman" w:eastAsia="Times New Roman" w:cs="Times New Roman"/>
+          <w:sz w:val="24"/>
+          <w:szCs w:val="24"/>
+        </w:rPr>
         <w:t xml:space="preserve">. Additionally, the re-emergence of DENV-3 after more than a decade of low circulation </w:t>
       </w:r>
       <w:r>
         <w:rPr>
           <w:rStyle w:val="CitationRef"/>
-        </w:rPr>
-        <w:t xml:space="preserve">49,50</w:t>
-      </w:r>
-      <w:r>
+          <w:rFonts w:ascii="Times New Roman" w:hAnsi="Times New Roman" w:eastAsia="Times New Roman" w:cs="Times New Roman"/>
+          <w:sz w:val="24"/>
+          <w:szCs w:val="24"/>
+          <w:vertAlign w:val="superscript"/>
+        </w:rPr>
+        <w:t>49,50</w:t>
+      </w:r>
+      <w:r>
+        <w:rPr>
+          <w:rFonts w:ascii="Times New Roman" w:hAnsi="Times New Roman" w:eastAsia="Times New Roman" w:cs="Times New Roman"/>
+          <w:sz w:val="24"/>
+          <w:szCs w:val="24"/>
+        </w:rPr>
         <w:t xml:space="preserve"> likely encountered large cohorts without serotype-specific immunity. In the national SINAN records, DENV-3 rose from 0.9% of typed records in 2024 to 14.0% in 2025 and 29.8% in the partial year January–September 2026, in line with its detection in Ceará in July 2025 after no local detection since 2015 </w:t>
       </w:r>
       <w:r>
         <w:rPr>
           <w:rStyle w:val="CitationRef"/>
-        </w:rPr>
-        <w:t xml:space="preserve">51</w:t>
-      </w:r>
-      <w:r>
+          <w:rFonts w:ascii="Times New Roman" w:hAnsi="Times New Roman" w:eastAsia="Times New Roman" w:cs="Times New Roman"/>
+          <w:sz w:val="24"/>
+          <w:szCs w:val="24"/>
+          <w:vertAlign w:val="superscript"/>
+        </w:rPr>
+        <w:t>51</w:t>
+      </w:r>
+      <w:r>
+        <w:rPr>
+          <w:rFonts w:ascii="Times New Roman" w:hAnsi="Times New Roman" w:eastAsia="Times New Roman" w:cs="Times New Roman"/>
+          <w:sz w:val="24"/>
+          <w:szCs w:val="24"/>
+        </w:rPr>
         <w:t xml:space="preserve">. The significant increasing trends in Rio Grande do Sul and Santa Catarina are consistent with the documented southward expansion of dengue and of </w:t>
       </w:r>
       <w:r>
         <w:rPr>
-          <w:i/>
-        </w:rPr>
-        <w:t xml:space="preserve">Ae. aegypti</w:t>
-      </w:r>
-      <w:r>
+          <w:rFonts w:ascii="Times New Roman" w:hAnsi="Times New Roman" w:eastAsia="Times New Roman" w:cs="Times New Roman"/>
+          <w:i/>
+          <w:iCs/>
+          <w:sz w:val="24"/>
+          <w:szCs w:val="24"/>
+        </w:rPr>
+        <w:t>Ae. aegypti</w:t>
+      </w:r>
+      <w:r>
+        <w:rPr>
+          <w:rFonts w:ascii="Times New Roman" w:hAnsi="Times New Roman" w:eastAsia="Times New Roman" w:cs="Times New Roman"/>
+          <w:sz w:val="24"/>
+          <w:szCs w:val="24"/>
+        </w:rPr>
         <w:t xml:space="preserve"> </w:t>
       </w:r>
       <w:r>
         <w:rPr>
           <w:rStyle w:val="CitationRef"/>
-        </w:rPr>
-        <w:t xml:space="preserve">22,52</w:t>
-      </w:r>
-      <w:r>
-        <w:t xml:space="preserve">, but they rest on 11 annual values whose last one is the partial year January–September 2026, annualized, and they did not remain significant after correction for multiple testing.</w:t>
+          <w:rFonts w:ascii="Times New Roman" w:hAnsi="Times New Roman" w:eastAsia="Times New Roman" w:cs="Times New Roman"/>
+          <w:sz w:val="24"/>
+          <w:szCs w:val="24"/>
+          <w:vertAlign w:val="superscript"/>
+        </w:rPr>
+        <w:t>22,52</w:t>
+      </w:r>
+      <w:r>
+        <w:rPr>
+          <w:rFonts w:ascii="Times New Roman" w:hAnsi="Times New Roman" w:eastAsia="Times New Roman" w:cs="Times New Roman"/>
+          <w:sz w:val="24"/>
+          <w:szCs w:val="24"/>
+        </w:rPr>
+        <w:t>, but they rest on 11 annual values whose last one is the partial year January–September 2026, annualized, and they did not remain significant after correction for multiple testing.</w:t>
       </w:r>
     </w:p>
     <w:p>
@@ -1735,43 +2686,84 @@
         <w:pStyle w:val="Body"/>
       </w:pPr>
       <w:r>
+        <w:rPr>
+          <w:rFonts w:ascii="Times New Roman" w:hAnsi="Times New Roman" w:eastAsia="Times New Roman" w:cs="Times New Roman"/>
+          <w:sz w:val="24"/>
+          <w:szCs w:val="24"/>
+        </w:rPr>
         <w:t xml:space="preserve">The concentration of dengue cases among adults aged 20–59 years and the moderate female predominance (ratio 1.21) are consistent with previous studies </w:t>
       </w:r>
       <w:r>
         <w:rPr>
           <w:rStyle w:val="CitationRef"/>
-        </w:rPr>
-        <w:t xml:space="preserve">6,53</w:t>
-      </w:r>
-      <w:r>
+          <w:rFonts w:ascii="Times New Roman" w:hAnsi="Times New Roman" w:eastAsia="Times New Roman" w:cs="Times New Roman"/>
+          <w:sz w:val="24"/>
+          <w:szCs w:val="24"/>
+          <w:vertAlign w:val="superscript"/>
+        </w:rPr>
+        <w:t>6,53</w:t>
+      </w:r>
+      <w:r>
+        <w:rPr>
+          <w:rFonts w:ascii="Times New Roman" w:hAnsi="Times New Roman" w:eastAsia="Times New Roman" w:cs="Times New Roman"/>
+          <w:sz w:val="24"/>
+          <w:szCs w:val="24"/>
+        </w:rPr>
         <w:t xml:space="preserve">. These patterns may reflect exposure during daily movement between home, work, and other urban environments </w:t>
       </w:r>
       <w:r>
         <w:rPr>
           <w:rStyle w:val="CitationRef"/>
-        </w:rPr>
-        <w:t xml:space="preserve">19</w:t>
-      </w:r>
-      <w:r>
+          <w:rFonts w:ascii="Times New Roman" w:hAnsi="Times New Roman" w:eastAsia="Times New Roman" w:cs="Times New Roman"/>
+          <w:sz w:val="24"/>
+          <w:szCs w:val="24"/>
+          <w:vertAlign w:val="superscript"/>
+        </w:rPr>
+        <w:t>19</w:t>
+      </w:r>
+      <w:r>
+        <w:rPr>
+          <w:rFonts w:ascii="Times New Roman" w:hAnsi="Times New Roman" w:eastAsia="Times New Roman" w:cs="Times New Roman"/>
+          <w:sz w:val="24"/>
+          <w:szCs w:val="24"/>
+        </w:rPr>
         <w:t xml:space="preserve">, exposure in the domestic environment where </w:t>
       </w:r>
       <w:r>
         <w:rPr>
-          <w:i/>
-        </w:rPr>
-        <w:t xml:space="preserve">Ae. aegypti</w:t>
-      </w:r>
-      <w:r>
+          <w:rFonts w:ascii="Times New Roman" w:hAnsi="Times New Roman" w:eastAsia="Times New Roman" w:cs="Times New Roman"/>
+          <w:i/>
+          <w:iCs/>
+          <w:sz w:val="24"/>
+          <w:szCs w:val="24"/>
+        </w:rPr>
+        <w:t>Ae. aegypti</w:t>
+      </w:r>
+      <w:r>
+        <w:rPr>
+          <w:rFonts w:ascii="Times New Roman" w:hAnsi="Times New Roman" w:eastAsia="Times New Roman" w:cs="Times New Roman"/>
+          <w:sz w:val="24"/>
+          <w:szCs w:val="24"/>
+        </w:rPr>
         <w:t xml:space="preserve"> breeds, and a greater tendency among women to seek health care, which increases the probability of notification </w:t>
       </w:r>
       <w:r>
         <w:rPr>
           <w:rStyle w:val="CitationRef"/>
-        </w:rPr>
-        <w:t xml:space="preserve">54</w:t>
-      </w:r>
-      <w:r>
-        <w:t xml:space="preserve">.</w:t>
+          <w:rFonts w:ascii="Times New Roman" w:hAnsi="Times New Roman" w:eastAsia="Times New Roman" w:cs="Times New Roman"/>
+          <w:sz w:val="24"/>
+          <w:szCs w:val="24"/>
+          <w:vertAlign w:val="superscript"/>
+        </w:rPr>
+        <w:t>54</w:t>
+      </w:r>
+      <w:r>
+        <w:rPr>
+          <w:rFonts w:ascii="Times New Roman" w:hAnsi="Times New Roman" w:eastAsia="Times New Roman" w:cs="Times New Roman"/>
+          <w:sz w:val="24"/>
+          <w:szCs w:val="24"/>
+        </w:rPr>
+        <w:t>.</w:t>
       </w:r>
     </w:p>
     <w:p>
@@ -1779,25 +2771,48 @@
         <w:pStyle w:val="Body"/>
       </w:pPr>
       <w:r>
+        <w:rPr>
+          <w:rFonts w:ascii="Times New Roman" w:hAnsi="Times New Roman" w:eastAsia="Times New Roman" w:cs="Times New Roman"/>
+          <w:sz w:val="24"/>
+          <w:szCs w:val="24"/>
+        </w:rPr>
         <w:t xml:space="preserve">The very low proportion of serotyped cases (97.8% of the records lacked this information over the study period) is a major limitation of surveillance. Serotype replacement has historically preceded large epidemics in Brazil </w:t>
       </w:r>
       <w:r>
         <w:rPr>
           <w:rStyle w:val="CitationRef"/>
-        </w:rPr>
-        <w:t xml:space="preserve">49,50</w:t>
-      </w:r>
-      <w:r>
+          <w:rFonts w:ascii="Times New Roman" w:hAnsi="Times New Roman" w:eastAsia="Times New Roman" w:cs="Times New Roman"/>
+          <w:sz w:val="24"/>
+          <w:szCs w:val="24"/>
+          <w:vertAlign w:val="superscript"/>
+        </w:rPr>
+        <w:t>49,50</w:t>
+      </w:r>
+      <w:r>
+        <w:rPr>
+          <w:rFonts w:ascii="Times New Roman" w:hAnsi="Times New Roman" w:eastAsia="Times New Roman" w:cs="Times New Roman"/>
+          <w:sz w:val="24"/>
+          <w:szCs w:val="24"/>
+        </w:rPr>
         <w:t xml:space="preserve">, and secondary infection with a heterologous serotype is a well-established risk factor for severe dengue </w:t>
       </w:r>
       <w:r>
         <w:rPr>
           <w:rStyle w:val="CitationRef"/>
-        </w:rPr>
-        <w:t xml:space="preserve">30,55,56</w:t>
-      </w:r>
-      <w:r>
-        <w:t xml:space="preserve">. Without systematic, timely serotyping, the ability to anticipate such epidemics is limited. Similarly, the high proportion of missing hospitalization data prevents a reliable assessment of severity.</w:t>
+          <w:rFonts w:ascii="Times New Roman" w:hAnsi="Times New Roman" w:eastAsia="Times New Roman" w:cs="Times New Roman"/>
+          <w:sz w:val="24"/>
+          <w:szCs w:val="24"/>
+          <w:vertAlign w:val="superscript"/>
+        </w:rPr>
+        <w:t>30,55,56</w:t>
+      </w:r>
+      <w:r>
+        <w:rPr>
+          <w:rFonts w:ascii="Times New Roman" w:hAnsi="Times New Roman" w:eastAsia="Times New Roman" w:cs="Times New Roman"/>
+          <w:sz w:val="24"/>
+          <w:szCs w:val="24"/>
+        </w:rPr>
+        <w:t>. Without systematic, timely serotyping, the ability to anticipate such epidemics is limited. Similarly, the high proportion of missing hospitalization data prevents a reliable assessment of severity.</w:t>
       </w:r>
     </w:p>
     <w:p>
@@ -1805,16 +2820,30 @@
         <w:pStyle w:val="Body"/>
       </w:pPr>
       <w:r>
+        <w:rPr>
+          <w:rFonts w:ascii="Times New Roman" w:hAnsi="Times New Roman" w:eastAsia="Times New Roman" w:cs="Times New Roman"/>
+          <w:sz w:val="24"/>
+          <w:szCs w:val="24"/>
+        </w:rPr>
         <w:t xml:space="preserve">Chikungunya shared the seasonal profile of dengue. Its spatial structure was weaker, with a group of high-incidence states in the Northeast (Alagoas, Ceará, Paraíba, Pernambuco, Rio Grande do Norte and Sergipe) but no local cluster surviving correction for multiple testing, which is consistent with the recurrent, spatially discontinuous epidemic waves described for CHIKV in Brazil, in which large outbreaks occur where susceptible populations remain after earlier waves, rather than spreading along a contiguous corridor </w:t>
       </w:r>
       <w:r>
         <w:rPr>
           <w:rStyle w:val="CitationRef"/>
-        </w:rPr>
-        <w:t xml:space="preserve">24,57</w:t>
-      </w:r>
-      <w:r>
-        <w:t xml:space="preserve">. The highest per-capita incidence was observed in Mato Grosso, Ceará, Rio Grande do Norte, Minas Gerais, and Paraíba. The highest regional annual value was reached by the Northeast in 2016, in the early epidemic. The increasing trends in Mato Grosso do Sul, Goiás and Minas Gerais, together with the decrease in Ceará, suggest that the burden has expanded beyond the initial Northeastern foci into areas with largely susceptible populations; only the increase in Mato Grosso do Sul was robust to correction for multiple testing, and the last annual value of these trends is the partial year January–September 2026, annualized.</w:t>
+          <w:rFonts w:ascii="Times New Roman" w:hAnsi="Times New Roman" w:eastAsia="Times New Roman" w:cs="Times New Roman"/>
+          <w:sz w:val="24"/>
+          <w:szCs w:val="24"/>
+          <w:vertAlign w:val="superscript"/>
+        </w:rPr>
+        <w:t>24,57</w:t>
+      </w:r>
+      <w:r>
+        <w:rPr>
+          <w:rFonts w:ascii="Times New Roman" w:hAnsi="Times New Roman" w:eastAsia="Times New Roman" w:cs="Times New Roman"/>
+          <w:sz w:val="24"/>
+          <w:szCs w:val="24"/>
+        </w:rPr>
+        <w:t>. The highest per-capita incidence was observed in Mato Grosso, Ceará, Rio Grande do Norte, Minas Gerais, and Paraíba. The highest regional annual value was reached by the Northeast in 2016, in the early epidemic. The increasing trends in Mato Grosso do Sul, Goiás and Minas Gerais, together with the decrease in Ceará, suggest that the burden has expanded beyond the initial Northeastern foci into areas with largely susceptible populations; only the increase in Mato Grosso do Sul was robust to correction for multiple testing, and the last annual value of these trends is the partial year January–September 2026, annualized.</w:t>
       </w:r>
     </w:p>
     <w:p>
@@ -1822,43 +2851,84 @@
         <w:pStyle w:val="Body"/>
       </w:pPr>
       <w:r>
+        <w:rPr>
+          <w:rFonts w:ascii="Times New Roman" w:hAnsi="Times New Roman" w:eastAsia="Times New Roman" w:cs="Times New Roman"/>
+          <w:sz w:val="24"/>
+          <w:szCs w:val="24"/>
+        </w:rPr>
         <w:t xml:space="preserve">A relatively few deaths from chikungunya were recorded (1,492 deaths among 1,599,784 cases), suggesting a major driver of morbidity rather than a high-fatality threat </w:t>
       </w:r>
       <w:r>
         <w:rPr>
           <w:rStyle w:val="CitationRef"/>
-        </w:rPr>
-        <w:t xml:space="preserve">3,57</w:t>
-      </w:r>
-      <w:r>
+          <w:rFonts w:ascii="Times New Roman" w:hAnsi="Times New Roman" w:eastAsia="Times New Roman" w:cs="Times New Roman"/>
+          <w:sz w:val="24"/>
+          <w:szCs w:val="24"/>
+          <w:vertAlign w:val="superscript"/>
+        </w:rPr>
+        <w:t>3,57</w:t>
+      </w:r>
+      <w:r>
+        <w:rPr>
+          <w:rFonts w:ascii="Times New Roman" w:hAnsi="Times New Roman" w:eastAsia="Times New Roman" w:cs="Times New Roman"/>
+          <w:sz w:val="24"/>
+          <w:szCs w:val="24"/>
+        </w:rPr>
         <w:t xml:space="preserve">. Indeed, CHIKV infection frequently causes persistent arthralgia lasting months to years, with considerable losses in quality of life and productivity </w:t>
       </w:r>
       <w:r>
         <w:rPr>
           <w:rStyle w:val="CitationRef"/>
-        </w:rPr>
-        <w:t xml:space="preserve">4,58,59</w:t>
-      </w:r>
-      <w:r>
+          <w:rFonts w:ascii="Times New Roman" w:hAnsi="Times New Roman" w:eastAsia="Times New Roman" w:cs="Times New Roman"/>
+          <w:sz w:val="24"/>
+          <w:szCs w:val="24"/>
+          <w:vertAlign w:val="superscript"/>
+        </w:rPr>
+        <w:t>4,58,59</w:t>
+      </w:r>
+      <w:r>
+        <w:rPr>
+          <w:rFonts w:ascii="Times New Roman" w:hAnsi="Times New Roman" w:eastAsia="Times New Roman" w:cs="Times New Roman"/>
+          <w:sz w:val="24"/>
+          <w:szCs w:val="24"/>
+        </w:rPr>
         <w:t xml:space="preserve">, and lethality is higher among older adults and people with comorbidities </w:t>
       </w:r>
       <w:r>
         <w:rPr>
           <w:rStyle w:val="CitationRef"/>
-        </w:rPr>
-        <w:t xml:space="preserve">60</w:t>
-      </w:r>
-      <w:r>
+          <w:rFonts w:ascii="Times New Roman" w:hAnsi="Times New Roman" w:eastAsia="Times New Roman" w:cs="Times New Roman"/>
+          <w:sz w:val="24"/>
+          <w:szCs w:val="24"/>
+          <w:vertAlign w:val="superscript"/>
+        </w:rPr>
+        <w:t>60</w:t>
+      </w:r>
+      <w:r>
+        <w:rPr>
+          <w:rFonts w:ascii="Times New Roman" w:hAnsi="Times New Roman" w:eastAsia="Times New Roman" w:cs="Times New Roman"/>
+          <w:sz w:val="24"/>
+          <w:szCs w:val="24"/>
+        </w:rPr>
         <w:t xml:space="preserve">. The female predominance and the concentration among working-age adults are consistent with those observed for dengue and Zika and likely reflect similar mechanisms of exposure and health-care-seeking behavior </w:t>
       </w:r>
       <w:r>
         <w:rPr>
           <w:rStyle w:val="CitationRef"/>
-        </w:rPr>
-        <w:t xml:space="preserve">53,54</w:t>
-      </w:r>
-      <w:r>
-        <w:t xml:space="preserve">.</w:t>
+          <w:rFonts w:ascii="Times New Roman" w:hAnsi="Times New Roman" w:eastAsia="Times New Roman" w:cs="Times New Roman"/>
+          <w:sz w:val="24"/>
+          <w:szCs w:val="24"/>
+          <w:vertAlign w:val="superscript"/>
+        </w:rPr>
+        <w:t>53,54</w:t>
+      </w:r>
+      <w:r>
+        <w:rPr>
+          <w:rFonts w:ascii="Times New Roman" w:hAnsi="Times New Roman" w:eastAsia="Times New Roman" w:cs="Times New Roman"/>
+          <w:sz w:val="24"/>
+          <w:szCs w:val="24"/>
+        </w:rPr>
+        <w:t>.</w:t>
       </w:r>
     </w:p>
     <w:p>
@@ -1866,43 +2936,84 @@
         <w:pStyle w:val="Body"/>
       </w:pPr>
       <w:r>
+        <w:rPr>
+          <w:rFonts w:ascii="Times New Roman" w:hAnsi="Times New Roman" w:eastAsia="Times New Roman" w:cs="Times New Roman"/>
+          <w:sz w:val="24"/>
+          <w:szCs w:val="24"/>
+        </w:rPr>
         <w:t xml:space="preserve">The Zika time series was dominated by the 2016 epidemic, followed by a sharp and sustained decline, which was significant in 13 states. This pattern is consistent with the rapid accumulation of population immunity during the 2015–2016 epidemic, which serosurveys estimated to exceed 60% in some Northeastern cities and which was predicted to limit further transmission for years </w:t>
       </w:r>
       <w:r>
         <w:rPr>
           <w:rStyle w:val="CitationRef"/>
-        </w:rPr>
-        <w:t xml:space="preserve">27,28</w:t>
-      </w:r>
-      <w:r>
+          <w:rFonts w:ascii="Times New Roman" w:hAnsi="Times New Roman" w:eastAsia="Times New Roman" w:cs="Times New Roman"/>
+          <w:sz w:val="24"/>
+          <w:szCs w:val="24"/>
+          <w:vertAlign w:val="superscript"/>
+        </w:rPr>
+        <w:t>27,28</w:t>
+      </w:r>
+      <w:r>
+        <w:rPr>
+          <w:rFonts w:ascii="Times New Roman" w:hAnsi="Times New Roman" w:eastAsia="Times New Roman" w:cs="Times New Roman"/>
+          <w:sz w:val="24"/>
+          <w:szCs w:val="24"/>
+        </w:rPr>
         <w:t xml:space="preserve">. Pre-existing dengue immunity may also have contributed to the decline of ZIKV transmission </w:t>
       </w:r>
       <w:r>
         <w:rPr>
           <w:rStyle w:val="CitationRef"/>
-        </w:rPr>
-        <w:t xml:space="preserve">29</w:t>
-      </w:r>
-      <w:r>
+          <w:rFonts w:ascii="Times New Roman" w:hAnsi="Times New Roman" w:eastAsia="Times New Roman" w:cs="Times New Roman"/>
+          <w:sz w:val="24"/>
+          <w:szCs w:val="24"/>
+          <w:vertAlign w:val="superscript"/>
+        </w:rPr>
+        <w:t>29</w:t>
+      </w:r>
+      <w:r>
+        <w:rPr>
+          <w:rFonts w:ascii="Times New Roman" w:hAnsi="Times New Roman" w:eastAsia="Times New Roman" w:cs="Times New Roman"/>
+          <w:sz w:val="24"/>
+          <w:szCs w:val="24"/>
+        </w:rPr>
         <w:t xml:space="preserve">. However, the post-2016 surveillance data must be interpreted with caution. Nearly half of the Zika notifications were discarded (263,816 of 559,455, 47%), and the cases kept include 103,094 inconclusive ones and 12,728 not yet classified; the clinical-epidemiological criterion was recorded for 151,662 cases and the laboratory criterion for 28,731, and the overlap in clinical presentation and serological cross-reactivity with DENV makes misclassification likely in both directions </w:t>
       </w:r>
       <w:r>
         <w:rPr>
           <w:rStyle w:val="CitationRef"/>
-        </w:rPr>
-        <w:t xml:space="preserve">31,32</w:t>
-      </w:r>
-      <w:r>
+          <w:rFonts w:ascii="Times New Roman" w:hAnsi="Times New Roman" w:eastAsia="Times New Roman" w:cs="Times New Roman"/>
+          <w:sz w:val="24"/>
+          <w:szCs w:val="24"/>
+          <w:vertAlign w:val="superscript"/>
+        </w:rPr>
+        <w:t>31,32</w:t>
+      </w:r>
+      <w:r>
+        <w:rPr>
+          <w:rFonts w:ascii="Times New Roman" w:hAnsi="Times New Roman" w:eastAsia="Times New Roman" w:cs="Times New Roman"/>
+          <w:sz w:val="24"/>
+          <w:szCs w:val="24"/>
+        </w:rPr>
         <w:t xml:space="preserve">. Many ZIKV infections are also asymptomatic or mild and therefore never notified </w:t>
       </w:r>
       <w:r>
         <w:rPr>
           <w:rStyle w:val="CitationRef"/>
-        </w:rPr>
-        <w:t xml:space="preserve">61</w:t>
-      </w:r>
-      <w:r>
-        <w:t xml:space="preserve">.</w:t>
+          <w:rFonts w:ascii="Times New Roman" w:hAnsi="Times New Roman" w:eastAsia="Times New Roman" w:cs="Times New Roman"/>
+          <w:sz w:val="24"/>
+          <w:szCs w:val="24"/>
+          <w:vertAlign w:val="superscript"/>
+        </w:rPr>
+        <w:t>61</w:t>
+      </w:r>
+      <w:r>
+        <w:rPr>
+          <w:rFonts w:ascii="Times New Roman" w:hAnsi="Times New Roman" w:eastAsia="Times New Roman" w:cs="Times New Roman"/>
+          <w:sz w:val="24"/>
+          <w:szCs w:val="24"/>
+        </w:rPr>
+        <w:t>.</w:t>
       </w:r>
     </w:p>
     <w:p>
@@ -1910,16 +3021,30 @@
         <w:pStyle w:val="Body"/>
       </w:pPr>
       <w:r>
+        <w:rPr>
+          <w:rFonts w:ascii="Times New Roman" w:hAnsi="Times New Roman" w:eastAsia="Times New Roman" w:cs="Times New Roman"/>
+          <w:sz w:val="24"/>
+          <w:szCs w:val="24"/>
+        </w:rPr>
         <w:t xml:space="preserve">The pronounced female predominance in Zika notifications (2.0:1) is likely influenced by the intensified surveillance of women of reproductive age, and particularly of pregnant women, after the association between ZIKV and microcephaly, Guillain–Barré syndrome, and other neurological complications was recognized </w:t>
       </w:r>
       <w:r>
         <w:rPr>
           <w:rStyle w:val="CitationRef"/>
-        </w:rPr>
-        <w:t xml:space="preserve">5,9,62,63</w:t>
-      </w:r>
-      <w:r>
-        <w:t xml:space="preserve">. The gradual increase in the proportion of cases in men, from 32% in 2017 to 42% in 2026 (2026 being a partial year, January–September), is consistent with a reduction in this targeted surveillance over time. The 22,773 cases in pregnant women across all trimesters highlight the continued need for prenatal surveillance and laboratory confirmation.</w:t>
+          <w:rFonts w:ascii="Times New Roman" w:hAnsi="Times New Roman" w:eastAsia="Times New Roman" w:cs="Times New Roman"/>
+          <w:sz w:val="24"/>
+          <w:szCs w:val="24"/>
+          <w:vertAlign w:val="superscript"/>
+        </w:rPr>
+        <w:t>5,9,62,63</w:t>
+      </w:r>
+      <w:r>
+        <w:rPr>
+          <w:rFonts w:ascii="Times New Roman" w:hAnsi="Times New Roman" w:eastAsia="Times New Roman" w:cs="Times New Roman"/>
+          <w:sz w:val="24"/>
+          <w:szCs w:val="24"/>
+        </w:rPr>
+        <w:t>. The gradual increase in the proportion of cases in men, from 32% in 2017 to 42% in 2026 (2026 being a partial year, January–September), is consistent with a reduction in this targeted surveillance over time. The 22,773 cases in pregnant women across all trimesters highlight the continued need for prenatal surveillance and laboratory confirmation.</w:t>
       </w:r>
     </w:p>
     <w:p>
@@ -1927,52 +3052,102 @@
         <w:pStyle w:val="Body"/>
       </w:pPr>
       <w:r>
+        <w:rPr>
+          <w:rFonts w:ascii="Times New Roman" w:hAnsi="Times New Roman" w:eastAsia="Times New Roman" w:cs="Times New Roman"/>
+          <w:sz w:val="24"/>
+          <w:szCs w:val="24"/>
+        </w:rPr>
         <w:t xml:space="preserve">The positive associations of temperature with dengue and Zika incidence in the pooled models are biologically plausible. Higher temperatures shorten larval development and the extrinsic incubation period and increase biting rates up to a thermal optimum </w:t>
       </w:r>
       <w:r>
         <w:rPr>
           <w:rStyle w:val="CitationRef"/>
-        </w:rPr>
-        <w:t xml:space="preserve">12–14</w:t>
-      </w:r>
-      <w:r>
+          <w:rFonts w:ascii="Times New Roman" w:hAnsi="Times New Roman" w:eastAsia="Times New Roman" w:cs="Times New Roman"/>
+          <w:sz w:val="24"/>
+          <w:szCs w:val="24"/>
+          <w:vertAlign w:val="superscript"/>
+        </w:rPr>
+        <w:t>12–14</w:t>
+      </w:r>
+      <w:r>
+        <w:rPr>
+          <w:rFonts w:ascii="Times New Roman" w:hAnsi="Times New Roman" w:eastAsia="Times New Roman" w:cs="Times New Roman"/>
+          <w:sz w:val="24"/>
+          <w:szCs w:val="24"/>
+        </w:rPr>
         <w:t xml:space="preserve">, and the time required for vector population growth, viral amplification, and case notification is consistent with a lag of one to two months </w:t>
       </w:r>
       <w:r>
         <w:rPr>
           <w:rStyle w:val="CitationRef"/>
-        </w:rPr>
-        <w:t xml:space="preserve">16–18</w:t>
-      </w:r>
-      <w:r>
+          <w:rFonts w:ascii="Times New Roman" w:hAnsi="Times New Roman" w:eastAsia="Times New Roman" w:cs="Times New Roman"/>
+          <w:sz w:val="24"/>
+          <w:szCs w:val="24"/>
+          <w:vertAlign w:val="superscript"/>
+        </w:rPr>
+        <w:t>16–18</w:t>
+      </w:r>
+      <w:r>
+        <w:rPr>
+          <w:rFonts w:ascii="Times New Roman" w:hAnsi="Times New Roman" w:eastAsia="Times New Roman" w:cs="Times New Roman"/>
+          <w:sz w:val="24"/>
+          <w:szCs w:val="24"/>
+        </w:rPr>
         <w:t xml:space="preserve">. In the pooled lagged model the dengue association was concentrated at a two-month lag, in line with the two-month lag reported as the best predictor of dengue cases in one study of the temperature–dengue relationship </w:t>
       </w:r>
       <w:r>
         <w:rPr>
           <w:rStyle w:val="CitationRef"/>
-        </w:rPr>
-        <w:t xml:space="preserve">64</w:t>
-      </w:r>
-      <w:r>
+          <w:rFonts w:ascii="Times New Roman" w:hAnsi="Times New Roman" w:eastAsia="Times New Roman" w:cs="Times New Roman"/>
+          <w:sz w:val="24"/>
+          <w:szCs w:val="24"/>
+          <w:vertAlign w:val="superscript"/>
+        </w:rPr>
+        <w:t>64</w:t>
+      </w:r>
+      <w:r>
+        <w:rPr>
+          <w:rFonts w:ascii="Times New Roman" w:hAnsi="Times New Roman" w:eastAsia="Times New Roman" w:cs="Times New Roman"/>
+          <w:sz w:val="24"/>
+          <w:szCs w:val="24"/>
+        </w:rPr>
         <w:t xml:space="preserve">; for chikungunya the lag-2 estimate was borderline, and for Zika the pooled estimate peaked at one month whereas the per-FU models pointed to two months. The lag window of the present analysis ends at two months, so the strongest association may lie at longer lags. The temperature used here is the monthly mean of hourly readings averaged over the stations of each FU, so these results cannot be compared with thresholds based on daily minimum or maximum temperature, such as the minimum of 14.8 °C and the optimum maximum of 32–33 °C reported in a review </w:t>
       </w:r>
       <w:r>
         <w:rPr>
           <w:rStyle w:val="CitationRef"/>
-        </w:rPr>
-        <w:t xml:space="preserve">64</w:t>
-      </w:r>
-      <w:r>
+          <w:rFonts w:ascii="Times New Roman" w:hAnsi="Times New Roman" w:eastAsia="Times New Roman" w:cs="Times New Roman"/>
+          <w:sz w:val="24"/>
+          <w:szCs w:val="24"/>
+          <w:vertAlign w:val="superscript"/>
+        </w:rPr>
+        <w:t>64</w:t>
+      </w:r>
+      <w:r>
+        <w:rPr>
+          <w:rFonts w:ascii="Times New Roman" w:hAnsi="Times New Roman" w:eastAsia="Times New Roman" w:cs="Times New Roman"/>
+          <w:sz w:val="24"/>
+          <w:szCs w:val="24"/>
+        </w:rPr>
         <w:t xml:space="preserve">. The heterogeneity across states is also expected: the lag-2 correlations with temperature were positive in the Southeast and negative in the Northeast. In the North and parts of the Northeast, temperatures are already close to or above the optimum for transmission, so additional warming may have little effect or even reduce transmission, whereas in the South and Southeast warming moves temperatures towards the optimum </w:t>
       </w:r>
       <w:r>
         <w:rPr>
           <w:rStyle w:val="CitationRef"/>
-        </w:rPr>
-        <w:t xml:space="preserve">14,23</w:t>
-      </w:r>
-      <w:r>
-        <w:t xml:space="preserve">.</w:t>
+          <w:rFonts w:ascii="Times New Roman" w:hAnsi="Times New Roman" w:eastAsia="Times New Roman" w:cs="Times New Roman"/>
+          <w:sz w:val="24"/>
+          <w:szCs w:val="24"/>
+          <w:vertAlign w:val="superscript"/>
+        </w:rPr>
+        <w:t>14,23</w:t>
+      </w:r>
+      <w:r>
+        <w:rPr>
+          <w:rFonts w:ascii="Times New Roman" w:hAnsi="Times New Roman" w:eastAsia="Times New Roman" w:cs="Times New Roman"/>
+          <w:sz w:val="24"/>
+          <w:szCs w:val="24"/>
+        </w:rPr>
+        <w:t>.</w:t>
       </w:r>
     </w:p>
     <w:p>
@@ -1980,24 +3155,47 @@
         <w:pStyle w:val="Body"/>
       </w:pPr>
       <w:r>
+        <w:rPr>
+          <w:rFonts w:ascii="Times New Roman" w:hAnsi="Times New Roman" w:eastAsia="Times New Roman" w:cs="Times New Roman"/>
+          <w:sz w:val="24"/>
+          <w:szCs w:val="24"/>
+        </w:rPr>
         <w:t xml:space="preserve">The pooled estimates should be interpreted with caution. They depended on how overdispersion was handled (the Poisson model gave a dengue IRR of 1.48 against 1.11 for the NB2 model), and the Zika association was small and imprecise (IRR 1.11; lower confidence limit 1.00), with 2 FU remaining significant in the per-FU models after Benjamini–Hochberg correction. The Zika series is dominated by a single epidemic in 2016, after which incidence collapsed largely because of population immunity, so that the pooled coefficient may reflect the timing of this epidemic relative to temperature rather than a causal relationship. Rainfall was positively associated with dengue incidence in the pooled model but not with chikungunya or Zika, whereas the correlation analysis and the cumulative effect in the pooled lagged model were positive for the three diseases; the per-FU rainfall coefficients were positive for dengue (10 of 10 significant FU) and mostly negative for Zika (4 of 6). Rainfall–dengue relationships are known to be non-linear, with both excess rainfall and drought increasing risk </w:t>
       </w:r>
       <w:r>
         <w:rPr>
           <w:rStyle w:val="CitationRef"/>
-        </w:rPr>
-        <w:t xml:space="preserve">15</w:t>
-      </w:r>
-      <w:r>
+          <w:rFonts w:ascii="Times New Roman" w:hAnsi="Times New Roman" w:eastAsia="Times New Roman" w:cs="Times New Roman"/>
+          <w:sz w:val="24"/>
+          <w:szCs w:val="24"/>
+          <w:vertAlign w:val="superscript"/>
+        </w:rPr>
+        <w:t>15</w:t>
+      </w:r>
+      <w:r>
+        <w:rPr>
+          <w:rFonts w:ascii="Times New Roman" w:hAnsi="Times New Roman" w:eastAsia="Times New Roman" w:cs="Times New Roman"/>
+          <w:sz w:val="24"/>
+          <w:szCs w:val="24"/>
+        </w:rPr>
         <w:t xml:space="preserve">. Distributed lag non-linear models with longer lag windows and explicit control of seasonality and long-term trends </w:t>
       </w:r>
       <w:r>
         <w:rPr>
           <w:rStyle w:val="CitationRef"/>
-        </w:rPr>
-        <w:t xml:space="preserve">65</w:t>
-      </w:r>
-      <w:r>
+          <w:rFonts w:ascii="Times New Roman" w:hAnsi="Times New Roman" w:eastAsia="Times New Roman" w:cs="Times New Roman"/>
+          <w:sz w:val="24"/>
+          <w:szCs w:val="24"/>
+          <w:vertAlign w:val="superscript"/>
+        </w:rPr>
+        <w:t>65</w:t>
+      </w:r>
+      <w:r>
+        <w:rPr>
+          <w:rFonts w:ascii="Times New Roman" w:hAnsi="Times New Roman" w:eastAsia="Times New Roman" w:cs="Times New Roman"/>
+          <w:sz w:val="24"/>
+          <w:szCs w:val="24"/>
+        </w:rPr>
         <w:t xml:space="preserve"> would provide more robust estimates of the exposure–lag–response relationships.</w:t>
       </w:r>
     </w:p>
@@ -2006,34 +3204,66 @@
         <w:pStyle w:val="Body"/>
       </w:pPr>
       <w:r>
+        <w:rPr>
+          <w:rFonts w:ascii="Times New Roman" w:hAnsi="Times New Roman" w:eastAsia="Times New Roman" w:cs="Times New Roman"/>
+          <w:sz w:val="24"/>
+          <w:szCs w:val="24"/>
+        </w:rPr>
         <w:t xml:space="preserve">Our findings support three practical recommendations. First, prioritization should be based on population-adjusted incidence and trends rather than on absolute counts alone, which would draw attention to Goiás and the Federal District for dengue, to the Southern states where dengue is increasing, to the Northeastern states with the highest chikungunya incidence, and to Mato Grosso do Sul, where chikungunya increased significantly even after correction for multiple testing. Second, the lagged association between temperature and incidence, which was concentrated at the longest lag tested for dengue and differed in direction between regions, supports the integration of climate data into early warning systems, as proposed for dengue in Brazil </w:t>
       </w:r>
       <w:r>
         <w:rPr>
           <w:rStyle w:val="CitationRef"/>
-        </w:rPr>
-        <w:t xml:space="preserve">16</w:t>
-      </w:r>
-      <w:r>
+          <w:rFonts w:ascii="Times New Roman" w:hAnsi="Times New Roman" w:eastAsia="Times New Roman" w:cs="Times New Roman"/>
+          <w:sz w:val="24"/>
+          <w:szCs w:val="24"/>
+          <w:vertAlign w:val="superscript"/>
+        </w:rPr>
+        <w:t>16</w:t>
+      </w:r>
+      <w:r>
+        <w:rPr>
+          <w:rFonts w:ascii="Times New Roman" w:hAnsi="Times New Roman" w:eastAsia="Times New Roman" w:cs="Times New Roman"/>
+          <w:sz w:val="24"/>
+          <w:szCs w:val="24"/>
+        </w:rPr>
         <w:t xml:space="preserve"> and within the integrated management strategy for arboviral diseases in the Americas </w:t>
       </w:r>
       <w:r>
         <w:rPr>
           <w:rStyle w:val="CitationRef"/>
-        </w:rPr>
-        <w:t xml:space="preserve">66</w:t>
-      </w:r>
-      <w:r>
+          <w:rFonts w:ascii="Times New Roman" w:hAnsi="Times New Roman" w:eastAsia="Times New Roman" w:cs="Times New Roman"/>
+          <w:sz w:val="24"/>
+          <w:szCs w:val="24"/>
+          <w:vertAlign w:val="superscript"/>
+        </w:rPr>
+        <w:t>66</w:t>
+      </w:r>
+      <w:r>
+        <w:rPr>
+          <w:rFonts w:ascii="Times New Roman" w:hAnsi="Times New Roman" w:eastAsia="Times New Roman" w:cs="Times New Roman"/>
+          <w:sz w:val="24"/>
+          <w:szCs w:val="24"/>
+        </w:rPr>
         <w:t xml:space="preserve">. Third, strengthening laboratory confirmation and serotyping, and reducing missing data in SINAN, are essential for differentiating the three arboviruses, anticipating serotype-driven epidemics, and assessing severity </w:t>
       </w:r>
       <w:r>
         <w:rPr>
           <w:rStyle w:val="CitationRef"/>
-        </w:rPr>
-        <w:t xml:space="preserve">39,67</w:t>
-      </w:r>
-      <w:r>
-        <w:t xml:space="preserve">.</w:t>
+          <w:rFonts w:ascii="Times New Roman" w:hAnsi="Times New Roman" w:eastAsia="Times New Roman" w:cs="Times New Roman"/>
+          <w:sz w:val="24"/>
+          <w:szCs w:val="24"/>
+          <w:vertAlign w:val="superscript"/>
+        </w:rPr>
+        <w:t>39,67</w:t>
+      </w:r>
+      <w:r>
+        <w:rPr>
+          <w:rFonts w:ascii="Times New Roman" w:hAnsi="Times New Roman" w:eastAsia="Times New Roman" w:cs="Times New Roman"/>
+          <w:sz w:val="24"/>
+          <w:szCs w:val="24"/>
+        </w:rPr>
+        <w:t>.</w:t>
       </w:r>
     </w:p>
     <w:p>
@@ -2041,51 +3271,97 @@
         <w:pStyle w:val="Body"/>
       </w:pPr>
       <w:r>
+        <w:rPr>
+          <w:rFonts w:ascii="Times New Roman" w:hAnsi="Times New Roman" w:eastAsia="Times New Roman" w:cs="Times New Roman"/>
+          <w:sz w:val="24"/>
+          <w:szCs w:val="24"/>
+        </w:rPr>
         <w:t xml:space="preserve">Our study has several limitations. First, SINAN data are subject to under-reporting, heterogeneous application of case-confirmation criteria across FU, misclassification among the three diseases, and substantial missing information </w:t>
       </w:r>
       <w:r>
         <w:rPr>
           <w:rStyle w:val="CitationRef"/>
-        </w:rPr>
-        <w:t xml:space="preserve">31,39</w:t>
-      </w:r>
-      <w:r>
+          <w:rFonts w:ascii="Times New Roman" w:hAnsi="Times New Roman" w:eastAsia="Times New Roman" w:cs="Times New Roman"/>
+          <w:sz w:val="24"/>
+          <w:szCs w:val="24"/>
+          <w:vertAlign w:val="superscript"/>
+        </w:rPr>
+        <w:t>31,39</w:t>
+      </w:r>
+      <w:r>
+        <w:rPr>
+          <w:rFonts w:ascii="Times New Roman" w:hAnsi="Times New Roman" w:eastAsia="Times New Roman" w:cs="Times New Roman"/>
+          <w:sz w:val="24"/>
+          <w:szCs w:val="24"/>
+        </w:rPr>
         <w:t xml:space="preserve">. Notifications are not incidence: reporting and diagnosis vary between FU and between diseases, and surveillance capability is higher in richer and more accessible places </w:t>
       </w:r>
       <w:r>
         <w:rPr>
           <w:rStyle w:val="CitationRef"/>
-        </w:rPr>
-        <w:t xml:space="preserve">68</w:t>
-      </w:r>
-      <w:r>
+          <w:rFonts w:ascii="Times New Roman" w:hAnsi="Times New Roman" w:eastAsia="Times New Roman" w:cs="Times New Roman"/>
+          <w:sz w:val="24"/>
+          <w:szCs w:val="24"/>
+          <w:vertAlign w:val="superscript"/>
+        </w:rPr>
+        <w:t>68</w:t>
+      </w:r>
+      <w:r>
+        <w:rPr>
+          <w:rFonts w:ascii="Times New Roman" w:hAnsi="Times New Roman" w:eastAsia="Times New Roman" w:cs="Times New Roman"/>
+          <w:sz w:val="24"/>
+          <w:szCs w:val="24"/>
+        </w:rPr>
         <w:t xml:space="preserve">, so differences between FU in Figure 2 and Figure S2A may partly reflect who is tested and reported. Second, a case was any notification not classified as discarded (confirmed and probable cases); the share of discarded notifications differs between diseases (15%, 35%, and 47% of the dengue, chikungunya, and Zika notifications) and the dengue files for 2022–2026 contain none, which points to different practices of classification and publication, and published laboratory-confirmed dengue series count different cases and are not comparable in absolute numbers or incidence </w:t>
       </w:r>
       <w:r>
         <w:rPr>
           <w:rStyle w:val="CitationRef"/>
-        </w:rPr>
-        <w:t xml:space="preserve">51</w:t>
-      </w:r>
-      <w:r>
+          <w:rFonts w:ascii="Times New Roman" w:hAnsi="Times New Roman" w:eastAsia="Times New Roman" w:cs="Times New Roman"/>
+          <w:sz w:val="24"/>
+          <w:szCs w:val="24"/>
+          <w:vertAlign w:val="superscript"/>
+        </w:rPr>
+        <w:t>51</w:t>
+      </w:r>
+      <w:r>
+        <w:rPr>
+          <w:rFonts w:ascii="Times New Roman" w:hAnsi="Times New Roman" w:eastAsia="Times New Roman" w:cs="Times New Roman"/>
+          <w:sz w:val="24"/>
+          <w:szCs w:val="24"/>
+        </w:rPr>
         <w:t xml:space="preserve">. Third, 2026 is a partial year (January–September) that was annualized from the months reported; because October to December accounted for only 4.8%, 6.4%, and 4.2% of the dengue, chikungunya, and Zika cases of 2016–2025, this overstates the incidence of 2026, which was nevertheless kept in the trends, the mean incidence, and the spatial statistics; the trends, in particular, rest on a last annual value that is partial. Fourth, the national SINAN files contain no chikungunya or Zika notification for Espírito Santo in 2021, although the state reported cases of both diseases that year through its own notification system </w:t>
       </w:r>
       <w:commentRangeStart w:id="46"/>
       <w:r>
         <w:rPr>
           <w:rStyle w:val="CitationRef"/>
-        </w:rPr>
-        <w:t xml:space="preserve">69</w:t>
+          <w:rFonts w:ascii="Times New Roman" w:hAnsi="Times New Roman" w:eastAsia="Times New Roman" w:cs="Times New Roman"/>
+          <w:sz w:val="24"/>
+          <w:szCs w:val="24"/>
+          <w:vertAlign w:val="superscript"/>
+        </w:rPr>
+        <w:t>69</w:t>
       </w:r>
       <w:commentRangeEnd w:id="46"/>
       <w:r>
         <w:rPr>
+          <w:rStyle w:val="CommentReference"/>
+        </w:rPr>
+        <w:commentReference w:id="46"/>
+      </w:r>
+      <w:r>
+        <w:rPr>
           <w:rStyle w:val="Refdecomentrio"/>
         </w:rPr>
-        <w:commentReference w:id="46"/>
-      </w:r>
-      <w:r>
-        <w:t xml:space="preserve">; that state-year is therefore missing, not zero.</w:t>
+      </w:r>
+      <w:r>
+        <w:rPr>
+          <w:rFonts w:ascii="Times New Roman" w:hAnsi="Times New Roman" w:eastAsia="Times New Roman" w:cs="Times New Roman"/>
+          <w:sz w:val="24"/>
+          <w:szCs w:val="24"/>
+        </w:rPr>
+        <w:t>; that state-year is therefore missing, not zero.</w:t>
       </w:r>
     </w:p>
     <w:p>
@@ -2093,25 +3369,48 @@
         <w:pStyle w:val="Body"/>
       </w:pPr>
       <w:r>
+        <w:rPr>
+          <w:rFonts w:ascii="Times New Roman" w:hAnsi="Times New Roman" w:eastAsia="Times New Roman" w:cs="Times New Roman"/>
+          <w:sz w:val="24"/>
+          <w:szCs w:val="24"/>
+        </w:rPr>
         <w:t xml:space="preserve">Fifth, climate is the monthly mean of hourly INMET readings averaged over the stations of each FU, with lags of zero to two months and without humidity, minimum, maximum, or daily-range variables; the lag window ends where a two-month optimum has been reported </w:t>
       </w:r>
       <w:r>
         <w:rPr>
           <w:rStyle w:val="CitationRef"/>
-        </w:rPr>
-        <w:t xml:space="preserve">64</w:t>
-      </w:r>
-      <w:r>
+          <w:rFonts w:ascii="Times New Roman" w:hAnsi="Times New Roman" w:eastAsia="Times New Roman" w:cs="Times New Roman"/>
+          <w:sz w:val="24"/>
+          <w:szCs w:val="24"/>
+          <w:vertAlign w:val="superscript"/>
+        </w:rPr>
+        <w:t>64</w:t>
+      </w:r>
+      <w:r>
+        <w:rPr>
+          <w:rFonts w:ascii="Times New Roman" w:hAnsi="Times New Roman" w:eastAsia="Times New Roman" w:cs="Times New Roman"/>
+          <w:sz w:val="24"/>
+          <w:szCs w:val="24"/>
+        </w:rPr>
         <w:t xml:space="preserve">. Sixth, the ecological design precludes individual-level inference, and state-level results do not describe vector abundance or transmission within cities, where oviposition is spatially concentrated and only weakly related to temperature and humidity </w:t>
       </w:r>
       <w:r>
         <w:rPr>
           <w:rStyle w:val="CitationRef"/>
-        </w:rPr>
-        <w:t xml:space="preserve">70</w:t>
-      </w:r>
-      <w:r>
-        <w:t xml:space="preserve">. Seventh, the regression models included FU and calendar-month fixed effects but no socioeconomic, entomological, or long-term trend terms, so the climatic associations should be interpreted as exploratory rather than causal. Eighth, we have no data on dengue vaccination (Qdenga/TAK-003 and Butantan-DV) for 2024–2026 or on viral lineages, and serotype was recorded for 0.2%–3.0% of the dengue cases per year in 2016–2025 and 7.1% in the partial year January–September 2026. Finally, 98% of the dengue NS1 results and 98% of the IgM results of 2025 were ignored or blank, compared with 35–53% (NS1) and 33–49% (IgM) in 2016–2024, which suggests a change in how test results were recorded.</w:t>
+          <w:rFonts w:ascii="Times New Roman" w:hAnsi="Times New Roman" w:eastAsia="Times New Roman" w:cs="Times New Roman"/>
+          <w:sz w:val="24"/>
+          <w:szCs w:val="24"/>
+          <w:vertAlign w:val="superscript"/>
+        </w:rPr>
+        <w:t>70</w:t>
+      </w:r>
+      <w:r>
+        <w:rPr>
+          <w:rFonts w:ascii="Times New Roman" w:hAnsi="Times New Roman" w:eastAsia="Times New Roman" w:cs="Times New Roman"/>
+          <w:sz w:val="24"/>
+          <w:szCs w:val="24"/>
+        </w:rPr>
+        <w:t>. Seventh, the regression models included FU and calendar-month fixed effects but no socioeconomic, entomological, or long-term trend terms, so the climatic associations should be interpreted as exploratory rather than causal. Eighth, we have no data on dengue vaccination (Qdenga/TAK-003 and Butantan-DV) for 2024–2026 or on viral lineages, and serotype was recorded for 0.2%–3.0% of the dengue cases per year in 2016–2025 and 7.1% in the partial year January–September 2026. Finally, 98% of the dengue NS1 results and 98% of the IgM results of 2025 were ignored or blank, compared with 35–53% (NS1) and 33–49% (IgM) in 2016–2024, which suggests a change in how test results were recorded.</w:t>
       </w:r>
     </w:p>
     <w:p>
@@ -2119,7 +3418,14 @@
         <w:pStyle w:val="Ttulo1"/>
       </w:pPr>
       <w:r>
-        <w:t xml:space="preserve">5 | CONCLUSION</w:t>
+        <w:rPr>
+          <w:rFonts w:ascii="Times New Roman" w:hAnsi="Times New Roman" w:eastAsia="Times New Roman" w:cs="Times New Roman"/>
+          <w:b/>
+          <w:bCs/>
+          <w:sz w:val="24"/>
+          <w:szCs w:val="24"/>
+        </w:rPr>
+        <w:t>5 | CONCLUSION</w:t>
       </w:r>
     </w:p>
     <w:p>
@@ -2127,15 +3433,29 @@
         <w:pStyle w:val="Body"/>
       </w:pPr>
       <w:r>
+        <w:rPr>
+          <w:rFonts w:ascii="Times New Roman" w:hAnsi="Times New Roman" w:eastAsia="Times New Roman" w:cs="Times New Roman"/>
+          <w:sz w:val="24"/>
+          <w:szCs w:val="24"/>
+        </w:rPr>
         <w:t xml:space="preserve">In conclusion, our findings suggest that, despite sharing </w:t>
       </w:r>
       <w:r>
         <w:rPr>
-          <w:i/>
-        </w:rPr>
-        <w:t xml:space="preserve">Aedes</w:t>
-      </w:r>
-      <w:r>
+          <w:rFonts w:ascii="Times New Roman" w:hAnsi="Times New Roman" w:eastAsia="Times New Roman" w:cs="Times New Roman"/>
+          <w:i/>
+          <w:iCs/>
+          <w:sz w:val="24"/>
+          <w:szCs w:val="24"/>
+        </w:rPr>
+        <w:t>Aedes</w:t>
+      </w:r>
+      <w:r>
+        <w:rPr>
+          <w:rFonts w:ascii="Times New Roman" w:hAnsi="Times New Roman" w:eastAsia="Times New Roman" w:cs="Times New Roman"/>
+          <w:sz w:val="24"/>
+          <w:szCs w:val="24"/>
+        </w:rPr>
         <w:t xml:space="preserve"> vectors and ecological determinants, dengue, chikungunya, and Zika follow distinct spatial, temporal, and climatic dynamics that should not be addressed by uniform surveillance strategies. Dengue showed the strongest global spatial clustering and chikungunya a weaker one centred on the Northeast, whereas Zika showed none; temperature was positively associated with dengue incidence, with the association concentrated at a two-month lag, and state-level correlations differed in direction between regions. The heterogeneous per-capita rankings, together with the decline of Zika, the increase of chikungunya in Mato Grosso do Sul, and the increase of dengue in the South (not robust to correction for multiple testing), argue for regionalized prioritization that goes beyond absolute case counts; all trends rest on a last annual value that is a partial year (January–September 2026) annualized. Strengthening laboratory capacity, reducing missing information in surveillance records, and integrating climatic, demographic, and entomological data at finer spatial scales remain priorities for refining the public-health response to the arboviral burden to human health.</w:t>
       </w:r>
     </w:p>
@@ -2144,7 +3464,14 @@
         <w:pStyle w:val="Ttulo1"/>
       </w:pPr>
       <w:r>
-        <w:t xml:space="preserve">AUTHOR CONTRIBUTIONS</w:t>
+        <w:rPr>
+          <w:rFonts w:ascii="Times New Roman" w:hAnsi="Times New Roman" w:eastAsia="Times New Roman" w:cs="Times New Roman"/>
+          <w:b/>
+          <w:bCs/>
+          <w:sz w:val="24"/>
+          <w:szCs w:val="24"/>
+        </w:rPr>
+        <w:t>AUTHOR CONTRIBUTIONS</w:t>
       </w:r>
     </w:p>
     <w:p>
@@ -2153,9 +3480,12 @@
       </w:pPr>
       <w:r>
         <w:rPr>
+          <w:rFonts w:ascii="Times New Roman" w:hAnsi="Times New Roman" w:eastAsia="Times New Roman" w:cs="Times New Roman"/>
+          <w:sz w:val="24"/>
+          <w:szCs w:val="24"/>
           <w:highlight w:val="yellow"/>
         </w:rPr>
-        <w:t xml:space="preserve">To be completed by the authors (contributor roles).</w:t>
+        <w:t>To be completed by the authors (contributor roles).</w:t>
       </w:r>
     </w:p>
     <w:p>
@@ -2163,7 +3493,14 @@
         <w:pStyle w:val="Ttulo1"/>
       </w:pPr>
       <w:r>
-        <w:t xml:space="preserve">ACKNOWLEDGMENTS</w:t>
+        <w:rPr>
+          <w:rFonts w:ascii="Times New Roman" w:hAnsi="Times New Roman" w:eastAsia="Times New Roman" w:cs="Times New Roman"/>
+          <w:b/>
+          <w:bCs/>
+          <w:sz w:val="24"/>
+          <w:szCs w:val="24"/>
+        </w:rPr>
+        <w:t>ACKNOWLEDGMENTS</w:t>
       </w:r>
     </w:p>
     <w:p>
@@ -2172,9 +3509,12 @@
       </w:pPr>
       <w:r>
         <w:rPr>
+          <w:rFonts w:ascii="Times New Roman" w:hAnsi="Times New Roman" w:eastAsia="Times New Roman" w:cs="Times New Roman"/>
+          <w:sz w:val="24"/>
+          <w:szCs w:val="24"/>
           <w:highlight w:val="yellow"/>
         </w:rPr>
-        <w:t xml:space="preserve">To be completed by the authors.</w:t>
+        <w:t>To be completed by the authors.</w:t>
       </w:r>
     </w:p>
     <w:p>
@@ -2182,7 +3522,14 @@
         <w:pStyle w:val="Ttulo1"/>
       </w:pPr>
       <w:r>
-        <w:t xml:space="preserve">FUNDING</w:t>
+        <w:rPr>
+          <w:rFonts w:ascii="Times New Roman" w:hAnsi="Times New Roman" w:eastAsia="Times New Roman" w:cs="Times New Roman"/>
+          <w:b/>
+          <w:bCs/>
+          <w:sz w:val="24"/>
+          <w:szCs w:val="24"/>
+        </w:rPr>
+        <w:t>FUNDING</w:t>
       </w:r>
     </w:p>
     <w:p>
@@ -2191,9 +3538,12 @@
       </w:pPr>
       <w:r>
         <w:rPr>
+          <w:rFonts w:ascii="Times New Roman" w:hAnsi="Times New Roman" w:eastAsia="Times New Roman" w:cs="Times New Roman"/>
+          <w:sz w:val="24"/>
+          <w:szCs w:val="24"/>
           <w:highlight w:val="yellow"/>
         </w:rPr>
-        <w:t xml:space="preserve">To be completed by the authors.</w:t>
+        <w:t>To be completed by the authors.</w:t>
       </w:r>
     </w:p>
     <w:p>
@@ -2201,7 +3551,14 @@
         <w:pStyle w:val="Ttulo1"/>
       </w:pPr>
       <w:r>
-        <w:t xml:space="preserve">CONFLICT OF INTEREST STATEMENT</w:t>
+        <w:rPr>
+          <w:rFonts w:ascii="Times New Roman" w:hAnsi="Times New Roman" w:eastAsia="Times New Roman" w:cs="Times New Roman"/>
+          <w:b/>
+          <w:bCs/>
+          <w:sz w:val="24"/>
+          <w:szCs w:val="24"/>
+        </w:rPr>
+        <w:t>CONFLICT OF INTEREST STATEMENT</w:t>
       </w:r>
     </w:p>
     <w:p>
@@ -2210,9 +3567,12 @@
       </w:pPr>
       <w:r>
         <w:rPr>
+          <w:rFonts w:ascii="Times New Roman" w:hAnsi="Times New Roman" w:eastAsia="Times New Roman" w:cs="Times New Roman"/>
+          <w:sz w:val="24"/>
+          <w:szCs w:val="24"/>
           <w:highlight w:val="yellow"/>
         </w:rPr>
-        <w:t xml:space="preserve">To be completed by the authors.</w:t>
+        <w:t>To be completed by the authors.</w:t>
       </w:r>
     </w:p>
     <w:p>
@@ -2220,7 +3580,14 @@
         <w:pStyle w:val="Ttulo1"/>
       </w:pPr>
       <w:r>
-        <w:t xml:space="preserve">DATA AVAILABILITY STATEMENT</w:t>
+        <w:rPr>
+          <w:rFonts w:ascii="Times New Roman" w:hAnsi="Times New Roman" w:eastAsia="Times New Roman" w:cs="Times New Roman"/>
+          <w:b/>
+          <w:bCs/>
+          <w:sz w:val="24"/>
+          <w:szCs w:val="24"/>
+        </w:rPr>
+        <w:t>DATA AVAILABILITY STATEMENT</w:t>
       </w:r>
     </w:p>
     <w:p>
@@ -2228,13 +3595,21 @@
         <w:pStyle w:val="BackBody"/>
       </w:pPr>
       <w:r>
+        <w:rPr>
+          <w:rFonts w:ascii="Times New Roman" w:hAnsi="Times New Roman" w:eastAsia="Times New Roman" w:cs="Times New Roman"/>
+          <w:sz w:val="24"/>
+          <w:szCs w:val="24"/>
+        </w:rPr>
         <w:t xml:space="preserve">The surveillance notifications (SINAN), meteorological records (INMET), and population estimates (IBGE) analyzed in this study are publicly available from the Brazilian federal open-data sources cited in the Methods. The SINAN files were downloaded from OpenDataSUS on October 22, 2026; the 2026 files are the release of October 20, 2026, from which only notifications dated up to September 30, 2026 were used. The analysis code (R), the cleaned analysis tables, the generated results, and the source data behind each figure are available at https://github.com/eduramosalves/arbovirus-surveillance-brazil-r (MIT license). The raw files (about 1.7 GB) are not stored in the repository; a manifest with the size and SHA-256 checksum of each file used is provided. </w:t>
       </w:r>
       <w:r>
         <w:rPr>
+          <w:rFonts w:ascii="Times New Roman" w:hAnsi="Times New Roman" w:eastAsia="Times New Roman" w:cs="Times New Roman"/>
+          <w:sz w:val="24"/>
+          <w:szCs w:val="24"/>
           <w:highlight w:val="yellow"/>
         </w:rPr>
-        <w:t xml:space="preserve">A persistent identifier (DOI) for the repository has not been issued yet.</w:t>
+        <w:t>A persistent identifier (DOI) for the repository has not been issued yet.</w:t>
       </w:r>
     </w:p>
     <w:p>
@@ -2242,7 +3617,14 @@
         <w:pStyle w:val="Ttulo1"/>
       </w:pPr>
       <w:r>
-        <w:t xml:space="preserve">ETHICS STATEMENT</w:t>
+        <w:rPr>
+          <w:rFonts w:ascii="Times New Roman" w:hAnsi="Times New Roman" w:eastAsia="Times New Roman" w:cs="Times New Roman"/>
+          <w:b/>
+          <w:bCs/>
+          <w:sz w:val="24"/>
+          <w:szCs w:val="24"/>
+        </w:rPr>
+        <w:t>ETHICS STATEMENT</w:t>
       </w:r>
     </w:p>
     <w:p>
@@ -2250,7 +3632,12 @@
         <w:pStyle w:val="BackBody"/>
       </w:pPr>
       <w:r>
-        <w:t xml:space="preserve">This study used only secondary, publicly available, de-identified surveillance records, which were aggregated by FU and month, and no individual identifiers were accessed. In accordance with Resolutions No. 466/2012 and No. 510/2016 of the Brazilian National Health Council, research based exclusively on publicly available, non-identifiable data is exempt from review by a Research Ethics Committee and from the requirement for informed consent. The study was conducted in accordance with the Declaration of Helsinki and the Brazilian General Data Protection Law (Law No. 13,709/2018).</w:t>
+        <w:rPr>
+          <w:rFonts w:ascii="Times New Roman" w:hAnsi="Times New Roman" w:eastAsia="Times New Roman" w:cs="Times New Roman"/>
+          <w:sz w:val="24"/>
+          <w:szCs w:val="24"/>
+        </w:rPr>
+        <w:t>This study used only secondary, publicly available, de-identified surveillance records, which were aggregated by FU and month, and no individual identifiers were accessed. In accordance with Resolutions No. 466/2012 and No. 510/2016 of the Brazilian National Health Council, research based exclusively on publicly available, non-identifiable data is exempt from review by a Research Ethics Committee and from the requirement for informed consent. The study was conducted in accordance with the Declaration of Helsinki and the Brazilian General Data Protection Law (Law No. 13,709/2018).</w:t>
       </w:r>
     </w:p>
     <w:p>
@@ -2258,7 +3645,14 @@
         <w:pStyle w:val="Ttulo1"/>
       </w:pPr>
       <w:r>
-        <w:t xml:space="preserve">SUPPORTING INFORMATION</w:t>
+        <w:rPr>
+          <w:rFonts w:ascii="Times New Roman" w:hAnsi="Times New Roman" w:eastAsia="Times New Roman" w:cs="Times New Roman"/>
+          <w:b/>
+          <w:bCs/>
+          <w:sz w:val="24"/>
+          <w:szCs w:val="24"/>
+        </w:rPr>
+        <w:t>SUPPORTING INFORMATION</w:t>
       </w:r>
     </w:p>
     <w:p>
@@ -2266,13 +3660,21 @@
         <w:pStyle w:val="BackBody"/>
       </w:pPr>
       <w:r>
+        <w:rPr>
+          <w:rFonts w:ascii="Times New Roman" w:hAnsi="Times New Roman" w:eastAsia="Times New Roman" w:cs="Times New Roman"/>
+          <w:sz w:val="24"/>
+          <w:szCs w:val="24"/>
+        </w:rPr>
         <w:t xml:space="preserve">Supplementary Figures S1–S7 and the RECORD checklist are provided as supporting information. </w:t>
       </w:r>
       <w:r>
         <w:rPr>
+          <w:rFonts w:ascii="Times New Roman" w:hAnsi="Times New Roman" w:eastAsia="Times New Roman" w:cs="Times New Roman"/>
+          <w:sz w:val="24"/>
+          <w:szCs w:val="24"/>
           <w:highlight w:val="yellow"/>
         </w:rPr>
-        <w:t xml:space="preserve">Wording to be adjusted to the journal’s submission system.</w:t>
+        <w:t>Wording to be adjusted to the journal’s submission system.</w:t>
       </w:r>
     </w:p>
     <w:p>
@@ -2280,7 +3682,14 @@
         <w:pStyle w:val="Ttulo1"/>
       </w:pPr>
       <w:r>
-        <w:t xml:space="preserve">REFERENCES</w:t>
+        <w:rPr>
+          <w:rFonts w:ascii="Times New Roman" w:hAnsi="Times New Roman" w:eastAsia="Times New Roman" w:cs="Times New Roman"/>
+          <w:b/>
+          <w:bCs/>
+          <w:sz w:val="24"/>
+          <w:szCs w:val="24"/>
+        </w:rPr>
+        <w:t>REFERENCES</w:t>
       </w:r>
     </w:p>
     <w:p>
@@ -2288,16 +3697,30 @@
         <w:pStyle w:val="Reference"/>
       </w:pPr>
       <w:r>
+        <w:rPr>
+          <w:rFonts w:ascii="Times New Roman" w:hAnsi="Times New Roman" w:eastAsia="Times New Roman" w:cs="Times New Roman"/>
+          <w:sz w:val="24"/>
+          <w:szCs w:val="24"/>
+        </w:rPr>
         <w:t xml:space="preserve">1. Kraemer MUG, Sinka ME, Duda KA, et al. The global distribution of the arbovirus vectors Aedes aegypti and Ae. albopictus. </w:t>
       </w:r>
       <w:r>
         <w:rPr>
-          <w:i/>
-        </w:rPr>
-        <w:t xml:space="preserve">eLife</w:t>
-      </w:r>
-      <w:r>
-        <w:t xml:space="preserve">. 2015;4:e08347.</w:t>
+          <w:rFonts w:ascii="Times New Roman" w:hAnsi="Times New Roman" w:eastAsia="Times New Roman" w:cs="Times New Roman"/>
+          <w:i/>
+          <w:iCs/>
+          <w:sz w:val="24"/>
+          <w:szCs w:val="24"/>
+        </w:rPr>
+        <w:t>eLife</w:t>
+      </w:r>
+      <w:r>
+        <w:rPr>
+          <w:rFonts w:ascii="Times New Roman" w:hAnsi="Times New Roman" w:eastAsia="Times New Roman" w:cs="Times New Roman"/>
+          <w:sz w:val="24"/>
+          <w:szCs w:val="24"/>
+        </w:rPr>
+        <w:t>. 2015;4:e08347.</w:t>
       </w:r>
     </w:p>
     <w:p>
@@ -2305,16 +3728,30 @@
         <w:pStyle w:val="Reference"/>
       </w:pPr>
       <w:r>
+        <w:rPr>
+          <w:rFonts w:ascii="Times New Roman" w:hAnsi="Times New Roman" w:eastAsia="Times New Roman" w:cs="Times New Roman"/>
+          <w:sz w:val="24"/>
+          <w:szCs w:val="24"/>
+        </w:rPr>
         <w:t xml:space="preserve">2. Brady OJ, Hay SI. The global expansion of dengue: how Aedes aegypti mosquitoes enabled the first pandemic arbovirus. </w:t>
       </w:r>
       <w:r>
         <w:rPr>
-          <w:i/>
-        </w:rPr>
-        <w:t xml:space="preserve">Annu Rev Entomol</w:t>
-      </w:r>
-      <w:r>
-        <w:t xml:space="preserve">. 2020;65:191–208.</w:t>
+          <w:rFonts w:ascii="Times New Roman" w:hAnsi="Times New Roman" w:eastAsia="Times New Roman" w:cs="Times New Roman"/>
+          <w:i/>
+          <w:iCs/>
+          <w:sz w:val="24"/>
+          <w:szCs w:val="24"/>
+        </w:rPr>
+        <w:t>Annu Rev Entomol</w:t>
+      </w:r>
+      <w:r>
+        <w:rPr>
+          <w:rFonts w:ascii="Times New Roman" w:hAnsi="Times New Roman" w:eastAsia="Times New Roman" w:cs="Times New Roman"/>
+          <w:sz w:val="24"/>
+          <w:szCs w:val="24"/>
+        </w:rPr>
+        <w:t>. 2020;65:191–208.</w:t>
       </w:r>
     </w:p>
     <w:p>
@@ -2322,16 +3759,30 @@
         <w:pStyle w:val="Reference"/>
       </w:pPr>
       <w:r>
+        <w:rPr>
+          <w:rFonts w:ascii="Times New Roman" w:hAnsi="Times New Roman" w:eastAsia="Times New Roman" w:cs="Times New Roman"/>
+          <w:sz w:val="24"/>
+          <w:szCs w:val="24"/>
+        </w:rPr>
         <w:t xml:space="preserve">3. Pescarini JM, Rodrigues M, Paixão ES, et al. Dengue, Zika, and chikungunya viral circulation and hospitalization rates in Brazil from 2014 to 2019: an ecological study. </w:t>
       </w:r>
       <w:r>
         <w:rPr>
-          <w:i/>
-        </w:rPr>
-        <w:t xml:space="preserve">PLoS Negl Trop Dis</w:t>
-      </w:r>
-      <w:r>
-        <w:t xml:space="preserve">. 2022;16(7):e0010602.</w:t>
+          <w:rFonts w:ascii="Times New Roman" w:hAnsi="Times New Roman" w:eastAsia="Times New Roman" w:cs="Times New Roman"/>
+          <w:i/>
+          <w:iCs/>
+          <w:sz w:val="24"/>
+          <w:szCs w:val="24"/>
+        </w:rPr>
+        <w:t>PLoS Negl Trop Dis</w:t>
+      </w:r>
+      <w:r>
+        <w:rPr>
+          <w:rFonts w:ascii="Times New Roman" w:hAnsi="Times New Roman" w:eastAsia="Times New Roman" w:cs="Times New Roman"/>
+          <w:sz w:val="24"/>
+          <w:szCs w:val="24"/>
+        </w:rPr>
+        <w:t>. 2022;16(7):e0010602.</w:t>
       </w:r>
     </w:p>
     <w:p>
@@ -2339,16 +3790,30 @@
         <w:pStyle w:val="Reference"/>
       </w:pPr>
       <w:r>
+        <w:rPr>
+          <w:rFonts w:ascii="Times New Roman" w:hAnsi="Times New Roman" w:eastAsia="Times New Roman" w:cs="Times New Roman"/>
+          <w:sz w:val="24"/>
+          <w:szCs w:val="24"/>
+        </w:rPr>
         <w:t xml:space="preserve">4. Schilte C, Staikowsky F, Couderc T, et al. Chikungunya virus-associated long-term arthralgia: a 36-month prospective longitudinal study. </w:t>
       </w:r>
       <w:r>
         <w:rPr>
-          <w:i/>
-        </w:rPr>
-        <w:t xml:space="preserve">PLoS Negl Trop Dis</w:t>
-      </w:r>
-      <w:r>
-        <w:t xml:space="preserve">. 2013;7(3):e2137.</w:t>
+          <w:rFonts w:ascii="Times New Roman" w:hAnsi="Times New Roman" w:eastAsia="Times New Roman" w:cs="Times New Roman"/>
+          <w:i/>
+          <w:iCs/>
+          <w:sz w:val="24"/>
+          <w:szCs w:val="24"/>
+        </w:rPr>
+        <w:t>PLoS Negl Trop Dis</w:t>
+      </w:r>
+      <w:r>
+        <w:rPr>
+          <w:rFonts w:ascii="Times New Roman" w:hAnsi="Times New Roman" w:eastAsia="Times New Roman" w:cs="Times New Roman"/>
+          <w:sz w:val="24"/>
+          <w:szCs w:val="24"/>
+        </w:rPr>
+        <w:t>. 2013;7(3):e2137.</w:t>
       </w:r>
     </w:p>
     <w:p>
@@ -2356,16 +3821,30 @@
         <w:pStyle w:val="Reference"/>
       </w:pPr>
       <w:r>
+        <w:rPr>
+          <w:rFonts w:ascii="Times New Roman" w:hAnsi="Times New Roman" w:eastAsia="Times New Roman" w:cs="Times New Roman"/>
+          <w:sz w:val="24"/>
+          <w:szCs w:val="24"/>
+        </w:rPr>
         <w:t xml:space="preserve">5. Brasil P, Pereira JP Jr, Moreira ME, et al. Zika virus infection in pregnant women in Rio de Janeiro. </w:t>
       </w:r>
       <w:r>
         <w:rPr>
-          <w:i/>
-        </w:rPr>
-        <w:t xml:space="preserve">N Engl J Med</w:t>
-      </w:r>
-      <w:r>
-        <w:t xml:space="preserve">. 2016;375(24):2321–2334.</w:t>
+          <w:rFonts w:ascii="Times New Roman" w:hAnsi="Times New Roman" w:eastAsia="Times New Roman" w:cs="Times New Roman"/>
+          <w:i/>
+          <w:iCs/>
+          <w:sz w:val="24"/>
+          <w:szCs w:val="24"/>
+        </w:rPr>
+        <w:t>N Engl J Med</w:t>
+      </w:r>
+      <w:r>
+        <w:rPr>
+          <w:rFonts w:ascii="Times New Roman" w:hAnsi="Times New Roman" w:eastAsia="Times New Roman" w:cs="Times New Roman"/>
+          <w:sz w:val="24"/>
+          <w:szCs w:val="24"/>
+        </w:rPr>
+        <w:t>. 2016;375(24):2321–2334.</w:t>
       </w:r>
     </w:p>
     <w:p>
@@ -2373,16 +3852,30 @@
         <w:pStyle w:val="Reference"/>
       </w:pPr>
       <w:r>
+        <w:rPr>
+          <w:rFonts w:ascii="Times New Roman" w:hAnsi="Times New Roman" w:eastAsia="Times New Roman" w:cs="Times New Roman"/>
+          <w:sz w:val="24"/>
+          <w:szCs w:val="24"/>
+        </w:rPr>
         <w:t xml:space="preserve">6. Teixeira MG, Siqueira JB Jr, Ferreira GLC, Bricks L, Joint G. Epidemiological trends of dengue disease in Brazil (2000–2010): a systematic literature search and analysis. </w:t>
       </w:r>
       <w:r>
         <w:rPr>
-          <w:i/>
-        </w:rPr>
-        <w:t xml:space="preserve">PLoS Negl Trop Dis</w:t>
-      </w:r>
-      <w:r>
-        <w:t xml:space="preserve">. 2013;7(12):e2520.</w:t>
+          <w:rFonts w:ascii="Times New Roman" w:hAnsi="Times New Roman" w:eastAsia="Times New Roman" w:cs="Times New Roman"/>
+          <w:i/>
+          <w:iCs/>
+          <w:sz w:val="24"/>
+          <w:szCs w:val="24"/>
+        </w:rPr>
+        <w:t>PLoS Negl Trop Dis</w:t>
+      </w:r>
+      <w:r>
+        <w:rPr>
+          <w:rFonts w:ascii="Times New Roman" w:hAnsi="Times New Roman" w:eastAsia="Times New Roman" w:cs="Times New Roman"/>
+          <w:sz w:val="24"/>
+          <w:szCs w:val="24"/>
+        </w:rPr>
+        <w:t>. 2013;7(12):e2520.</w:t>
       </w:r>
     </w:p>
     <w:p>
@@ -2390,16 +3883,30 @@
         <w:pStyle w:val="Reference"/>
       </w:pPr>
       <w:r>
+        <w:rPr>
+          <w:rFonts w:ascii="Times New Roman" w:hAnsi="Times New Roman" w:eastAsia="Times New Roman" w:cs="Times New Roman"/>
+          <w:sz w:val="24"/>
+          <w:szCs w:val="24"/>
+        </w:rPr>
         <w:t xml:space="preserve">7. Nunes MRT, Faria NR, de Vasconcelos JM, et al. Emergence and potential for spread of Chikungunya virus in Brazil. </w:t>
       </w:r>
       <w:r>
         <w:rPr>
-          <w:i/>
-        </w:rPr>
-        <w:t xml:space="preserve">BMC Med</w:t>
-      </w:r>
-      <w:r>
-        <w:t xml:space="preserve">. 2015;13:102.</w:t>
+          <w:rFonts w:ascii="Times New Roman" w:hAnsi="Times New Roman" w:eastAsia="Times New Roman" w:cs="Times New Roman"/>
+          <w:i/>
+          <w:iCs/>
+          <w:sz w:val="24"/>
+          <w:szCs w:val="24"/>
+        </w:rPr>
+        <w:t>BMC Med</w:t>
+      </w:r>
+      <w:r>
+        <w:rPr>
+          <w:rFonts w:ascii="Times New Roman" w:hAnsi="Times New Roman" w:eastAsia="Times New Roman" w:cs="Times New Roman"/>
+          <w:sz w:val="24"/>
+          <w:szCs w:val="24"/>
+        </w:rPr>
+        <w:t>. 2015;13:102.</w:t>
       </w:r>
     </w:p>
     <w:p>
@@ -2407,16 +3914,30 @@
         <w:pStyle w:val="Reference"/>
       </w:pPr>
       <w:r>
+        <w:rPr>
+          <w:rFonts w:ascii="Times New Roman" w:hAnsi="Times New Roman" w:eastAsia="Times New Roman" w:cs="Times New Roman"/>
+          <w:sz w:val="24"/>
+          <w:szCs w:val="24"/>
+        </w:rPr>
         <w:t xml:space="preserve">8. Faria NR, Azevedo RSS, Kraemer MUG, et al. Zika virus in the Americas: early epidemiological and genetic findings. </w:t>
       </w:r>
       <w:r>
         <w:rPr>
-          <w:i/>
-        </w:rPr>
-        <w:t xml:space="preserve">Science</w:t>
-      </w:r>
-      <w:r>
-        <w:t xml:space="preserve">. 2016;352(6283):345–349.</w:t>
+          <w:rFonts w:ascii="Times New Roman" w:hAnsi="Times New Roman" w:eastAsia="Times New Roman" w:cs="Times New Roman"/>
+          <w:i/>
+          <w:iCs/>
+          <w:sz w:val="24"/>
+          <w:szCs w:val="24"/>
+        </w:rPr>
+        <w:t>Science</w:t>
+      </w:r>
+      <w:r>
+        <w:rPr>
+          <w:rFonts w:ascii="Times New Roman" w:hAnsi="Times New Roman" w:eastAsia="Times New Roman" w:cs="Times New Roman"/>
+          <w:sz w:val="24"/>
+          <w:szCs w:val="24"/>
+        </w:rPr>
+        <w:t>. 2016;352(6283):345–349.</w:t>
       </w:r>
     </w:p>
     <w:p>
@@ -2424,16 +3945,30 @@
         <w:pStyle w:val="Reference"/>
       </w:pPr>
       <w:r>
+        <w:rPr>
+          <w:rFonts w:ascii="Times New Roman" w:hAnsi="Times New Roman" w:eastAsia="Times New Roman" w:cs="Times New Roman"/>
+          <w:sz w:val="24"/>
+          <w:szCs w:val="24"/>
+        </w:rPr>
         <w:t xml:space="preserve">9. Schuler-Faccini L, Ribeiro EM, Feitosa IM, et al; Brazilian Medical Genetics Society–Zika Embryopathy Task Force. Possible association between Zika virus infection and microcephaly — Brazil, 2015. </w:t>
       </w:r>
       <w:r>
         <w:rPr>
-          <w:i/>
-        </w:rPr>
-        <w:t xml:space="preserve">MMWR Morb Mortal Wkly Rep</w:t>
-      </w:r>
-      <w:r>
-        <w:t xml:space="preserve">. 2016;65(3):59–62.</w:t>
+          <w:rFonts w:ascii="Times New Roman" w:hAnsi="Times New Roman" w:eastAsia="Times New Roman" w:cs="Times New Roman"/>
+          <w:i/>
+          <w:iCs/>
+          <w:sz w:val="24"/>
+          <w:szCs w:val="24"/>
+        </w:rPr>
+        <w:t>MMWR Morb Mortal Wkly Rep</w:t>
+      </w:r>
+      <w:r>
+        <w:rPr>
+          <w:rFonts w:ascii="Times New Roman" w:hAnsi="Times New Roman" w:eastAsia="Times New Roman" w:cs="Times New Roman"/>
+          <w:sz w:val="24"/>
+          <w:szCs w:val="24"/>
+        </w:rPr>
+        <w:t>. 2016;65(3):59–62.</w:t>
       </w:r>
     </w:p>
     <w:p>
@@ -2441,16 +3976,30 @@
         <w:pStyle w:val="Reference"/>
       </w:pPr>
       <w:r>
+        <w:rPr>
+          <w:rFonts w:ascii="Times New Roman" w:hAnsi="Times New Roman" w:eastAsia="Times New Roman" w:cs="Times New Roman"/>
+          <w:sz w:val="24"/>
+          <w:szCs w:val="24"/>
+        </w:rPr>
         <w:t xml:space="preserve">10. Skalinski LM, Dalvi APR, Natividade M, et al. The triple epidemics of arboviruses in Feira de Santana, Brazilian Northeast: epidemiological characteristics and diffusion patterns. </w:t>
       </w:r>
       <w:r>
         <w:rPr>
-          <w:i/>
-        </w:rPr>
-        <w:t xml:space="preserve">Epidemics</w:t>
-      </w:r>
-      <w:r>
-        <w:t xml:space="preserve">. 2022;38:100541.</w:t>
+          <w:rFonts w:ascii="Times New Roman" w:hAnsi="Times New Roman" w:eastAsia="Times New Roman" w:cs="Times New Roman"/>
+          <w:i/>
+          <w:iCs/>
+          <w:sz w:val="24"/>
+          <w:szCs w:val="24"/>
+        </w:rPr>
+        <w:t>Epidemics</w:t>
+      </w:r>
+      <w:r>
+        <w:rPr>
+          <w:rFonts w:ascii="Times New Roman" w:hAnsi="Times New Roman" w:eastAsia="Times New Roman" w:cs="Times New Roman"/>
+          <w:sz w:val="24"/>
+          <w:szCs w:val="24"/>
+        </w:rPr>
+        <w:t>. 2022;38:100541.</w:t>
       </w:r>
     </w:p>
     <w:p>
@@ -2458,16 +4007,30 @@
         <w:pStyle w:val="Reference"/>
       </w:pPr>
       <w:r>
+        <w:rPr>
+          <w:rFonts w:ascii="Times New Roman" w:hAnsi="Times New Roman" w:eastAsia="Times New Roman" w:cs="Times New Roman"/>
+          <w:sz w:val="24"/>
+          <w:szCs w:val="24"/>
+        </w:rPr>
         <w:t xml:space="preserve">11. Brasil. Ministério da Saúde, Secretaria de Vigilância em Saúde e Ambiente. Monitoramento das arboviroses urbanas: dengue, chikungunya e Zika — 2024. </w:t>
       </w:r>
       <w:r>
         <w:rPr>
-          <w:i/>
-        </w:rPr>
-        <w:t xml:space="preserve">Bol Epidemiol</w:t>
-      </w:r>
-      <w:r>
-        <w:t xml:space="preserve">. 2024;55(11):1–28.</w:t>
+          <w:rFonts w:ascii="Times New Roman" w:hAnsi="Times New Roman" w:eastAsia="Times New Roman" w:cs="Times New Roman"/>
+          <w:i/>
+          <w:iCs/>
+          <w:sz w:val="24"/>
+          <w:szCs w:val="24"/>
+        </w:rPr>
+        <w:t>Bol Epidemiol</w:t>
+      </w:r>
+      <w:r>
+        <w:rPr>
+          <w:rFonts w:ascii="Times New Roman" w:hAnsi="Times New Roman" w:eastAsia="Times New Roman" w:cs="Times New Roman"/>
+          <w:sz w:val="24"/>
+          <w:szCs w:val="24"/>
+        </w:rPr>
+        <w:t>. 2024;55(11):1–28.</w:t>
       </w:r>
     </w:p>
     <w:p>
@@ -2475,16 +4038,30 @@
         <w:pStyle w:val="Reference"/>
       </w:pPr>
       <w:r>
+        <w:rPr>
+          <w:rFonts w:ascii="Times New Roman" w:hAnsi="Times New Roman" w:eastAsia="Times New Roman" w:cs="Times New Roman"/>
+          <w:sz w:val="24"/>
+          <w:szCs w:val="24"/>
+        </w:rPr>
         <w:t xml:space="preserve">12. Watts DM, Burke DS, Harrison BA, Whitmire RE, Nisalak A. Effect of temperature on the vector efficiency of Aedes aegypti for dengue 2 virus. </w:t>
       </w:r>
       <w:r>
         <w:rPr>
-          <w:i/>
-        </w:rPr>
-        <w:t xml:space="preserve">Am J Trop Med Hyg</w:t>
-      </w:r>
-      <w:r>
-        <w:t xml:space="preserve">. 1987;36(1):143–152.</w:t>
+          <w:rFonts w:ascii="Times New Roman" w:hAnsi="Times New Roman" w:eastAsia="Times New Roman" w:cs="Times New Roman"/>
+          <w:i/>
+          <w:iCs/>
+          <w:sz w:val="24"/>
+          <w:szCs w:val="24"/>
+        </w:rPr>
+        <w:t>Am J Trop Med Hyg</w:t>
+      </w:r>
+      <w:r>
+        <w:rPr>
+          <w:rFonts w:ascii="Times New Roman" w:hAnsi="Times New Roman" w:eastAsia="Times New Roman" w:cs="Times New Roman"/>
+          <w:sz w:val="24"/>
+          <w:szCs w:val="24"/>
+        </w:rPr>
+        <w:t>. 1987;36(1):143–152.</w:t>
       </w:r>
     </w:p>
     <w:p>
@@ -2492,16 +4069,30 @@
         <w:pStyle w:val="Reference"/>
       </w:pPr>
       <w:r>
+        <w:rPr>
+          <w:rFonts w:ascii="Times New Roman" w:hAnsi="Times New Roman" w:eastAsia="Times New Roman" w:cs="Times New Roman"/>
+          <w:sz w:val="24"/>
+          <w:szCs w:val="24"/>
+        </w:rPr>
         <w:t xml:space="preserve">13. Chan M, Johansson MA. The incubation periods of dengue viruses. </w:t>
       </w:r>
       <w:r>
         <w:rPr>
-          <w:i/>
-        </w:rPr>
-        <w:t xml:space="preserve">PLoS One</w:t>
-      </w:r>
-      <w:r>
-        <w:t xml:space="preserve">. 2012;7(11):e50972.</w:t>
+          <w:rFonts w:ascii="Times New Roman" w:hAnsi="Times New Roman" w:eastAsia="Times New Roman" w:cs="Times New Roman"/>
+          <w:i/>
+          <w:iCs/>
+          <w:sz w:val="24"/>
+          <w:szCs w:val="24"/>
+        </w:rPr>
+        <w:t>PLoS One</w:t>
+      </w:r>
+      <w:r>
+        <w:rPr>
+          <w:rFonts w:ascii="Times New Roman" w:hAnsi="Times New Roman" w:eastAsia="Times New Roman" w:cs="Times New Roman"/>
+          <w:sz w:val="24"/>
+          <w:szCs w:val="24"/>
+        </w:rPr>
+        <w:t>. 2012;7(11):e50972.</w:t>
       </w:r>
     </w:p>
     <w:p>
@@ -2509,16 +4100,30 @@
         <w:pStyle w:val="Reference"/>
       </w:pPr>
       <w:r>
+        <w:rPr>
+          <w:rFonts w:ascii="Times New Roman" w:hAnsi="Times New Roman" w:eastAsia="Times New Roman" w:cs="Times New Roman"/>
+          <w:sz w:val="24"/>
+          <w:szCs w:val="24"/>
+        </w:rPr>
         <w:t xml:space="preserve">14. Mordecai EA, Cohen JM, Evans MV, et al. Detecting the impact of temperature on transmission of Zika, dengue, and chikungunya using mechanistic models. </w:t>
       </w:r>
       <w:r>
         <w:rPr>
-          <w:i/>
-        </w:rPr>
-        <w:t xml:space="preserve">PLoS Negl Trop Dis</w:t>
-      </w:r>
-      <w:r>
-        <w:t xml:space="preserve">. 2017;11(4):e0005568.</w:t>
+          <w:rFonts w:ascii="Times New Roman" w:hAnsi="Times New Roman" w:eastAsia="Times New Roman" w:cs="Times New Roman"/>
+          <w:i/>
+          <w:iCs/>
+          <w:sz w:val="24"/>
+          <w:szCs w:val="24"/>
+        </w:rPr>
+        <w:t>PLoS Negl Trop Dis</w:t>
+      </w:r>
+      <w:r>
+        <w:rPr>
+          <w:rFonts w:ascii="Times New Roman" w:hAnsi="Times New Roman" w:eastAsia="Times New Roman" w:cs="Times New Roman"/>
+          <w:sz w:val="24"/>
+          <w:szCs w:val="24"/>
+        </w:rPr>
+        <w:t>. 2017;11(4):e0005568.</w:t>
       </w:r>
     </w:p>
     <w:p>
@@ -2526,16 +4131,30 @@
         <w:pStyle w:val="Reference"/>
       </w:pPr>
       <w:r>
+        <w:rPr>
+          <w:rFonts w:ascii="Times New Roman" w:hAnsi="Times New Roman" w:eastAsia="Times New Roman" w:cs="Times New Roman"/>
+          <w:sz w:val="24"/>
+          <w:szCs w:val="24"/>
+        </w:rPr>
         <w:t xml:space="preserve">15. Lowe R, Lee SA, O’Reilly KM, et al. Combined effects of hydrometeorological hazards and urbanisation on dengue risk in Brazil: a spatiotemporal modelling study. </w:t>
       </w:r>
       <w:r>
         <w:rPr>
-          <w:i/>
-        </w:rPr>
-        <w:t xml:space="preserve">Lancet Planet Health</w:t>
-      </w:r>
-      <w:r>
-        <w:t xml:space="preserve">. 2021;5(4):e209–e219.</w:t>
+          <w:rFonts w:ascii="Times New Roman" w:hAnsi="Times New Roman" w:eastAsia="Times New Roman" w:cs="Times New Roman"/>
+          <w:i/>
+          <w:iCs/>
+          <w:sz w:val="24"/>
+          <w:szCs w:val="24"/>
+        </w:rPr>
+        <w:t>Lancet Planet Health</w:t>
+      </w:r>
+      <w:r>
+        <w:rPr>
+          <w:rFonts w:ascii="Times New Roman" w:hAnsi="Times New Roman" w:eastAsia="Times New Roman" w:cs="Times New Roman"/>
+          <w:sz w:val="24"/>
+          <w:szCs w:val="24"/>
+        </w:rPr>
+        <w:t>. 2021;5(4):e209–e219.</w:t>
       </w:r>
     </w:p>
     <w:p>
@@ -2543,16 +4162,30 @@
         <w:pStyle w:val="Reference"/>
       </w:pPr>
       <w:r>
+        <w:rPr>
+          <w:rFonts w:ascii="Times New Roman" w:hAnsi="Times New Roman" w:eastAsia="Times New Roman" w:cs="Times New Roman"/>
+          <w:sz w:val="24"/>
+          <w:szCs w:val="24"/>
+        </w:rPr>
         <w:t xml:space="preserve">16. Lowe R, Barcellos C, Coelho CAS, et al. Dengue outlook for the World Cup in Brazil: an early warning model framework driven by real-time seasonal climate forecasts. </w:t>
       </w:r>
       <w:r>
         <w:rPr>
-          <w:i/>
-        </w:rPr>
-        <w:t xml:space="preserve">Lancet Infect Dis</w:t>
-      </w:r>
-      <w:r>
-        <w:t xml:space="preserve">. 2014;14(7):619–626.</w:t>
+          <w:rFonts w:ascii="Times New Roman" w:hAnsi="Times New Roman" w:eastAsia="Times New Roman" w:cs="Times New Roman"/>
+          <w:i/>
+          <w:iCs/>
+          <w:sz w:val="24"/>
+          <w:szCs w:val="24"/>
+        </w:rPr>
+        <w:t>Lancet Infect Dis</w:t>
+      </w:r>
+      <w:r>
+        <w:rPr>
+          <w:rFonts w:ascii="Times New Roman" w:hAnsi="Times New Roman" w:eastAsia="Times New Roman" w:cs="Times New Roman"/>
+          <w:sz w:val="24"/>
+          <w:szCs w:val="24"/>
+        </w:rPr>
+        <w:t>. 2014;14(7):619–626.</w:t>
       </w:r>
     </w:p>
     <w:p>
@@ -2560,16 +4193,30 @@
         <w:pStyle w:val="Reference"/>
       </w:pPr>
       <w:r>
+        <w:rPr>
+          <w:rFonts w:ascii="Times New Roman" w:hAnsi="Times New Roman" w:eastAsia="Times New Roman" w:cs="Times New Roman"/>
+          <w:sz w:val="24"/>
+          <w:szCs w:val="24"/>
+        </w:rPr>
         <w:t xml:space="preserve">17. Figueredo MB, Monteiro RLS, Silva AN, Fontoura JRA, Silva AR, Alves CAP. Analysis of the correlation between climatic variables and dengue cases in the city of Alagoinhas/BA. </w:t>
       </w:r>
       <w:r>
         <w:rPr>
-          <w:i/>
-        </w:rPr>
-        <w:t xml:space="preserve">Sci Rep</w:t>
-      </w:r>
-      <w:r>
-        <w:t xml:space="preserve">. 2023;13(1):7512.</w:t>
+          <w:rFonts w:ascii="Times New Roman" w:hAnsi="Times New Roman" w:eastAsia="Times New Roman" w:cs="Times New Roman"/>
+          <w:i/>
+          <w:iCs/>
+          <w:sz w:val="24"/>
+          <w:szCs w:val="24"/>
+        </w:rPr>
+        <w:t>Sci Rep</w:t>
+      </w:r>
+      <w:r>
+        <w:rPr>
+          <w:rFonts w:ascii="Times New Roman" w:hAnsi="Times New Roman" w:eastAsia="Times New Roman" w:cs="Times New Roman"/>
+          <w:sz w:val="24"/>
+          <w:szCs w:val="24"/>
+        </w:rPr>
+        <w:t>. 2023;13(1):7512.</w:t>
       </w:r>
     </w:p>
     <w:p>
@@ -2577,16 +4224,30 @@
         <w:pStyle w:val="Reference"/>
       </w:pPr>
       <w:r>
+        <w:rPr>
+          <w:rFonts w:ascii="Times New Roman" w:hAnsi="Times New Roman" w:eastAsia="Times New Roman" w:cs="Times New Roman"/>
+          <w:sz w:val="24"/>
+          <w:szCs w:val="24"/>
+        </w:rPr>
         <w:t xml:space="preserve">18. Lorenz C, Ynoue RY, Gioda A, Nogueira T. Influence of climate and heatwaves on dengue transmission in São Paulo and Natal, Brazil. </w:t>
       </w:r>
       <w:r>
         <w:rPr>
-          <w:i/>
-        </w:rPr>
-        <w:t xml:space="preserve">PLoS One</w:t>
-      </w:r>
-      <w:r>
-        <w:t xml:space="preserve">. 2025;20(10):e0334838.</w:t>
+          <w:rFonts w:ascii="Times New Roman" w:hAnsi="Times New Roman" w:eastAsia="Times New Roman" w:cs="Times New Roman"/>
+          <w:i/>
+          <w:iCs/>
+          <w:sz w:val="24"/>
+          <w:szCs w:val="24"/>
+        </w:rPr>
+        <w:t>PLoS One</w:t>
+      </w:r>
+      <w:r>
+        <w:rPr>
+          <w:rFonts w:ascii="Times New Roman" w:hAnsi="Times New Roman" w:eastAsia="Times New Roman" w:cs="Times New Roman"/>
+          <w:sz w:val="24"/>
+          <w:szCs w:val="24"/>
+        </w:rPr>
+        <w:t>. 2025;20(10):e0334838.</w:t>
       </w:r>
     </w:p>
     <w:p>
@@ -2594,16 +4255,30 @@
         <w:pStyle w:val="Reference"/>
       </w:pPr>
       <w:r>
+        <w:rPr>
+          <w:rFonts w:ascii="Times New Roman" w:hAnsi="Times New Roman" w:eastAsia="Times New Roman" w:cs="Times New Roman"/>
+          <w:sz w:val="24"/>
+          <w:szCs w:val="24"/>
+        </w:rPr>
         <w:t xml:space="preserve">19. Stoddard ST, Forshey BM, Morrison AC, et al. House-to-house human movement drives dengue virus transmission. </w:t>
       </w:r>
       <w:r>
         <w:rPr>
-          <w:i/>
-        </w:rPr>
-        <w:t xml:space="preserve">Proc Natl Acad Sci U S A</w:t>
-      </w:r>
-      <w:r>
-        <w:t xml:space="preserve">. 2013;110(3):994–999.</w:t>
+          <w:rFonts w:ascii="Times New Roman" w:hAnsi="Times New Roman" w:eastAsia="Times New Roman" w:cs="Times New Roman"/>
+          <w:i/>
+          <w:iCs/>
+          <w:sz w:val="24"/>
+          <w:szCs w:val="24"/>
+        </w:rPr>
+        <w:t>Proc Natl Acad Sci U S A</w:t>
+      </w:r>
+      <w:r>
+        <w:rPr>
+          <w:rFonts w:ascii="Times New Roman" w:hAnsi="Times New Roman" w:eastAsia="Times New Roman" w:cs="Times New Roman"/>
+          <w:sz w:val="24"/>
+          <w:szCs w:val="24"/>
+        </w:rPr>
+        <w:t>. 2013;110(3):994–999.</w:t>
       </w:r>
     </w:p>
     <w:p>
@@ -2611,16 +4286,30 @@
         <w:pStyle w:val="Reference"/>
       </w:pPr>
       <w:r>
+        <w:rPr>
+          <w:rFonts w:ascii="Times New Roman" w:hAnsi="Times New Roman" w:eastAsia="Times New Roman" w:cs="Times New Roman"/>
+          <w:sz w:val="24"/>
+          <w:szCs w:val="24"/>
+        </w:rPr>
         <w:t xml:space="preserve">20. Lee SA, Economou T, de Castro Catão R, Barcellos C, Lowe R. The impact of climate suitability, urbanisation, and connectivity on the expansion of dengue in 21st century Brazil. </w:t>
       </w:r>
       <w:r>
         <w:rPr>
-          <w:i/>
-        </w:rPr>
-        <w:t xml:space="preserve">PLoS Negl Trop Dis</w:t>
-      </w:r>
-      <w:r>
-        <w:t xml:space="preserve">. 2021;15(12):e0009773.</w:t>
+          <w:rFonts w:ascii="Times New Roman" w:hAnsi="Times New Roman" w:eastAsia="Times New Roman" w:cs="Times New Roman"/>
+          <w:i/>
+          <w:iCs/>
+          <w:sz w:val="24"/>
+          <w:szCs w:val="24"/>
+        </w:rPr>
+        <w:t>PLoS Negl Trop Dis</w:t>
+      </w:r>
+      <w:r>
+        <w:rPr>
+          <w:rFonts w:ascii="Times New Roman" w:hAnsi="Times New Roman" w:eastAsia="Times New Roman" w:cs="Times New Roman"/>
+          <w:sz w:val="24"/>
+          <w:szCs w:val="24"/>
+        </w:rPr>
+        <w:t>. 2021;15(12):e0009773.</w:t>
       </w:r>
     </w:p>
     <w:p>
@@ -2628,16 +4317,30 @@
         <w:pStyle w:val="Reference"/>
       </w:pPr>
       <w:r>
+        <w:rPr>
+          <w:rFonts w:ascii="Times New Roman" w:hAnsi="Times New Roman" w:eastAsia="Times New Roman" w:cs="Times New Roman"/>
+          <w:sz w:val="24"/>
+          <w:szCs w:val="24"/>
+        </w:rPr>
         <w:t xml:space="preserve">21. Codeco CT, Oliveira SS, Ferreira DAC, et al. Fast expansion of dengue in Brazil. </w:t>
       </w:r>
       <w:r>
         <w:rPr>
-          <w:i/>
-        </w:rPr>
-        <w:t xml:space="preserve">Lancet Reg Health Am</w:t>
-      </w:r>
-      <w:r>
-        <w:t xml:space="preserve">. 2022;12:100274.</w:t>
+          <w:rFonts w:ascii="Times New Roman" w:hAnsi="Times New Roman" w:eastAsia="Times New Roman" w:cs="Times New Roman"/>
+          <w:i/>
+          <w:iCs/>
+          <w:sz w:val="24"/>
+          <w:szCs w:val="24"/>
+        </w:rPr>
+        <w:t>Lancet Reg Health Am</w:t>
+      </w:r>
+      <w:r>
+        <w:rPr>
+          <w:rFonts w:ascii="Times New Roman" w:hAnsi="Times New Roman" w:eastAsia="Times New Roman" w:cs="Times New Roman"/>
+          <w:sz w:val="24"/>
+          <w:szCs w:val="24"/>
+        </w:rPr>
+        <w:t>. 2022;12:100274.</w:t>
       </w:r>
     </w:p>
     <w:p>
@@ -2645,16 +4348,30 @@
         <w:pStyle w:val="Reference"/>
       </w:pPr>
       <w:r>
+        <w:rPr>
+          <w:rFonts w:ascii="Times New Roman" w:hAnsi="Times New Roman" w:eastAsia="Times New Roman" w:cs="Times New Roman"/>
+          <w:sz w:val="24"/>
+          <w:szCs w:val="24"/>
+        </w:rPr>
         <w:t xml:space="preserve">22. Barcellos C, Matos V, Lana RM, Lowe R. Climate change, thermal anomalies, and the recent progression of dengue in Brazil. </w:t>
       </w:r>
       <w:r>
         <w:rPr>
-          <w:i/>
-        </w:rPr>
-        <w:t xml:space="preserve">Sci Rep</w:t>
-      </w:r>
-      <w:r>
-        <w:t xml:space="preserve">. 2024;14:5948.</w:t>
+          <w:rFonts w:ascii="Times New Roman" w:hAnsi="Times New Roman" w:eastAsia="Times New Roman" w:cs="Times New Roman"/>
+          <w:i/>
+          <w:iCs/>
+          <w:sz w:val="24"/>
+          <w:szCs w:val="24"/>
+        </w:rPr>
+        <w:t>Sci Rep</w:t>
+      </w:r>
+      <w:r>
+        <w:rPr>
+          <w:rFonts w:ascii="Times New Roman" w:hAnsi="Times New Roman" w:eastAsia="Times New Roman" w:cs="Times New Roman"/>
+          <w:sz w:val="24"/>
+          <w:szCs w:val="24"/>
+        </w:rPr>
+        <w:t>. 2024;14:5948.</w:t>
       </w:r>
     </w:p>
     <w:p>
@@ -2662,16 +4379,30 @@
         <w:pStyle w:val="Reference"/>
       </w:pPr>
       <w:r>
+        <w:rPr>
+          <w:rFonts w:ascii="Times New Roman" w:hAnsi="Times New Roman" w:eastAsia="Times New Roman" w:cs="Times New Roman"/>
+          <w:sz w:val="24"/>
+          <w:szCs w:val="24"/>
+        </w:rPr>
         <w:t xml:space="preserve">23. de Abreu RC, Fernandez IP, Mishra S, et al. The role of climate change in the expansion of dengue. </w:t>
       </w:r>
       <w:r>
         <w:rPr>
-          <w:i/>
-        </w:rPr>
-        <w:t xml:space="preserve">medRxiv</w:t>
-      </w:r>
-      <w:r>
-        <w:t xml:space="preserve">. Preprint. 2025. doi:10.1101/2025.10.06.25337235</w:t>
+          <w:rFonts w:ascii="Times New Roman" w:hAnsi="Times New Roman" w:eastAsia="Times New Roman" w:cs="Times New Roman"/>
+          <w:i/>
+          <w:iCs/>
+          <w:sz w:val="24"/>
+          <w:szCs w:val="24"/>
+        </w:rPr>
+        <w:t>medRxiv</w:t>
+      </w:r>
+      <w:r>
+        <w:rPr>
+          <w:rFonts w:ascii="Times New Roman" w:hAnsi="Times New Roman" w:eastAsia="Times New Roman" w:cs="Times New Roman"/>
+          <w:sz w:val="24"/>
+          <w:szCs w:val="24"/>
+        </w:rPr>
+        <w:t>. Preprint. 2025. doi:10.1101/2025.10.06.25337235</w:t>
       </w:r>
     </w:p>
     <w:p>
@@ -2679,16 +4410,30 @@
         <w:pStyle w:val="Reference"/>
       </w:pPr>
       <w:r>
+        <w:rPr>
+          <w:rFonts w:ascii="Times New Roman" w:hAnsi="Times New Roman" w:eastAsia="Times New Roman" w:cs="Times New Roman"/>
+          <w:sz w:val="24"/>
+          <w:szCs w:val="24"/>
+        </w:rPr>
         <w:t xml:space="preserve">24. de Souza WM, de Lima STS, Simões Mello LM, et al. Spatiotemporal dynamics and recurrence of chikungunya virus in Brazil: an epidemiological study. </w:t>
       </w:r>
       <w:r>
         <w:rPr>
-          <w:i/>
-        </w:rPr>
-        <w:t xml:space="preserve">Lancet Microbe</w:t>
-      </w:r>
-      <w:r>
-        <w:t xml:space="preserve">. 2023;4(5):e319–e329.</w:t>
+          <w:rFonts w:ascii="Times New Roman" w:hAnsi="Times New Roman" w:eastAsia="Times New Roman" w:cs="Times New Roman"/>
+          <w:i/>
+          <w:iCs/>
+          <w:sz w:val="24"/>
+          <w:szCs w:val="24"/>
+        </w:rPr>
+        <w:t>Lancet Microbe</w:t>
+      </w:r>
+      <w:r>
+        <w:rPr>
+          <w:rFonts w:ascii="Times New Roman" w:hAnsi="Times New Roman" w:eastAsia="Times New Roman" w:cs="Times New Roman"/>
+          <w:sz w:val="24"/>
+          <w:szCs w:val="24"/>
+        </w:rPr>
+        <w:t>. 2023;4(5):e319–e329.</w:t>
       </w:r>
     </w:p>
     <w:p>
@@ -2696,16 +4441,30 @@
         <w:pStyle w:val="Reference"/>
       </w:pPr>
       <w:r>
+        <w:rPr>
+          <w:rFonts w:ascii="Times New Roman" w:hAnsi="Times New Roman" w:eastAsia="Times New Roman" w:cs="Times New Roman"/>
+          <w:sz w:val="24"/>
+          <w:szCs w:val="24"/>
+        </w:rPr>
         <w:t xml:space="preserve">25. Ryan SJ, Carlson CJ, Mordecai EA, Johnson LR. Global expansion and redistribution of Aedes-borne virus transmission risk with climate change. </w:t>
       </w:r>
       <w:r>
         <w:rPr>
-          <w:i/>
-        </w:rPr>
-        <w:t xml:space="preserve">PLoS Negl Trop Dis</w:t>
-      </w:r>
-      <w:r>
-        <w:t xml:space="preserve">. 2019;13(3):e0007213.</w:t>
+          <w:rFonts w:ascii="Times New Roman" w:hAnsi="Times New Roman" w:eastAsia="Times New Roman" w:cs="Times New Roman"/>
+          <w:i/>
+          <w:iCs/>
+          <w:sz w:val="24"/>
+          <w:szCs w:val="24"/>
+        </w:rPr>
+        <w:t>PLoS Negl Trop Dis</w:t>
+      </w:r>
+      <w:r>
+        <w:rPr>
+          <w:rFonts w:ascii="Times New Roman" w:hAnsi="Times New Roman" w:eastAsia="Times New Roman" w:cs="Times New Roman"/>
+          <w:sz w:val="24"/>
+          <w:szCs w:val="24"/>
+        </w:rPr>
+        <w:t>. 2019;13(3):e0007213.</w:t>
       </w:r>
     </w:p>
     <w:p>
@@ -2713,16 +4472,30 @@
         <w:pStyle w:val="Reference"/>
       </w:pPr>
       <w:r>
+        <w:rPr>
+          <w:rFonts w:ascii="Times New Roman" w:hAnsi="Times New Roman" w:eastAsia="Times New Roman" w:cs="Times New Roman"/>
+          <w:sz w:val="24"/>
+          <w:szCs w:val="24"/>
+        </w:rPr>
         <w:t xml:space="preserve">26. Kraemer MUG, Reiner RC Jr, Brady OJ, et al. Past and future spread of the arbovirus vectors Aedes aegypti and Aedes albopictus. </w:t>
       </w:r>
       <w:r>
         <w:rPr>
-          <w:i/>
-        </w:rPr>
-        <w:t xml:space="preserve">Nat Microbiol</w:t>
-      </w:r>
-      <w:r>
-        <w:t xml:space="preserve">. 2019;4(5):854–863.</w:t>
+          <w:rFonts w:ascii="Times New Roman" w:hAnsi="Times New Roman" w:eastAsia="Times New Roman" w:cs="Times New Roman"/>
+          <w:i/>
+          <w:iCs/>
+          <w:sz w:val="24"/>
+          <w:szCs w:val="24"/>
+        </w:rPr>
+        <w:t>Nat Microbiol</w:t>
+      </w:r>
+      <w:r>
+        <w:rPr>
+          <w:rFonts w:ascii="Times New Roman" w:hAnsi="Times New Roman" w:eastAsia="Times New Roman" w:cs="Times New Roman"/>
+          <w:sz w:val="24"/>
+          <w:szCs w:val="24"/>
+        </w:rPr>
+        <w:t>. 2019;4(5):854–863.</w:t>
       </w:r>
     </w:p>
     <w:p>
@@ -2730,16 +4503,30 @@
         <w:pStyle w:val="Reference"/>
       </w:pPr>
       <w:r>
+        <w:rPr>
+          <w:rFonts w:ascii="Times New Roman" w:hAnsi="Times New Roman" w:eastAsia="Times New Roman" w:cs="Times New Roman"/>
+          <w:sz w:val="24"/>
+          <w:szCs w:val="24"/>
+        </w:rPr>
         <w:t xml:space="preserve">27. Ferguson NM, Cucunubá ZM, Dorigatti I, et al. Countering the Zika epidemic in Latin America. </w:t>
       </w:r>
       <w:r>
         <w:rPr>
-          <w:i/>
-        </w:rPr>
-        <w:t xml:space="preserve">Science</w:t>
-      </w:r>
-      <w:r>
-        <w:t xml:space="preserve">. 2016;353(6297):353–354.</w:t>
+          <w:rFonts w:ascii="Times New Roman" w:hAnsi="Times New Roman" w:eastAsia="Times New Roman" w:cs="Times New Roman"/>
+          <w:i/>
+          <w:iCs/>
+          <w:sz w:val="24"/>
+          <w:szCs w:val="24"/>
+        </w:rPr>
+        <w:t>Science</w:t>
+      </w:r>
+      <w:r>
+        <w:rPr>
+          <w:rFonts w:ascii="Times New Roman" w:hAnsi="Times New Roman" w:eastAsia="Times New Roman" w:cs="Times New Roman"/>
+          <w:sz w:val="24"/>
+          <w:szCs w:val="24"/>
+        </w:rPr>
+        <w:t>. 2016;353(6297):353–354.</w:t>
       </w:r>
     </w:p>
     <w:p>
@@ -2747,16 +4534,30 @@
         <w:pStyle w:val="Reference"/>
       </w:pPr>
       <w:r>
+        <w:rPr>
+          <w:rFonts w:ascii="Times New Roman" w:hAnsi="Times New Roman" w:eastAsia="Times New Roman" w:cs="Times New Roman"/>
+          <w:sz w:val="24"/>
+          <w:szCs w:val="24"/>
+        </w:rPr>
         <w:t xml:space="preserve">28. Netto EM, Moreira-Soto A, Pedroso C, et al. High Zika virus seroprevalence in Salvador, northeastern Brazil limits the potential for further outbreaks. </w:t>
       </w:r>
       <w:r>
         <w:rPr>
-          <w:i/>
-        </w:rPr>
-        <w:t xml:space="preserve">mBio</w:t>
-      </w:r>
-      <w:r>
-        <w:t xml:space="preserve">. 2017;8(6):e01390-17.</w:t>
+          <w:rFonts w:ascii="Times New Roman" w:hAnsi="Times New Roman" w:eastAsia="Times New Roman" w:cs="Times New Roman"/>
+          <w:i/>
+          <w:iCs/>
+          <w:sz w:val="24"/>
+          <w:szCs w:val="24"/>
+        </w:rPr>
+        <w:t>mBio</w:t>
+      </w:r>
+      <w:r>
+        <w:rPr>
+          <w:rFonts w:ascii="Times New Roman" w:hAnsi="Times New Roman" w:eastAsia="Times New Roman" w:cs="Times New Roman"/>
+          <w:sz w:val="24"/>
+          <w:szCs w:val="24"/>
+        </w:rPr>
+        <w:t>. 2017;8(6):e01390-17.</w:t>
       </w:r>
     </w:p>
     <w:p>
@@ -2764,16 +4565,30 @@
         <w:pStyle w:val="Reference"/>
       </w:pPr>
       <w:r>
+        <w:rPr>
+          <w:rFonts w:ascii="Times New Roman" w:hAnsi="Times New Roman" w:eastAsia="Times New Roman" w:cs="Times New Roman"/>
+          <w:sz w:val="24"/>
+          <w:szCs w:val="24"/>
+        </w:rPr>
         <w:t xml:space="preserve">29. Rodriguez-Barraquer I, Costa F, Nascimento EJM, et al. Impact of preexisting dengue immunity on Zika virus emergence in a dengue endemic region. </w:t>
       </w:r>
       <w:r>
         <w:rPr>
-          <w:i/>
-        </w:rPr>
-        <w:t xml:space="preserve">Science</w:t>
-      </w:r>
-      <w:r>
-        <w:t xml:space="preserve">. 2019;363(6427):607–610.</w:t>
+          <w:rFonts w:ascii="Times New Roman" w:hAnsi="Times New Roman" w:eastAsia="Times New Roman" w:cs="Times New Roman"/>
+          <w:i/>
+          <w:iCs/>
+          <w:sz w:val="24"/>
+          <w:szCs w:val="24"/>
+        </w:rPr>
+        <w:t>Science</w:t>
+      </w:r>
+      <w:r>
+        <w:rPr>
+          <w:rFonts w:ascii="Times New Roman" w:hAnsi="Times New Roman" w:eastAsia="Times New Roman" w:cs="Times New Roman"/>
+          <w:sz w:val="24"/>
+          <w:szCs w:val="24"/>
+        </w:rPr>
+        <w:t>. 2019;363(6427):607–610.</w:t>
       </w:r>
     </w:p>
     <w:p>
@@ -2781,16 +4596,30 @@
         <w:pStyle w:val="Reference"/>
       </w:pPr>
       <w:r>
+        <w:rPr>
+          <w:rFonts w:ascii="Times New Roman" w:hAnsi="Times New Roman" w:eastAsia="Times New Roman" w:cs="Times New Roman"/>
+          <w:sz w:val="24"/>
+          <w:szCs w:val="24"/>
+        </w:rPr>
         <w:t xml:space="preserve">30. Katzelnick LC, Gresh L, Halloran ME, et al. Antibody-dependent enhancement of severe dengue disease in humans. </w:t>
       </w:r>
       <w:r>
         <w:rPr>
-          <w:i/>
-        </w:rPr>
-        <w:t xml:space="preserve">Science</w:t>
-      </w:r>
-      <w:r>
-        <w:t xml:space="preserve">. 2017;358(6365):929–932.</w:t>
+          <w:rFonts w:ascii="Times New Roman" w:hAnsi="Times New Roman" w:eastAsia="Times New Roman" w:cs="Times New Roman"/>
+          <w:i/>
+          <w:iCs/>
+          <w:sz w:val="24"/>
+          <w:szCs w:val="24"/>
+        </w:rPr>
+        <w:t>Science</w:t>
+      </w:r>
+      <w:r>
+        <w:rPr>
+          <w:rFonts w:ascii="Times New Roman" w:hAnsi="Times New Roman" w:eastAsia="Times New Roman" w:cs="Times New Roman"/>
+          <w:sz w:val="24"/>
+          <w:szCs w:val="24"/>
+        </w:rPr>
+        <w:t>. 2017;358(6365):929–932.</w:t>
       </w:r>
     </w:p>
     <w:p>
@@ -2798,16 +4627,30 @@
         <w:pStyle w:val="Reference"/>
       </w:pPr>
       <w:r>
+        <w:rPr>
+          <w:rFonts w:ascii="Times New Roman" w:hAnsi="Times New Roman" w:eastAsia="Times New Roman" w:cs="Times New Roman"/>
+          <w:sz w:val="24"/>
+          <w:szCs w:val="24"/>
+        </w:rPr>
         <w:t xml:space="preserve">31. Silva MM, Rodrigues MS, Paploski IA, et al. Accuracy of dengue reporting by the National Surveillance System, Brazil. </w:t>
       </w:r>
       <w:r>
         <w:rPr>
-          <w:i/>
-        </w:rPr>
-        <w:t xml:space="preserve">Emerg Infect Dis</w:t>
-      </w:r>
-      <w:r>
-        <w:t xml:space="preserve">. 2016;22(2):336–339.</w:t>
+          <w:rFonts w:ascii="Times New Roman" w:hAnsi="Times New Roman" w:eastAsia="Times New Roman" w:cs="Times New Roman"/>
+          <w:i/>
+          <w:iCs/>
+          <w:sz w:val="24"/>
+          <w:szCs w:val="24"/>
+        </w:rPr>
+        <w:t>Emerg Infect Dis</w:t>
+      </w:r>
+      <w:r>
+        <w:rPr>
+          <w:rFonts w:ascii="Times New Roman" w:hAnsi="Times New Roman" w:eastAsia="Times New Roman" w:cs="Times New Roman"/>
+          <w:sz w:val="24"/>
+          <w:szCs w:val="24"/>
+        </w:rPr>
+        <w:t>. 2016;22(2):336–339.</w:t>
       </w:r>
     </w:p>
     <w:p>
@@ -2815,16 +4658,30 @@
         <w:pStyle w:val="Reference"/>
       </w:pPr>
       <w:r>
+        <w:rPr>
+          <w:rFonts w:ascii="Times New Roman" w:hAnsi="Times New Roman" w:eastAsia="Times New Roman" w:cs="Times New Roman"/>
+          <w:sz w:val="24"/>
+          <w:szCs w:val="24"/>
+        </w:rPr>
         <w:t xml:space="preserve">32. Musso D, Ko AI, Baud D. Zika virus infection — after the pandemic. </w:t>
       </w:r>
       <w:r>
         <w:rPr>
-          <w:i/>
-        </w:rPr>
-        <w:t xml:space="preserve">N Engl J Med</w:t>
-      </w:r>
-      <w:r>
-        <w:t xml:space="preserve">. 2019;381(15):1444–1457.</w:t>
+          <w:rFonts w:ascii="Times New Roman" w:hAnsi="Times New Roman" w:eastAsia="Times New Roman" w:cs="Times New Roman"/>
+          <w:i/>
+          <w:iCs/>
+          <w:sz w:val="24"/>
+          <w:szCs w:val="24"/>
+        </w:rPr>
+        <w:t>N Engl J Med</w:t>
+      </w:r>
+      <w:r>
+        <w:rPr>
+          <w:rFonts w:ascii="Times New Roman" w:hAnsi="Times New Roman" w:eastAsia="Times New Roman" w:cs="Times New Roman"/>
+          <w:sz w:val="24"/>
+          <w:szCs w:val="24"/>
+        </w:rPr>
+        <w:t>. 2019;381(15):1444–1457.</w:t>
       </w:r>
     </w:p>
     <w:p>
@@ -2832,16 +4689,30 @@
         <w:pStyle w:val="Reference"/>
       </w:pPr>
       <w:r>
+        <w:rPr>
+          <w:rFonts w:ascii="Times New Roman" w:hAnsi="Times New Roman" w:eastAsia="Times New Roman" w:cs="Times New Roman"/>
+          <w:sz w:val="24"/>
+          <w:szCs w:val="24"/>
+        </w:rPr>
         <w:t xml:space="preserve">33. Souza JHM, Barros TB, Almeida PP, et al. Dynamics of transmission of urban arbovirus dengue, Zika and chikungunya in southwestern region of Bahia, Brazil. </w:t>
       </w:r>
       <w:r>
         <w:rPr>
-          <w:i/>
-        </w:rPr>
-        <w:t xml:space="preserve">An Acad Bras Cienc</w:t>
-      </w:r>
-      <w:r>
-        <w:t xml:space="preserve">. 2021;93(3):e20200670.</w:t>
+          <w:rFonts w:ascii="Times New Roman" w:hAnsi="Times New Roman" w:eastAsia="Times New Roman" w:cs="Times New Roman"/>
+          <w:i/>
+          <w:iCs/>
+          <w:sz w:val="24"/>
+          <w:szCs w:val="24"/>
+        </w:rPr>
+        <w:t>An Acad Bras Cienc</w:t>
+      </w:r>
+      <w:r>
+        <w:rPr>
+          <w:rFonts w:ascii="Times New Roman" w:hAnsi="Times New Roman" w:eastAsia="Times New Roman" w:cs="Times New Roman"/>
+          <w:sz w:val="24"/>
+          <w:szCs w:val="24"/>
+        </w:rPr>
+        <w:t>. 2021;93(3):e20200670.</w:t>
       </w:r>
     </w:p>
     <w:p>
@@ -2849,16 +4720,30 @@
         <w:pStyle w:val="Reference"/>
       </w:pPr>
       <w:r>
+        <w:rPr>
+          <w:rFonts w:ascii="Times New Roman" w:hAnsi="Times New Roman" w:eastAsia="Times New Roman" w:cs="Times New Roman"/>
+          <w:sz w:val="24"/>
+          <w:szCs w:val="24"/>
+        </w:rPr>
         <w:t xml:space="preserve">34. Farias PCS, Pastor AF, Gonçales JP, et al. Epidemiological profile of arboviruses in two different scenarios: dengue circulation vs. dengue, chikungunya and Zika co-circulation. </w:t>
       </w:r>
       <w:r>
         <w:rPr>
-          <w:i/>
-        </w:rPr>
-        <w:t xml:space="preserve">BMC Infect Dis</w:t>
-      </w:r>
-      <w:r>
-        <w:t xml:space="preserve">. 2023;23(1):177.</w:t>
+          <w:rFonts w:ascii="Times New Roman" w:hAnsi="Times New Roman" w:eastAsia="Times New Roman" w:cs="Times New Roman"/>
+          <w:i/>
+          <w:iCs/>
+          <w:sz w:val="24"/>
+          <w:szCs w:val="24"/>
+        </w:rPr>
+        <w:t>BMC Infect Dis</w:t>
+      </w:r>
+      <w:r>
+        <w:rPr>
+          <w:rFonts w:ascii="Times New Roman" w:hAnsi="Times New Roman" w:eastAsia="Times New Roman" w:cs="Times New Roman"/>
+          <w:sz w:val="24"/>
+          <w:szCs w:val="24"/>
+        </w:rPr>
+        <w:t>. 2023;23(1):177.</w:t>
       </w:r>
     </w:p>
     <w:p>
@@ -2866,16 +4751,30 @@
         <w:pStyle w:val="Reference"/>
       </w:pPr>
       <w:r>
+        <w:rPr>
+          <w:rFonts w:ascii="Times New Roman" w:hAnsi="Times New Roman" w:eastAsia="Times New Roman" w:cs="Times New Roman"/>
+          <w:sz w:val="24"/>
+          <w:szCs w:val="24"/>
+        </w:rPr>
         <w:t xml:space="preserve">35. de Jesus Santos T, de Araújo KCGM, Góes MAO, et al. Spatial and temporal dynamics of chikungunya incidence in Brazil and the impact of social vulnerability: a population-based and ecological study. </w:t>
       </w:r>
       <w:r>
         <w:rPr>
-          <w:i/>
-        </w:rPr>
-        <w:t xml:space="preserve">Diseases</w:t>
-      </w:r>
-      <w:r>
-        <w:t xml:space="preserve">. 2024;12(7):135.</w:t>
+          <w:rFonts w:ascii="Times New Roman" w:hAnsi="Times New Roman" w:eastAsia="Times New Roman" w:cs="Times New Roman"/>
+          <w:i/>
+          <w:iCs/>
+          <w:sz w:val="24"/>
+          <w:szCs w:val="24"/>
+        </w:rPr>
+        <w:t>Diseases</w:t>
+      </w:r>
+      <w:r>
+        <w:rPr>
+          <w:rFonts w:ascii="Times New Roman" w:hAnsi="Times New Roman" w:eastAsia="Times New Roman" w:cs="Times New Roman"/>
+          <w:sz w:val="24"/>
+          <w:szCs w:val="24"/>
+        </w:rPr>
+        <w:t>. 2024;12(7):135.</w:t>
       </w:r>
     </w:p>
     <w:p>
@@ -2883,16 +4782,30 @@
         <w:pStyle w:val="Reference"/>
       </w:pPr>
       <w:r>
+        <w:rPr>
+          <w:rFonts w:ascii="Times New Roman" w:hAnsi="Times New Roman" w:eastAsia="Times New Roman" w:cs="Times New Roman"/>
+          <w:sz w:val="24"/>
+          <w:szCs w:val="24"/>
+        </w:rPr>
         <w:t xml:space="preserve">36. Brasil. Ministério da Saúde. Portaria nº 204, de 17 de fevereiro de 2016. Define a Lista Nacional de Notificação Compulsória de doenças, agravos e eventos de saúde pública nos serviços de saúde públicos e privados em todo o território nacional. </w:t>
       </w:r>
       <w:r>
         <w:rPr>
-          <w:i/>
-        </w:rPr>
-        <w:t xml:space="preserve">Diário Oficial da União</w:t>
-      </w:r>
-      <w:r>
-        <w:t xml:space="preserve">. 2016.</w:t>
+          <w:rFonts w:ascii="Times New Roman" w:hAnsi="Times New Roman" w:eastAsia="Times New Roman" w:cs="Times New Roman"/>
+          <w:i/>
+          <w:iCs/>
+          <w:sz w:val="24"/>
+          <w:szCs w:val="24"/>
+        </w:rPr>
+        <w:t>Diário Oficial da União</w:t>
+      </w:r>
+      <w:r>
+        <w:rPr>
+          <w:rFonts w:ascii="Times New Roman" w:hAnsi="Times New Roman" w:eastAsia="Times New Roman" w:cs="Times New Roman"/>
+          <w:sz w:val="24"/>
+          <w:szCs w:val="24"/>
+        </w:rPr>
+        <w:t>. 2016.</w:t>
       </w:r>
     </w:p>
     <w:p>
@@ -2900,16 +4813,30 @@
         <w:pStyle w:val="Reference"/>
       </w:pPr>
       <w:r>
+        <w:rPr>
+          <w:rFonts w:ascii="Times New Roman" w:hAnsi="Times New Roman" w:eastAsia="Times New Roman" w:cs="Times New Roman"/>
+          <w:sz w:val="24"/>
+          <w:szCs w:val="24"/>
+        </w:rPr>
         <w:t xml:space="preserve">37. Benchimol EI, Smeeth L, Guttmann A, et al. The REporting of studies Conducted using Observational Routinely-collected health Data (RECORD) statement. </w:t>
       </w:r>
       <w:r>
         <w:rPr>
-          <w:i/>
-        </w:rPr>
-        <w:t xml:space="preserve">PLoS Med</w:t>
-      </w:r>
-      <w:r>
-        <w:t xml:space="preserve">. 2015;12(10):e1001885.</w:t>
+          <w:rFonts w:ascii="Times New Roman" w:hAnsi="Times New Roman" w:eastAsia="Times New Roman" w:cs="Times New Roman"/>
+          <w:i/>
+          <w:iCs/>
+          <w:sz w:val="24"/>
+          <w:szCs w:val="24"/>
+        </w:rPr>
+        <w:t>PLoS Med</w:t>
+      </w:r>
+      <w:r>
+        <w:rPr>
+          <w:rFonts w:ascii="Times New Roman" w:hAnsi="Times New Roman" w:eastAsia="Times New Roman" w:cs="Times New Roman"/>
+          <w:sz w:val="24"/>
+          <w:szCs w:val="24"/>
+        </w:rPr>
+        <w:t>. 2015;12(10):e1001885.</w:t>
       </w:r>
     </w:p>
     <w:p>
@@ -2917,16 +4844,30 @@
         <w:pStyle w:val="Reference"/>
       </w:pPr>
       <w:r>
+        <w:rPr>
+          <w:rFonts w:ascii="Times New Roman" w:hAnsi="Times New Roman" w:eastAsia="Times New Roman" w:cs="Times New Roman"/>
+          <w:sz w:val="24"/>
+          <w:szCs w:val="24"/>
+        </w:rPr>
         <w:t xml:space="preserve">38. da Silva Neto SR, Tabosa de Oliveira T, Teixeira IV, et al. Arboviral disease record data — Dengue and Chikungunya, Brazil, 2013–2020. </w:t>
       </w:r>
       <w:r>
         <w:rPr>
-          <w:i/>
-        </w:rPr>
-        <w:t xml:space="preserve">Sci Data</w:t>
-      </w:r>
-      <w:r>
-        <w:t xml:space="preserve">. 2022;9(1):198.</w:t>
+          <w:rFonts w:ascii="Times New Roman" w:hAnsi="Times New Roman" w:eastAsia="Times New Roman" w:cs="Times New Roman"/>
+          <w:i/>
+          <w:iCs/>
+          <w:sz w:val="24"/>
+          <w:szCs w:val="24"/>
+        </w:rPr>
+        <w:t>Sci Data</w:t>
+      </w:r>
+      <w:r>
+        <w:rPr>
+          <w:rFonts w:ascii="Times New Roman" w:hAnsi="Times New Roman" w:eastAsia="Times New Roman" w:cs="Times New Roman"/>
+          <w:sz w:val="24"/>
+          <w:szCs w:val="24"/>
+        </w:rPr>
+        <w:t>. 2022;9(1):198.</w:t>
       </w:r>
     </w:p>
     <w:p>
@@ -2934,16 +4875,30 @@
         <w:pStyle w:val="Reference"/>
       </w:pPr>
       <w:r>
+        <w:rPr>
+          <w:rFonts w:ascii="Times New Roman" w:hAnsi="Times New Roman" w:eastAsia="Times New Roman" w:cs="Times New Roman"/>
+          <w:sz w:val="24"/>
+          <w:szCs w:val="24"/>
+        </w:rPr>
         <w:t xml:space="preserve">39. Brasil. Ministério da Saúde, Secretaria de Vigilância em Saúde e Ambiente. </w:t>
       </w:r>
       <w:r>
         <w:rPr>
-          <w:i/>
-        </w:rPr>
-        <w:t xml:space="preserve">Guia de Vigilância em Saúde</w:t>
-      </w:r>
-      <w:r>
-        <w:t xml:space="preserve">. 6th ed, rev. Ministério da Saúde; 2024.</w:t>
+          <w:rFonts w:ascii="Times New Roman" w:hAnsi="Times New Roman" w:eastAsia="Times New Roman" w:cs="Times New Roman"/>
+          <w:i/>
+          <w:iCs/>
+          <w:sz w:val="24"/>
+          <w:szCs w:val="24"/>
+        </w:rPr>
+        <w:t>Guia de Vigilância em Saúde</w:t>
+      </w:r>
+      <w:r>
+        <w:rPr>
+          <w:rFonts w:ascii="Times New Roman" w:hAnsi="Times New Roman" w:eastAsia="Times New Roman" w:cs="Times New Roman"/>
+          <w:sz w:val="24"/>
+          <w:szCs w:val="24"/>
+        </w:rPr>
+        <w:t>. 6th ed, rev. Ministério da Saúde; 2024.</w:t>
       </w:r>
     </w:p>
     <w:p>
@@ -2951,16 +4906,30 @@
         <w:pStyle w:val="Reference"/>
       </w:pPr>
       <w:r>
+        <w:rPr>
+          <w:rFonts w:ascii="Times New Roman" w:hAnsi="Times New Roman" w:eastAsia="Times New Roman" w:cs="Times New Roman"/>
+          <w:sz w:val="24"/>
+          <w:szCs w:val="24"/>
+        </w:rPr>
         <w:t xml:space="preserve">40. Instituto Brasileiro de Geografia e Estatística (IBGE). </w:t>
       </w:r>
       <w:r>
         <w:rPr>
-          <w:i/>
-        </w:rPr>
-        <w:t xml:space="preserve">Projeções da População, Revisão 2024</w:t>
-      </w:r>
-      <w:r>
-        <w:t xml:space="preserve">. IBGE; 2024. https://ftp.ibge.gov.br/Projecao_da_Populacao/Projecao_da_Populacao_2024/</w:t>
+          <w:rFonts w:ascii="Times New Roman" w:hAnsi="Times New Roman" w:eastAsia="Times New Roman" w:cs="Times New Roman"/>
+          <w:i/>
+          <w:iCs/>
+          <w:sz w:val="24"/>
+          <w:szCs w:val="24"/>
+        </w:rPr>
+        <w:t>Projeções da População, Revisão 2024</w:t>
+      </w:r>
+      <w:r>
+        <w:rPr>
+          <w:rFonts w:ascii="Times New Roman" w:hAnsi="Times New Roman" w:eastAsia="Times New Roman" w:cs="Times New Roman"/>
+          <w:sz w:val="24"/>
+          <w:szCs w:val="24"/>
+        </w:rPr>
+        <w:t>. IBGE; 2024. https://ftp.ibge.gov.br/Projecao_da_Populacao/Projecao_da_Populacao_2024/</w:t>
       </w:r>
     </w:p>
     <w:p>
@@ -2968,15 +4937,29 @@
         <w:pStyle w:val="Reference"/>
       </w:pPr>
       <w:r>
+        <w:rPr>
+          <w:rFonts w:ascii="Times New Roman" w:hAnsi="Times New Roman" w:eastAsia="Times New Roman" w:cs="Times New Roman"/>
+          <w:sz w:val="24"/>
+          <w:szCs w:val="24"/>
+        </w:rPr>
         <w:t xml:space="preserve">41. Instituto Brasileiro de Geografia e Estatística (IBGE). </w:t>
       </w:r>
       <w:r>
         <w:rPr>
-          <w:i/>
-        </w:rPr>
-        <w:t xml:space="preserve">Estimativas da População</w:t>
-      </w:r>
-      <w:r>
+          <w:rFonts w:ascii="Times New Roman" w:hAnsi="Times New Roman" w:eastAsia="Times New Roman" w:cs="Times New Roman"/>
+          <w:i/>
+          <w:iCs/>
+          <w:sz w:val="24"/>
+          <w:szCs w:val="24"/>
+        </w:rPr>
+        <w:t>Estimativas da População</w:t>
+      </w:r>
+      <w:r>
+        <w:rPr>
+          <w:rFonts w:ascii="Times New Roman" w:hAnsi="Times New Roman" w:eastAsia="Times New Roman" w:cs="Times New Roman"/>
+          <w:sz w:val="24"/>
+          <w:szCs w:val="24"/>
+        </w:rPr>
         <w:t xml:space="preserve"> (1 July, 2024–2026; published in the Diário Oficial da União). IBGE. https://ftp.ibge.gov.br/Estimativas_de_Populacao/</w:t>
       </w:r>
     </w:p>
@@ -2985,16 +4968,30 @@
         <w:pStyle w:val="Reference"/>
       </w:pPr>
       <w:r>
+        <w:rPr>
+          <w:rFonts w:ascii="Times New Roman" w:hAnsi="Times New Roman" w:eastAsia="Times New Roman" w:cs="Times New Roman"/>
+          <w:sz w:val="24"/>
+          <w:szCs w:val="24"/>
+        </w:rPr>
         <w:t xml:space="preserve">42. Instituto Nacional de Meteorologia (INMET). </w:t>
       </w:r>
       <w:r>
         <w:rPr>
-          <w:i/>
-        </w:rPr>
-        <w:t xml:space="preserve">Banco de Dados Históricos: dados horários das estações automáticas, 2016–2026</w:t>
-      </w:r>
-      <w:r>
-        <w:t xml:space="preserve">. INMET. https://portal.inmet.gov.br/uploads/dadoshistoricos/</w:t>
+          <w:rFonts w:ascii="Times New Roman" w:hAnsi="Times New Roman" w:eastAsia="Times New Roman" w:cs="Times New Roman"/>
+          <w:i/>
+          <w:iCs/>
+          <w:sz w:val="24"/>
+          <w:szCs w:val="24"/>
+        </w:rPr>
+        <w:t>Banco de Dados Históricos: dados horários das estações automáticas, 2016–2026</w:t>
+      </w:r>
+      <w:r>
+        <w:rPr>
+          <w:rFonts w:ascii="Times New Roman" w:hAnsi="Times New Roman" w:eastAsia="Times New Roman" w:cs="Times New Roman"/>
+          <w:sz w:val="24"/>
+          <w:szCs w:val="24"/>
+        </w:rPr>
+        <w:t>. INMET. https://portal.inmet.gov.br/uploads/dadoshistoricos/</w:t>
       </w:r>
     </w:p>
     <w:p>
@@ -3002,16 +4999,30 @@
         <w:pStyle w:val="Reference"/>
       </w:pPr>
       <w:r>
+        <w:rPr>
+          <w:rFonts w:ascii="Times New Roman" w:hAnsi="Times New Roman" w:eastAsia="Times New Roman" w:cs="Times New Roman"/>
+          <w:sz w:val="24"/>
+          <w:szCs w:val="24"/>
+        </w:rPr>
         <w:t xml:space="preserve">43. Mann HB. Nonparametric tests against trend. </w:t>
       </w:r>
       <w:r>
         <w:rPr>
-          <w:i/>
-        </w:rPr>
-        <w:t xml:space="preserve">Econometrica</w:t>
-      </w:r>
-      <w:r>
-        <w:t xml:space="preserve">. 1945;13(3):245–259.</w:t>
+          <w:rFonts w:ascii="Times New Roman" w:hAnsi="Times New Roman" w:eastAsia="Times New Roman" w:cs="Times New Roman"/>
+          <w:i/>
+          <w:iCs/>
+          <w:sz w:val="24"/>
+          <w:szCs w:val="24"/>
+        </w:rPr>
+        <w:t>Econometrica</w:t>
+      </w:r>
+      <w:r>
+        <w:rPr>
+          <w:rFonts w:ascii="Times New Roman" w:hAnsi="Times New Roman" w:eastAsia="Times New Roman" w:cs="Times New Roman"/>
+          <w:sz w:val="24"/>
+          <w:szCs w:val="24"/>
+        </w:rPr>
+        <w:t>. 1945;13(3):245–259.</w:t>
       </w:r>
     </w:p>
     <w:p>
@@ -3019,16 +5030,30 @@
         <w:pStyle w:val="Reference"/>
       </w:pPr>
       <w:r>
+        <w:rPr>
+          <w:rFonts w:ascii="Times New Roman" w:hAnsi="Times New Roman" w:eastAsia="Times New Roman" w:cs="Times New Roman"/>
+          <w:sz w:val="24"/>
+          <w:szCs w:val="24"/>
+        </w:rPr>
         <w:t xml:space="preserve">44. Kendall MG. </w:t>
       </w:r>
       <w:r>
         <w:rPr>
-          <w:i/>
-        </w:rPr>
-        <w:t xml:space="preserve">Rank Correlation Methods</w:t>
-      </w:r>
-      <w:r>
-        <w:t xml:space="preserve">. 4th ed. Charles Griffin; 1975.</w:t>
+          <w:rFonts w:ascii="Times New Roman" w:hAnsi="Times New Roman" w:eastAsia="Times New Roman" w:cs="Times New Roman"/>
+          <w:i/>
+          <w:iCs/>
+          <w:sz w:val="24"/>
+          <w:szCs w:val="24"/>
+        </w:rPr>
+        <w:t>Rank Correlation Methods</w:t>
+      </w:r>
+      <w:r>
+        <w:rPr>
+          <w:rFonts w:ascii="Times New Roman" w:hAnsi="Times New Roman" w:eastAsia="Times New Roman" w:cs="Times New Roman"/>
+          <w:sz w:val="24"/>
+          <w:szCs w:val="24"/>
+        </w:rPr>
+        <w:t>. 4th ed. Charles Griffin; 1975.</w:t>
       </w:r>
     </w:p>
     <w:p>
@@ -3036,16 +5061,30 @@
         <w:pStyle w:val="Reference"/>
       </w:pPr>
       <w:r>
+        <w:rPr>
+          <w:rFonts w:ascii="Times New Roman" w:hAnsi="Times New Roman" w:eastAsia="Times New Roman" w:cs="Times New Roman"/>
+          <w:sz w:val="24"/>
+          <w:szCs w:val="24"/>
+        </w:rPr>
         <w:t xml:space="preserve">45. Sen PK. Estimates of the regression coefficient based on Kendall’s tau. </w:t>
       </w:r>
       <w:r>
         <w:rPr>
-          <w:i/>
-        </w:rPr>
-        <w:t xml:space="preserve">J Am Stat Assoc</w:t>
-      </w:r>
-      <w:r>
-        <w:t xml:space="preserve">. 1968;63(324):1379–1389.</w:t>
+          <w:rFonts w:ascii="Times New Roman" w:hAnsi="Times New Roman" w:eastAsia="Times New Roman" w:cs="Times New Roman"/>
+          <w:i/>
+          <w:iCs/>
+          <w:sz w:val="24"/>
+          <w:szCs w:val="24"/>
+        </w:rPr>
+        <w:t>J Am Stat Assoc</w:t>
+      </w:r>
+      <w:r>
+        <w:rPr>
+          <w:rFonts w:ascii="Times New Roman" w:hAnsi="Times New Roman" w:eastAsia="Times New Roman" w:cs="Times New Roman"/>
+          <w:sz w:val="24"/>
+          <w:szCs w:val="24"/>
+        </w:rPr>
+        <w:t>. 1968;63(324):1379–1389.</w:t>
       </w:r>
     </w:p>
     <w:p>
@@ -3053,16 +5092,30 @@
         <w:pStyle w:val="Reference"/>
       </w:pPr>
       <w:r>
+        <w:rPr>
+          <w:rFonts w:ascii="Times New Roman" w:hAnsi="Times New Roman" w:eastAsia="Times New Roman" w:cs="Times New Roman"/>
+          <w:sz w:val="24"/>
+          <w:szCs w:val="24"/>
+        </w:rPr>
         <w:t xml:space="preserve">46. Moran PAP. Notes on continuous stochastic phenomena. </w:t>
       </w:r>
       <w:r>
         <w:rPr>
-          <w:i/>
-        </w:rPr>
-        <w:t xml:space="preserve">Biometrika</w:t>
-      </w:r>
-      <w:r>
-        <w:t xml:space="preserve">. 1950;37(1–2):17–23.</w:t>
+          <w:rFonts w:ascii="Times New Roman" w:hAnsi="Times New Roman" w:eastAsia="Times New Roman" w:cs="Times New Roman"/>
+          <w:i/>
+          <w:iCs/>
+          <w:sz w:val="24"/>
+          <w:szCs w:val="24"/>
+        </w:rPr>
+        <w:t>Biometrika</w:t>
+      </w:r>
+      <w:r>
+        <w:rPr>
+          <w:rFonts w:ascii="Times New Roman" w:hAnsi="Times New Roman" w:eastAsia="Times New Roman" w:cs="Times New Roman"/>
+          <w:sz w:val="24"/>
+          <w:szCs w:val="24"/>
+        </w:rPr>
+        <w:t>. 1950;37(1–2):17–23.</w:t>
       </w:r>
     </w:p>
     <w:p>
@@ -3070,16 +5123,30 @@
         <w:pStyle w:val="Reference"/>
       </w:pPr>
       <w:r>
+        <w:rPr>
+          <w:rFonts w:ascii="Times New Roman" w:hAnsi="Times New Roman" w:eastAsia="Times New Roman" w:cs="Times New Roman"/>
+          <w:sz w:val="24"/>
+          <w:szCs w:val="24"/>
+        </w:rPr>
         <w:t xml:space="preserve">47. Anselin L. Local indicators of spatial association — LISA. </w:t>
       </w:r>
       <w:r>
         <w:rPr>
-          <w:i/>
-        </w:rPr>
-        <w:t xml:space="preserve">Geogr Anal</w:t>
-      </w:r>
-      <w:r>
-        <w:t xml:space="preserve">. 1995;27(2):93–115.</w:t>
+          <w:rFonts w:ascii="Times New Roman" w:hAnsi="Times New Roman" w:eastAsia="Times New Roman" w:cs="Times New Roman"/>
+          <w:i/>
+          <w:iCs/>
+          <w:sz w:val="24"/>
+          <w:szCs w:val="24"/>
+        </w:rPr>
+        <w:t>Geogr Anal</w:t>
+      </w:r>
+      <w:r>
+        <w:rPr>
+          <w:rFonts w:ascii="Times New Roman" w:hAnsi="Times New Roman" w:eastAsia="Times New Roman" w:cs="Times New Roman"/>
+          <w:sz w:val="24"/>
+          <w:szCs w:val="24"/>
+        </w:rPr>
+        <w:t>. 1995;27(2):93–115.</w:t>
       </w:r>
     </w:p>
     <w:p>
@@ -3087,16 +5154,30 @@
         <w:pStyle w:val="Reference"/>
       </w:pPr>
       <w:r>
+        <w:rPr>
+          <w:rFonts w:ascii="Times New Roman" w:hAnsi="Times New Roman" w:eastAsia="Times New Roman" w:cs="Times New Roman"/>
+          <w:sz w:val="24"/>
+          <w:szCs w:val="24"/>
+        </w:rPr>
         <w:t xml:space="preserve">48. Hilbe JM. </w:t>
       </w:r>
       <w:r>
         <w:rPr>
-          <w:i/>
-        </w:rPr>
-        <w:t xml:space="preserve">Negative Binomial Regression</w:t>
-      </w:r>
-      <w:r>
-        <w:t xml:space="preserve">. 2nd ed. Cambridge University Press; 2011.</w:t>
+          <w:rFonts w:ascii="Times New Roman" w:hAnsi="Times New Roman" w:eastAsia="Times New Roman" w:cs="Times New Roman"/>
+          <w:i/>
+          <w:iCs/>
+          <w:sz w:val="24"/>
+          <w:szCs w:val="24"/>
+        </w:rPr>
+        <w:t>Negative Binomial Regression</w:t>
+      </w:r>
+      <w:r>
+        <w:rPr>
+          <w:rFonts w:ascii="Times New Roman" w:hAnsi="Times New Roman" w:eastAsia="Times New Roman" w:cs="Times New Roman"/>
+          <w:sz w:val="24"/>
+          <w:szCs w:val="24"/>
+        </w:rPr>
+        <w:t>. 2nd ed. Cambridge University Press; 2011.</w:t>
       </w:r>
     </w:p>
     <w:p>
@@ -3104,16 +5185,30 @@
         <w:pStyle w:val="Reference"/>
       </w:pPr>
       <w:r>
+        <w:rPr>
+          <w:rFonts w:ascii="Times New Roman" w:hAnsi="Times New Roman" w:eastAsia="Times New Roman" w:cs="Times New Roman"/>
+          <w:sz w:val="24"/>
+          <w:szCs w:val="24"/>
+        </w:rPr>
         <w:t xml:space="preserve">49. Nogueira RM, Schatzmayr HG, de Filippis AM, et al. Dengue virus type 3, Brazil, 2002. </w:t>
       </w:r>
       <w:r>
         <w:rPr>
-          <w:i/>
-        </w:rPr>
-        <w:t xml:space="preserve">Emerg Infect Dis</w:t>
-      </w:r>
-      <w:r>
-        <w:t xml:space="preserve">. 2005;11(9):1376–1381.</w:t>
+          <w:rFonts w:ascii="Times New Roman" w:hAnsi="Times New Roman" w:eastAsia="Times New Roman" w:cs="Times New Roman"/>
+          <w:i/>
+          <w:iCs/>
+          <w:sz w:val="24"/>
+          <w:szCs w:val="24"/>
+        </w:rPr>
+        <w:t>Emerg Infect Dis</w:t>
+      </w:r>
+      <w:r>
+        <w:rPr>
+          <w:rFonts w:ascii="Times New Roman" w:hAnsi="Times New Roman" w:eastAsia="Times New Roman" w:cs="Times New Roman"/>
+          <w:sz w:val="24"/>
+          <w:szCs w:val="24"/>
+        </w:rPr>
+        <w:t>. 2005;11(9):1376–1381.</w:t>
       </w:r>
     </w:p>
     <w:p>
@@ -3121,16 +5216,30 @@
         <w:pStyle w:val="Reference"/>
       </w:pPr>
       <w:r>
+        <w:rPr>
+          <w:rFonts w:ascii="Times New Roman" w:hAnsi="Times New Roman" w:eastAsia="Times New Roman" w:cs="Times New Roman"/>
+          <w:sz w:val="24"/>
+          <w:szCs w:val="24"/>
+        </w:rPr>
         <w:t xml:space="preserve">50. Pereira JS, Slavov SN, Brcko IC, et al. Unravelling dengue serotype 3 transmission in Brazil: evidence for multiple introductions of the 3III_B.3.2 lineage. </w:t>
       </w:r>
       <w:r>
         <w:rPr>
-          <w:i/>
-        </w:rPr>
-        <w:t xml:space="preserve">Virus Evol</w:t>
-      </w:r>
-      <w:r>
-        <w:t xml:space="preserve">. 2025;11(1):veaf034.</w:t>
+          <w:rFonts w:ascii="Times New Roman" w:hAnsi="Times New Roman" w:eastAsia="Times New Roman" w:cs="Times New Roman"/>
+          <w:i/>
+          <w:iCs/>
+          <w:sz w:val="24"/>
+          <w:szCs w:val="24"/>
+        </w:rPr>
+        <w:t>Virus Evol</w:t>
+      </w:r>
+      <w:r>
+        <w:rPr>
+          <w:rFonts w:ascii="Times New Roman" w:hAnsi="Times New Roman" w:eastAsia="Times New Roman" w:cs="Times New Roman"/>
+          <w:sz w:val="24"/>
+          <w:szCs w:val="24"/>
+        </w:rPr>
+        <w:t>. 2025;11(1):veaf034.</w:t>
       </w:r>
     </w:p>
     <w:p>
@@ -3138,16 +5247,30 @@
         <w:pStyle w:val="Reference"/>
       </w:pPr>
       <w:r>
+        <w:rPr>
+          <w:rFonts w:ascii="Times New Roman" w:hAnsi="Times New Roman" w:eastAsia="Times New Roman" w:cs="Times New Roman"/>
+          <w:sz w:val="24"/>
+          <w:szCs w:val="24"/>
+        </w:rPr>
         <w:t xml:space="preserve">51. de Lima STS, Claro IM, Hua X, et al. Transmission dynamics of dengue virus, Ceará State, Brazil, 2010–2025. </w:t>
       </w:r>
       <w:r>
         <w:rPr>
-          <w:i/>
-        </w:rPr>
-        <w:t xml:space="preserve">Emerg Infect Dis</w:t>
-      </w:r>
-      <w:r>
-        <w:t xml:space="preserve">. 2026;32(11). Early release October 15, 2026. doi:10.3201/eid3211.260609</w:t>
+          <w:rFonts w:ascii="Times New Roman" w:hAnsi="Times New Roman" w:eastAsia="Times New Roman" w:cs="Times New Roman"/>
+          <w:i/>
+          <w:iCs/>
+          <w:sz w:val="24"/>
+          <w:szCs w:val="24"/>
+        </w:rPr>
+        <w:t>Emerg Infect Dis</w:t>
+      </w:r>
+      <w:r>
+        <w:rPr>
+          <w:rFonts w:ascii="Times New Roman" w:hAnsi="Times New Roman" w:eastAsia="Times New Roman" w:cs="Times New Roman"/>
+          <w:sz w:val="24"/>
+          <w:szCs w:val="24"/>
+        </w:rPr>
+        <w:t>. 2026;32(11). Early release October 15, 2026. doi:10.3201/eid3211.260609</w:t>
       </w:r>
     </w:p>
     <w:p>
@@ -3155,16 +5278,30 @@
         <w:pStyle w:val="Reference"/>
       </w:pPr>
       <w:r>
+        <w:rPr>
+          <w:rFonts w:ascii="Times New Roman" w:hAnsi="Times New Roman" w:eastAsia="Times New Roman" w:cs="Times New Roman"/>
+          <w:sz w:val="24"/>
+          <w:szCs w:val="24"/>
+        </w:rPr>
         <w:t xml:space="preserve">52. Acero-Sandoval MA, Palacio-Cortés AM, Navarro-Silva MA. Aedes aegypti in southern Brazil: spatiotemporal distribution dynamics and association with climate and environmental factors. </w:t>
       </w:r>
       <w:r>
         <w:rPr>
-          <w:i/>
-        </w:rPr>
-        <w:t xml:space="preserve">Trop Med Infect Dis</w:t>
-      </w:r>
-      <w:r>
-        <w:t xml:space="preserve">. 2023;8(2):77.</w:t>
+          <w:rFonts w:ascii="Times New Roman" w:hAnsi="Times New Roman" w:eastAsia="Times New Roman" w:cs="Times New Roman"/>
+          <w:i/>
+          <w:iCs/>
+          <w:sz w:val="24"/>
+          <w:szCs w:val="24"/>
+        </w:rPr>
+        <w:t>Trop Med Infect Dis</w:t>
+      </w:r>
+      <w:r>
+        <w:rPr>
+          <w:rFonts w:ascii="Times New Roman" w:hAnsi="Times New Roman" w:eastAsia="Times New Roman" w:cs="Times New Roman"/>
+          <w:sz w:val="24"/>
+          <w:szCs w:val="24"/>
+        </w:rPr>
+        <w:t>. 2023;8(2):77.</w:t>
       </w:r>
     </w:p>
     <w:p>
@@ -3172,16 +5309,30 @@
         <w:pStyle w:val="Reference"/>
       </w:pPr>
       <w:r>
+        <w:rPr>
+          <w:rFonts w:ascii="Times New Roman" w:hAnsi="Times New Roman" w:eastAsia="Times New Roman" w:cs="Times New Roman"/>
+          <w:sz w:val="24"/>
+          <w:szCs w:val="24"/>
+        </w:rPr>
         <w:t xml:space="preserve">53. Sena BF, Martins DBG, Diniz CSG, Lima Filho JL. Sex-specific public health data: analyzing the arboviral impact on women in Brazil. </w:t>
       </w:r>
       <w:r>
         <w:rPr>
-          <w:i/>
-        </w:rPr>
-        <w:t xml:space="preserve">Rev Saude Publica</w:t>
-      </w:r>
-      <w:r>
-        <w:t xml:space="preserve">. 2025;59:e17.</w:t>
+          <w:rFonts w:ascii="Times New Roman" w:hAnsi="Times New Roman" w:eastAsia="Times New Roman" w:cs="Times New Roman"/>
+          <w:i/>
+          <w:iCs/>
+          <w:sz w:val="24"/>
+          <w:szCs w:val="24"/>
+        </w:rPr>
+        <w:t>Rev Saude Publica</w:t>
+      </w:r>
+      <w:r>
+        <w:rPr>
+          <w:rFonts w:ascii="Times New Roman" w:hAnsi="Times New Roman" w:eastAsia="Times New Roman" w:cs="Times New Roman"/>
+          <w:sz w:val="24"/>
+          <w:szCs w:val="24"/>
+        </w:rPr>
+        <w:t>. 2025;59:e17.</w:t>
       </w:r>
     </w:p>
     <w:p>
@@ -3189,16 +5340,30 @@
         <w:pStyle w:val="Reference"/>
       </w:pPr>
       <w:r>
+        <w:rPr>
+          <w:rFonts w:ascii="Times New Roman" w:hAnsi="Times New Roman" w:eastAsia="Times New Roman" w:cs="Times New Roman"/>
+          <w:sz w:val="24"/>
+          <w:szCs w:val="24"/>
+        </w:rPr>
         <w:t xml:space="preserve">54. Ng RJ, Chong ZL, Abdul Mutalip MH, Ng CW. Factors influencing healthcare seeking in patients with dengue: a systematic review. </w:t>
       </w:r>
       <w:r>
         <w:rPr>
-          <w:i/>
-        </w:rPr>
-        <w:t xml:space="preserve">Trop Med Int Health</w:t>
-      </w:r>
-      <w:r>
-        <w:t xml:space="preserve">. 2022;27(1):13–21.</w:t>
+          <w:rFonts w:ascii="Times New Roman" w:hAnsi="Times New Roman" w:eastAsia="Times New Roman" w:cs="Times New Roman"/>
+          <w:i/>
+          <w:iCs/>
+          <w:sz w:val="24"/>
+          <w:szCs w:val="24"/>
+        </w:rPr>
+        <w:t>Trop Med Int Health</w:t>
+      </w:r>
+      <w:r>
+        <w:rPr>
+          <w:rFonts w:ascii="Times New Roman" w:hAnsi="Times New Roman" w:eastAsia="Times New Roman" w:cs="Times New Roman"/>
+          <w:sz w:val="24"/>
+          <w:szCs w:val="24"/>
+        </w:rPr>
+        <w:t>. 2022;27(1):13–21.</w:t>
       </w:r>
     </w:p>
     <w:p>
@@ -3206,16 +5371,30 @@
         <w:pStyle w:val="Reference"/>
       </w:pPr>
       <w:r>
+        <w:rPr>
+          <w:rFonts w:ascii="Times New Roman" w:hAnsi="Times New Roman" w:eastAsia="Times New Roman" w:cs="Times New Roman"/>
+          <w:sz w:val="24"/>
+          <w:szCs w:val="24"/>
+        </w:rPr>
         <w:t xml:space="preserve">55. Halstead SB. Dengue antibody-dependent enhancement: knowns and unknowns. </w:t>
       </w:r>
       <w:r>
         <w:rPr>
-          <w:i/>
-        </w:rPr>
-        <w:t xml:space="preserve">Microbiol Spectr</w:t>
-      </w:r>
-      <w:r>
-        <w:t xml:space="preserve">. 2014;2(6):AID-0022-2014.</w:t>
+          <w:rFonts w:ascii="Times New Roman" w:hAnsi="Times New Roman" w:eastAsia="Times New Roman" w:cs="Times New Roman"/>
+          <w:i/>
+          <w:iCs/>
+          <w:sz w:val="24"/>
+          <w:szCs w:val="24"/>
+        </w:rPr>
+        <w:t>Microbiol Spectr</w:t>
+      </w:r>
+      <w:r>
+        <w:rPr>
+          <w:rFonts w:ascii="Times New Roman" w:hAnsi="Times New Roman" w:eastAsia="Times New Roman" w:cs="Times New Roman"/>
+          <w:sz w:val="24"/>
+          <w:szCs w:val="24"/>
+        </w:rPr>
+        <w:t>. 2014;2(6):AID-0022-2014.</w:t>
       </w:r>
     </w:p>
     <w:p>
@@ -3223,16 +5402,30 @@
         <w:pStyle w:val="Reference"/>
       </w:pPr>
       <w:r>
+        <w:rPr>
+          <w:rFonts w:ascii="Times New Roman" w:hAnsi="Times New Roman" w:eastAsia="Times New Roman" w:cs="Times New Roman"/>
+          <w:sz w:val="24"/>
+          <w:szCs w:val="24"/>
+        </w:rPr>
         <w:t xml:space="preserve">56. Guzman MG, Alvarez M, Halstead SB. Secondary infection as a risk factor for dengue hemorrhagic fever/dengue shock syndrome: an historical perspective and role of antibody-dependent enhancement of infection. </w:t>
       </w:r>
       <w:r>
         <w:rPr>
-          <w:i/>
-        </w:rPr>
-        <w:t xml:space="preserve">Arch Virol</w:t>
-      </w:r>
-      <w:r>
-        <w:t xml:space="preserve">. 2013;158(7):1445–1459.</w:t>
+          <w:rFonts w:ascii="Times New Roman" w:hAnsi="Times New Roman" w:eastAsia="Times New Roman" w:cs="Times New Roman"/>
+          <w:i/>
+          <w:iCs/>
+          <w:sz w:val="24"/>
+          <w:szCs w:val="24"/>
+        </w:rPr>
+        <w:t>Arch Virol</w:t>
+      </w:r>
+      <w:r>
+        <w:rPr>
+          <w:rFonts w:ascii="Times New Roman" w:hAnsi="Times New Roman" w:eastAsia="Times New Roman" w:cs="Times New Roman"/>
+          <w:sz w:val="24"/>
+          <w:szCs w:val="24"/>
+        </w:rPr>
+        <w:t>. 2013;158(7):1445–1459.</w:t>
       </w:r>
     </w:p>
     <w:p>
@@ -3240,16 +5433,30 @@
         <w:pStyle w:val="Reference"/>
       </w:pPr>
       <w:r>
+        <w:rPr>
+          <w:rFonts w:ascii="Times New Roman" w:hAnsi="Times New Roman" w:eastAsia="Times New Roman" w:cs="Times New Roman"/>
+          <w:sz w:val="24"/>
+          <w:szCs w:val="24"/>
+        </w:rPr>
         <w:t xml:space="preserve">57. Bettis AA, L’Azou Jackson M, Yoon IK, et al. The global epidemiology of chikungunya from 1999 to 2020: a systematic literature review. </w:t>
       </w:r>
       <w:r>
         <w:rPr>
-          <w:i/>
-        </w:rPr>
-        <w:t xml:space="preserve">PLoS Negl Trop Dis</w:t>
-      </w:r>
-      <w:r>
-        <w:t xml:space="preserve">. 2022;16(1):e0010069.</w:t>
+          <w:rFonts w:ascii="Times New Roman" w:hAnsi="Times New Roman" w:eastAsia="Times New Roman" w:cs="Times New Roman"/>
+          <w:i/>
+          <w:iCs/>
+          <w:sz w:val="24"/>
+          <w:szCs w:val="24"/>
+        </w:rPr>
+        <w:t>PLoS Negl Trop Dis</w:t>
+      </w:r>
+      <w:r>
+        <w:rPr>
+          <w:rFonts w:ascii="Times New Roman" w:hAnsi="Times New Roman" w:eastAsia="Times New Roman" w:cs="Times New Roman"/>
+          <w:sz w:val="24"/>
+          <w:szCs w:val="24"/>
+        </w:rPr>
+        <w:t>. 2022;16(1):e0010069.</w:t>
       </w:r>
     </w:p>
     <w:p>
@@ -3257,16 +5464,30 @@
         <w:pStyle w:val="Reference"/>
       </w:pPr>
       <w:r>
+        <w:rPr>
+          <w:rFonts w:ascii="Times New Roman" w:hAnsi="Times New Roman" w:eastAsia="Times New Roman" w:cs="Times New Roman"/>
+          <w:sz w:val="24"/>
+          <w:szCs w:val="24"/>
+        </w:rPr>
         <w:t xml:space="preserve">58. van Aalst M, Nelen CM, Goorhuis A, Stijnis C, Grobusch MP. Long-term sequelae of chikungunya virus disease: a systematic review. </w:t>
       </w:r>
       <w:r>
         <w:rPr>
-          <w:i/>
-        </w:rPr>
-        <w:t xml:space="preserve">Travel Med Infect Dis</w:t>
-      </w:r>
-      <w:r>
-        <w:t xml:space="preserve">. 2017;15:8–22.</w:t>
+          <w:rFonts w:ascii="Times New Roman" w:hAnsi="Times New Roman" w:eastAsia="Times New Roman" w:cs="Times New Roman"/>
+          <w:i/>
+          <w:iCs/>
+          <w:sz w:val="24"/>
+          <w:szCs w:val="24"/>
+        </w:rPr>
+        <w:t>Travel Med Infect Dis</w:t>
+      </w:r>
+      <w:r>
+        <w:rPr>
+          <w:rFonts w:ascii="Times New Roman" w:hAnsi="Times New Roman" w:eastAsia="Times New Roman" w:cs="Times New Roman"/>
+          <w:sz w:val="24"/>
+          <w:szCs w:val="24"/>
+        </w:rPr>
+        <w:t>. 2017;15:8–22.</w:t>
       </w:r>
     </w:p>
     <w:p>
@@ -3274,16 +5495,30 @@
         <w:pStyle w:val="Reference"/>
       </w:pPr>
       <w:r>
+        <w:rPr>
+          <w:rFonts w:ascii="Times New Roman" w:hAnsi="Times New Roman" w:eastAsia="Times New Roman" w:cs="Times New Roman"/>
+          <w:sz w:val="24"/>
+          <w:szCs w:val="24"/>
+        </w:rPr>
         <w:t xml:space="preserve">59. Marques CDL, Duarte ALBP, Ranzolin A, et al. Recommendations of the Brazilian Society of Rheumatology for diagnosis and treatment of chikungunya fever. Part 1 — Diagnosis and special situations. </w:t>
       </w:r>
       <w:r>
         <w:rPr>
-          <w:i/>
-        </w:rPr>
-        <w:t xml:space="preserve">Rev Bras Reumatol Engl</w:t>
-      </w:r>
-      <w:r>
-        <w:t xml:space="preserve">. 2017;57(Suppl 2):421–437.</w:t>
+          <w:rFonts w:ascii="Times New Roman" w:hAnsi="Times New Roman" w:eastAsia="Times New Roman" w:cs="Times New Roman"/>
+          <w:i/>
+          <w:iCs/>
+          <w:sz w:val="24"/>
+          <w:szCs w:val="24"/>
+        </w:rPr>
+        <w:t>Rev Bras Reumatol Engl</w:t>
+      </w:r>
+      <w:r>
+        <w:rPr>
+          <w:rFonts w:ascii="Times New Roman" w:hAnsi="Times New Roman" w:eastAsia="Times New Roman" w:cs="Times New Roman"/>
+          <w:sz w:val="24"/>
+          <w:szCs w:val="24"/>
+        </w:rPr>
+        <w:t>. 2017;57(Suppl 2):421–437.</w:t>
       </w:r>
     </w:p>
     <w:p>
@@ -3291,16 +5526,30 @@
         <w:pStyle w:val="Reference"/>
       </w:pPr>
       <w:r>
+        <w:rPr>
+          <w:rFonts w:ascii="Times New Roman" w:hAnsi="Times New Roman" w:eastAsia="Times New Roman" w:cs="Times New Roman"/>
+          <w:sz w:val="24"/>
+          <w:szCs w:val="24"/>
+        </w:rPr>
         <w:t xml:space="preserve">60. Donalisio MR, Freitas ARR, Zuben APBV. Arboviruses emerging in Brazil: challenges for clinic and implications for public health. </w:t>
       </w:r>
       <w:r>
         <w:rPr>
-          <w:i/>
-        </w:rPr>
-        <w:t xml:space="preserve">Rev Saude Publica</w:t>
-      </w:r>
-      <w:r>
-        <w:t xml:space="preserve">. 2017;51:30.</w:t>
+          <w:rFonts w:ascii="Times New Roman" w:hAnsi="Times New Roman" w:eastAsia="Times New Roman" w:cs="Times New Roman"/>
+          <w:i/>
+          <w:iCs/>
+          <w:sz w:val="24"/>
+          <w:szCs w:val="24"/>
+        </w:rPr>
+        <w:t>Rev Saude Publica</w:t>
+      </w:r>
+      <w:r>
+        <w:rPr>
+          <w:rFonts w:ascii="Times New Roman" w:hAnsi="Times New Roman" w:eastAsia="Times New Roman" w:cs="Times New Roman"/>
+          <w:sz w:val="24"/>
+          <w:szCs w:val="24"/>
+        </w:rPr>
+        <w:t>. 2017;51:30.</w:t>
       </w:r>
     </w:p>
     <w:p>
@@ -3308,16 +5557,30 @@
         <w:pStyle w:val="Reference"/>
       </w:pPr>
       <w:r>
+        <w:rPr>
+          <w:rFonts w:ascii="Times New Roman" w:hAnsi="Times New Roman" w:eastAsia="Times New Roman" w:cs="Times New Roman"/>
+          <w:sz w:val="24"/>
+          <w:szCs w:val="24"/>
+        </w:rPr>
         <w:t xml:space="preserve">61. Duffy MR, Chen TH, Hancock WT, et al. Zika virus outbreak on Yap Island, Federated States of Micronesia. </w:t>
       </w:r>
       <w:r>
         <w:rPr>
-          <w:i/>
-        </w:rPr>
-        <w:t xml:space="preserve">N Engl J Med</w:t>
-      </w:r>
-      <w:r>
-        <w:t xml:space="preserve">. 2009;360(24):2536–2543.</w:t>
+          <w:rFonts w:ascii="Times New Roman" w:hAnsi="Times New Roman" w:eastAsia="Times New Roman" w:cs="Times New Roman"/>
+          <w:i/>
+          <w:iCs/>
+          <w:sz w:val="24"/>
+          <w:szCs w:val="24"/>
+        </w:rPr>
+        <w:t>N Engl J Med</w:t>
+      </w:r>
+      <w:r>
+        <w:rPr>
+          <w:rFonts w:ascii="Times New Roman" w:hAnsi="Times New Roman" w:eastAsia="Times New Roman" w:cs="Times New Roman"/>
+          <w:sz w:val="24"/>
+          <w:szCs w:val="24"/>
+        </w:rPr>
+        <w:t>. 2009;360(24):2536–2543.</w:t>
       </w:r>
     </w:p>
     <w:p>
@@ -3325,16 +5588,30 @@
         <w:pStyle w:val="Reference"/>
       </w:pPr>
       <w:r>
+        <w:rPr>
+          <w:rFonts w:ascii="Times New Roman" w:hAnsi="Times New Roman" w:eastAsia="Times New Roman" w:cs="Times New Roman"/>
+          <w:sz w:val="24"/>
+          <w:szCs w:val="24"/>
+        </w:rPr>
         <w:t xml:space="preserve">62. Mlakar J, Korva M, Tul N, et al. Zika virus associated with microcephaly. </w:t>
       </w:r>
       <w:r>
         <w:rPr>
-          <w:i/>
-        </w:rPr>
-        <w:t xml:space="preserve">N Engl J Med</w:t>
-      </w:r>
-      <w:r>
-        <w:t xml:space="preserve">. 2016;374(10):951–958.</w:t>
+          <w:rFonts w:ascii="Times New Roman" w:hAnsi="Times New Roman" w:eastAsia="Times New Roman" w:cs="Times New Roman"/>
+          <w:i/>
+          <w:iCs/>
+          <w:sz w:val="24"/>
+          <w:szCs w:val="24"/>
+        </w:rPr>
+        <w:t>N Engl J Med</w:t>
+      </w:r>
+      <w:r>
+        <w:rPr>
+          <w:rFonts w:ascii="Times New Roman" w:hAnsi="Times New Roman" w:eastAsia="Times New Roman" w:cs="Times New Roman"/>
+          <w:sz w:val="24"/>
+          <w:szCs w:val="24"/>
+        </w:rPr>
+        <w:t>. 2016;374(10):951–958.</w:t>
       </w:r>
     </w:p>
     <w:p>
@@ -3342,16 +5619,30 @@
         <w:pStyle w:val="Reference"/>
       </w:pPr>
       <w:r>
+        <w:rPr>
+          <w:rFonts w:ascii="Times New Roman" w:hAnsi="Times New Roman" w:eastAsia="Times New Roman" w:cs="Times New Roman"/>
+          <w:sz w:val="24"/>
+          <w:szCs w:val="24"/>
+        </w:rPr>
         <w:t xml:space="preserve">63. Cao-Lormeau VM, Blake A, Mons S, et al. Guillain-Barré syndrome outbreak associated with Zika virus infection in French Polynesia: a case-control study. </w:t>
       </w:r>
       <w:r>
         <w:rPr>
-          <w:i/>
-        </w:rPr>
-        <w:t xml:space="preserve">Lancet</w:t>
-      </w:r>
-      <w:r>
-        <w:t xml:space="preserve">. 2016;387(10027):1531–1539.</w:t>
+          <w:rFonts w:ascii="Times New Roman" w:hAnsi="Times New Roman" w:eastAsia="Times New Roman" w:cs="Times New Roman"/>
+          <w:i/>
+          <w:iCs/>
+          <w:sz w:val="24"/>
+          <w:szCs w:val="24"/>
+        </w:rPr>
+        <w:t>Lancet</w:t>
+      </w:r>
+      <w:r>
+        <w:rPr>
+          <w:rFonts w:ascii="Times New Roman" w:hAnsi="Times New Roman" w:eastAsia="Times New Roman" w:cs="Times New Roman"/>
+          <w:sz w:val="24"/>
+          <w:szCs w:val="24"/>
+        </w:rPr>
+        <w:t>. 2016;387(10027):1531–1539.</w:t>
       </w:r>
     </w:p>
     <w:p>
@@ -3359,25 +5650,48 @@
         <w:pStyle w:val="Reference"/>
       </w:pPr>
       <w:r>
+        <w:rPr>
+          <w:rFonts w:ascii="Times New Roman" w:hAnsi="Times New Roman" w:eastAsia="Times New Roman" w:cs="Times New Roman"/>
+          <w:sz w:val="24"/>
+          <w:szCs w:val="24"/>
+        </w:rPr>
         <w:t xml:space="preserve">64. Liu Z, Zhang Q, Li L, et al. The effect of temperature on dengue virus transmission by </w:t>
       </w:r>
       <w:r>
         <w:rPr>
-          <w:i/>
-        </w:rPr>
-        <w:t xml:space="preserve">Aedes</w:t>
-      </w:r>
-      <w:r>
+          <w:rFonts w:ascii="Times New Roman" w:hAnsi="Times New Roman" w:eastAsia="Times New Roman" w:cs="Times New Roman"/>
+          <w:i/>
+          <w:iCs/>
+          <w:sz w:val="24"/>
+          <w:szCs w:val="24"/>
+        </w:rPr>
+        <w:t>Aedes</w:t>
+      </w:r>
+      <w:r>
+        <w:rPr>
+          <w:rFonts w:ascii="Times New Roman" w:hAnsi="Times New Roman" w:eastAsia="Times New Roman" w:cs="Times New Roman"/>
+          <w:sz w:val="24"/>
+          <w:szCs w:val="24"/>
+        </w:rPr>
         <w:t xml:space="preserve"> mosquitoes. </w:t>
       </w:r>
       <w:r>
         <w:rPr>
-          <w:i/>
-        </w:rPr>
-        <w:t xml:space="preserve">Front Cell Infect Microbiol</w:t>
-      </w:r>
-      <w:r>
-        <w:t xml:space="preserve">. 2023;13:1242173. doi:10.3389/fcimb.2023.1242173</w:t>
+          <w:rFonts w:ascii="Times New Roman" w:hAnsi="Times New Roman" w:eastAsia="Times New Roman" w:cs="Times New Roman"/>
+          <w:i/>
+          <w:iCs/>
+          <w:sz w:val="24"/>
+          <w:szCs w:val="24"/>
+        </w:rPr>
+        <w:t>Front Cell Infect Microbiol</w:t>
+      </w:r>
+      <w:r>
+        <w:rPr>
+          <w:rFonts w:ascii="Times New Roman" w:hAnsi="Times New Roman" w:eastAsia="Times New Roman" w:cs="Times New Roman"/>
+          <w:sz w:val="24"/>
+          <w:szCs w:val="24"/>
+        </w:rPr>
+        <w:t>. 2023;13:1242173. doi:10.3389/fcimb.2023.1242173</w:t>
       </w:r>
     </w:p>
     <w:p>
@@ -3385,16 +5699,30 @@
         <w:pStyle w:val="Reference"/>
       </w:pPr>
       <w:r>
+        <w:rPr>
+          <w:rFonts w:ascii="Times New Roman" w:hAnsi="Times New Roman" w:eastAsia="Times New Roman" w:cs="Times New Roman"/>
+          <w:sz w:val="24"/>
+          <w:szCs w:val="24"/>
+        </w:rPr>
         <w:t xml:space="preserve">65. Gasparrini A, Armstrong B, Kenward MG. Distributed lag non-linear models. </w:t>
       </w:r>
       <w:r>
         <w:rPr>
-          <w:i/>
-        </w:rPr>
-        <w:t xml:space="preserve">Stat Med</w:t>
-      </w:r>
-      <w:r>
-        <w:t xml:space="preserve">. 2010;29(21):2224–2234.</w:t>
+          <w:rFonts w:ascii="Times New Roman" w:hAnsi="Times New Roman" w:eastAsia="Times New Roman" w:cs="Times New Roman"/>
+          <w:i/>
+          <w:iCs/>
+          <w:sz w:val="24"/>
+          <w:szCs w:val="24"/>
+        </w:rPr>
+        <w:t>Stat Med</w:t>
+      </w:r>
+      <w:r>
+        <w:rPr>
+          <w:rFonts w:ascii="Times New Roman" w:hAnsi="Times New Roman" w:eastAsia="Times New Roman" w:cs="Times New Roman"/>
+          <w:sz w:val="24"/>
+          <w:szCs w:val="24"/>
+        </w:rPr>
+        <w:t>. 2010;29(21):2224–2234.</w:t>
       </w:r>
     </w:p>
     <w:p>
@@ -3402,16 +5730,30 @@
         <w:pStyle w:val="Reference"/>
       </w:pPr>
       <w:r>
+        <w:rPr>
+          <w:rFonts w:ascii="Times New Roman" w:hAnsi="Times New Roman" w:eastAsia="Times New Roman" w:cs="Times New Roman"/>
+          <w:sz w:val="24"/>
+          <w:szCs w:val="24"/>
+        </w:rPr>
         <w:t xml:space="preserve">66. Pan American Health Organization. </w:t>
       </w:r>
       <w:r>
         <w:rPr>
-          <w:i/>
-        </w:rPr>
-        <w:t xml:space="preserve">Integrated Management Strategy for Arboviral Disease Prevention and Control in the Americas</w:t>
-      </w:r>
-      <w:r>
-        <w:t xml:space="preserve">. PAHO; 2019. https://iris.paho.org/handle/10665.2/52492</w:t>
+          <w:rFonts w:ascii="Times New Roman" w:hAnsi="Times New Roman" w:eastAsia="Times New Roman" w:cs="Times New Roman"/>
+          <w:i/>
+          <w:iCs/>
+          <w:sz w:val="24"/>
+          <w:szCs w:val="24"/>
+        </w:rPr>
+        <w:t>Integrated Management Strategy for Arboviral Disease Prevention and Control in the Americas</w:t>
+      </w:r>
+      <w:r>
+        <w:rPr>
+          <w:rFonts w:ascii="Times New Roman" w:hAnsi="Times New Roman" w:eastAsia="Times New Roman" w:cs="Times New Roman"/>
+          <w:sz w:val="24"/>
+          <w:szCs w:val="24"/>
+        </w:rPr>
+        <w:t>. PAHO; 2019. https://iris.paho.org/handle/10665.2/52492</w:t>
       </w:r>
     </w:p>
     <w:p>
@@ -3419,16 +5761,30 @@
         <w:pStyle w:val="Reference"/>
       </w:pPr>
       <w:r>
+        <w:rPr>
+          <w:rFonts w:ascii="Times New Roman" w:hAnsi="Times New Roman" w:eastAsia="Times New Roman" w:cs="Times New Roman"/>
+          <w:sz w:val="24"/>
+          <w:szCs w:val="24"/>
+        </w:rPr>
         <w:t xml:space="preserve">67. Pan American Health Organization. </w:t>
       </w:r>
       <w:r>
         <w:rPr>
-          <w:i/>
-        </w:rPr>
-        <w:t xml:space="preserve">Guidelines for the Clinical Diagnosis and Treatment of Dengue, Chikungunya, and Zika</w:t>
-      </w:r>
-      <w:r>
-        <w:t xml:space="preserve">. PAHO; 2022. doi:10.37774/9789275124871</w:t>
+          <w:rFonts w:ascii="Times New Roman" w:hAnsi="Times New Roman" w:eastAsia="Times New Roman" w:cs="Times New Roman"/>
+          <w:i/>
+          <w:iCs/>
+          <w:sz w:val="24"/>
+          <w:szCs w:val="24"/>
+        </w:rPr>
+        <w:t>Guidelines for the Clinical Diagnosis and Treatment of Dengue, Chikungunya, and Zika</w:t>
+      </w:r>
+      <w:r>
+        <w:rPr>
+          <w:rFonts w:ascii="Times New Roman" w:hAnsi="Times New Roman" w:eastAsia="Times New Roman" w:cs="Times New Roman"/>
+          <w:sz w:val="24"/>
+          <w:szCs w:val="24"/>
+        </w:rPr>
+        <w:t>. PAHO; 2022. doi:10.37774/9789275124871</w:t>
       </w:r>
     </w:p>
     <w:p>
@@ -3436,16 +5792,30 @@
         <w:pStyle w:val="Reference"/>
       </w:pPr>
       <w:r>
+        <w:rPr>
+          <w:rFonts w:ascii="Times New Roman" w:hAnsi="Times New Roman" w:eastAsia="Times New Roman" w:cs="Times New Roman"/>
+          <w:sz w:val="24"/>
+          <w:szCs w:val="24"/>
+        </w:rPr>
         <w:t xml:space="preserve">68. Lim A, Shearer FM, Sewalk K, et al. The overlapping global distribution of dengue, chikungunya, Zika and yellow fever. </w:t>
       </w:r>
       <w:r>
         <w:rPr>
-          <w:i/>
-        </w:rPr>
-        <w:t xml:space="preserve">Nat Commun</w:t>
-      </w:r>
-      <w:r>
-        <w:t xml:space="preserve">. 2025;16(1):3418. doi:10.1038/s41467-025-58609-5</w:t>
+          <w:rFonts w:ascii="Times New Roman" w:hAnsi="Times New Roman" w:eastAsia="Times New Roman" w:cs="Times New Roman"/>
+          <w:i/>
+          <w:iCs/>
+          <w:sz w:val="24"/>
+          <w:szCs w:val="24"/>
+        </w:rPr>
+        <w:t>Nat Commun</w:t>
+      </w:r>
+      <w:r>
+        <w:rPr>
+          <w:rFonts w:ascii="Times New Roman" w:hAnsi="Times New Roman" w:eastAsia="Times New Roman" w:cs="Times New Roman"/>
+          <w:sz w:val="24"/>
+          <w:szCs w:val="24"/>
+        </w:rPr>
+        <w:t>. 2025;16(1):3418. doi:10.1038/s41467-025-58609-5</w:t>
       </w:r>
     </w:p>
     <w:p>
@@ -3453,7 +5823,12 @@
         <w:pStyle w:val="Reference"/>
       </w:pPr>
       <w:r>
-        <w:t xml:space="preserve">69. Governo do Espírito Santo. Espírito Santo registra mais de 2 mil casos de chikungunya em 2021. 2021. https://www.es.gov.br/Noticia/espirito-santo-registra-mais-de-2-mil-casos-de-chikungunya-em-2021</w:t>
+        <w:rPr>
+          <w:rFonts w:ascii="Times New Roman" w:hAnsi="Times New Roman" w:eastAsia="Times New Roman" w:cs="Times New Roman"/>
+          <w:sz w:val="24"/>
+          <w:szCs w:val="24"/>
+        </w:rPr>
+        <w:t>69. Governo do Espírito Santo. Espírito Santo registra mais de 2 mil casos de chikungunya em 2021. 2021. https://www.es.gov.br/Noticia/espirito-santo-registra-mais-de-2-mil-casos-de-chikungunya-em-2021</w:t>
       </w:r>
     </w:p>
     <w:p>
@@ -3461,34 +5836,66 @@
         <w:pStyle w:val="Reference"/>
       </w:pPr>
       <w:r>
+        <w:rPr>
+          <w:rFonts w:ascii="Times New Roman" w:hAnsi="Times New Roman" w:eastAsia="Times New Roman" w:cs="Times New Roman"/>
+          <w:sz w:val="24"/>
+          <w:szCs w:val="24"/>
+        </w:rPr>
         <w:t xml:space="preserve">70. Moura MCBM, de Oliveira JV, Pedreira RM, et al. Spatio-temporal dynamics of </w:t>
       </w:r>
       <w:r>
         <w:rPr>
-          <w:i/>
-        </w:rPr>
-        <w:t xml:space="preserve">Aedes aegypti</w:t>
-      </w:r>
-      <w:r>
+          <w:rFonts w:ascii="Times New Roman" w:hAnsi="Times New Roman" w:eastAsia="Times New Roman" w:cs="Times New Roman"/>
+          <w:i/>
+          <w:iCs/>
+          <w:sz w:val="24"/>
+          <w:szCs w:val="24"/>
+        </w:rPr>
+        <w:t>Aedes aegypti</w:t>
+      </w:r>
+      <w:r>
+        <w:rPr>
+          <w:rFonts w:ascii="Times New Roman" w:hAnsi="Times New Roman" w:eastAsia="Times New Roman" w:cs="Times New Roman"/>
+          <w:sz w:val="24"/>
+          <w:szCs w:val="24"/>
+        </w:rPr>
         <w:t xml:space="preserve"> and </w:t>
       </w:r>
       <w:r>
         <w:rPr>
-          <w:i/>
-        </w:rPr>
-        <w:t xml:space="preserve">Aedes albopictus</w:t>
-      </w:r>
-      <w:r>
+          <w:rFonts w:ascii="Times New Roman" w:hAnsi="Times New Roman" w:eastAsia="Times New Roman" w:cs="Times New Roman"/>
+          <w:i/>
+          <w:iCs/>
+          <w:sz w:val="24"/>
+          <w:szCs w:val="24"/>
+        </w:rPr>
+        <w:t>Aedes albopictus</w:t>
+      </w:r>
+      <w:r>
+        <w:rPr>
+          <w:rFonts w:ascii="Times New Roman" w:hAnsi="Times New Roman" w:eastAsia="Times New Roman" w:cs="Times New Roman"/>
+          <w:sz w:val="24"/>
+          <w:szCs w:val="24"/>
+        </w:rPr>
         <w:t xml:space="preserve"> oviposition in an urban area of northeastern Brazil. </w:t>
       </w:r>
       <w:r>
         <w:rPr>
-          <w:i/>
-        </w:rPr>
-        <w:t xml:space="preserve">Trop Med Int Health</w:t>
-      </w:r>
-      <w:r>
-        <w:t xml:space="preserve">. 2020;25(12):1510–1521. doi:10.1111/tmi.13491</w:t>
+          <w:rFonts w:ascii="Times New Roman" w:hAnsi="Times New Roman" w:eastAsia="Times New Roman" w:cs="Times New Roman"/>
+          <w:i/>
+          <w:iCs/>
+          <w:sz w:val="24"/>
+          <w:szCs w:val="24"/>
+        </w:rPr>
+        <w:t>Trop Med Int Health</w:t>
+      </w:r>
+      <w:r>
+        <w:rPr>
+          <w:rFonts w:ascii="Times New Roman" w:hAnsi="Times New Roman" w:eastAsia="Times New Roman" w:cs="Times New Roman"/>
+          <w:sz w:val="24"/>
+          <w:szCs w:val="24"/>
+        </w:rPr>
+        <w:t>. 2020;25(12):1510–1521. doi:10.1111/tmi.13491</w:t>
       </w:r>
     </w:p>
     <w:p>
@@ -3496,7 +5903,14 @@
         <w:pStyle w:val="Ttulo1"/>
       </w:pPr>
       <w:r>
-        <w:t xml:space="preserve">FIGURE LEGENDS</w:t>
+        <w:rPr>
+          <w:rFonts w:ascii="Times New Roman" w:hAnsi="Times New Roman" w:eastAsia="Times New Roman" w:cs="Times New Roman"/>
+          <w:b/>
+          <w:bCs/>
+          <w:sz w:val="24"/>
+          <w:szCs w:val="24"/>
+        </w:rPr>
+        <w:t>FIGURE LEGENDS</w:t>
       </w:r>
     </w:p>
     <w:p>
@@ -3504,7 +5918,12 @@
         <w:pStyle w:val="Legend"/>
       </w:pPr>
       <w:r>
-        <w:t xml:space="preserve">Abbreviations: FU, federative unit; IRR, incidence rate ratio; CI, confidence interval; FE, fixed effects; LISA, local indicator of spatial association; HH, high–high; LL, low–low; HL, high–low; LH, low–high.</w:t>
+        <w:rPr>
+          <w:rFonts w:ascii="Times New Roman" w:hAnsi="Times New Roman" w:eastAsia="Times New Roman" w:cs="Times New Roman"/>
+          <w:sz w:val="24"/>
+          <w:szCs w:val="24"/>
+        </w:rPr>
+        <w:t>Abbreviations: FU, federative unit; IRR, incidence rate ratio; CI, confidence interval; FE, fixed effects; LISA, local indicator of spatial association; HH, high–high; LL, low–low; HL, high–low; LH, low–high.</w:t>
       </w:r>
     </w:p>
     <w:p>
@@ -3513,11 +5932,20 @@
       </w:pPr>
       <w:r>
         <w:rPr>
+          <w:rFonts w:ascii="Times New Roman" w:hAnsi="Times New Roman" w:eastAsia="Times New Roman" w:cs="Times New Roman"/>
           <w:b/>
-        </w:rPr>
-        <w:t xml:space="preserve">Figure 1. Annual and monthly incidence of dengue, chikungunya and Zika in Brazil, 2016–2026.</w:t>
-      </w:r>
-      <w:r>
+          <w:bCs/>
+          <w:sz w:val="24"/>
+          <w:szCs w:val="24"/>
+        </w:rPr>
+        <w:t>Figure 1. Annual and monthly incidence of dengue, chikungunya and Zika in Brazil, 2016–2026.</w:t>
+      </w:r>
+      <w:r>
+        <w:rPr>
+          <w:rFonts w:ascii="Times New Roman" w:hAnsi="Times New Roman" w:eastAsia="Times New Roman" w:cs="Times New Roman"/>
+          <w:sz w:val="24"/>
+          <w:szCs w:val="24"/>
+        </w:rPr>
         <w:t xml:space="preserve"> (A) Annual incidence per 100,000 inhabitants for Brazil (solid line, population-weighted mean of the 27 FU) and for each macro-region (dashed lines). (B) Distribution of monthly incidence per 100,000 inhabitants across FU-months, by macro-region; boxes show the median and interquartile range, whiskers 1.5 × IQR; the y axis, shared by the three panels, is cropped at 1.05 × the largest 99th percentile of the three diseases. 2026 is a partial year (January–September): its annual values are annualized (×12/9) from the months reported, which overstates the year.</w:t>
       </w:r>
     </w:p>
@@ -3527,11 +5955,20 @@
       </w:pPr>
       <w:r>
         <w:rPr>
+          <w:rFonts w:ascii="Times New Roman" w:hAnsi="Times New Roman" w:eastAsia="Times New Roman" w:cs="Times New Roman"/>
           <w:b/>
-        </w:rPr>
-        <w:t xml:space="preserve">Figure 2. Mean annual incidence of dengue, chikungunya and Zika by state, 2016–2026.</w:t>
-      </w:r>
-      <w:r>
+          <w:bCs/>
+          <w:sz w:val="24"/>
+          <w:szCs w:val="24"/>
+        </w:rPr>
+        <w:t>Figure 2. Mean annual incidence of dengue, chikungunya and Zika by state, 2016–2026.</w:t>
+      </w:r>
+      <w:r>
+        <w:rPr>
+          <w:rFonts w:ascii="Times New Roman" w:hAnsi="Times New Roman" w:eastAsia="Times New Roman" w:cs="Times New Roman"/>
+          <w:sz w:val="24"/>
+          <w:szCs w:val="24"/>
+        </w:rPr>
         <w:t xml:space="preserve"> One symbol per FU and disease (circle, dengue; triangle, chikungunya; square, Zika), filled by the natural-breaks (Jenks, k = 5) class of the population-weighted mean annual incidence, computed separately for each disease. Class bounds (cases per 100,000; class 1 → 5): dengue 71–130, 130–397, 397–761, 761–1,212, 1,212–1,784; chikungunya 2–18, 18–62, 62–100, 100–156, 156–228; Zika 0–5, 5–15, 15–25, 25–43, 43–73. Symbols for RN, PB, PE, AL, SE, ES and RJ are drawn offshore, with a leader line to the state. Global Moran’s I: dengue 0.516 (p = 0.001), chikungunya 0.231 (p = 0.017), Zika −0.105 (p = 0.243). The mean annual incidence includes the partial year 2026 (January–September), annualized (×12/9), which overstates it.</w:t>
       </w:r>
     </w:p>
@@ -3541,11 +5978,20 @@
       </w:pPr>
       <w:r>
         <w:rPr>
+          <w:rFonts w:ascii="Times New Roman" w:hAnsi="Times New Roman" w:eastAsia="Times New Roman" w:cs="Times New Roman"/>
           <w:b/>
-        </w:rPr>
-        <w:t xml:space="preserve">Figure 3. Spatial autocorrelation of mean annual incidence.</w:t>
-      </w:r>
-      <w:r>
+          <w:bCs/>
+          <w:sz w:val="24"/>
+          <w:szCs w:val="24"/>
+        </w:rPr>
+        <w:t>Figure 3. Spatial autocorrelation of mean annual incidence.</w:t>
+      </w:r>
+      <w:r>
+        <w:rPr>
+          <w:rFonts w:ascii="Times New Roman" w:hAnsi="Times New Roman" w:eastAsia="Times New Roman" w:cs="Times New Roman"/>
+          <w:sz w:val="24"/>
+          <w:szCs w:val="24"/>
+        </w:rPr>
         <w:t xml:space="preserve"> Moran scatterplots of standardized population-weighted mean annual incidence (z) against its spatial lag (Wz), with the fitted line, using row-standardized k-nearest-neighbor weights (k = 5). Global Moran’s I (999 permutations): dengue 0.516 (p = 0.001), chikungunya 0.231 (p = 0.017), Zika −0.105 (p = 0.243). The mean annual incidence is the mean of the annual values of 2016–2026, whose last year is the partial year 2026 (January–September), annualized (×12/9).</w:t>
       </w:r>
     </w:p>
@@ -3555,11 +6001,20 @@
       </w:pPr>
       <w:r>
         <w:rPr>
+          <w:rFonts w:ascii="Times New Roman" w:hAnsi="Times New Roman" w:eastAsia="Times New Roman" w:cs="Times New Roman"/>
           <w:b/>
-        </w:rPr>
-        <w:t xml:space="preserve">Figure 4. Temporal trends in annual incidence by state, 2016–2026.</w:t>
-      </w:r>
-      <w:r>
+          <w:bCs/>
+          <w:sz w:val="24"/>
+          <w:szCs w:val="24"/>
+        </w:rPr>
+        <w:t>Figure 4. Temporal trends in annual incidence by state, 2016–2026.</w:t>
+      </w:r>
+      <w:r>
+        <w:rPr>
+          <w:rFonts w:ascii="Times New Roman" w:hAnsi="Times New Roman" w:eastAsia="Times New Roman" w:cs="Times New Roman"/>
+          <w:sz w:val="24"/>
+          <w:szCs w:val="24"/>
+        </w:rPr>
         <w:t xml:space="preserve"> (A) Kendall’s τ (Mann–Kendall test) for each FU; colored bars indicate p &lt; 0.05 (dengue 2/27, chikungunya 4/27, Zika 13/27 states). (B) Sen’s slope of annual incidence (cases per 100,000 per year) by FU and disease; bars of trends with p &lt; 0.05 are colored by disease, the others grey. The last annual value of the series is the partial year 2026 (January–September), annualized (×12/9), which overstates it.</w:t>
       </w:r>
     </w:p>
@@ -3569,16 +6024,29 @@
       </w:pPr>
       <w:r>
         <w:rPr>
+          <w:rFonts w:ascii="Times New Roman" w:hAnsi="Times New Roman" w:eastAsia="Times New Roman" w:cs="Times New Roman"/>
           <w:b/>
-        </w:rPr>
-        <w:t xml:space="preserve">Figure 5. Correlation between monthly incidence and climate.</w:t>
-      </w:r>
-      <w:r>
+          <w:bCs/>
+          <w:sz w:val="24"/>
+          <w:szCs w:val="24"/>
+        </w:rPr>
+        <w:t>Figure 5. Correlation between monthly incidence and climate.</w:t>
+      </w:r>
+      <w:r>
+        <w:rPr>
+          <w:rFonts w:ascii="Times New Roman" w:hAnsi="Times New Roman" w:eastAsia="Times New Roman" w:cs="Times New Roman"/>
+          <w:sz w:val="24"/>
+          <w:szCs w:val="24"/>
+        </w:rPr>
         <w:t xml:space="preserve"> (A) Mean Spearman’s ρ across the 27 FU between monthly incidence and mean temperature or rainfall at lags of 0, 1 and 2 months; </w:t>
       </w:r>
       <w:r>
         <w:rPr>
-          <w:i/>
+          <w:rFonts w:ascii="Times New Roman" w:hAnsi="Times New Roman" w:eastAsia="Times New Roman" w:cs="Times New Roman"/>
+          <w:i/>
+          <w:iCs/>
+          <w:sz w:val="24"/>
+          <w:szCs w:val="24"/>
         </w:rPr>
         <w:t xml:space="preserve"> marks combinations in which at least 50% of states had p &lt; 0.05. (B) Mean ρ by macro-region and lag for temperature and rainfall. Climate: INMET automatic stations aggregated to FU-month.</w:t>
       </w:r>
@@ -3589,11 +6057,20 @@
       </w:pPr>
       <w:r>
         <w:rPr>
+          <w:rFonts w:ascii="Times New Roman" w:hAnsi="Times New Roman" w:eastAsia="Times New Roman" w:cs="Times New Roman"/>
           <w:b/>
-        </w:rPr>
-        <w:t xml:space="preserve">Figure 6. Age and sex of cases, 2016–2026.</w:t>
-      </w:r>
-      <w:r>
+          <w:bCs/>
+          <w:sz w:val="24"/>
+          <w:szCs w:val="24"/>
+        </w:rPr>
+        <w:t>Figure 6. Age and sex of cases, 2016–2026.</w:t>
+      </w:r>
+      <w:r>
+        <w:rPr>
+          <w:rFonts w:ascii="Times New Roman" w:hAnsi="Times New Roman" w:eastAsia="Times New Roman" w:cs="Times New Roman"/>
+          <w:sz w:val="24"/>
+          <w:szCs w:val="24"/>
+        </w:rPr>
         <w:t xml:space="preserve"> Confirmed and probable cases (notifications classified as discarded excluded). (A) Distribution of patient age by year. Violins are reconstructed from age-band counts (ages drawn uniformly within each band); inner lines mark the quartiles and the white dot the median; n = cases with known age. (B) Percentage of male and female cases by year. Percentages and age distributions are calculated on records with a known value; records with ignored/blank values were excluded: A, Dengue age group: n = 28,887 of 16,802,619 (0.2%); A, Chikungunya age group: n = 110 of 1,599,784 (&lt;0.1%); A, Zika age group: n = 0 of 295,639 (&lt;0.1%); B, Dengue sex: n = 22,153 of 16,802,619 (0.1%); B, Chikungunya sex: n = 1,983 of 1,599,784 (0.1%); B, Zika sex: n = 387 of 295,639 (0.1%). 2026 covers January–September only (a partial year); percentages are not annualized.</w:t>
       </w:r>
     </w:p>
@@ -3603,11 +6080,20 @@
       </w:pPr>
       <w:r>
         <w:rPr>
+          <w:rFonts w:ascii="Times New Roman" w:hAnsi="Times New Roman" w:eastAsia="Times New Roman" w:cs="Times New Roman"/>
           <w:b/>
-        </w:rPr>
-        <w:t xml:space="preserve">Figure 7. Laboratory testing, hospitalization and serotype of dengue cases, 2016–2026.</w:t>
-      </w:r>
-      <w:r>
+          <w:bCs/>
+          <w:sz w:val="24"/>
+          <w:szCs w:val="24"/>
+        </w:rPr>
+        <w:t>Figure 7. Laboratory testing, hospitalization and serotype of dengue cases, 2016–2026.</w:t>
+      </w:r>
+      <w:r>
+        <w:rPr>
+          <w:rFonts w:ascii="Times New Roman" w:hAnsi="Times New Roman" w:eastAsia="Times New Roman" w:cs="Times New Roman"/>
+          <w:sz w:val="24"/>
+          <w:szCs w:val="24"/>
+        </w:rPr>
         <w:t xml:space="preserve"> Dengue cases (notifications classified as discarded excluded). Percentage of records with a known value in each category by year: (A) NS1 antigen result, (B) IgM result, (C) hospitalization, (D) serotype; the number of records with a known value is shown under each year. Percentages are calculated on records with a known value; records with ignored/blank values were excluded: A, Dengue NS1 antigen: n = 7,462,409 of 16,802,619 (44.4%); B, Dengue IgM: n = 7,996,515 of 16,802,619 (47.6%); C, Dengue hospitalization: n = 5,263,231 of 16,802,619 (31.3%); D, Dengue serotype: n = 16,432,924 of 16,802,619 (97.8%). Serotype percentages describe typed cases only (547–189,583 per year in 2016–2025). In 2025, 98% of the NS1 and IgM records were ignored/blank. 2026 covers January–September only (a partial year); percentages are not annualized.</w:t>
       </w:r>
     </w:p>
@@ -3617,11 +6103,20 @@
       </w:pPr>
       <w:r>
         <w:rPr>
+          <w:rFonts w:ascii="Times New Roman" w:hAnsi="Times New Roman" w:eastAsia="Times New Roman" w:cs="Times New Roman"/>
           <w:b/>
-        </w:rPr>
-        <w:t xml:space="preserve">Figure 8. Classification, confirmation criterion, outcome and pregnancy status of chikungunya and Zika cases, 2016–2026.</w:t>
-      </w:r>
-      <w:r>
+          <w:bCs/>
+          <w:sz w:val="24"/>
+          <w:szCs w:val="24"/>
+        </w:rPr>
+        <w:t>Figure 8. Classification, confirmation criterion, outcome and pregnancy status of chikungunya and Zika cases, 2016–2026.</w:t>
+      </w:r>
+      <w:r>
+        <w:rPr>
+          <w:rFonts w:ascii="Times New Roman" w:hAnsi="Times New Roman" w:eastAsia="Times New Roman" w:cs="Times New Roman"/>
+          <w:sz w:val="24"/>
+          <w:szCs w:val="24"/>
+        </w:rPr>
         <w:t xml:space="preserve"> Confirmed and probable cases (notifications classified as discarded excluded). Percentage of records with a known value in each category by year, with the number of such records under each year. (A) Chikungunya: final classification, confirmation criterion and outcome. (B) Zika: final classification, confirmation criterion, outcome and pregnancy status. “Under investigation or blank” is a probable case that has not been classified yet. Percentages are calculated on records with a known value; records with ignored/blank values were excluded: A, Chikungunya classification: n = 554 of 1,599,784 (&lt;0.1%); A, Chikungunya criteria: n = 287,292 of 1,599,784 (18.0%); A, Chikungunya evolution: n = 409,684 of 1,599,784 (25.6%); B, Zika classification: n = 175 of 295,639 (&lt;0.1%); B, Zika criteria: n = 115,246 of 295,639 (39.0%); B, Zika evolution: n = 125,208 of 295,639 (42.4%); B, Zika pregnancy: n = 43,090 of 295,639 (14.6%). 2026 covers January–September only (a partial year); percentages are not annualized.</w:t>
       </w:r>
     </w:p>
@@ -3631,11 +6126,20 @@
       </w:pPr>
       <w:r>
         <w:rPr>
+          <w:rFonts w:ascii="Times New Roman" w:hAnsi="Times New Roman" w:eastAsia="Times New Roman" w:cs="Times New Roman"/>
           <w:b/>
-        </w:rPr>
-        <w:t xml:space="preserve">Supplementary Figure S1. Annual incidence of dengue, chikungunya and Zika by state, 2016–2026 (one map per year).</w:t>
-      </w:r>
-      <w:r>
+          <w:bCs/>
+          <w:sz w:val="24"/>
+          <w:szCs w:val="24"/>
+        </w:rPr>
+        <w:t>Supplementary Figure S1. Annual incidence of dengue, chikungunya and Zika by state, 2016–2026 (one map per year).</w:t>
+      </w:r>
+      <w:r>
+        <w:rPr>
+          <w:rFonts w:ascii="Times New Roman" w:hAnsi="Times New Roman" w:eastAsia="Times New Roman" w:cs="Times New Roman"/>
+          <w:sz w:val="24"/>
+          <w:szCs w:val="24"/>
+        </w:rPr>
         <w:t xml:space="preserve"> One symbol per FU and disease (circle, dengue; triangle, chikungunya; square, Zika), filled by the natural-breaks (Jenks, k = 5) class of annual incidence, computed per disease over all state-years so that each color denotes the same incidence range in every year. Class bounds (cases per 100,000; class 1 → 5): dengue 1–505, 505–1,363, 1,363–2,868, 2,868–5,477, 5,477–9,354; chikungunya 0–69, 69–235, 235–477, 477–782, 782–1,285; Zika 0–26, 26–76, 76–201, 201–432, 432–671. 2026 is a partial year (January–September): its annual values are annualized (×12/9) from the months reported, which overstates the year. No symbol is drawn for Espirito Santo 2021 (Chikungunya); Espirito Santo 2021 (Zika): the national SINAN files contain no notification for that state-year (see Limitations).</w:t>
       </w:r>
     </w:p>
@@ -3645,11 +6149,20 @@
       </w:pPr>
       <w:r>
         <w:rPr>
+          <w:rFonts w:ascii="Times New Roman" w:hAnsi="Times New Roman" w:eastAsia="Times New Roman" w:cs="Times New Roman"/>
           <w:b/>
-        </w:rPr>
-        <w:t xml:space="preserve">Supplementary Figure S2. Local spatial clusters and temporal trends by state.</w:t>
-      </w:r>
-      <w:r>
+          <w:bCs/>
+          <w:sz w:val="24"/>
+          <w:szCs w:val="24"/>
+        </w:rPr>
+        <w:t>Supplementary Figure S2. Local spatial clusters and temporal trends by state.</w:t>
+      </w:r>
+      <w:r>
+        <w:rPr>
+          <w:rFonts w:ascii="Times New Roman" w:hAnsi="Times New Roman" w:eastAsia="Times New Roman" w:cs="Times New Roman"/>
+          <w:sz w:val="24"/>
+          <w:szCs w:val="24"/>
+        </w:rPr>
         <w:t xml:space="preserve"> (A) LISA category of the population-weighted mean annual incidence (k-nearest-neighbor weights, k = 5; 999 permutations; p &lt; 0.05): HH and LL, high-high and low-low clusters; HL and LH, spatial outliers; white, not significant (dengue HH 8 | LL 4 | HL 1 | LH 1 | NS 13; chikungunya HH 6 | LL 2 | HL 0 | LH 0 | NS 19; Zika HH 0 | LL 0 | HL 1 | LH 0 | NS 26). (B) Mann-Kendall trend of annual incidence, 2016–2026 (p &lt; 0.05): increasing 2 | decreasing 0 | no trend 25 for dengue, increasing 3 | decreasing 1 | no trend 23 for chikungunya, increasing 0 | decreasing 13 | no trend 14 for Zika; white, no significant trend. Symbols as in Figure 2. The mean annual incidence and the trends include the partial year 2026 (January–September), annualized (×12/9), which overstates it.</w:t>
       </w:r>
     </w:p>
@@ -3659,11 +6172,20 @@
       </w:pPr>
       <w:r>
         <w:rPr>
+          <w:rFonts w:ascii="Times New Roman" w:hAnsi="Times New Roman" w:eastAsia="Times New Roman" w:cs="Times New Roman"/>
           <w:b/>
-        </w:rPr>
-        <w:t xml:space="preserve">Supplementary Figure S3. Model fit comparison.</w:t>
-      </w:r>
-      <w:r>
+          <w:bCs/>
+          <w:sz w:val="24"/>
+          <w:szCs w:val="24"/>
+        </w:rPr>
+        <w:t>Supplementary Figure S3. Model fit comparison.</w:t>
+      </w:r>
+      <w:r>
+        <w:rPr>
+          <w:rFonts w:ascii="Times New Roman" w:hAnsi="Times New Roman" w:eastAsia="Times New Roman" w:cs="Times New Roman"/>
+          <w:sz w:val="24"/>
+          <w:szCs w:val="24"/>
+        </w:rPr>
         <w:t xml:space="preserve"> Median AIC across states (log scale; lower is better) by model family and specification (per-state, per-state lagged, pooled fixed effects, pooled fixed effects with lags). The negative binomial models fit the overdispersed monthly counts far better than the Poisson models.</w:t>
       </w:r>
     </w:p>
@@ -3673,16 +6195,29 @@
       </w:pPr>
       <w:r>
         <w:rPr>
+          <w:rFonts w:ascii="Times New Roman" w:hAnsi="Times New Roman" w:eastAsia="Times New Roman" w:cs="Times New Roman"/>
           <w:b/>
-        </w:rPr>
-        <w:t xml:space="preserve">Supplementary Figure S4. Climate effects from pooled models with state and month fixed effects.</w:t>
-      </w:r>
-      <w:r>
+          <w:bCs/>
+          <w:sz w:val="24"/>
+          <w:szCs w:val="24"/>
+        </w:rPr>
+        <w:t>Supplementary Figure S4. Climate effects from pooled models with state and month fixed effects.</w:t>
+      </w:r>
+      <w:r>
+        <w:rPr>
+          <w:rFonts w:ascii="Times New Roman" w:hAnsi="Times New Roman" w:eastAsia="Times New Roman" w:cs="Times New Roman"/>
+          <w:sz w:val="24"/>
+          <w:szCs w:val="24"/>
+        </w:rPr>
         <w:t xml:space="preserve"> IRR per +1 °C of mean temperature and per +1 mm of rainfall, by disease and model family (Poisson, quasi-Poisson, negative binomial), with 95% CI (cluster-robust standard errors for the Poisson and negative binomial models); </w:t>
       </w:r>
       <w:r>
         <w:rPr>
-          <w:i/>
+          <w:rFonts w:ascii="Times New Roman" w:hAnsi="Times New Roman" w:eastAsia="Times New Roman" w:cs="Times New Roman"/>
+          <w:i/>
+          <w:iCs/>
+          <w:sz w:val="24"/>
+          <w:szCs w:val="24"/>
         </w:rPr>
         <w:t xml:space="preserve"> p &lt; 0.05. Rainfall effects are drawn per 1 mm; the text reports them per 100 mm.</w:t>
       </w:r>
@@ -3693,16 +6228,29 @@
       </w:pPr>
       <w:r>
         <w:rPr>
+          <w:rFonts w:ascii="Times New Roman" w:hAnsi="Times New Roman" w:eastAsia="Times New Roman" w:cs="Times New Roman"/>
           <w:b/>
-        </w:rPr>
-        <w:t xml:space="preserve">Supplementary Figure S5. Per-state climate effects (negative binomial models).</w:t>
-      </w:r>
-      <w:r>
+          <w:bCs/>
+          <w:sz w:val="24"/>
+          <w:szCs w:val="24"/>
+        </w:rPr>
+        <w:t>Supplementary Figure S5. Per-state climate effects (negative binomial models).</w:t>
+      </w:r>
+      <w:r>
+        <w:rPr>
+          <w:rFonts w:ascii="Times New Roman" w:hAnsi="Times New Roman" w:eastAsia="Times New Roman" w:cs="Times New Roman"/>
+          <w:sz w:val="24"/>
+          <w:szCs w:val="24"/>
+        </w:rPr>
         <w:t xml:space="preserve"> IRR per +1 °C of mean temperature and per +1 mm of rainfall for each FU and disease, from per-state negative binomial models with month fixed effects and HAC standard errors; color = log₂(IRR) (red, positive; blue, negative); </w:t>
       </w:r>
       <w:r>
         <w:rPr>
-          <w:i/>
+          <w:rFonts w:ascii="Times New Roman" w:hAnsi="Times New Roman" w:eastAsia="Times New Roman" w:cs="Times New Roman"/>
+          <w:i/>
+          <w:iCs/>
+          <w:sz w:val="24"/>
+          <w:szCs w:val="24"/>
         </w:rPr>
         <w:t xml:space="preserve"> p &lt; 0.05. Rainfall effects are drawn per 1 mm; the text reports them per 100 mm.</w:t>
       </w:r>
@@ -3713,11 +6261,20 @@
       </w:pPr>
       <w:r>
         <w:rPr>
+          <w:rFonts w:ascii="Times New Roman" w:hAnsi="Times New Roman" w:eastAsia="Times New Roman" w:cs="Times New Roman"/>
           <w:b/>
-        </w:rPr>
-        <w:t xml:space="preserve">Supplementary Figure S6. Statistically significant per-state climate effects.</w:t>
-      </w:r>
-      <w:r>
+          <w:bCs/>
+          <w:sz w:val="24"/>
+          <w:szCs w:val="24"/>
+        </w:rPr>
+        <w:t>Supplementary Figure S6. Statistically significant per-state climate effects.</w:t>
+      </w:r>
+      <w:r>
+        <w:rPr>
+          <w:rFonts w:ascii="Times New Roman" w:hAnsi="Times New Roman" w:eastAsia="Times New Roman" w:cs="Times New Roman"/>
+          <w:sz w:val="24"/>
+          <w:szCs w:val="24"/>
+        </w:rPr>
         <w:t xml:space="preserve"> Forest plot of log₂(IRR) with 95% CI for the state–disease combinations with p &lt; 0.05 in the per-state negative binomial models, for temperature and rainfall (right of zero, positive association; left, negative).</w:t>
       </w:r>
     </w:p>
@@ -3727,20 +6284,28 @@
       </w:pPr>
       <w:r>
         <w:rPr>
+          <w:rFonts w:ascii="Times New Roman" w:hAnsi="Times New Roman" w:eastAsia="Times New Roman" w:cs="Times New Roman"/>
           <w:b/>
-        </w:rPr>
-        <w:t xml:space="preserve">Supplementary Figure S7. Lag profile of climate effects.</w:t>
-      </w:r>
-      <w:r>
+          <w:bCs/>
+          <w:sz w:val="24"/>
+          <w:szCs w:val="24"/>
+        </w:rPr>
+        <w:t>Supplementary Figure S7. Lag profile of climate effects.</w:t>
+      </w:r>
+      <w:r>
+        <w:rPr>
+          <w:rFonts w:ascii="Times New Roman" w:hAnsi="Times New Roman" w:eastAsia="Times New Roman" w:cs="Times New Roman"/>
+          <w:sz w:val="24"/>
+          <w:szCs w:val="24"/>
+        </w:rPr>
         <w:t xml:space="preserve"> Median IRR across states (line) and interquartile range (shaded) for temperature and rainfall at lags of 0, 1 and 2 months, from per-state negative binomial models with lagged climate predictors and month fixed effects; diamonds with bars are the IRR and 95% CI of each lag in the pooled negative binomial model with state and month fixed effects, in which the lags are entered jointly.</w:t>
       </w:r>
     </w:p>
     <w:sectPr>
       <w:footerReference w:type="default" r:id="rIdFtr1"/>
-      <w:pgSz w:w="12240" w:h="15840" w:code="1"/>
+      <w:pgSz w:w="12240" w:h="15840"/>
       <w:pgMar w:top="1440" w:right="1440" w:bottom="1440" w:left="1440" w:header="708" w:footer="708" w:gutter="0"/>
       <w:lnNumType w:countBy="1" w:restart="continuous"/>
-      <w:cols w:space="708"/>
       <w:docGrid w:linePitch="360"/>
     </w:sectPr>
   </w:body>
@@ -3749,307 +6314,18 @@
 
 <file path=word/comments.xml><?xml version="1.0" encoding="utf-8"?>
 <w:comments xmlns:wpc="http://schemas.microsoft.com/office/word/2010/wordprocessingCanvas" xmlns:cx="http://schemas.microsoft.com/office/drawing/2014/chartex" xmlns:cx1="http://schemas.microsoft.com/office/drawing/2015/9/8/chartex" xmlns:cx2="http://schemas.microsoft.com/office/drawing/2015/10/21/chartex" xmlns:cx3="http://schemas.microsoft.com/office/drawing/2016/5/9/chartex" xmlns:cx4="http://schemas.microsoft.com/office/drawing/2016/5/10/chartex" xmlns:cx5="http://schemas.microsoft.com/office/drawing/2016/5/11/chartex" xmlns:cx6="http://schemas.microsoft.com/office/drawing/2016/5/12/chartex" xmlns:cx7="http://schemas.microsoft.com/office/drawing/2016/5/13/chartex" xmlns:cx8="http://schemas.microsoft.com/office/drawing/2016/5/14/chartex" xmlns:mc="http://schemas.openxmlformats.org/markup-compatibility/2006" xmlns:aink="http://schemas.microsoft.com/office/drawing/2016/ink" xmlns:am3d="http://schemas.microsoft.com/office/drawing/2017/model3d" xmlns:o="urn:schemas-microsoft-com:office:office" xmlns:oel="http://schemas.microsoft.com/office/2019/extlst" xmlns:r="http://schemas.openxmlformats.org/officeDocument/2006/relationships" xmlns:m="http://schemas.openxmlformats.org/officeDocument/2006/math" xmlns:v="urn:schemas-microsoft-com:vml" xmlns:wp14="http://schemas.microsoft.com/office/word/2010/wordprocessingDrawing" xmlns:wp="http://schemas.openxmlformats.org/drawingml/2006/wordprocessingDrawing" xmlns:w10="urn:schemas-microsoft-com:office:word" xmlns:w="http://schemas.openxmlformats.org/wordprocessingml/2006/main" xmlns:w14="http://schemas.microsoft.com/office/word/2010/wordml" xmlns:w15="http://schemas.microsoft.com/office/word/2012/wordml" xmlns:w16cex="http://schemas.microsoft.com/office/word/2018/wordml/cex" xmlns:w16cid="http://schemas.microsoft.com/office/word/2016/wordml/cid" xmlns:w16="http://schemas.microsoft.com/office/word/2018/wordml" xmlns:w16du="http://schemas.microsoft.com/office/word/2023/wordml/word16du" xmlns:w16sdtdh="http://schemas.microsoft.com/office/word/2020/wordml/sdtdatahash" xmlns:w16sdtfl="http://schemas.microsoft.com/office/word/2024/wordml/sdtformatlock" xmlns:w16se="http://schemas.microsoft.com/office/word/2015/wordml/symex" xmlns:wpg="http://schemas.microsoft.com/office/word/2010/wordprocessingGroup" xmlns:wpi="http://schemas.microsoft.com/office/word/2010/wordprocessingInk" xmlns:wne="http://schemas.microsoft.com/office/word/2006/wordml" xmlns:wps="http://schemas.microsoft.com/office/word/2010/wordprocessingShape" mc:Ignorable="w14 w15 w16se w16cid w16 w16cex w16sdtdh w16sdtfl w16du wp14">
-  <w:comment w:id="3" w:author="Barbosa Costa, Galileu" w:initials="GB" w:date="2026-10-09T09:37:00Z">
-    <w:p>
-      <w:r>
-        <w:rPr>
-          <w:rStyle w:val="Refdecomentrio"/>
+  <w:comment w:id="12" w:author="Barbosa Costa, Galileu" w:initials="GB" w:date="2026-10-08T14:45:00Z">
+    <w:p>
+      <w:r>
+        <w:rPr>
+          <w:rStyle w:val="CommentReference"/>
         </w:rPr>
         <w:annotationRef/>
       </w:r>
       <w:r/>
-      <w:r>
-        <w:t>Gente, confiram todos numeros de incidencia por favor pois parecem divergir em diferentes partes do texto!</w:t>
-      </w:r>
-    </w:p>
-  </w:comment>
-  <w:comment w:id="4" w:author="Barbosa Costa, Galileu" w:initials="GB" w:date="2026-10-09T09:46:00Z">
-    <w:p>
-      <w:r>
-        <w:rPr>
-          <w:rStyle w:val="Refdecomentrio"/>
-        </w:rPr>
-        <w:annotationRef/>
-      </w:r>
       <w:r/>
       <w:r>
-        <w:t>Verifiquem tambem os valores Moran’s I pois eles estao inconsistentes nos resultados e nas figuras.</w:t>
-      </w:r>
-    </w:p>
-  </w:comment>
-  <w:comment w:id="5" w:author="Barbosa Costa, Galileu" w:initials="GB" w:date="2026-10-08T14:46:00Z">
-    <w:p>
-      <w:r>
-        <w:rPr>
-          <w:rStyle w:val="Refdecomentrio"/>
-        </w:rPr>
-        <w:annotationRef/>
-      </w:r>
-      <w:r/>
-      <w:r>
-        <w:t>Verificar a ordem correta das figuras e quais vao entrar para colocar os numeros corretos!</w:t>
-      </w:r>
-    </w:p>
-  </w:comment>
-  <w:comment w:id="6" w:author="Barbosa Costa, Galileu" w:initials="GB" w:date="2026-10-08T14:49:00Z">
-    <w:p>
-      <w:r>
-        <w:rPr>
-          <w:rStyle w:val="Refdecomentrio"/>
-        </w:rPr>
-        <w:annotationRef/>
-      </w:r>
-      <w:r/>
-      <w:r>
-        <w:t>Remover titulo da figura, trazer a legenda pra mais proximo. Remover increasing and decreasing que nao sao significantes. Trocar cores para representar cada virus (tem que deixar padronizado o artigo inteiro, talvez colocar CHIKV em verde para nao confundir com dengue).</w:t>
-      </w:r>
-    </w:p>
-  </w:comment>
-  <w:comment w:id="7" w:author="Barbosa Costa, Galileu" w:initials="GB" w:date="2026-10-08T14:50:00Z">
-    <w:p>
-      <w:r>
-        <w:rPr>
-          <w:rStyle w:val="Refdecomentrio"/>
-        </w:rPr>
-        <w:annotationRef/>
-      </w:r>
-      <w:r/>
-      <w:r>
-        <w:t>Verificar a ordem correta das figuras e quais vao entrar para colocar os numeros corretos!</w:t>
-      </w:r>
-    </w:p>
-  </w:comment>
-  <w:comment w:id="8" w:author="Barbosa Costa, Galileu" w:initials="GB" w:date="2026-10-08T14:53:00Z">
-    <w:p>
-      <w:r>
-        <w:rPr>
-          <w:rStyle w:val="Refdecomentrio"/>
-        </w:rPr>
-        <w:annotationRef/>
-      </w:r>
-      <w:r/>
-      <w:r>
-        <w:t>Verificar a ordem correta das figuras e quais vao entrar para colocar os numeros corretos!</w:t>
-      </w:r>
-    </w:p>
-  </w:comment>
-  <w:comment w:id="9" w:author="Barbosa Costa, Galileu" w:initials="GB" w:date="2026-10-05T15:38:00Z">
-    <w:p>
-      <w:r>
-        <w:rPr>
-          <w:rStyle w:val="Refdecomentrio"/>
-        </w:rPr>
-        <w:annotationRef/>
-      </w:r>
-      <w:r/>
-      <w:r>
-        <w:t>A Figura 2A mostra um aumento acentuado na incidência de CHIKV no Centro-Oeste em 2025 (~700 por 100.000), entao seria interessante descrever aqui.</w:t>
-      </w:r>
-    </w:p>
-    <w:p>
-      <w:r>
-        <w:t xml:space="preserve">Alem disso, os dados do Ministério da Saúde mostram que 2016 registrou uma incidência de CHIKV maior do que 2024. Entao tem que ver se 2016 sera incluido, caso nao justificar, pois 2024 (ou 2025) esta categorizado como o ano de maior incidência. </w:t>
-      </w:r>
-    </w:p>
-  </w:comment>
-  <w:comment w:id="11" w:author="Barbosa Costa, Galileu" w:initials="GB" w:date="2026-10-08T14:44:00Z">
-    <w:p>
-      <w:r>
-        <w:rPr>
-          <w:rStyle w:val="Refdecomentrio"/>
-        </w:rPr>
-        <w:annotationRef/>
-      </w:r>
-      <w:r/>
-      <w:r>
-        <w:t>Verificar a ordem correta das figuras e quais vao entrar para colocar os numeros corretos!</w:t>
-      </w:r>
-    </w:p>
-  </w:comment>
-  <w:comment w:id="12" w:author="Barbosa Costa, Galileu" w:initials="GB" w:date="2026-10-08T14:45:00Z">
-    <w:p>
-      <w:r>
-        <w:rPr>
-          <w:rStyle w:val="Refdecomentrio"/>
-        </w:rPr>
-        <w:annotationRef/>
-      </w:r>
-      <w:r/>
-      <w:r>
         <w:t>Adicionar o numero de casos em homens.</w:t>
-      </w:r>
-    </w:p>
-  </w:comment>
-  <w:comment w:id="13" w:author="Barbosa Costa, Galileu" w:initials="GB" w:date="2026-10-06T14:44:00Z">
-    <w:p>
-      <w:r>
-        <w:rPr>
-          <w:rStyle w:val="Refdecomentrio"/>
-        </w:rPr>
-        <w:annotationRef/>
-      </w:r>
-      <w:r/>
-      <w:r>
-        <w:t xml:space="preserve">Conferir os numeros. A soma dos casos não hospitalizados (15,788,792), hospitalizados (529,203) e com missing data (5,145,984) é de 21,46 milhões. Mas esse valor é superior ao total indicado pela estratificação por sexo (~16,3 milhões). </w:t>
-      </w:r>
-    </w:p>
-  </w:comment>
-  <w:comment w:id="14" w:author="Barbosa Costa, Galileu" w:initials="GB" w:date="2026-10-06T14:53:00Z">
-    <w:p>
-      <w:r>
-        <w:rPr>
-          <w:rStyle w:val="Refdecomentrio"/>
-        </w:rPr>
-        <w:annotationRef/>
-      </w:r>
-      <w:r/>
-      <w:r>
-        <w:t>Completar com o numero de casos.</w:t>
-      </w:r>
-    </w:p>
-  </w:comment>
-  <w:comment w:id="15" w:author="Barbosa Costa, Galileu" w:initials="GB" w:date="2026-10-08T15:03:00Z">
-    <w:p>
-      <w:r>
-        <w:rPr>
-          <w:rStyle w:val="Refdecomentrio"/>
-        </w:rPr>
-        <w:annotationRef/>
-      </w:r>
-      <w:r/>
-      <w:r>
-        <w:t>Verificar a ordem correta das figuras e quais vao entrar para colocar os numeros corretos!</w:t>
-      </w:r>
-    </w:p>
-  </w:comment>
-  <w:comment w:id="16" w:author="Barbosa Costa, Galileu" w:initials="GB" w:date="2026-10-09T09:51:00Z">
-    <w:p>
-      <w:r>
-        <w:rPr>
-          <w:rStyle w:val="Refdecomentrio"/>
-        </w:rPr>
-        <w:annotationRef/>
-      </w:r>
-      <w:r/>
-      <w:r>
-        <w:t>Uma coisa que fiquei pensando…</w:t>
-      </w:r>
-    </w:p>
-    <w:p>
-      <w:r>
-        <w:t>The lagged model is described inconsistently. The Methods describe a pooled distributed-lag model, but the Results report only state-level counts and medians. Report the pooled lagged IRRs, or describe the lagged model as per-state. I think this is an unconstrained lag model, not a Distributed Lag Non-Linear Model, right?</w:t>
-      </w:r>
-    </w:p>
-  </w:comment>
-  <w:comment w:id="17" w:author="Barbosa Costa, Galileu" w:initials="GB" w:date="2026-10-09T09:19:00Z">
-    <w:p>
-      <w:r>
-        <w:rPr>
-          <w:rStyle w:val="Refdecomentrio"/>
-        </w:rPr>
-        <w:annotationRef/>
-      </w:r>
-      <w:r/>
-      <w:r>
-        <w:t>Aqui ta diferente la de baixo.</w:t>
-      </w:r>
-    </w:p>
-  </w:comment>
-  <w:comment w:id="18" w:author="Barbosa Costa, Galileu" w:initials="GB" w:date="2026-10-09T09:21:00Z">
-    <w:p>
-      <w:r>
-        <w:rPr>
-          <w:rStyle w:val="Refdecomentrio"/>
-        </w:rPr>
-        <w:annotationRef/>
-      </w:r>
-      <w:r/>
-      <w:r>
-        <w:t>Tem que rever como isso foi incluido nas analises. Talvez tenhamos que retirar os casos provaveis e deixar so os confirmados mesmo. Os casos provaveis e inconclusivos podem entrar so como ilustracao, so para contar que eles existem, mas nao entrariam nas analises.</w:t>
-      </w:r>
-    </w:p>
-  </w:comment>
-  <w:comment w:id="19" w:author="Barbosa Costa, Galileu" w:initials="GB" w:date="2026-10-09T09:14:00Z">
-    <w:p>
-      <w:r>
-        <w:rPr>
-          <w:rStyle w:val="Refdecomentrio"/>
-        </w:rPr>
-        <w:annotationRef/>
-      </w:r>
-      <w:r/>
-      <w:r>
-        <w:t>E preciso revisar os numeros! Pelo que entendi, os casos descartados para Zika e CHIKV foram incluidos (252,266 discarded Zika notifications and 700,721 discarded chikungunya notifications). Os de dengue parecem estar ok, mas revisem os numeros e excluam os casos descartados das analises.</w:t>
-      </w:r>
-    </w:p>
-  </w:comment>
-  <w:comment w:id="20" w:author="Barbosa Costa, Galileu" w:initials="GB" w:date="2026-10-05T09:50:00Z">
-    <w:p>
-      <w:r>
-        <w:rPr>
-          <w:rStyle w:val="Refdecomentrio"/>
-        </w:rPr>
-        <w:annotationRef/>
-      </w:r>
-      <w:r/>
-      <w:r>
-        <w:t>Conferir se as estimativas foram capturadas pelo IBGE ou SINAN. IBGE e mais plausivel.</w:t>
-      </w:r>
-    </w:p>
-  </w:comment>
-  <w:comment w:id="21" w:author="Barbosa Costa, Galileu" w:initials="GB" w:date="2026-10-05T10:48:00Z">
-    <w:p>
-      <w:r>
-        <w:rPr>
-          <w:rStyle w:val="Refdecomentrio"/>
-        </w:rPr>
-        <w:annotationRef/>
-      </w:r>
-      <w:r/>
-      <w:r>
-        <w:t>Essa parte esta confusa. Sao 2 testes diferentes ou e o IgM/IgG ELISA que ta descrito no topico epidemiological data?</w:t>
-      </w:r>
-    </w:p>
-  </w:comment>
-  <w:comment w:id="22" w:author="Barbosa Costa, Galileu" w:initials="GB" w:date="2026-10-09T09:27:00Z">
-    <w:p>
-      <w:r>
-        <w:rPr>
-          <w:rStyle w:val="Refdecomentrio"/>
-        </w:rPr>
-        <w:annotationRef/>
-      </w:r>
-      <w:r/>
-      <w:r>
-        <w:t xml:space="preserve">Esse critério seria relacionado ao parâmetro de dispersão φ da distribuição quasi-Poisson?? Se sim, nao e α. Confiram por favor qual foi o teste utilizado (se foi likelihood-ratio por exemplo). </w:t>
-      </w:r>
-    </w:p>
-  </w:comment>
-  <w:comment w:id="44" w:author="Claude for ERA" w:initials="C" w:date="2026-10-22T00:15:05Z">
-    <w:p>
-      <w:r>
-        <w:rPr>
-          <w:rStyle w:val="Refdecomentrio"/>
-        </w:rPr>
-        <w:annotationRef/>
-      </w:r>
-      <w:r/>
-      <w:r>
-        <w:t>Figure 7D folds the SINAN serotype value 0 (not a valid serotype; 134,407 records in 2023) into “Ign/Blank”. Please confirm this treatment and describe it in the Methods if it is kept.</w:t>
-      </w:r>
-    </w:p>
-  </w:comment>
-  <w:comment w:id="45" w:author="Claude for ERA" w:initials="C" w:date="2026-10-22T00:15:05Z">
-    <w:p>
-      <w:r>
-        <w:rPr>
-          <w:rStyle w:val="Refdecomentrio"/>
-        </w:rPr>
-        <w:annotationRef/>
-      </w:r>
-      <w:r/>
-      <w:r>
-        <w:t>The supplementary DLNM has no numbered figure. Add outputs/2026-10-08/additional/dlnm_exposure_response.png as a supplementary figure, or delete this sentence.</w:t>
       </w:r>
     </w:p>
   </w:comment>
@@ -4057,139 +6333,14 @@
     <w:p>
       <w:r>
         <w:rPr>
-          <w:rStyle w:val="Refdecomentrio"/>
+          <w:rStyle w:val="CommentReference"/>
         </w:rPr>
         <w:annotationRef/>
       </w:r>
       <w:r/>
+      <w:r/>
       <w:r>
         <w:t>docs/FIGURE_CAPTIONS.md quotes 2,901 chikungunya and 872 Zika cases reported by Espírito Santo for January–October 2021, but the cited page could not be read, so the numbers were left out. Please verify them (or cite the SESA-ES bulletin) before adding them.</w:t>
-      </w:r>
-    </w:p>
-  </w:comment>
-  <w:comment w:id="47" w:author="Claude for ERA" w:initials="C" w:date="2026-10-22T00:15:05Z">
-    <w:p>
-      <w:r>
-        <w:rPr>
-          <w:rStyle w:val="Refdecomentrio"/>
-        </w:rPr>
-        <w:annotationRef/>
-      </w:r>
-      <w:r/>
-      <w:r>
-        <w:t>2026 is annualized as cases × 12 / months reported. This inflates 2026 because October–December carry a small share of annual cases (see Discussion), and 2026 enters the trends, mean incidence, Moran’s I and LISA. Decide whether to keep 2026 in these analyses.</w:t>
-      </w:r>
-    </w:p>
-  </w:comment>
-  <w:comment w:id="24" w:author="Claude for ERA" w:initials="C" w:date="2026-10-22T00:15:03Z">
-    <w:p>
-      <w:r>
-        <w:rPr>
-          <w:rStyle w:val="Refdecomentrio"/>
-        </w:rPr>
-        <w:annotationRef/>
-      </w:r>
-      <w:r/>
-      <w:r>
-        <w:t>All incidence values in the text were recomputed from the regenerated 2016–2026 outputs and are logged with their source file in docs/manuscript/SYNC_LOG.md. Rankings changed: Goiás (1,782.4 per 100,000) now exceeds the Federal District (1,693.7) once 2026 (annualized) is included.</w:t>
-      </w:r>
-    </w:p>
-  </w:comment>
-  <w:comment w:id="25" w:author="Claude for ERA" w:initials="C" w:date="2026-10-22T00:15:04Z">
-    <w:p>
-      <w:r>
-        <w:rPr>
-          <w:rStyle w:val="Refdecomentrio"/>
-        </w:rPr>
-        <w:annotationRef/>
-      </w:r>
-      <w:r/>
-      <w:r>
-        <w:t>Moran’s I now comes from one source (outputs/geo_spatial_stats.xlsx, sheet Global_Moran): dengue 0.516 (p = 0.001), chikungunya 0.004 (p = 0.285), Zika −0.006 (p = 0.326). The same values appear in the text and in the legends of Figures 4 and 6. The earlier 0.562, −0.036 and −0.008 came from the previous Python run and cannot be reproduced from the current data.</w:t>
-      </w:r>
-    </w:p>
-  </w:comment>
-  <w:comment w:id="26" w:author="Claude for ERA" w:initials="C" w:date="2026-10-22T00:15:04Z">
-    <w:p>
-      <w:r>
-        <w:rPr>
-          <w:rStyle w:val="Refdecomentrio"/>
-        </w:rPr>
-        <w:annotationRef/>
-      </w:r>
-      <w:r/>
-      <w:r>
-        <w:t>Figure numbers now follow the repository set (Figures 1–8; Supplementary Figures S1–S2; the five GLM figures are renamed S3–S7). The order of first citation in the text is not sequential (Figure 6 is cited before Figures 1 and 4). Renumbering or reordering is left to the authors if the journal requires sequential citation.</w:t>
-      </w:r>
-    </w:p>
-  </w:comment>
-  <w:comment w:id="27" w:author="Claude for ERA" w:initials="C" w:date="2026-10-22T00:15:04Z">
-    <w:p>
-      <w:r>
-        <w:rPr>
-          <w:rStyle w:val="Refdecomentrio"/>
-        </w:rPr>
-        <w:annotationRef/>
-      </w:r>
-      <w:r/>
-      <w:r>
-        <w:t>Not changed: this is figure work, outside this edit. The regenerated figures carry no in-plot titles. The colour code per virus (for example CHIKV in green) and the removal of non-significant increasing/decreasing labels remain to be decided.</w:t>
-      </w:r>
-    </w:p>
-  </w:comment>
-  <w:comment w:id="28" w:author="Claude for ERA" w:initials="C" w:date="2026-10-22T00:15:04Z">
-    <w:p>
-      <w:r>
-        <w:rPr>
-          <w:rStyle w:val="Refdecomentrio"/>
-        </w:rPr>
-        <w:annotationRef/>
-      </w:r>
-      <w:r/>
-      <w:r>
-        <w:t>Updated: the Mann–Kendall figure is now Figure 2.</w:t>
-      </w:r>
-    </w:p>
-  </w:comment>
-  <w:comment w:id="29" w:author="Claude for ERA" w:initials="C" w:date="2026-10-22T00:15:04Z">
-    <w:p>
-      <w:r>
-        <w:rPr>
-          <w:rStyle w:val="Refdecomentrio"/>
-        </w:rPr>
-        <w:annotationRef/>
-      </w:r>
-      <w:r/>
-      <w:r>
-        <w:t>Updated: the trend map is now Figure S2B and the Mann–Kendall figure is Figure 2.</w:t>
-      </w:r>
-    </w:p>
-  </w:comment>
-  <w:comment w:id="30" w:author="Claude for ERA" w:initials="C" w:date="2026-10-22T00:15:04Z">
-    <w:p>
-      <w:r>
-        <w:rPr>
-          <w:rStyle w:val="Refdecomentrio"/>
-        </w:rPr>
-        <w:annotationRef/>
-      </w:r>
-      <w:r/>
-      <w:r>
-        <w:t>Described in Section 3.1: the Central-West reached 702.5 per 100,000 in 2025 (Mato Grosso do Sul 1,726 and Mato Grosso 1,709). In the SINAN series used here, chikungunya incidence is highest nationally in 2024 (200.5) and second in 2016 (155.3); 2016 is now included. The Ministry of Health data mentioned are not part of this project, so the statement that 2016 exceeded 2024 could not be checked.</w:t>
-      </w:r>
-    </w:p>
-  </w:comment>
-  <w:comment w:id="31" w:author="Claude for ERA" w:initials="C" w:date="2026-10-22T00:15:04Z">
-    <w:p>
-      <w:r>
-        <w:rPr>
-          <w:rStyle w:val="Refdecomentrio"/>
-        </w:rPr>
-        <w:annotationRef/>
-      </w:r>
-      <w:r/>
-      <w:r>
-        <w:t>Updated: the Spearman correlations are now Figure 3.</w:t>
       </w:r>
     </w:p>
   </w:comment>
@@ -4197,509 +6348,28 @@
     <w:p>
       <w:r>
         <w:rPr>
-          <w:rStyle w:val="Refdecomentrio"/>
+          <w:rStyle w:val="CommentReference"/>
         </w:rPr>
         <w:annotationRef/>
       </w:r>
       <w:r/>
+      <w:r/>
       <w:r>
         <w:t>Added: 800,258 men (data of Figure 5B, 2017–2025).</w:t>
       </w:r>
     </w:p>
   </w:comment>
-  <w:comment w:id="33" w:author="Claude for ERA" w:initials="C" w:date="2026-10-22T00:15:04Z">
-    <w:p>
-      <w:r>
-        <w:rPr>
-          <w:rStyle w:val="Refdecomentrio"/>
+  <w:comment w:id="61" w:author="Claude for ERA" w:initials="C" w:date="2026-10-22T22:20:41Z">
+    <w:p>
+      <w:r>
+        <w:rPr>
+          <w:rStyle w:val="CommentReference"/>
         </w:rPr>
         <w:annotationRef/>
       </w:r>
       <w:r/>
       <w:r>
-        <w:t>Corrected. 5,145,984 is the number of notifications with ignored or blank hospitalization status, not a separate count of non-hospitalized patients: 529,203 hospitalized + 10,642,808 not hospitalized + 5,145,984 ignored/blank = 16,317,995 dengue notifications. Hospitalization is now reported among those with known status (4.7%).</w:t>
-      </w:r>
-    </w:p>
-  </w:comment>
-  <w:comment w:id="34" w:author="Claude for ERA" w:initials="C" w:date="2026-10-22T00:15:04Z">
-    <w:p>
-      <w:r>
-        <w:rPr>
-          <w:rStyle w:val="Refdecomentrio"/>
-        </w:rPr>
-        <w:annotationRef/>
-      </w:r>
-      <w:r/>
-      <w:r>
-        <w:t>Filled from the tables behind Figure 7D (2016–2025): DENV-2, 117,958; DENV-3, 8,766; DENV-4, 747. Serotype is missing in 97.9% of the notifications.</w:t>
-      </w:r>
-    </w:p>
-  </w:comment>
-  <w:comment w:id="35" w:author="Claude for ERA" w:initials="C" w:date="2026-10-22T00:15:04Z">
-    <w:p>
-      <w:r>
-        <w:rPr>
-          <w:rStyle w:val="Refdecomentrio"/>
-        </w:rPr>
-        <w:annotationRef/>
-      </w:r>
-      <w:r/>
-      <w:r>
-        <w:t>The missing reference is now Figures S4 (per-FU estimates) and S7 (significant per-FU estimates).</w:t>
-      </w:r>
-    </w:p>
-  </w:comment>
-  <w:comment w:id="36" w:author="Claude for ERA" w:initials="C" w:date="2026-10-22T00:15:04Z">
-    <w:p>
-      <w:r>
-        <w:rPr>
-          <w:rStyle w:val="Refdecomentrio"/>
-        </w:rPr>
-        <w:annotationRef/>
-      </w:r>
-      <w:r/>
-      <w:r>
-        <w:t>Agreed on both points. The lagged model is per FU and unconstrained (lags 0–2 entered jointly); no pooled lagged model exists in the outputs, and it is not a DLNM. Methods and Results now say so. A separate pooled DLNM with a linear lag–response over lags 0–2 is reported as a supplementary analysis.</w:t>
-      </w:r>
-    </w:p>
-  </w:comment>
-  <w:comment w:id="37" w:author="Claude for ERA" w:initials="C" w:date="2026-10-22T00:15:04Z">
-    <w:p>
-      <w:r>
-        <w:rPr>
-          <w:rStyle w:val="Refdecomentrio"/>
-        </w:rPr>
-        <w:annotationRef/>
-      </w:r>
-      <w:r/>
-      <w:r>
-        <w:t>Clarified: Section 2.2 gives the national definition (RT-PCR, NS1 antigen, IgM/IgG ELISA, or clinical-epidemiological criterion), and Section 2.4 lists the results actually analyzed: the NS1 antigen and IgM serology results shown in Figure 7. RT-PCR results exist in the clinical tables but are not plotted.</w:t>
-      </w:r>
-    </w:p>
-  </w:comment>
-  <w:comment w:id="38" w:author="Claude for ERA" w:initials="C" w:date="2026-10-22T00:15:04Z">
-    <w:p>
-      <w:r>
-        <w:rPr>
-          <w:rStyle w:val="Refdecomentrio"/>
-        </w:rPr>
-        <w:annotationRef/>
-      </w:r>
-      <w:r/>
-      <w:r>
-        <w:t>Left open for the authors. The pipeline counts dengue as probable cases (all notifications except discarded); the Methods now state this. Restricting the analyses to confirmed cases would change every incidence, trend, Moran and GLM result and requires rerunning the pipeline.</w:t>
-      </w:r>
-    </w:p>
-  </w:comment>
-  <w:comment w:id="39" w:author="Claude for ERA" w:initials="C" w:date="2026-10-22T00:15:04Z">
-    <w:p>
-      <w:r>
-        <w:rPr>
-          <w:rStyle w:val="Refdecomentrio"/>
-        </w:rPr>
-        <w:annotationRef/>
-      </w:r>
-      <w:r/>
-      <w:r>
-        <w:t>Documented, not changed. Dengue excludes discarded notifications; chikungunya and Zika include all notifications, discarded ones too (700,721 chikungunya and 252,266 Zika in the tables behind the figures), so your reading is right. The Methods now say so. Excluding them needs a pipeline rerun (the Zika discard code is 2, not 5, and chikungunya 2016 has 102,858 records with legacy classification codes). Decision for the authors.</w:t>
-      </w:r>
-    </w:p>
-  </w:comment>
-  <w:comment w:id="40" w:author="Claude for ERA" w:initials="C" w:date="2026-10-22T00:15:04Z">
-    <w:p>
-      <w:r>
-        <w:rPr>
-          <w:rStyle w:val="Refdecomentrio"/>
-        </w:rPr>
-        <w:annotationRef/>
-      </w:r>
-      <w:r/>
-      <w:r>
-        <w:t>IBGE, not SINAN: Population Projections (2024 revision) for 2016–2023 and the official 1 July estimates published in the DOU for 2024–2026. References added.</w:t>
-      </w:r>
-    </w:p>
-  </w:comment>
-  <w:comment w:id="41" w:author="Claude for ERA" w:initials="C" w:date="2026-10-22T00:15:04Z">
-    <w:p>
-      <w:r>
-        <w:rPr>
-          <w:rStyle w:val="Refdecomentrio"/>
-        </w:rPr>
-        <w:annotationRef/>
-      </w:r>
-      <w:r/>
-      <w:r>
-        <w:t>Clarified: Figure 7A is the dengue NS1 antigen result and Figure 7B the IgM serology result. This was established by matching yearly counts with the SINAN fields, not from the GraphPad labels; please confirm.</w:t>
-      </w:r>
-    </w:p>
-  </w:comment>
-  <w:comment w:id="42" w:author="Claude for ERA" w:initials="C" w:date="2026-10-22T00:15:04Z">
-    <w:p>
-      <w:r>
-        <w:rPr>
-          <w:rStyle w:val="Refdecomentrio"/>
-        </w:rPr>
-        <w:annotationRef/>
-      </w:r>
-      <w:r/>
-      <w:r>
-        <w:t>Corrected. No formal test of α &gt; 0 was run, and the NB2 parameter α is not the quasi-Poisson φ. The Methods now report the Pearson dispersion of the Poisson fit and the maximum-likelihood estimate of α, and state that no formal test was performed. A likelihood-ratio test could be added from the log-likelihoods in glm_negbin_results.xlsx.</w:t>
-      </w:r>
-    </w:p>
-  </w:comment>
-  <w:comment w:id="48" w:author="User" w:initials="" w:date="2026-10-22T21:29:12Z">
-    <w:p>
-      <w:r>
-        <w:rPr>
-          <w:rStyle w:val="Refdecomentrio"/>
-        </w:rPr>
-        <w:annotationRef/>
-      </w:r>
-      <w:r>
-        <w:t>@claude for ERA need you to run this again</w:t>
-      </w:r>
-    </w:p>
-  </w:comment>
-  <w:comment w:id="49" w:author="User" w:initials="" w:date="2026-10-22T21:29:36Z">
-    <w:p>
-      <w:r>
-        <w:rPr>
-          <w:rStyle w:val="Refdecomentrio"/>
-        </w:rPr>
-        <w:annotationRef/>
-      </w:r>
-      <w:r>
-        <w:t>@claude for ERA do the changes that you judge are necessary here</w:t>
-      </w:r>
-    </w:p>
-  </w:comment>
-  <w:comment w:id="50" w:author="User" w:initials="" w:date="2026-10-22T21:30:42Z">
-    <w:p>
-      <w:r>
-        <w:rPr>
-          <w:rStyle w:val="Refdecomentrio"/>
-        </w:rPr>
-        <w:annotationRef/>
-      </w:r>
-      <w:r>
-        <w:t>@claude for ERA count the total number of casas as the probables + confirmed, and exclude the discarded</w:t>
-      </w:r>
-    </w:p>
-  </w:comment>
-  <w:comment w:id="51" w:author="User" w:initials="" w:date="2026-10-22T21:31:37Z">
-    <w:p>
-      <w:r>
-        <w:rPr>
-          <w:rStyle w:val="Refdecomentrio"/>
-        </w:rPr>
-        <w:annotationRef/>
-      </w:r>
-      <w:r>
-        <w:t>@claude for ERA keep 2026 on the analyses, but ALWAYS make it clear that this year his it's limitations</w:t>
-      </w:r>
-    </w:p>
-  </w:comment>
-  <w:comment w:id="52" w:author="User" w:initials="" w:date="2026-10-22T21:32:30Z">
-    <w:p>
-      <w:r>
-        <w:rPr>
-          <w:rStyle w:val="Refdecomentrio"/>
-        </w:rPr>
-        <w:annotationRef/>
-      </w:r>
-      <w:r>
-        <w:t>@claude for ERA i want you to renumber and reorder everything having in mind the order that the images are citated</w:t>
-      </w:r>
-    </w:p>
-  </w:comment>
-  <w:comment w:id="53" w:author="User" w:initials="" w:date="2026-10-22T21:33:18Z">
-    <w:p>
-      <w:r>
-        <w:rPr>
-          <w:rStyle w:val="Refdecomentrio"/>
-        </w:rPr>
-        <w:annotationRef/>
-      </w:r>
-      <w:r>
-        <w:t>@claude for ERA follow all the coments from Galileu</w:t>
-      </w:r>
-    </w:p>
-  </w:comment>
-  <w:comment w:id="54" w:author="User" w:initials="" w:date="2026-10-22T21:35:11Z">
-    <w:p>
-      <w:r>
-        <w:rPr>
-          <w:rStyle w:val="Refdecomentrio"/>
-        </w:rPr>
-        <w:annotationRef/>
-      </w:r>
-      <w:r>
-        <w:t>@claude for ERA what should we do now?</w:t>
-      </w:r>
-    </w:p>
-  </w:comment>
-  <w:comment w:id="55" w:author="User" w:initials="" w:date="2026-10-22T21:35:44Z">
-    <w:p>
-      <w:r>
-        <w:rPr>
-          <w:rStyle w:val="Refdecomentrio"/>
-        </w:rPr>
-        <w:annotationRef/>
-      </w:r>
-      <w:r>
-        <w:t>@claude for ERA you can delete it if it doesn't break the logic and understandment of the text</w:t>
-      </w:r>
-    </w:p>
-  </w:comment>
-  <w:comment w:id="56" w:author="Claude for ERA" w:date="2026-10-22T22:20:40Z" w:initials="C">
-    <w:p>
-      <w:r>
-        <w:rPr>
-          <w:rStyle w:val="Refdecomentrio"/>
-        </w:rPr>
-        <w:annotationRef/>
-      </w:r>
-      <w:r>
-        <w:rPr>
-          <w:color w:val="000000"/>
-          <w:sz w:val="20"/>
-          <w:szCs w:val="20"/>
-        </w:rPr>
-        <w:t xml:space="preserve">Rechecked after the rerun. Every incidence value in the text is computed from the repository files and logged with its source (docs/manuscript/SYNC_LOG.md). Mean annual incidence of dengue: Goiás 1,783.7, the Federal District 1,693.6, Minas Gerais 1,539.0 per 100,000 (2016–2026, with 2026 annualized from January–September).</w:t>
-      </w:r>
-    </w:p>
-  </w:comment>
-  <w:comment w:id="57" w:author="Claude for ERA" w:date="2026-10-22T22:20:40Z" w:initials="C">
-    <w:p>
-      <w:r>
-        <w:rPr>
-          <w:rStyle w:val="Refdecomentrio"/>
-        </w:rPr>
-        <w:annotationRef/>
-      </w:r>
-      <w:r>
-        <w:rPr>
-          <w:color w:val="000000"/>
-          <w:sz w:val="20"/>
-          <w:szCs w:val="20"/>
-        </w:rPr>
-        <w:t xml:space="preserve">Reran as asked, on the corrected data. Moran’s I of the mean annual incidence with the new case definition: dengue 0.516 (p = 0.001), chikungunya 0.231 (p = 0.017; now significant, with high–high units in the Northeast) and Zika −0.105 (p = 0.243). The text and the legends take them from one file (outputs/geo_spatial_stats.xlsx, sheet Global_Moran). The mean annual incidence includes 2026, a partial year (January–September) annualized, and this is now stated wherever these statistics appear.</w:t>
-      </w:r>
-    </w:p>
-  </w:comment>
-  <w:comment w:id="58" w:author="Claude for ERA" w:date="2026-10-22T22:20:40Z" w:initials="C">
-    <w:p>
-      <w:r>
-        <w:rPr>
-          <w:rStyle w:val="Refdecomentrio"/>
-        </w:rPr>
-        <w:annotationRef/>
-      </w:r>
-      <w:r>
-        <w:rPr>
-          <w:color w:val="000000"/>
-          <w:sz w:val="20"/>
-          <w:szCs w:val="20"/>
-        </w:rPr>
-        <w:t xml:space="preserve">Done. Figures are numbered by the order in which the text first cites them (main figures 1–8, supplementary S1–S7), the legends follow that order, and the cross-references inside the legends were renumbered. Figure citations were removed from the Methods and the annual maps were added to the Results (they had never been cited). The figure files are copied under the new numbers in docs/manuscript/figures/ (the repository keeps its own file names); the mapping is in docs/manuscript/SYNC_LOG.md.</w:t>
-      </w:r>
-    </w:p>
-  </w:comment>
-  <w:comment w:id="59" w:author="Claude for ERA" w:date="2026-10-22T22:20:40Z" w:initials="C">
-    <w:p>
-      <w:r>
-        <w:rPr>
-          <w:rStyle w:val="Refdecomentrio"/>
-        </w:rPr>
-        <w:annotationRef/>
-      </w:r>
-      <w:r>
-        <w:rPr>
-          <w:color w:val="000000"/>
-          <w:sz w:val="20"/>
-          <w:szCs w:val="20"/>
-        </w:rPr>
-        <w:t xml:space="preserve">Went through each point. (1) Titles: the figures have no in-plot titles, only the panel names Dengue, Chikungunya and Zika. (2) Legend close to the figure: the keys sit inside each panel, next to the data. (3) Non-significant increases/decreases: in the maps and in the Kendall’s τ panel only p &lt; 0.05 carries colour; in the Sen’s slope panel (Figure 4B) the non-significant bars were coloured and are now grey. (4) One colour per virus: defined once (R/utils.R) and used in every figure, dengue red, chikungunya green, Zika blue; chikungunya was orange in several figures and green in others. The maps keep their symbol shapes and class colours, which do not encode the virus.</w:t>
-      </w:r>
-    </w:p>
-  </w:comment>
-  <w:comment w:id="60" w:author="Claude for ERA" w:date="2026-10-22T22:20:41Z" w:initials="C">
-    <w:p>
-      <w:r>
-        <w:rPr>
-          <w:rStyle w:val="Refdecomentrio"/>
-        </w:rPr>
-        <w:annotationRef/>
-      </w:r>
-      <w:r>
-        <w:rPr>
-          <w:color w:val="000000"/>
-          <w:sz w:val="20"/>
-          <w:szCs w:val="20"/>
-        </w:rPr>
-        <w:t xml:space="preserve">Updated with the new case definition: chikungunya incidence is highest in 2024 (124.2 per 100,000) and second in 2016 (117.3), and 2016 is included. The highest regional annual value is the Northeast in 2016 (380.5). The Ministry of Health data you mention are not part of this project, so the comparison with them could not be checked.</w:t>
-      </w:r>
-    </w:p>
-  </w:comment>
-  <w:comment w:id="61" w:author="Claude for ERA" w:date="2026-10-22T22:20:41Z" w:initials="C">
-    <w:p>
-      <w:r>
-        <w:rPr>
-          <w:rStyle w:val="Refdecomentrio"/>
-        </w:rPr>
-        <w:annotationRef/>
-      </w:r>
-      <w:r>
-        <w:rPr>
-          <w:color w:val="000000"/>
-          <w:sz w:val="20"/>
-          <w:szCs w:val="20"/>
-        </w:rPr>
-        <w:t xml:space="preserve">Updated: 624,457 men (cases of 2016–2026, discarded notifications excluded; 2026 is January–September).</w:t>
-      </w:r>
-    </w:p>
-  </w:comment>
-  <w:comment w:id="62" w:author="Claude for ERA" w:date="2026-10-22T22:20:41Z" w:initials="C">
-    <w:p>
-      <w:r>
-        <w:rPr>
-          <w:rStyle w:val="Refdecomentrio"/>
-        </w:rPr>
-        <w:annotationRef/>
-      </w:r>
-      <w:r>
-        <w:rPr>
-          <w:color w:val="000000"/>
-          <w:sz w:val="20"/>
-          <w:szCs w:val="20"/>
-        </w:rPr>
-        <w:t xml:space="preserve">Rechecked with the rebuilt tables (2016–2026): 559,539 hospitalized + 10,979,849 not hospitalized + 5,263,231 ignored or blank = 16,802,619 dengue cases. The ignored/blank group is a separate category, not part of “not hospitalized”.</w:t>
-      </w:r>
-    </w:p>
-  </w:comment>
-  <w:comment w:id="63" w:author="Claude for ERA" w:date="2026-10-22T22:20:41Z" w:initials="C">
-    <w:p>
-      <w:r>
-        <w:rPr>
-          <w:rStyle w:val="Refdecomentrio"/>
-        </w:rPr>
-        <w:annotationRef/>
-      </w:r>
-      <w:r>
-        <w:rPr>
-          <w:color w:val="000000"/>
-          <w:sz w:val="20"/>
-          <w:szCs w:val="20"/>
-        </w:rPr>
-        <w:t xml:space="preserve">Updated from the rebuilt tables (2016–2026): DENV-1 210,427, DENV-2 139,603, DENV-3 18,805, DENV-4 860; the serotype is missing in 97.8% of the cases.</w:t>
-      </w:r>
-    </w:p>
-  </w:comment>
-  <w:comment w:id="64" w:author="Claude for ERA" w:date="2026-10-22T22:20:41Z" w:initials="C">
-    <w:p>
-      <w:r>
-        <w:rPr>
-          <w:rStyle w:val="Refdecomentrio"/>
-        </w:rPr>
-        <w:annotationRef/>
-      </w:r>
-      <w:r>
-        <w:rPr>
-          <w:color w:val="000000"/>
-          <w:sz w:val="20"/>
-          <w:szCs w:val="20"/>
-        </w:rPr>
-        <w:t xml:space="preserve">Answer to “what should we do now”, which you approved: a pooled lagged model was added (FU and month fixed effects, lags 0–2 jointly, FU-clustered SE) and Results report its IRR per lag and the IRR of a change sustained over lags 0–2. In it the dengue effect is concentrated at lag 2 (IRR 1.37), chikungunya is borderline at lag 2 (p = 0.056) and Zika peaks at lag 1. The per-FU lagged models stay as the description of the heterogeneity. Both are unconstrained lag models, not DLNMs, and the DLNM was removed from the manuscript.</w:t>
-      </w:r>
-    </w:p>
-  </w:comment>
-  <w:comment w:id="65" w:author="Claude for ERA" w:date="2026-10-22T22:20:41Z" w:initials="C">
-    <w:p>
-      <w:r>
-        <w:rPr>
-          <w:rStyle w:val="Refdecomentrio"/>
-        </w:rPr>
-        <w:annotationRef/>
-      </w:r>
-      <w:r>
-        <w:rPr>
-          <w:color w:val="000000"/>
-          <w:sz w:val="20"/>
-          <w:szCs w:val="20"/>
-        </w:rPr>
-        <w:t xml:space="preserve">Applied as instructed: for the three diseases a case is now any notification not classified as discarded (confirmed + probable; inconclusive and under-investigation notifications are kept as probable). Dengue already worked this way. The pipeline was rerun (SINAN downloaded again on 2026-10-22; notifications dated after 2026-09-30 left out) and every number, figure and legend follows it. Chikungunya is now 1,599,784 cases and Zika 295,639 (discarded excluded: 846,972 and 263,816); the counts per year are in clinical_tables/discarded_counts.csv.</w:t>
-      </w:r>
-    </w:p>
-  </w:comment>
-  <w:comment w:id="66" w:author="Claude for ERA" w:date="2026-10-22T22:20:41Z" w:initials="C">
-    <w:p>
-      <w:r>
-        <w:rPr>
-          <w:rStyle w:val="Refdecomentrio"/>
-        </w:rPr>
-        <w:annotationRef/>
-      </w:r>
-      <w:r>
-        <w:rPr>
-          <w:color w:val="000000"/>
-          <w:sz w:val="20"/>
-          <w:szCs w:val="20"/>
-        </w:rPr>
-        <w:t xml:space="preserve">Done as you asked: discarded notifications are excluded from every analysis and table of the three diseases (chikungunya, code 5 and, in the early-2016 form, code 2; Zika, code 2, were the ones still included). The dengue files from 2022 on contain no discarded notifications. Excluding them leaves many empty state-months, so those are now zeros instead of missing months (the small Zika counts would otherwise have been annualized over the few months with cases); Espirito Santo 2021 (chikungunya and Zika), with no notification at all, stays missing. The classification panel of Figure 8 now shows confirmed, inconclusive and not yet classified (probable) cases.</w:t>
-      </w:r>
-    </w:p>
-  </w:comment>
-  <w:comment w:id="67" w:author="Claude for ERA" w:date="2026-10-22T22:20:41Z" w:initials="C">
-    <w:p>
-      <w:r>
-        <w:rPr>
-          <w:rStyle w:val="Refdecomentrio"/>
-        </w:rPr>
-        <w:annotationRef/>
-      </w:r>
-      <w:r>
-        <w:rPr>
-          <w:color w:val="000000"/>
-          <w:sz w:val="20"/>
-          <w:szCs w:val="20"/>
-        </w:rPr>
-        <w:t xml:space="preserve">Clarified and relabeled: the panel previously called ELISA is the dengue NS1 antigen result (SINAN field RESUL_NS1, matched by yearly counts) and is now titled that way in the figure (Figure 7A); Figure 7B is the IgM serology (RESUL_SORO). RT-PCR results exist in the clinical tables but are not plotted. Please confirm.</w:t>
-      </w:r>
-    </w:p>
-  </w:comment>
-  <w:comment w:id="68" w:author="Claude for ERA" w:date="2026-10-22T22:20:41Z" w:initials="C">
-    <w:p>
-      <w:r>
-        <w:rPr>
-          <w:rStyle w:val="Refdecomentrio"/>
-        </w:rPr>
-        <w:annotationRef/>
-      </w:r>
-      <w:r>
-        <w:rPr>
-          <w:color w:val="000000"/>
-          <w:sz w:val="20"/>
-          <w:szCs w:val="20"/>
-        </w:rPr>
-        <w:t xml:space="preserve">Removed. The DLNM no longer appears in the Methods, the Results or the Discussion; the pooled lagged model reports what it added. The analysis itself stays among the repository outputs. This thread is closed.</w:t>
-      </w:r>
-    </w:p>
-  </w:comment>
-  <w:comment w:id="69" w:author="Claude for ERA" w:date="2026-10-22T22:20:41Z" w:initials="C">
-    <w:p>
-      <w:r>
-        <w:rPr>
-          <w:rStyle w:val="Refdecomentrio"/>
-        </w:rPr>
-        <w:annotationRef/>
-      </w:r>
-      <w:r>
-        <w:rPr>
-          <w:color w:val="000000"/>
-          <w:sz w:val="20"/>
-          <w:szCs w:val="20"/>
-        </w:rPr>
-        <w:t xml:space="preserve">Kept 2026 in the analyses as you asked, and every place that uses it now says so: the abstract, the Methods (2.1, 2.3 to 2.6, 2.8), Results 3.1, 3.2 and 3.5, the Discussion, the limitations, the conclusion and the legends of the figures that include 2026 state that 2026 is a partial year (January–September), annualized ×12/9, which overstates it. A check in the build fails if a paragraph mentions 2026 without that statement. This thread is closed.</w:t>
+        <w:t>Updated: 624,457 men (cases of 2016–2026, discarded notifications excluded; 2026 is January–September).</w:t>
       </w:r>
     </w:p>
   </w:comment>
@@ -4708,208 +6378,28 @@
 
 <file path=word/commentsExtended.xml><?xml version="1.0" encoding="utf-8"?>
 <w15:commentsEx xmlns:wpc="http://schemas.microsoft.com/office/word/2010/wordprocessingCanvas" xmlns:cx="http://schemas.microsoft.com/office/drawing/2014/chartex" xmlns:cx1="http://schemas.microsoft.com/office/drawing/2015/9/8/chartex" xmlns:cx2="http://schemas.microsoft.com/office/drawing/2015/10/21/chartex" xmlns:cx3="http://schemas.microsoft.com/office/drawing/2016/5/9/chartex" xmlns:cx4="http://schemas.microsoft.com/office/drawing/2016/5/10/chartex" xmlns:cx5="http://schemas.microsoft.com/office/drawing/2016/5/11/chartex" xmlns:cx6="http://schemas.microsoft.com/office/drawing/2016/5/12/chartex" xmlns:cx7="http://schemas.microsoft.com/office/drawing/2016/5/13/chartex" xmlns:cx8="http://schemas.microsoft.com/office/drawing/2016/5/14/chartex" xmlns:mc="http://schemas.openxmlformats.org/markup-compatibility/2006" xmlns:aink="http://schemas.microsoft.com/office/drawing/2016/ink" xmlns:am3d="http://schemas.microsoft.com/office/drawing/2017/model3d" xmlns:o="urn:schemas-microsoft-com:office:office" xmlns:oel="http://schemas.microsoft.com/office/2019/extlst" xmlns:r="http://schemas.openxmlformats.org/officeDocument/2006/relationships" xmlns:m="http://schemas.openxmlformats.org/officeDocument/2006/math" xmlns:v="urn:schemas-microsoft-com:vml" xmlns:wp14="http://schemas.microsoft.com/office/word/2010/wordprocessingDrawing" xmlns:wp="http://schemas.openxmlformats.org/drawingml/2006/wordprocessingDrawing" xmlns:w10="urn:schemas-microsoft-com:office:word" xmlns:w="http://schemas.openxmlformats.org/wordprocessingml/2006/main" xmlns:w14="http://schemas.microsoft.com/office/word/2010/wordml" xmlns:w15="http://schemas.microsoft.com/office/word/2012/wordml" xmlns:w16cex="http://schemas.microsoft.com/office/word/2018/wordml/cex" xmlns:w16cid="http://schemas.microsoft.com/office/word/2016/wordml/cid" xmlns:w16="http://schemas.microsoft.com/office/word/2018/wordml" xmlns:w16du="http://schemas.microsoft.com/office/word/2023/wordml/word16du" xmlns:w16sdtdh="http://schemas.microsoft.com/office/word/2020/wordml/sdtdatahash" xmlns:w16sdtfl="http://schemas.microsoft.com/office/word/2024/wordml/sdtformatlock" xmlns:w16se="http://schemas.microsoft.com/office/word/2015/wordml/symex" xmlns:wpg="http://schemas.microsoft.com/office/word/2010/wordprocessingGroup" xmlns:wpi="http://schemas.microsoft.com/office/word/2010/wordprocessingInk" xmlns:wne="http://schemas.microsoft.com/office/word/2006/wordml" xmlns:wps="http://schemas.microsoft.com/office/word/2010/wordprocessingShape" mc:Ignorable="w14 w15 w16se w16cid w16 w16cex w16sdtdh w16sdtfl w16du wp14">
-  <w15:commentEx w15:paraId="42BE21C2" w15:done="1"/>
-  <w15:commentEx w15:paraId="07569D86" w15:done="0"/>
-  <w15:commentEx w15:paraId="2587F65F" w15:done="0"/>
-  <w15:commentEx w15:paraId="6A6E3EBD" w15:done="0"/>
-  <w15:commentEx w15:paraId="723FD103" w15:done="1"/>
-  <w15:commentEx w15:paraId="50199CE9" w15:done="1"/>
-  <w15:commentEx w15:paraId="0BC73C84" w15:done="1"/>
-  <w15:commentEx w15:paraId="1CE58F3A" w15:done="1"/>
-  <w15:commentEx w15:paraId="5EF42AF6" w15:done="1"/>
-  <w15:commentEx w15:paraId="1817509C" w15:done="1"/>
-  <w15:commentEx w15:paraId="1C4F5615" w15:done="1"/>
-  <w15:commentEx w15:paraId="27392307" w15:done="1"/>
-  <w15:commentEx w15:paraId="2D815109" w15:done="0"/>
-  <w15:commentEx w15:paraId="0E974DE4" w15:done="1"/>
-  <w15:commentEx w15:paraId="1BDDBFB5" w15:done="0"/>
-  <w15:commentEx w15:paraId="0E2D2B90" w15:done="0"/>
-  <w15:commentEx w15:paraId="4D2C8431" w15:done="1"/>
-  <w15:commentEx w15:paraId="3ACDF990" w15:done="1"/>
-  <w15:commentEx w15:paraId="654F1A63" w15:done="1"/>
-  <w15:commentEx w15:paraId="3C425073" w15:done="0"/>
-  <w15:commentEx w15:paraId="323D5592" w15:done="1"/>
-  <w15:commentEx w15:paraId="6C6E45A2" w15:done="0"/>
-  <w15:commentEx w15:paraId="3A9E9D90" w15:done="1"/>
-  <w15:commentEx w15:paraId="22F4E144" w15:done="0" w15:paraIdParent="42BE21C2"/>
-  <w15:commentEx w15:paraId="0C750AC4" w15:done="0" w15:paraIdParent="07569D86"/>
-  <w15:commentEx w15:paraId="48AE2EAE" w15:done="0" w15:paraIdParent="2587F65F"/>
-  <w15:commentEx w15:paraId="793C831A" w15:done="0" w15:paraIdParent="6A6E3EBD"/>
-  <w15:commentEx w15:paraId="5E10A2C1" w15:done="0" w15:paraIdParent="723FD103"/>
-  <w15:commentEx w15:paraId="74A6DE64" w15:done="0" w15:paraIdParent="50199CE9"/>
-  <w15:commentEx w15:paraId="1ABE4F33" w15:done="0" w15:paraIdParent="0BC73C84"/>
-  <w15:commentEx w15:paraId="799165F8" w15:done="0" w15:paraIdParent="1CE58F3A"/>
-  <w15:commentEx w15:paraId="287F39D8" w15:done="0" w15:paraIdParent="5EF42AF6"/>
-  <w15:commentEx w15:paraId="17AD9698" w15:done="0" w15:paraIdParent="1817509C"/>
-  <w15:commentEx w15:paraId="1C7406E4" w15:done="0" w15:paraIdParent="1C4F5615"/>
-  <w15:commentEx w15:paraId="75761230" w15:done="0" w15:paraIdParent="27392307"/>
-  <w15:commentEx w15:paraId="640FDEC6" w15:done="0" w15:paraIdParent="2D815109"/>
-  <w15:commentEx w15:paraId="761BE820" w15:done="0" w15:paraIdParent="0E974DE4"/>
-  <w15:commentEx w15:paraId="73C82DDA" w15:done="0" w15:paraIdParent="1BDDBFB5"/>
-  <w15:commentEx w15:paraId="3E622D56" w15:done="0" w15:paraIdParent="0E2D2B90"/>
-  <w15:commentEx w15:paraId="284ED12B" w15:done="0" w15:paraIdParent="4D2C8431"/>
-  <w15:commentEx w15:paraId="5AF41945" w15:done="0" w15:paraIdParent="3ACDF990"/>
-  <w15:commentEx w15:paraId="4C73C32B" w15:done="0" w15:paraIdParent="654F1A63"/>
-  <w15:commentEx w15:paraId="169FAE1C" w15:done="0" w15:paraIdParent="07569D86"/>
-  <w15:commentEx w15:paraId="19A2D0B4" w15:done="0" w15:paraIdParent="0E2D2B90"/>
-  <w15:commentEx w15:paraId="36C9F970" w15:done="0" w15:paraIdParent="1BDDBFB5"/>
-  <w15:commentEx w15:paraId="7BA19284" w15:done="1" w15:paraIdParent="3A9E9D90"/>
-  <w15:commentEx w15:paraId="0BFF1893" w15:done="0" w15:paraIdParent="2587F65F"/>
-  <w15:commentEx w15:paraId="7E31D5DA" w15:done="0" w15:paraIdParent="6A6E3EBD"/>
-  <w15:commentEx w15:paraId="40D63EE1" w15:done="0" w15:paraIdParent="2D815109"/>
-  <w15:commentEx w15:paraId="5998253B" w15:done="1" w15:paraIdParent="323D5592"/>
-  <w15:commentEx w15:paraId="45E9C025" w15:paraIdParent="42BE21C2" w15:done="0"/>
-  <w15:commentEx w15:paraId="31434042" w15:paraIdParent="07569D86" w15:done="0"/>
-  <w15:commentEx w15:paraId="6D074465" w15:paraIdParent="2587F65F" w15:done="0"/>
-  <w15:commentEx w15:paraId="01628552" w15:paraIdParent="6A6E3EBD" w15:done="0"/>
-  <w15:commentEx w15:paraId="30CA33A6" w15:paraIdParent="0BC73C84" w15:done="0"/>
-  <w15:commentEx w15:paraId="28354E01" w15:paraIdParent="5EF42AF6" w15:done="0"/>
-  <w15:commentEx w15:paraId="52514C91" w15:paraIdParent="1817509C" w15:done="0"/>
-  <w15:commentEx w15:paraId="3DAD6A65" w15:paraIdParent="1C4F5615" w15:done="0"/>
-  <w15:commentEx w15:paraId="33ED2C93" w15:paraIdParent="2D815109" w15:done="0"/>
-  <w15:commentEx w15:paraId="7446F5CB" w15:paraIdParent="1BDDBFB5" w15:done="0"/>
-  <w15:commentEx w15:paraId="02524291" w15:paraIdParent="0E2D2B90" w15:done="0"/>
-  <w15:commentEx w15:paraId="57342C2B" w15:paraIdParent="3ACDF990" w15:done="0"/>
-  <w15:commentEx w15:paraId="4B15DEEF" w15:paraIdParent="323D5592" w15:done="1"/>
-  <w15:commentEx w15:paraId="07EC9239" w15:paraIdParent="3A9E9D90" w15:done="1"/>
+  <w15:commentEx w15:paraId="3FABDEB3" w15:done="1"/>
+  <w15:commentEx w15:paraId="156C7F2C" w15:done="0"/>
+  <w15:commentEx w15:paraId="362AEDFE" w15:done="0" w15:paraIdParent="3FABDEB3"/>
+  <w15:commentEx w15:paraId="30605E06" w15:done="0" w15:paraIdParent="3FABDEB3"/>
 </w15:commentsEx>
 </file>
 
 <file path=word/commentsExtensible.xml><?xml version="1.0" encoding="utf-8"?>
 <w16cex:commentsExtensible xmlns:wpc="http://schemas.microsoft.com/office/word/2010/wordprocessingCanvas" xmlns:cx="http://schemas.microsoft.com/office/drawing/2014/chartex" xmlns:cx1="http://schemas.microsoft.com/office/drawing/2015/9/8/chartex" xmlns:cx2="http://schemas.microsoft.com/office/drawing/2015/10/21/chartex" xmlns:cx3="http://schemas.microsoft.com/office/drawing/2016/5/9/chartex" xmlns:cx4="http://schemas.microsoft.com/office/drawing/2016/5/10/chartex" xmlns:cx5="http://schemas.microsoft.com/office/drawing/2016/5/11/chartex" xmlns:cx6="http://schemas.microsoft.com/office/drawing/2016/5/12/chartex" xmlns:cx7="http://schemas.microsoft.com/office/drawing/2016/5/13/chartex" xmlns:cx8="http://schemas.microsoft.com/office/drawing/2016/5/14/chartex" xmlns:mc="http://schemas.openxmlformats.org/markup-compatibility/2006" xmlns:aink="http://schemas.microsoft.com/office/drawing/2016/ink" xmlns:am3d="http://schemas.microsoft.com/office/drawing/2017/model3d" xmlns:o="urn:schemas-microsoft-com:office:office" xmlns:oel="http://schemas.microsoft.com/office/2019/extlst" xmlns:r="http://schemas.openxmlformats.org/officeDocument/2006/relationships" xmlns:m="http://schemas.openxmlformats.org/officeDocument/2006/math" xmlns:v="urn:schemas-microsoft-com:vml" xmlns:wp14="http://schemas.microsoft.com/office/word/2010/wordprocessingDrawing" xmlns:wp="http://schemas.openxmlformats.org/drawingml/2006/wordprocessingDrawing" xmlns:w10="urn:schemas-microsoft-com:office:word" xmlns:w="http://schemas.openxmlformats.org/wordprocessingml/2006/main" xmlns:w14="http://schemas.microsoft.com/office/word/2010/wordml" xmlns:w15="http://schemas.microsoft.com/office/word/2012/wordml" xmlns:w16cex="http://schemas.microsoft.com/office/word/2018/wordml/cex" xmlns:w16cid="http://schemas.microsoft.com/office/word/2016/wordml/cid" xmlns:w16="http://schemas.microsoft.com/office/word/2018/wordml" xmlns:w16du="http://schemas.microsoft.com/office/word/2023/wordml/word16du" xmlns:w16sdtdh="http://schemas.microsoft.com/office/word/2020/wordml/sdtdatahash" xmlns:w16sdtfl="http://schemas.microsoft.com/office/word/2024/wordml/sdtformatlock" xmlns:w16se="http://schemas.microsoft.com/office/word/2015/wordml/symex" xmlns:wpg="http://schemas.microsoft.com/office/word/2010/wordprocessingGroup" xmlns:wpi="http://schemas.microsoft.com/office/word/2010/wordprocessingInk" xmlns:wne="http://schemas.microsoft.com/office/word/2006/wordml" xmlns:wps="http://schemas.microsoft.com/office/word/2010/wordprocessingShape" mc:Ignorable="w14 w15 w16se w16cid w16 w16cex w16sdtdh w16sdtfl w16du wp14">
-  <w16cex:commentExtensible w16cex:durableId="04E486C1" w16cex:dateUtc="2026-10-09T09:37:00Z"/>
-  <w16cex:commentExtensible w16cex:durableId="5C8E2D53" w16cex:dateUtc="2026-10-09T09:46:00Z"/>
-  <w16cex:commentExtensible w16cex:durableId="03E9D38A" w16cex:dateUtc="2026-10-08T14:46:00Z"/>
-  <w16cex:commentExtensible w16cex:durableId="5AC80BF6" w16cex:dateUtc="2026-10-08T14:49:00Z"/>
-  <w16cex:commentExtensible w16cex:durableId="4D65CBDB" w16cex:dateUtc="2026-10-08T14:50:00Z"/>
-  <w16cex:commentExtensible w16cex:durableId="60AA4803" w16cex:dateUtc="2026-10-08T14:53:00Z"/>
-  <w16cex:commentExtensible w16cex:durableId="4750D0B6" w16cex:dateUtc="2026-10-05T15:38:00Z"/>
-  <w16cex:commentExtensible w16cex:durableId="0838AC23" w16cex:dateUtc="2026-10-08T14:44:00Z"/>
-  <w16cex:commentExtensible w16cex:durableId="458C699D" w16cex:dateUtc="2026-10-08T14:45:00Z"/>
-  <w16cex:commentExtensible w16cex:durableId="418E6AE1" w16cex:dateUtc="2026-10-06T14:44:00Z"/>
-  <w16cex:commentExtensible w16cex:durableId="3DC72FB9" w16cex:dateUtc="2026-10-06T14:53:00Z"/>
-  <w16cex:commentExtensible w16cex:durableId="4F4B93CB" w16cex:dateUtc="2026-10-08T15:03:00Z"/>
-  <w16cex:commentExtensible w16cex:durableId="6A427817" w16cex:dateUtc="2026-10-09T09:51:00Z"/>
-  <w16cex:commentExtensible w16cex:durableId="49CE203A" w16cex:dateUtc="2026-10-09T09:19:00Z"/>
-  <w16cex:commentExtensible w16cex:durableId="7240903E" w16cex:dateUtc="2026-10-09T09:21:00Z"/>
-  <w16cex:commentExtensible w16cex:durableId="425895F2" w16cex:dateUtc="2026-10-09T09:14:00Z"/>
-  <w16cex:commentExtensible w16cex:durableId="512DF0B0" w16cex:dateUtc="2026-10-05T09:50:00Z"/>
-  <w16cex:commentExtensible w16cex:durableId="2E31CC8A" w16cex:dateUtc="2026-10-05T10:48:00Z"/>
-  <w16cex:commentExtensible w16cex:durableId="6742879E" w16cex:dateUtc="2026-10-09T09:27:00Z"/>
-  <w16cex:commentExtensible w16cex:durableId="251E0460" w16cex:dateUtc="2026-10-22T00:15:05Z"/>
-  <w16cex:commentExtensible w16cex:durableId="504D05A9" w16cex:dateUtc="2026-10-22T00:15:05Z"/>
-  <w16cex:commentExtensible w16cex:durableId="6FB251A6" w16cex:dateUtc="2026-10-22T00:15:05Z"/>
-  <w16cex:commentExtensible w16cex:durableId="7FD327A8" w16cex:dateUtc="2026-10-22T00:15:05Z"/>
-  <w16cex:commentExtensible w16cex:durableId="4D87FA9E" w16cex:dateUtc="2026-10-22T00:15:03Z"/>
-  <w16cex:commentExtensible w16cex:durableId="3EBC0D00" w16cex:dateUtc="2026-10-22T00:15:04Z"/>
-  <w16cex:commentExtensible w16cex:durableId="30267AB6" w16cex:dateUtc="2026-10-22T00:15:04Z"/>
-  <w16cex:commentExtensible w16cex:durableId="76416459" w16cex:dateUtc="2026-10-22T00:15:04Z"/>
-  <w16cex:commentExtensible w16cex:durableId="77E5A4DF" w16cex:dateUtc="2026-10-22T00:15:04Z"/>
-  <w16cex:commentExtensible w16cex:durableId="65379FF0" w16cex:dateUtc="2026-10-22T00:15:04Z"/>
-  <w16cex:commentExtensible w16cex:durableId="131DD270" w16cex:dateUtc="2026-10-22T00:15:04Z"/>
-  <w16cex:commentExtensible w16cex:durableId="35E2589F" w16cex:dateUtc="2026-10-22T00:15:04Z"/>
-  <w16cex:commentExtensible w16cex:durableId="719B80FD" w16cex:dateUtc="2026-10-22T00:15:04Z"/>
-  <w16cex:commentExtensible w16cex:durableId="47632F3A" w16cex:dateUtc="2026-10-22T00:15:04Z"/>
-  <w16cex:commentExtensible w16cex:durableId="09142897" w16cex:dateUtc="2026-10-22T00:15:04Z"/>
-  <w16cex:commentExtensible w16cex:durableId="7BBEDADF" w16cex:dateUtc="2026-10-22T00:15:04Z"/>
-  <w16cex:commentExtensible w16cex:durableId="29751F7D" w16cex:dateUtc="2026-10-22T00:15:04Z"/>
-  <w16cex:commentExtensible w16cex:durableId="57B88C19" w16cex:dateUtc="2026-10-22T00:15:04Z"/>
-  <w16cex:commentExtensible w16cex:durableId="06AD9208" w16cex:dateUtc="2026-10-22T00:15:04Z"/>
-  <w16cex:commentExtensible w16cex:durableId="7CD3DB69" w16cex:dateUtc="2026-10-22T00:15:04Z"/>
-  <w16cex:commentExtensible w16cex:durableId="3E1C0418" w16cex:dateUtc="2026-10-22T00:15:04Z"/>
-  <w16cex:commentExtensible w16cex:durableId="3C72B83E" w16cex:dateUtc="2026-10-22T00:15:04Z"/>
-  <w16cex:commentExtensible w16cex:durableId="507E817E" w16cex:dateUtc="2026-10-22T00:15:04Z"/>
-  <w16cex:commentExtensible w16cex:durableId="54265A2B" w16cex:dateUtc="2026-10-22T21:29:12Z"/>
-  <w16cex:commentExtensible w16cex:durableId="181D94B1" w16cex:dateUtc="2026-10-22T21:29:36Z"/>
-  <w16cex:commentExtensible w16cex:durableId="74EBCD1E" w16cex:dateUtc="2026-10-22T21:30:42Z"/>
-  <w16cex:commentExtensible w16cex:durableId="4F2A1190" w16cex:dateUtc="2026-10-22T21:31:37Z"/>
-  <w16cex:commentExtensible w16cex:durableId="77E89399" w16cex:dateUtc="2026-10-22T21:32:30Z"/>
-  <w16cex:commentExtensible w16cex:durableId="502B2853" w16cex:dateUtc="2026-10-22T21:33:18Z"/>
-  <w16cex:commentExtensible w16cex:durableId="3C6E0B58" w16cex:dateUtc="2026-10-22T21:35:11Z"/>
-  <w16cex:commentExtensible w16cex:durableId="4DF677A5" w16cex:dateUtc="2026-10-22T21:35:44Z"/>
-  <w16cex:commentExtensible w16cex:durableId="7B70717C" w16cex:dateUtc="2026-10-22T22:20:40Z"/>
-  <w16cex:commentExtensible w16cex:durableId="4A487E4B" w16cex:dateUtc="2026-10-22T22:20:40Z"/>
-  <w16cex:commentExtensible w16cex:durableId="7C4CFD68" w16cex:dateUtc="2026-10-22T22:20:40Z"/>
-  <w16cex:commentExtensible w16cex:durableId="7D707B30" w16cex:dateUtc="2026-10-22T22:20:40Z"/>
-  <w16cex:commentExtensible w16cex:durableId="33C2D0DD" w16cex:dateUtc="2026-10-22T22:20:41Z"/>
-  <w16cex:commentExtensible w16cex:durableId="51AFA5AA" w16cex:dateUtc="2026-10-22T22:20:41Z"/>
-  <w16cex:commentExtensible w16cex:durableId="1DD9E3B7" w16cex:dateUtc="2026-10-22T22:20:41Z"/>
-  <w16cex:commentExtensible w16cex:durableId="33137B7E" w16cex:dateUtc="2026-10-22T22:20:41Z"/>
-  <w16cex:commentExtensible w16cex:durableId="000439D8" w16cex:dateUtc="2026-10-22T22:20:41Z"/>
-  <w16cex:commentExtensible w16cex:durableId="1C1F068F" w16cex:dateUtc="2026-10-22T22:20:41Z"/>
-  <w16cex:commentExtensible w16cex:durableId="06E60F0F" w16cex:dateUtc="2026-10-22T22:20:41Z"/>
-  <w16cex:commentExtensible w16cex:durableId="4FF575F2" w16cex:dateUtc="2026-10-22T22:20:41Z"/>
-  <w16cex:commentExtensible w16cex:durableId="508AD052" w16cex:dateUtc="2026-10-22T22:20:41Z"/>
-  <w16cex:commentExtensible w16cex:durableId="0F61EF76" w16cex:dateUtc="2026-10-22T22:20:41Z"/>
+  <w16cex:commentExtensible w16cex:durableId="12DA153F" w16cex:dateUtc="2026-10-08T14:45:00Z"/>
+  <w16cex:commentExtensible w16cex:durableId="4BBA4491" w16cex:dateUtc="2026-10-22T00:15:05Z"/>
+  <w16cex:commentExtensible w16cex:durableId="69FC4500" w16cex:dateUtc="2026-10-22T00:15:04Z"/>
+  <w16cex:commentExtensible w16cex:durableId="47E383FA" w16cex:dateUtc="2026-10-22T22:20:41Z"/>
 </w16cex:commentsExtensible>
 </file>
 
 <file path=word/commentsIds.xml><?xml version="1.0" encoding="utf-8"?>
 <w16cid:commentsIds xmlns:wpc="http://schemas.microsoft.com/office/word/2010/wordprocessingCanvas" xmlns:cx="http://schemas.microsoft.com/office/drawing/2014/chartex" xmlns:cx1="http://schemas.microsoft.com/office/drawing/2015/9/8/chartex" xmlns:cx2="http://schemas.microsoft.com/office/drawing/2015/10/21/chartex" xmlns:cx3="http://schemas.microsoft.com/office/drawing/2016/5/9/chartex" xmlns:cx4="http://schemas.microsoft.com/office/drawing/2016/5/10/chartex" xmlns:cx5="http://schemas.microsoft.com/office/drawing/2016/5/11/chartex" xmlns:cx6="http://schemas.microsoft.com/office/drawing/2016/5/12/chartex" xmlns:cx7="http://schemas.microsoft.com/office/drawing/2016/5/13/chartex" xmlns:cx8="http://schemas.microsoft.com/office/drawing/2016/5/14/chartex" xmlns:mc="http://schemas.openxmlformats.org/markup-compatibility/2006" xmlns:aink="http://schemas.microsoft.com/office/drawing/2016/ink" xmlns:am3d="http://schemas.microsoft.com/office/drawing/2017/model3d" xmlns:o="urn:schemas-microsoft-com:office:office" xmlns:oel="http://schemas.microsoft.com/office/2019/extlst" xmlns:r="http://schemas.openxmlformats.org/officeDocument/2006/relationships" xmlns:m="http://schemas.openxmlformats.org/officeDocument/2006/math" xmlns:v="urn:schemas-microsoft-com:vml" xmlns:wp14="http://schemas.microsoft.com/office/word/2010/wordprocessingDrawing" xmlns:wp="http://schemas.openxmlformats.org/drawingml/2006/wordprocessingDrawing" xmlns:w10="urn:schemas-microsoft-com:office:word" xmlns:w="http://schemas.openxmlformats.org/wordprocessingml/2006/main" xmlns:w14="http://schemas.microsoft.com/office/word/2010/wordml" xmlns:w15="http://schemas.microsoft.com/office/word/2012/wordml" xmlns:w16cex="http://schemas.microsoft.com/office/word/2018/wordml/cex" xmlns:w16cid="http://schemas.microsoft.com/office/word/2016/wordml/cid" xmlns:w16="http://schemas.microsoft.com/office/word/2018/wordml" xmlns:w16du="http://schemas.microsoft.com/office/word/2023/wordml/word16du" xmlns:w16sdtdh="http://schemas.microsoft.com/office/word/2020/wordml/sdtdatahash" xmlns:w16sdtfl="http://schemas.microsoft.com/office/word/2024/wordml/sdtformatlock" xmlns:w16se="http://schemas.microsoft.com/office/word/2015/wordml/symex" xmlns:wpg="http://schemas.microsoft.com/office/word/2010/wordprocessingGroup" xmlns:wpi="http://schemas.microsoft.com/office/word/2010/wordprocessingInk" xmlns:wne="http://schemas.microsoft.com/office/word/2006/wordml" xmlns:wps="http://schemas.microsoft.com/office/word/2010/wordprocessingShape" mc:Ignorable="w14 w15 w16se w16cid w16 w16cex w16sdtdh w16sdtfl w16du wp14">
-  <w16cid:commentId w16cid:paraId="42BE21C2" w16cid:durableId="04E486C1"/>
-  <w16cid:commentId w16cid:paraId="07569D86" w16cid:durableId="5C8E2D53"/>
-  <w16cid:commentId w16cid:paraId="2587F65F" w16cid:durableId="03E9D38A"/>
-  <w16cid:commentId w16cid:paraId="6A6E3EBD" w16cid:durableId="5AC80BF6"/>
-  <w16cid:commentId w16cid:paraId="723FD103" w16cid:durableId="4D65CBDB"/>
-  <w16cid:commentId w16cid:paraId="50199CE9" w16cid:durableId="60AA4803"/>
-  <w16cid:commentId w16cid:paraId="0BC73C84" w16cid:durableId="4750D0B6"/>
-  <w16cid:commentId w16cid:paraId="1CE58F3A" w16cid:durableId="0838AC23"/>
-  <w16cid:commentId w16cid:paraId="5EF42AF6" w16cid:durableId="458C699D"/>
-  <w16cid:commentId w16cid:paraId="1817509C" w16cid:durableId="418E6AE1"/>
-  <w16cid:commentId w16cid:paraId="1C4F5615" w16cid:durableId="3DC72FB9"/>
-  <w16cid:commentId w16cid:paraId="27392307" w16cid:durableId="4F4B93CB"/>
-  <w16cid:commentId w16cid:paraId="2D815109" w16cid:durableId="6A427817"/>
-  <w16cid:commentId w16cid:paraId="0E974DE4" w16cid:durableId="49CE203A"/>
-  <w16cid:commentId w16cid:paraId="1BDDBFB5" w16cid:durableId="7240903E"/>
-  <w16cid:commentId w16cid:paraId="0E2D2B90" w16cid:durableId="425895F2"/>
-  <w16cid:commentId w16cid:paraId="4D2C8431" w16cid:durableId="512DF0B0"/>
-  <w16cid:commentId w16cid:paraId="3ACDF990" w16cid:durableId="2E31CC8A"/>
-  <w16cid:commentId w16cid:paraId="654F1A63" w16cid:durableId="6742879E"/>
-  <w16cid:commentId w16cid:paraId="3C425073" w16cid:durableId="251E0460"/>
-  <w16cid:commentId w16cid:paraId="323D5592" w16cid:durableId="504D05A9"/>
-  <w16cid:commentId w16cid:paraId="6C6E45A2" w16cid:durableId="6FB251A6"/>
-  <w16cid:commentId w16cid:paraId="3A9E9D90" w16cid:durableId="7FD327A8"/>
-  <w16cid:commentId w16cid:paraId="22F4E144" w16cid:durableId="4D87FA9E"/>
-  <w16cid:commentId w16cid:paraId="0C750AC4" w16cid:durableId="3EBC0D00"/>
-  <w16cid:commentId w16cid:paraId="48AE2EAE" w16cid:durableId="30267AB6"/>
-  <w16cid:commentId w16cid:paraId="793C831A" w16cid:durableId="76416459"/>
-  <w16cid:commentId w16cid:paraId="5E10A2C1" w16cid:durableId="77E5A4DF"/>
-  <w16cid:commentId w16cid:paraId="74A6DE64" w16cid:durableId="65379FF0"/>
-  <w16cid:commentId w16cid:paraId="1ABE4F33" w16cid:durableId="131DD270"/>
-  <w16cid:commentId w16cid:paraId="799165F8" w16cid:durableId="35E2589F"/>
-  <w16cid:commentId w16cid:paraId="287F39D8" w16cid:durableId="719B80FD"/>
-  <w16cid:commentId w16cid:paraId="17AD9698" w16cid:durableId="47632F3A"/>
-  <w16cid:commentId w16cid:paraId="1C7406E4" w16cid:durableId="09142897"/>
-  <w16cid:commentId w16cid:paraId="75761230" w16cid:durableId="7BBEDADF"/>
-  <w16cid:commentId w16cid:paraId="640FDEC6" w16cid:durableId="29751F7D"/>
-  <w16cid:commentId w16cid:paraId="761BE820" w16cid:durableId="57B88C19"/>
-  <w16cid:commentId w16cid:paraId="73C82DDA" w16cid:durableId="06AD9208"/>
-  <w16cid:commentId w16cid:paraId="3E622D56" w16cid:durableId="7CD3DB69"/>
-  <w16cid:commentId w16cid:paraId="284ED12B" w16cid:durableId="3E1C0418"/>
-  <w16cid:commentId w16cid:paraId="5AF41945" w16cid:durableId="3C72B83E"/>
-  <w16cid:commentId w16cid:paraId="4C73C32B" w16cid:durableId="507E817E"/>
-  <w16cid:commentId w16cid:paraId="169FAE1C" w16cid:durableId="54265A2B"/>
-  <w16cid:commentId w16cid:paraId="19A2D0B4" w16cid:durableId="181D94B1"/>
-  <w16cid:commentId w16cid:paraId="36C9F970" w16cid:durableId="74EBCD1E"/>
-  <w16cid:commentId w16cid:paraId="7BA19284" w16cid:durableId="4F2A1190"/>
-  <w16cid:commentId w16cid:paraId="0BFF1893" w16cid:durableId="77E89399"/>
-  <w16cid:commentId w16cid:paraId="7E31D5DA" w16cid:durableId="502B2853"/>
-  <w16cid:commentId w16cid:paraId="40D63EE1" w16cid:durableId="3C6E0B58"/>
-  <w16cid:commentId w16cid:paraId="5998253B" w16cid:durableId="4DF677A5"/>
-  <w16cid:commentId w16cid:paraId="45E9C025" w16cid:durableId="7B70717C"/>
-  <w16cid:commentId w16cid:paraId="31434042" w16cid:durableId="4A487E4B"/>
-  <w16cid:commentId w16cid:paraId="6D074465" w16cid:durableId="7C4CFD68"/>
-  <w16cid:commentId w16cid:paraId="01628552" w16cid:durableId="7D707B30"/>
-  <w16cid:commentId w16cid:paraId="30CA33A6" w16cid:durableId="33C2D0DD"/>
-  <w16cid:commentId w16cid:paraId="28354E01" w16cid:durableId="51AFA5AA"/>
-  <w16cid:commentId w16cid:paraId="52514C91" w16cid:durableId="1DD9E3B7"/>
-  <w16cid:commentId w16cid:paraId="3DAD6A65" w16cid:durableId="33137B7E"/>
-  <w16cid:commentId w16cid:paraId="33ED2C93" w16cid:durableId="000439D8"/>
-  <w16cid:commentId w16cid:paraId="7446F5CB" w16cid:durableId="1C1F068F"/>
-  <w16cid:commentId w16cid:paraId="02524291" w16cid:durableId="06E60F0F"/>
-  <w16cid:commentId w16cid:paraId="57342C2B" w16cid:durableId="4FF575F2"/>
-  <w16cid:commentId w16cid:paraId="4B15DEEF" w16cid:durableId="508AD052"/>
-  <w16cid:commentId w16cid:paraId="07EC9239" w16cid:durableId="0F61EF76"/>
+  <w16cid:commentId w16cid:paraId="3FABDEB3" w16cid:durableId="12DA153F"/>
+  <w16cid:commentId w16cid:paraId="156C7F2C" w16cid:durableId="4BBA4491"/>
+  <w16cid:commentId w16cid:paraId="362AEDFE" w16cid:durableId="69FC4500"/>
+  <w16cid:commentId w16cid:paraId="30605E06" w16cid:durableId="47E383FA"/>
 </w16cid:commentsIds>
 </file>
 
@@ -4939,7 +6429,7 @@
 </file>
 
 <file path=word/footer3.xml><?xml version="1.0" encoding="utf-8"?>
-<w:ftr xmlns:w="http://schemas.openxmlformats.org/wordprocessingml/2006/main" xmlns:r="http://schemas.openxmlformats.org/officeDocument/2006/relationships">
+<w:ftr xmlns:wpc="http://schemas.microsoft.com/office/word/2010/wordprocessingCanvas" xmlns:mc="http://schemas.openxmlformats.org/markup-compatibility/2006" xmlns:o="urn:schemas-microsoft-com:office:office" xmlns:r="http://schemas.openxmlformats.org/officeDocument/2006/relationships" xmlns:m="http://schemas.openxmlformats.org/officeDocument/2006/math" xmlns:v="urn:schemas-microsoft-com:vml" xmlns:wp14="http://schemas.microsoft.com/office/word/2010/wordprocessingDrawing" xmlns:wp="http://schemas.openxmlformats.org/drawingml/2006/wordprocessingDrawing" xmlns:w10="urn:schemas-microsoft-com:office:word" xmlns:w="http://schemas.openxmlformats.org/wordprocessingml/2006/main" xmlns:w14="http://schemas.microsoft.com/office/word/2010/wordml" xmlns:w15="http://schemas.microsoft.com/office/word/2012/wordml" xmlns:w16se="http://schemas.microsoft.com/office/word/2015/wordml/symex" xmlns:w16cid="http://schemas.microsoft.com/office/word/2016/wordml/cid" xmlns:w16="http://schemas.microsoft.com/office/word/2018/wordml" xmlns:w16cex="http://schemas.microsoft.com/office/word/2018/wordml/cex" xmlns:w16sdtdh="http://schemas.microsoft.com/office/word/2020/wordml/sdtdatahash" xmlns:wne="http://schemas.microsoft.com/office/word/2006/wordml" xmlns:wpg="http://schemas.microsoft.com/office/word/2010/wordprocessingGroup" xmlns:wps="http://schemas.microsoft.com/office/word/2010/wordprocessingShape">
   <w:p>
     <w:pPr>
       <w:pStyle w:val="Rodap"/>

--- a/manuscript/Alves ER et al JMV 2026.docx
+++ b/manuscript/Alves ER et al JMV 2026.docx
@@ -2249,9 +2249,6 @@
         </w:rPr>
         <w:t xml:space="preserve">The demographic and clinical results refer to the cases of 2016–2026 defined in the Methods, with 2026 a partial year (January–September). Dengue cases were concentrated among adults aged 20–59 years (10,477,652 of 16,773,732 cases with known age, 62.5%), with lower frequencies among children and older adults (Figure 6A). Most cases were recorded in women (9,191,414) when compared to men (7,589,052), corresponding to a female-to-male ratio of 1.21 (Figure 6B). The most affected age groups for chikungunya were 20–39 years (536,330 cases) and 40–59 years (496,275 cases) (Figure 6A). Women accounted for 973,344 cases, compared with </w:t>
       </w:r>
-      <w:commentRangeStart w:id="12"/>
-      <w:commentRangeStart w:id="32"/>
-      <w:commentRangeStart w:id="61"/>
       <w:r>
         <w:rPr>
           <w:rFonts w:ascii="Times New Roman" w:hAnsi="Times New Roman" w:eastAsia="Times New Roman" w:cs="Times New Roman"/>
@@ -2260,26 +2257,20 @@
         </w:rPr>
         <w:t>624,457</w:t>
       </w:r>
-      <w:commentRangeEnd w:id="12"/>
       <w:r>
         <w:rPr>
           <w:rStyle w:val="CommentReference"/>
         </w:rPr>
-        <w:commentReference w:id="12"/>
-      </w:r>
-      <w:commentRangeEnd w:id="32"/>
+      </w:r>
       <w:r>
         <w:rPr>
           <w:rStyle w:val="CommentReference"/>
         </w:rPr>
-        <w:commentReference w:id="32"/>
-      </w:r>
-      <w:commentRangeEnd w:id="61"/>
+      </w:r>
       <w:r>
         <w:rPr>
           <w:rStyle w:val="CommentReference"/>
         </w:rPr>
-        <w:commentReference w:id="61"/>
       </w:r>
       <w:r>
         <w:rPr>
@@ -3332,7 +3323,6 @@
         </w:rPr>
         <w:t xml:space="preserve">. Third, 2026 is a partial year (January–September) that was annualized from the months reported; because October to December accounted for only 4.8%, 6.4%, and 4.2% of the dengue, chikungunya, and Zika cases of 2016–2025, this overstates the incidence of 2026, which was nevertheless kept in the trends, the mean incidence, and the spatial statistics; the trends, in particular, rest on a last annual value that is partial. Fourth, the national SINAN files contain no chikungunya or Zika notification for Espírito Santo in 2021, although the state reported cases of both diseases that year through its own notification system </w:t>
       </w:r>
-      <w:commentRangeStart w:id="46"/>
       <w:r>
         <w:rPr>
           <w:rStyle w:val="CitationRef"/>
@@ -3343,12 +3333,10 @@
         </w:rPr>
         <w:t>69</w:t>
       </w:r>
-      <w:commentRangeEnd w:id="46"/>
       <w:r>
         <w:rPr>
           <w:rStyle w:val="CommentReference"/>
         </w:rPr>
-        <w:commentReference w:id="46"/>
       </w:r>
       <w:r>
         <w:rPr>
@@ -6324,12 +6312,13 @@
       </w:r>
       <w:r/>
       <w:r/>
+      <w:r/>
       <w:r>
         <w:t>Adicionar o numero de casos em homens.</w:t>
       </w:r>
     </w:p>
   </w:comment>
-  <w:comment w:id="46" w:author="Claude for ERA" w:initials="C" w:date="2026-10-22T00:15:05Z">
+  <w:comment w:id="32" w:author="Claude for ERA" w:initials="C" w:date="2026-10-22T00:15:04Z">
     <w:p>
       <w:r>
         <w:rPr>
@@ -6339,20 +6328,6 @@
       </w:r>
       <w:r/>
       <w:r/>
-      <w:r>
-        <w:t>docs/FIGURE_CAPTIONS.md quotes 2,901 chikungunya and 872 Zika cases reported by Espírito Santo for January–October 2021, but the cited page could not be read, so the numbers were left out. Please verify them (or cite the SESA-ES bulletin) before adding them.</w:t>
-      </w:r>
-    </w:p>
-  </w:comment>
-  <w:comment w:id="32" w:author="Claude for ERA" w:initials="C" w:date="2026-10-22T00:15:04Z">
-    <w:p>
-      <w:r>
-        <w:rPr>
-          <w:rStyle w:val="CommentReference"/>
-        </w:rPr>
-        <w:annotationRef/>
-      </w:r>
-      <w:r/>
       <w:r/>
       <w:r>
         <w:t>Added: 800,258 men (data of Figure 5B, 2017–2025).</w:t>
@@ -6367,6 +6342,7 @@
         </w:rPr>
         <w:annotationRef/>
       </w:r>
+      <w:r/>
       <w:r/>
       <w:r>
         <w:t>Updated: 624,457 men (cases of 2016–2026, discarded notifications excluded; 2026 is January–September).</w:t>
@@ -6378,28 +6354,25 @@
 
 <file path=word/commentsExtended.xml><?xml version="1.0" encoding="utf-8"?>
 <w15:commentsEx xmlns:wpc="http://schemas.microsoft.com/office/word/2010/wordprocessingCanvas" xmlns:cx="http://schemas.microsoft.com/office/drawing/2014/chartex" xmlns:cx1="http://schemas.microsoft.com/office/drawing/2015/9/8/chartex" xmlns:cx2="http://schemas.microsoft.com/office/drawing/2015/10/21/chartex" xmlns:cx3="http://schemas.microsoft.com/office/drawing/2016/5/9/chartex" xmlns:cx4="http://schemas.microsoft.com/office/drawing/2016/5/10/chartex" xmlns:cx5="http://schemas.microsoft.com/office/drawing/2016/5/11/chartex" xmlns:cx6="http://schemas.microsoft.com/office/drawing/2016/5/12/chartex" xmlns:cx7="http://schemas.microsoft.com/office/drawing/2016/5/13/chartex" xmlns:cx8="http://schemas.microsoft.com/office/drawing/2016/5/14/chartex" xmlns:mc="http://schemas.openxmlformats.org/markup-compatibility/2006" xmlns:aink="http://schemas.microsoft.com/office/drawing/2016/ink" xmlns:am3d="http://schemas.microsoft.com/office/drawing/2017/model3d" xmlns:o="urn:schemas-microsoft-com:office:office" xmlns:oel="http://schemas.microsoft.com/office/2019/extlst" xmlns:r="http://schemas.openxmlformats.org/officeDocument/2006/relationships" xmlns:m="http://schemas.openxmlformats.org/officeDocument/2006/math" xmlns:v="urn:schemas-microsoft-com:vml" xmlns:wp14="http://schemas.microsoft.com/office/word/2010/wordprocessingDrawing" xmlns:wp="http://schemas.openxmlformats.org/drawingml/2006/wordprocessingDrawing" xmlns:w10="urn:schemas-microsoft-com:office:word" xmlns:w="http://schemas.openxmlformats.org/wordprocessingml/2006/main" xmlns:w14="http://schemas.microsoft.com/office/word/2010/wordml" xmlns:w15="http://schemas.microsoft.com/office/word/2012/wordml" xmlns:w16cex="http://schemas.microsoft.com/office/word/2018/wordml/cex" xmlns:w16cid="http://schemas.microsoft.com/office/word/2016/wordml/cid" xmlns:w16="http://schemas.microsoft.com/office/word/2018/wordml" xmlns:w16du="http://schemas.microsoft.com/office/word/2023/wordml/word16du" xmlns:w16sdtdh="http://schemas.microsoft.com/office/word/2020/wordml/sdtdatahash" xmlns:w16sdtfl="http://schemas.microsoft.com/office/word/2024/wordml/sdtformatlock" xmlns:w16se="http://schemas.microsoft.com/office/word/2015/wordml/symex" xmlns:wpg="http://schemas.microsoft.com/office/word/2010/wordprocessingGroup" xmlns:wpi="http://schemas.microsoft.com/office/word/2010/wordprocessingInk" xmlns:wne="http://schemas.microsoft.com/office/word/2006/wordml" xmlns:wps="http://schemas.microsoft.com/office/word/2010/wordprocessingShape" mc:Ignorable="w14 w15 w16se w16cid w16 w16cex w16sdtdh w16sdtfl w16du wp14">
-  <w15:commentEx w15:paraId="3FABDEB3" w15:done="1"/>
-  <w15:commentEx w15:paraId="156C7F2C" w15:done="0"/>
-  <w15:commentEx w15:paraId="362AEDFE" w15:done="0" w15:paraIdParent="3FABDEB3"/>
-  <w15:commentEx w15:paraId="30605E06" w15:done="0" w15:paraIdParent="3FABDEB3"/>
+  <w15:commentEx w15:paraId="5812F38D" w15:done="1"/>
+  <w15:commentEx w15:paraId="49F033C3" w15:done="0" w15:paraIdParent="5812F38D"/>
+  <w15:commentEx w15:paraId="6D045D77" w15:done="0" w15:paraIdParent="5812F38D"/>
 </w15:commentsEx>
 </file>
 
 <file path=word/commentsExtensible.xml><?xml version="1.0" encoding="utf-8"?>
 <w16cex:commentsExtensible xmlns:wpc="http://schemas.microsoft.com/office/word/2010/wordprocessingCanvas" xmlns:cx="http://schemas.microsoft.com/office/drawing/2014/chartex" xmlns:cx1="http://schemas.microsoft.com/office/drawing/2015/9/8/chartex" xmlns:cx2="http://schemas.microsoft.com/office/drawing/2015/10/21/chartex" xmlns:cx3="http://schemas.microsoft.com/office/drawing/2016/5/9/chartex" xmlns:cx4="http://schemas.microsoft.com/office/drawing/2016/5/10/chartex" xmlns:cx5="http://schemas.microsoft.com/office/drawing/2016/5/11/chartex" xmlns:cx6="http://schemas.microsoft.com/office/drawing/2016/5/12/chartex" xmlns:cx7="http://schemas.microsoft.com/office/drawing/2016/5/13/chartex" xmlns:cx8="http://schemas.microsoft.com/office/drawing/2016/5/14/chartex" xmlns:mc="http://schemas.openxmlformats.org/markup-compatibility/2006" xmlns:aink="http://schemas.microsoft.com/office/drawing/2016/ink" xmlns:am3d="http://schemas.microsoft.com/office/drawing/2017/model3d" xmlns:o="urn:schemas-microsoft-com:office:office" xmlns:oel="http://schemas.microsoft.com/office/2019/extlst" xmlns:r="http://schemas.openxmlformats.org/officeDocument/2006/relationships" xmlns:m="http://schemas.openxmlformats.org/officeDocument/2006/math" xmlns:v="urn:schemas-microsoft-com:vml" xmlns:wp14="http://schemas.microsoft.com/office/word/2010/wordprocessingDrawing" xmlns:wp="http://schemas.openxmlformats.org/drawingml/2006/wordprocessingDrawing" xmlns:w10="urn:schemas-microsoft-com:office:word" xmlns:w="http://schemas.openxmlformats.org/wordprocessingml/2006/main" xmlns:w14="http://schemas.microsoft.com/office/word/2010/wordml" xmlns:w15="http://schemas.microsoft.com/office/word/2012/wordml" xmlns:w16cex="http://schemas.microsoft.com/office/word/2018/wordml/cex" xmlns:w16cid="http://schemas.microsoft.com/office/word/2016/wordml/cid" xmlns:w16="http://schemas.microsoft.com/office/word/2018/wordml" xmlns:w16du="http://schemas.microsoft.com/office/word/2023/wordml/word16du" xmlns:w16sdtdh="http://schemas.microsoft.com/office/word/2020/wordml/sdtdatahash" xmlns:w16sdtfl="http://schemas.microsoft.com/office/word/2024/wordml/sdtformatlock" xmlns:w16se="http://schemas.microsoft.com/office/word/2015/wordml/symex" xmlns:wpg="http://schemas.microsoft.com/office/word/2010/wordprocessingGroup" xmlns:wpi="http://schemas.microsoft.com/office/word/2010/wordprocessingInk" xmlns:wne="http://schemas.microsoft.com/office/word/2006/wordml" xmlns:wps="http://schemas.microsoft.com/office/word/2010/wordprocessingShape" mc:Ignorable="w14 w15 w16se w16cid w16 w16cex w16sdtdh w16sdtfl w16du wp14">
-  <w16cex:commentExtensible w16cex:durableId="12DA153F" w16cex:dateUtc="2026-10-08T14:45:00Z"/>
-  <w16cex:commentExtensible w16cex:durableId="4BBA4491" w16cex:dateUtc="2026-10-22T00:15:05Z"/>
-  <w16cex:commentExtensible w16cex:durableId="69FC4500" w16cex:dateUtc="2026-10-22T00:15:04Z"/>
-  <w16cex:commentExtensible w16cex:durableId="47E383FA" w16cex:dateUtc="2026-10-22T22:20:41Z"/>
+  <w16cex:commentExtensible w16cex:durableId="7BBF64B4" w16cex:dateUtc="2026-10-08T14:45:00Z"/>
+  <w16cex:commentExtensible w16cex:durableId="72B4B796" w16cex:dateUtc="2026-10-22T00:15:04Z"/>
+  <w16cex:commentExtensible w16cex:durableId="4E8D11A6" w16cex:dateUtc="2026-10-22T22:20:41Z"/>
 </w16cex:commentsExtensible>
 </file>
 
 <file path=word/commentsIds.xml><?xml version="1.0" encoding="utf-8"?>
 <w16cid:commentsIds xmlns:wpc="http://schemas.microsoft.com/office/word/2010/wordprocessingCanvas" xmlns:cx="http://schemas.microsoft.com/office/drawing/2014/chartex" xmlns:cx1="http://schemas.microsoft.com/office/drawing/2015/9/8/chartex" xmlns:cx2="http://schemas.microsoft.com/office/drawing/2015/10/21/chartex" xmlns:cx3="http://schemas.microsoft.com/office/drawing/2016/5/9/chartex" xmlns:cx4="http://schemas.microsoft.com/office/drawing/2016/5/10/chartex" xmlns:cx5="http://schemas.microsoft.com/office/drawing/2016/5/11/chartex" xmlns:cx6="http://schemas.microsoft.com/office/drawing/2016/5/12/chartex" xmlns:cx7="http://schemas.microsoft.com/office/drawing/2016/5/13/chartex" xmlns:cx8="http://schemas.microsoft.com/office/drawing/2016/5/14/chartex" xmlns:mc="http://schemas.openxmlformats.org/markup-compatibility/2006" xmlns:aink="http://schemas.microsoft.com/office/drawing/2016/ink" xmlns:am3d="http://schemas.microsoft.com/office/drawing/2017/model3d" xmlns:o="urn:schemas-microsoft-com:office:office" xmlns:oel="http://schemas.microsoft.com/office/2019/extlst" xmlns:r="http://schemas.openxmlformats.org/officeDocument/2006/relationships" xmlns:m="http://schemas.openxmlformats.org/officeDocument/2006/math" xmlns:v="urn:schemas-microsoft-com:vml" xmlns:wp14="http://schemas.microsoft.com/office/word/2010/wordprocessingDrawing" xmlns:wp="http://schemas.openxmlformats.org/drawingml/2006/wordprocessingDrawing" xmlns:w10="urn:schemas-microsoft-com:office:word" xmlns:w="http://schemas.openxmlformats.org/wordprocessingml/2006/main" xmlns:w14="http://schemas.microsoft.com/office/word/2010/wordml" xmlns:w15="http://schemas.microsoft.com/office/word/2012/wordml" xmlns:w16cex="http://schemas.microsoft.com/office/word/2018/wordml/cex" xmlns:w16cid="http://schemas.microsoft.com/office/word/2016/wordml/cid" xmlns:w16="http://schemas.microsoft.com/office/word/2018/wordml" xmlns:w16du="http://schemas.microsoft.com/office/word/2023/wordml/word16du" xmlns:w16sdtdh="http://schemas.microsoft.com/office/word/2020/wordml/sdtdatahash" xmlns:w16sdtfl="http://schemas.microsoft.com/office/word/2024/wordml/sdtformatlock" xmlns:w16se="http://schemas.microsoft.com/office/word/2015/wordml/symex" xmlns:wpg="http://schemas.microsoft.com/office/word/2010/wordprocessingGroup" xmlns:wpi="http://schemas.microsoft.com/office/word/2010/wordprocessingInk" xmlns:wne="http://schemas.microsoft.com/office/word/2006/wordml" xmlns:wps="http://schemas.microsoft.com/office/word/2010/wordprocessingShape" mc:Ignorable="w14 w15 w16se w16cid w16 w16cex w16sdtdh w16sdtfl w16du wp14">
-  <w16cid:commentId w16cid:paraId="3FABDEB3" w16cid:durableId="12DA153F"/>
-  <w16cid:commentId w16cid:paraId="156C7F2C" w16cid:durableId="4BBA4491"/>
-  <w16cid:commentId w16cid:paraId="362AEDFE" w16cid:durableId="69FC4500"/>
-  <w16cid:commentId w16cid:paraId="30605E06" w16cid:durableId="47E383FA"/>
+  <w16cid:commentId w16cid:paraId="5812F38D" w16cid:durableId="7BBF64B4"/>
+  <w16cid:commentId w16cid:paraId="49F033C3" w16cid:durableId="72B4B796"/>
+  <w16cid:commentId w16cid:paraId="6D045D77" w16cid:durableId="4E8D11A6"/>
 </w16cid:commentsIds>
 </file>
 
